--- a/backend/src/assets/legal-templates/A0.docx
+++ b/backend/src/assets/legal-templates/A0.docx
@@ -1594,7 +1594,6 @@
       <w:r>
         <w:rPr>
           <w:rFonts w:ascii="TH SarabunPSK" w:hAnsi="TH SarabunPSK" w:cs="TH SarabunPSK"/>
-          <w:color w:val="FF0000"/>
           <w:spacing w:val="-4"/>
           <w:sz w:val="32"/>
           <w:szCs w:val="32"/>
@@ -1605,7 +1604,6 @@
       <w:r>
         <w:rPr>
           <w:rFonts w:ascii="TH SarabunPSK" w:hAnsi="TH SarabunPSK" w:cs="TH SarabunPSK"/>
-          <w:color w:val="FF0000"/>
           <w:spacing w:val="-4"/>
           <w:sz w:val="32"/>
           <w:szCs w:val="32"/>

--- a/backend/src/assets/legal-templates/A0.docx
+++ b/backend/src/assets/legal-templates/A0.docx
@@ -1,6 +1,6 @@
 
 <file path=word/document.xml><?xml version="1.0" encoding="utf-8"?>
-<w:document xmlns:wpc="http://schemas.microsoft.com/office/word/2010/wordprocessingCanvas" xmlns:cx="http://schemas.microsoft.com/office/drawing/2014/chartex" xmlns:cx1="http://schemas.microsoft.com/office/drawing/2015/9/8/chartex" xmlns:cx2="http://schemas.microsoft.com/office/drawing/2015/10/21/chartex" xmlns:cx3="http://schemas.microsoft.com/office/drawing/2016/5/9/chartex" xmlns:cx4="http://schemas.microsoft.com/office/drawing/2016/5/10/chartex" xmlns:cx5="http://schemas.microsoft.com/office/drawing/2016/5/11/chartex" xmlns:cx6="http://schemas.microsoft.com/office/drawing/2016/5/12/chartex" xmlns:cx7="http://schemas.microsoft.com/office/drawing/2016/5/13/chartex" xmlns:cx8="http://schemas.microsoft.com/office/drawing/2016/5/14/chartex" xmlns:mc="http://schemas.openxmlformats.org/markup-compatibility/2006" xmlns:aink="http://schemas.microsoft.com/office/drawing/2016/ink" xmlns:am3d="http://schemas.microsoft.com/office/drawing/2017/model3d" xmlns:o="urn:schemas-microsoft-com:office:office" xmlns:oel="http://schemas.microsoft.com/office/2019/extlst" xmlns:r="http://schemas.openxmlformats.org/officeDocument/2006/relationships" xmlns:m="http://schemas.openxmlformats.org/officeDocument/2006/math" xmlns:v="urn:schemas-microsoft-com:vml" xmlns:wp14="http://schemas.microsoft.com/office/word/2010/wordprocessingDrawing" xmlns:wp="http://schemas.openxmlformats.org/drawingml/2006/wordprocessingDrawing" xmlns:w10="urn:schemas-microsoft-com:office:word" xmlns:w="http://schemas.openxmlformats.org/wordprocessingml/2006/main" xmlns:w14="http://schemas.microsoft.com/office/word/2010/wordml" xmlns:w15="http://schemas.microsoft.com/office/word/2012/wordml" xmlns:w16cex="http://schemas.microsoft.com/office/word/2018/wordml/cex" xmlns:w16cid="http://schemas.microsoft.com/office/word/2016/wordml/cid" xmlns:w16="http://schemas.microsoft.com/office/word/2018/wordml" xmlns:w16du="http://schemas.microsoft.com/office/word/2023/wordml/word16du" xmlns:w16sdtdh="http://schemas.microsoft.com/office/word/2020/wordml/sdtdatahash" xmlns:w16sdtfl="http://schemas.microsoft.com/office/word/2024/wordml/sdtformatlock" xmlns:w16se="http://schemas.microsoft.com/office/word/2015/wordml/symex" xmlns:wpg="http://schemas.microsoft.com/office/word/2010/wordprocessingGroup" xmlns:wpi="http://schemas.microsoft.com/office/word/2010/wordprocessingInk" xmlns:wne="http://schemas.microsoft.com/office/word/2006/wordml" xmlns:wps="http://schemas.microsoft.com/office/word/2010/wordprocessingShape" mc:Ignorable="w14 w15 w16se w16cid w16 w16cex w16sdtdh w16sdtfl w16du wp14">
+<w:document xmlns:wpc="http://schemas.microsoft.com/office/word/2010/wordprocessingCanvas" xmlns:cx="http://schemas.microsoft.com/office/drawing/2014/chartex" xmlns:cx1="http://schemas.microsoft.com/office/drawing/2015/9/8/chartex" xmlns:cx2="http://schemas.microsoft.com/office/drawing/2015/10/21/chartex" xmlns:cx3="http://schemas.microsoft.com/office/drawing/2016/5/9/chartex" xmlns:cx4="http://schemas.microsoft.com/office/drawing/2016/5/10/chartex" xmlns:cx5="http://schemas.microsoft.com/office/drawing/2016/5/11/chartex" xmlns:cx6="http://schemas.microsoft.com/office/drawing/2016/5/12/chartex" xmlns:cx7="http://schemas.microsoft.com/office/drawing/2016/5/13/chartex" xmlns:cx8="http://schemas.microsoft.com/office/drawing/2016/5/14/chartex" xmlns:mc="http://schemas.openxmlformats.org/markup-compatibility/2006" xmlns:aink="http://schemas.microsoft.com/office/drawing/2016/ink" xmlns:am3d="http://schemas.microsoft.com/office/drawing/2017/model3d" xmlns:o="urn:schemas-microsoft-com:office:office" xmlns:oel="http://schemas.microsoft.com/office/2019/extlst" xmlns:r="http://schemas.openxmlformats.org/officeDocument/2006/relationships" xmlns:m="http://schemas.openxmlformats.org/officeDocument/2006/math" xmlns:v="urn:schemas-microsoft-com:vml" xmlns:wp14="http://schemas.microsoft.com/office/word/2010/wordprocessingDrawing" xmlns:wp="http://schemas.openxmlformats.org/drawingml/2006/wordprocessingDrawing" xmlns:w10="urn:schemas-microsoft-com:office:word" xmlns:w="http://schemas.openxmlformats.org/wordprocessingml/2006/main" xmlns:w14="http://schemas.microsoft.com/office/word/2010/wordml" xmlns:w15="http://schemas.microsoft.com/office/word/2012/wordml" xmlns:w16cex="http://schemas.microsoft.com/office/word/2018/wordml/cex" xmlns:w16cid="http://schemas.microsoft.com/office/word/2016/wordml/cid" xmlns:w16="http://schemas.microsoft.com/office/word/2018/wordml" xmlns:w16sdtdh="http://schemas.microsoft.com/office/word/2020/wordml/sdtdatahash" xmlns:w16se="http://schemas.microsoft.com/office/word/2015/wordml/symex" xmlns:wpg="http://schemas.microsoft.com/office/word/2010/wordprocessingGroup" xmlns:wpi="http://schemas.microsoft.com/office/word/2010/wordprocessingInk" xmlns:wne="http://schemas.microsoft.com/office/word/2006/wordml" xmlns:wps="http://schemas.microsoft.com/office/word/2010/wordprocessingShape" mc:Ignorable="w14 w15 w16se w16cid w16 w16cex w16sdtdh wp14">
   <w:body>
     <w:p>
       <w:pPr>
@@ -115,29 +115,56 @@
           <w:szCs w:val="32"/>
           <w:cs/>
         </w:rPr>
-        <w:t xml:space="preserve">ฉบับนี้ทำขึ้น เมื่อวันที่ </w:t>
-      </w:r>
-      <w:r>
-        <w:rPr>
-          <w:rFonts w:ascii="TH SarabunPSK" w:hAnsi="TH SarabunPSK" w:cs="TH SarabunPSK"/>
-          <w:sz w:val="32"/>
-          <w:szCs w:val="32"/>
-          <w:u w:val="dotted"/>
-          <w:cs/>
-        </w:rPr>
-        <w:t xml:space="preserve">{{agreement.day}} เดือน {{agreement.month}} พ.ศ. {{agreement.year}} ณ </w:t>
-      </w:r>
-      <w:r>
-        <w:rPr>
-          <w:rFonts w:ascii="TH SarabunPSK" w:hAnsi="TH SarabunPSK" w:cs="TH SarabunPSK"/>
-          <w:sz w:val="32"/>
-          <w:szCs w:val="32"/>
+        <w:t xml:space="preserve">ฉบับนี้ทำขึ้น </w:t>
+      </w:r>
+      <w:r>
+        <w:rPr>
+          <w:rFonts w:ascii="TH SarabunPSK" w:hAnsi="TH SarabunPSK" w:cs="TH SarabunPSK"/>
+          <w:sz w:val="32"/>
+          <w:szCs w:val="32"/>
+          <w:cs/>
+        </w:rPr>
+        <w:t xml:space="preserve">เมื่อวันที่ {{agreement.day}} เดือน {{agreement.month}} พ.ศ. {{agreement.year}} ณ </w:t>
+      </w:r>
+      <w:r>
+        <w:rPr>
+          <w:rFonts w:ascii="TH SarabunPSK" w:hAnsi="TH SarabunPSK" w:cs="TH SarabunPSK"/>
+          <w:sz w:val="32"/>
+          <w:szCs w:val="32"/>
+          <w:u w:val="dotted"/>
+          <w:cs/>
+        </w:rPr>
+      </w:r>
+      <w:r>
+        <w:rPr>
+          <w:rFonts w:ascii="TH SarabunPSK" w:hAnsi="TH SarabunPSK" w:cs="TH SarabunPSK" w:hint="cs"/>
+          <w:sz w:val="32"/>
+          <w:szCs w:val="32"/>
+          <w:u w:val="dotted"/>
           <w:cs/>
         </w:rPr>
         <w:t xml:space="preserve"/>
       </w:r>
       <w:r>
         <w:rPr>
+          <w:rFonts w:ascii="TH SarabunPSK" w:hAnsi="TH SarabunPSK" w:cs="TH SarabunPSK"/>
+          <w:sz w:val="32"/>
+          <w:szCs w:val="32"/>
+          <w:u w:val="dotted"/>
+          <w:cs/>
+        </w:rPr>
+      </w:r>
+      <w:r>
+        <w:rPr>
+          <w:rFonts w:ascii="TH SarabunPSK" w:hAnsi="TH SarabunPSK" w:cs="TH SarabunPSK"/>
+          <w:sz w:val="32"/>
+          <w:szCs w:val="32"/>
+          <w:u w:val="dotted"/>
+          <w:cs/>
+        </w:rPr>
+      </w:r>
+      <w:r>
+        <w:rPr>
           <w:rFonts w:ascii="TH SarabunPSK" w:hAnsi="TH SarabunPSK" w:cs="TH SarabunPSK" w:hint="cs"/>
           <w:sz w:val="32"/>
           <w:szCs w:val="32"/>
@@ -153,11 +180,102 @@
           <w:szCs w:val="32"/>
           <w:cs/>
         </w:rPr>
+        <w:t/>
+      </w:r>
+      <w:r>
+        <w:rPr>
+          <w:rFonts w:ascii="TH SarabunPSK" w:hAnsi="TH SarabunPSK" w:cs="TH SarabunPSK" w:hint="cs"/>
+          <w:sz w:val="32"/>
+          <w:szCs w:val="32"/>
+          <w:u w:val="dotted"/>
+          <w:cs/>
+        </w:rPr>
         <w:t xml:space="preserve"/>
       </w:r>
       <w:r>
         <w:rPr>
           <w:rFonts w:ascii="TH SarabunPSK" w:hAnsi="TH SarabunPSK" w:cs="TH SarabunPSK"/>
+          <w:sz w:val="32"/>
+          <w:szCs w:val="32"/>
+          <w:u w:val="dotted"/>
+          <w:cs/>
+        </w:rPr>
+      </w:r>
+      <w:r>
+        <w:rPr>
+          <w:rFonts w:ascii="TH SarabunPSK" w:hAnsi="TH SarabunPSK" w:cs="TH SarabunPSK"/>
+          <w:sz w:val="32"/>
+          <w:szCs w:val="32"/>
+          <w:u w:val="dotted"/>
+          <w:cs/>
+        </w:rPr>
+      </w:r>
+      <w:r>
+        <w:rPr>
+          <w:rFonts w:ascii="TH SarabunPSK" w:hAnsi="TH SarabunPSK" w:cs="TH SarabunPSK"/>
+          <w:sz w:val="32"/>
+          <w:szCs w:val="32"/>
+          <w:u w:val="dotted"/>
+          <w:cs/>
+        </w:rPr>
+      </w:r>
+      <w:r>
+        <w:rPr>
+          <w:rFonts w:ascii="TH SarabunPSK" w:hAnsi="TH SarabunPSK" w:cs="TH SarabunPSK"/>
+          <w:sz w:val="32"/>
+          <w:szCs w:val="32"/>
+          <w:u w:val="dotted"/>
+          <w:cs/>
+        </w:rPr>
+      </w:r>
+      <w:r>
+        <w:rPr>
+          <w:rFonts w:ascii="TH SarabunPSK" w:hAnsi="TH SarabunPSK" w:cs="TH SarabunPSK"/>
+          <w:sz w:val="32"/>
+          <w:szCs w:val="32"/>
+          <w:cs/>
+        </w:rPr>
+        <w:t/>
+      </w:r>
+      <w:r>
+        <w:rPr>
+          <w:rFonts w:ascii="TH SarabunPSK" w:hAnsi="TH SarabunPSK" w:cs="TH SarabunPSK"/>
+          <w:sz w:val="32"/>
+          <w:szCs w:val="32"/>
+          <w:cs/>
+        </w:rPr>
+        <w:t xml:space="preserve"/>
+      </w:r>
+      <w:r>
+        <w:rPr>
+          <w:rFonts w:ascii="TH SarabunPSK" w:hAnsi="TH SarabunPSK" w:cs="TH SarabunPSK"/>
+          <w:sz w:val="32"/>
+          <w:szCs w:val="32"/>
+          <w:u w:val="dotted"/>
+          <w:cs/>
+        </w:rPr>
+      </w:r>
+      <w:r>
+        <w:rPr>
+          <w:rFonts w:ascii="TH SarabunPSK" w:hAnsi="TH SarabunPSK" w:cs="TH SarabunPSK"/>
+          <w:sz w:val="32"/>
+          <w:szCs w:val="32"/>
+          <w:u w:val="dotted"/>
+          <w:cs/>
+        </w:rPr>
+      </w:r>
+      <w:r>
+        <w:rPr>
+          <w:rFonts w:ascii="TH SarabunPSK" w:hAnsi="TH SarabunPSK" w:cs="TH SarabunPSK"/>
+          <w:sz w:val="32"/>
+          <w:szCs w:val="32"/>
+          <w:u w:val="dotted"/>
+          <w:cs/>
+        </w:rPr>
+      </w:r>
+      <w:r>
+        <w:rPr>
+          <w:rFonts w:ascii="TH SarabunPSK" w:hAnsi="TH SarabunPSK" w:cs="TH SarabunPSK" w:hint="cs"/>
           <w:sz w:val="32"/>
           <w:szCs w:val="32"/>
           <w:u w:val="dotted"/>
@@ -565,148 +683,671 @@
           <w:u w:val="dotted"/>
           <w:cs/>
         </w:rPr>
-        <w:t xml:space="preserve">{{org.name}} ตั้งอยู่เลขที่ {{org.addressNo}} ถนน {{org.road}} แขวง/ตำบล {{org.subdistrict}} เขต/อำเภอ {{org.district}} จังหวัด {{org.province}} โดย {{signatory.fullName}} ตำแหน่ง {{signatory.position}} ผู้มีอำนาจ</w:t>
-      </w:r>
-      <w:r>
-        <w:rPr>
-          <w:rFonts w:ascii="TH SarabunPSK" w:hAnsi="TH SarabunPSK" w:cs="TH SarabunPSK" w:hint="cs"/>
-          <w:sz w:val="32"/>
-          <w:szCs w:val="32"/>
-          <w:cs/>
-        </w:rPr>
-        <w:t xml:space="preserve"/>
-      </w:r>
-      <w:r>
-        <w:rPr>
-          <w:rFonts w:ascii="TH SarabunPSK" w:hAnsi="TH SarabunPSK" w:cs="TH SarabunPSK"/>
-          <w:sz w:val="32"/>
-          <w:szCs w:val="32"/>
-          <w:u w:val="dotted"/>
-          <w:cs/>
-        </w:rPr>
-        <w:t xml:space="preserve"/>
-      </w:r>
-      <w:r>
-        <w:rPr>
-          <w:rFonts w:ascii="TH SarabunPSK" w:hAnsi="TH SarabunPSK" w:cs="TH SarabunPSK" w:hint="cs"/>
-          <w:sz w:val="32"/>
-          <w:szCs w:val="32"/>
-          <w:cs/>
-        </w:rPr>
-        <w:t xml:space="preserve"/>
-      </w:r>
-      <w:r>
-        <w:rPr>
-          <w:rFonts w:ascii="TH SarabunPSK" w:hAnsi="TH SarabunPSK" w:cs="TH SarabunPSK"/>
-          <w:sz w:val="32"/>
-          <w:szCs w:val="32"/>
-          <w:u w:val="dotted"/>
-          <w:cs/>
-        </w:rPr>
-        <w:t xml:space="preserve"/>
-      </w:r>
-      <w:r>
-        <w:rPr>
-          <w:rFonts w:ascii="TH SarabunPSK" w:hAnsi="TH SarabunPSK" w:cs="TH SarabunPSK" w:hint="cs"/>
-          <w:sz w:val="32"/>
-          <w:szCs w:val="32"/>
-          <w:cs/>
-        </w:rPr>
-        <w:t xml:space="preserve"/>
-      </w:r>
-      <w:r>
-        <w:rPr>
-          <w:rFonts w:ascii="TH SarabunPSK" w:hAnsi="TH SarabunPSK" w:cs="TH SarabunPSK"/>
-          <w:sz w:val="32"/>
-          <w:szCs w:val="32"/>
-          <w:u w:val="dotted"/>
-          <w:cs/>
-        </w:rPr>
-        <w:t xml:space="preserve"/>
-      </w:r>
-      <w:r>
-        <w:rPr>
-          <w:rFonts w:ascii="TH SarabunPSK" w:hAnsi="TH SarabunPSK" w:cs="TH SarabunPSK" w:hint="cs"/>
-          <w:sz w:val="32"/>
-          <w:szCs w:val="32"/>
-          <w:cs/>
-        </w:rPr>
-        <w:t xml:space="preserve"/>
-      </w:r>
-      <w:r>
-        <w:rPr>
-          <w:rFonts w:ascii="TH SarabunPSK" w:hAnsi="TH SarabunPSK" w:cs="TH SarabunPSK"/>
-          <w:sz w:val="32"/>
-          <w:szCs w:val="32"/>
-          <w:u w:val="dotted"/>
-          <w:cs/>
-        </w:rPr>
-        <w:t xml:space="preserve"/>
-      </w:r>
-      <w:r>
-        <w:rPr>
-          <w:rFonts w:ascii="TH SarabunPSK" w:hAnsi="TH SarabunPSK" w:cs="TH SarabunPSK" w:hint="cs"/>
-          <w:sz w:val="32"/>
-          <w:szCs w:val="32"/>
-          <w:cs/>
-        </w:rPr>
-        <w:t xml:space="preserve"/>
-      </w:r>
-      <w:r>
-        <w:rPr>
-          <w:rFonts w:ascii="TH SarabunPSK" w:hAnsi="TH SarabunPSK" w:cs="TH SarabunPSK"/>
-          <w:sz w:val="32"/>
-          <w:szCs w:val="32"/>
-          <w:u w:val="dotted"/>
-          <w:cs/>
-        </w:rPr>
-        <w:t xml:space="preserve"/>
-      </w:r>
-      <w:r>
-        <w:rPr>
-          <w:rFonts w:ascii="TH SarabunPSK" w:hAnsi="TH SarabunPSK" w:cs="TH SarabunPSK"/>
-          <w:sz w:val="32"/>
-          <w:szCs w:val="32"/>
-          <w:cs/>
-        </w:rPr>
-        <w:t xml:space="preserve"/>
-      </w:r>
-      <w:r>
-        <w:rPr>
-          <w:rFonts w:ascii="TH SarabunPSK" w:hAnsi="TH SarabunPSK" w:cs="TH SarabunPSK"/>
-          <w:sz w:val="32"/>
-          <w:szCs w:val="32"/>
-          <w:u w:val="dotted"/>
-        </w:rPr>
-        <w:t xml:space="preserve"/>
-      </w:r>
-      <w:r>
-        <w:rPr>
-          <w:rFonts w:ascii="TH SarabunPSK" w:hAnsi="TH SarabunPSK" w:cs="TH SarabunPSK" w:hint="cs"/>
-          <w:sz w:val="32"/>
-          <w:szCs w:val="32"/>
-          <w:cs/>
-        </w:rPr>
-        <w:t xml:space="preserve"/>
-      </w:r>
-      <w:r>
-        <w:rPr>
-          <w:rFonts w:ascii="TH SarabunPSK" w:hAnsi="TH SarabunPSK" w:cs="TH SarabunPSK"/>
-          <w:sz w:val="32"/>
-          <w:szCs w:val="32"/>
-          <w:u w:val="dotted"/>
-          <w:cs/>
-        </w:rPr>
-        <w:t xml:space="preserve"/>
-      </w:r>
-      <w:r>
-        <w:rPr>
-          <w:rFonts w:ascii="TH SarabunPSK" w:hAnsi="TH SarabunPSK" w:cs="TH SarabunPSK" w:hint="cs"/>
-          <w:sz w:val="32"/>
-          <w:szCs w:val="32"/>
-          <w:cs/>
-        </w:rPr>
-        <w:t xml:space="preserve"/>
+      </w:r>
+      <w:r>
+        <w:rPr>
+          <w:rFonts w:ascii="TH SarabunPSK" w:hAnsi="TH SarabunPSK" w:cs="TH SarabunPSK"/>
+          <w:sz w:val="32"/>
+          <w:szCs w:val="32"/>
+          <w:u w:val="dotted"/>
+        </w:rPr>
+        <w:t>{{org.name}}</w:t>
+      </w:r>
+      <w:proofErr w:type="spellStart"/>
+      <w:r>
+        <w:rPr>
+          <w:rFonts w:ascii="TH SarabunPSK" w:hAnsi="TH SarabunPSK" w:cs="TH SarabunPSK"/>
+          <w:sz w:val="32"/>
+          <w:szCs w:val="32"/>
+          <w:u w:val="dotted"/>
+        </w:rPr>
+        <w:t/>
+      </w:r>
+      <w:proofErr w:type="spellEnd"/>
+      <w:r>
+        <w:rPr>
+          <w:rFonts w:ascii="TH SarabunPSK" w:hAnsi="TH SarabunPSK" w:cs="TH SarabunPSK"/>
+          <w:sz w:val="32"/>
+          <w:szCs w:val="32"/>
+          <w:u w:val="dotted"/>
+        </w:rPr>
+        <w:t/>
+      </w:r>
+      <w:r>
+        <w:rPr>
+          <w:rFonts w:ascii="TH SarabunPSK" w:hAnsi="TH SarabunPSK" w:cs="TH SarabunPSK"/>
+          <w:sz w:val="32"/>
+          <w:szCs w:val="32"/>
+          <w:u w:val="dotted"/>
+          <w:cs/>
+        </w:rPr>
+      </w:r>
+      <w:r>
+        <w:rPr>
+          <w:rFonts w:ascii="TH SarabunPSK" w:hAnsi="TH SarabunPSK" w:cs="TH SarabunPSK" w:hint="cs"/>
+          <w:sz w:val="32"/>
+          <w:szCs w:val="32"/>
+          <w:u w:val="dotted"/>
+          <w:cs/>
+        </w:rPr>
+        <w:t xml:space="preserve"> </w:t>
+      </w:r>
+      <w:r>
+        <w:rPr>
+          <w:rFonts w:ascii="TH SarabunPSK" w:hAnsi="TH SarabunPSK" w:cs="TH SarabunPSK" w:hint="cs"/>
+          <w:sz w:val="32"/>
+          <w:szCs w:val="32"/>
+          <w:cs/>
+        </w:rPr>
+        <w:t xml:space="preserve">ตั้งอยู่เลขที่ </w:t>
+      </w:r>
+      <w:r>
+        <w:rPr>
+          <w:rFonts w:ascii="TH SarabunPSK" w:hAnsi="TH SarabunPSK" w:cs="TH SarabunPSK"/>
+          <w:sz w:val="32"/>
+          <w:szCs w:val="32"/>
+          <w:u w:val="dotted"/>
+          <w:cs/>
+        </w:rPr>
+      </w:r>
+      <w:r>
+        <w:rPr>
+          <w:rFonts w:ascii="TH SarabunPSK" w:hAnsi="TH SarabunPSK" w:cs="TH SarabunPSK"/>
+          <w:sz w:val="32"/>
+          <w:szCs w:val="32"/>
+          <w:u w:val="dotted"/>
+        </w:rPr>
+        <w:t>{{org.addressNo}}</w:t>
+      </w:r>
+      <w:proofErr w:type="spellStart"/>
+      <w:proofErr w:type="gramStart"/>
+      <w:r>
+        <w:rPr>
+          <w:rFonts w:ascii="TH SarabunPSK" w:hAnsi="TH SarabunPSK" w:cs="TH SarabunPSK"/>
+          <w:sz w:val="32"/>
+          <w:szCs w:val="32"/>
+          <w:u w:val="dotted"/>
+        </w:rPr>
+        <w:t/>
+      </w:r>
+      <w:r>
+        <w:rPr>
+          <w:rFonts w:ascii="TH SarabunPSK" w:hAnsi="TH SarabunPSK" w:cs="TH SarabunPSK"/>
+          <w:sz w:val="32"/>
+          <w:szCs w:val="32"/>
+          <w:u w:val="dotted"/>
+        </w:rPr>
+        <w:t/>
+      </w:r>
+      <w:proofErr w:type="spellEnd"/>
+      <w:proofErr w:type="gramEnd"/>
+      <w:r>
+        <w:rPr>
+          <w:rFonts w:ascii="TH SarabunPSK" w:hAnsi="TH SarabunPSK" w:cs="TH SarabunPSK"/>
+          <w:sz w:val="32"/>
+          <w:szCs w:val="32"/>
+          <w:u w:val="dotted"/>
+        </w:rPr>
+        <w:t/>
+      </w:r>
+      <w:r>
+        <w:rPr>
+          <w:rFonts w:ascii="TH SarabunPSK" w:hAnsi="TH SarabunPSK" w:cs="TH SarabunPSK" w:hint="cs"/>
+          <w:sz w:val="32"/>
+          <w:szCs w:val="32"/>
+          <w:u w:val="dotted"/>
+          <w:cs/>
+        </w:rPr>
+        <w:t xml:space="preserve"> </w:t>
+      </w:r>
+      <w:r>
+        <w:rPr>
+          <w:rFonts w:ascii="TH SarabunPSK" w:hAnsi="TH SarabunPSK" w:cs="TH SarabunPSK" w:hint="cs"/>
+          <w:sz w:val="32"/>
+          <w:szCs w:val="32"/>
+          <w:cs/>
+        </w:rPr>
+        <w:t xml:space="preserve"> ถนน </w:t>
+      </w:r>
+      <w:r>
+        <w:rPr>
+          <w:rFonts w:ascii="TH SarabunPSK" w:hAnsi="TH SarabunPSK" w:cs="TH SarabunPSK"/>
+          <w:sz w:val="32"/>
+          <w:szCs w:val="32"/>
+          <w:u w:val="dotted"/>
+          <w:cs/>
+        </w:rPr>
+      </w:r>
+      <w:r>
+        <w:rPr>
+          <w:rFonts w:ascii="TH SarabunPSK" w:hAnsi="TH SarabunPSK" w:cs="TH SarabunPSK"/>
+          <w:sz w:val="32"/>
+          <w:szCs w:val="32"/>
+          <w:u w:val="dotted"/>
+        </w:rPr>
+        <w:t>{{org.road}}</w:t>
+      </w:r>
+      <w:proofErr w:type="spellStart"/>
+      <w:r>
+        <w:rPr>
+          <w:rFonts w:ascii="TH SarabunPSK" w:hAnsi="TH SarabunPSK" w:cs="TH SarabunPSK"/>
+          <w:sz w:val="32"/>
+          <w:szCs w:val="32"/>
+          <w:u w:val="dotted"/>
+        </w:rPr>
+        <w:t/>
+      </w:r>
+      <w:r>
+        <w:rPr>
+          <w:rFonts w:ascii="TH SarabunPSK" w:hAnsi="TH SarabunPSK" w:cs="TH SarabunPSK"/>
+          <w:sz w:val="32"/>
+          <w:szCs w:val="32"/>
+          <w:u w:val="dotted"/>
+        </w:rPr>
+        <w:t/>
+      </w:r>
+      <w:proofErr w:type="spellEnd"/>
+      <w:r>
+        <w:rPr>
+          <w:rFonts w:ascii="TH SarabunPSK" w:hAnsi="TH SarabunPSK" w:cs="TH SarabunPSK"/>
+          <w:sz w:val="32"/>
+          <w:szCs w:val="32"/>
+          <w:u w:val="dotted"/>
+        </w:rPr>
+        <w:t/>
+      </w:r>
+      <w:r>
+        <w:rPr>
+          <w:rFonts w:ascii="TH SarabunPSK" w:hAnsi="TH SarabunPSK" w:cs="TH SarabunPSK"/>
+          <w:sz w:val="32"/>
+          <w:szCs w:val="32"/>
+          <w:u w:val="dotted"/>
+          <w:cs/>
+        </w:rPr>
+      </w:r>
+      <w:r>
+        <w:rPr>
+          <w:rFonts w:ascii="TH SarabunPSK" w:hAnsi="TH SarabunPSK" w:cs="TH SarabunPSK" w:hint="cs"/>
+          <w:sz w:val="32"/>
+          <w:szCs w:val="32"/>
+          <w:cs/>
+        </w:rPr>
+        <w:t xml:space="preserve"> แขวง/ตำบล </w:t>
+      </w:r>
+      <w:r>
+        <w:rPr>
+          <w:rFonts w:ascii="TH SarabunPSK" w:hAnsi="TH SarabunPSK" w:cs="TH SarabunPSK"/>
+          <w:sz w:val="32"/>
+          <w:szCs w:val="32"/>
+          <w:u w:val="dotted"/>
+          <w:cs/>
+        </w:rPr>
+      </w:r>
+      <w:r>
+        <w:rPr>
+          <w:rFonts w:ascii="TH SarabunPSK" w:hAnsi="TH SarabunPSK" w:cs="TH SarabunPSK"/>
+          <w:sz w:val="32"/>
+          <w:szCs w:val="32"/>
+          <w:u w:val="dotted"/>
+        </w:rPr>
+        <w:t>{{org.subdistrict}}</w:t>
+      </w:r>
+      <w:proofErr w:type="spellStart"/>
+      <w:r>
+        <w:rPr>
+          <w:rFonts w:ascii="TH SarabunPSK" w:hAnsi="TH SarabunPSK" w:cs="TH SarabunPSK"/>
+          <w:sz w:val="32"/>
+          <w:szCs w:val="32"/>
+          <w:u w:val="dotted"/>
+        </w:rPr>
+        <w:t/>
+      </w:r>
+      <w:r>
+        <w:rPr>
+          <w:rFonts w:ascii="TH SarabunPSK" w:hAnsi="TH SarabunPSK" w:cs="TH SarabunPSK"/>
+          <w:sz w:val="32"/>
+          <w:szCs w:val="32"/>
+          <w:u w:val="dotted"/>
+        </w:rPr>
+        <w:t/>
+      </w:r>
+      <w:proofErr w:type="spellEnd"/>
+      <w:r>
+        <w:rPr>
+          <w:rFonts w:ascii="TH SarabunPSK" w:hAnsi="TH SarabunPSK" w:cs="TH SarabunPSK"/>
+          <w:sz w:val="32"/>
+          <w:szCs w:val="32"/>
+          <w:u w:val="dotted"/>
+        </w:rPr>
+        <w:t/>
+      </w:r>
+      <w:r>
+        <w:rPr>
+          <w:rFonts w:ascii="TH SarabunPSK" w:hAnsi="TH SarabunPSK" w:cs="TH SarabunPSK" w:hint="cs"/>
+          <w:sz w:val="32"/>
+          <w:szCs w:val="32"/>
+          <w:u w:val="dotted"/>
+          <w:cs/>
+        </w:rPr>
+        <w:t xml:space="preserve"> </w:t>
+      </w:r>
+      <w:r>
+        <w:rPr>
+          <w:rFonts w:ascii="TH SarabunPSK" w:hAnsi="TH SarabunPSK" w:cs="TH SarabunPSK" w:hint="cs"/>
+          <w:sz w:val="32"/>
+          <w:szCs w:val="32"/>
+          <w:cs/>
+        </w:rPr>
+        <w:t xml:space="preserve"> เขต/อำเภอ </w:t>
+      </w:r>
+      <w:r>
+        <w:rPr>
+          <w:rFonts w:ascii="TH SarabunPSK" w:hAnsi="TH SarabunPSK" w:cs="TH SarabunPSK"/>
+          <w:sz w:val="32"/>
+          <w:szCs w:val="32"/>
+          <w:u w:val="dotted"/>
+          <w:cs/>
+        </w:rPr>
+      </w:r>
+      <w:r>
+        <w:rPr>
+          <w:rFonts w:ascii="TH SarabunPSK" w:hAnsi="TH SarabunPSK" w:cs="TH SarabunPSK"/>
+          <w:sz w:val="32"/>
+          <w:szCs w:val="32"/>
+          <w:u w:val="dotted"/>
+        </w:rPr>
+        <w:t>{{org.district}}</w:t>
+      </w:r>
+      <w:proofErr w:type="spellStart"/>
+      <w:r>
+        <w:rPr>
+          <w:rFonts w:ascii="TH SarabunPSK" w:hAnsi="TH SarabunPSK" w:cs="TH SarabunPSK"/>
+          <w:sz w:val="32"/>
+          <w:szCs w:val="32"/>
+          <w:u w:val="dotted"/>
+        </w:rPr>
+        <w:t/>
+      </w:r>
+      <w:r>
+        <w:rPr>
+          <w:rFonts w:ascii="TH SarabunPSK" w:hAnsi="TH SarabunPSK" w:cs="TH SarabunPSK"/>
+          <w:sz w:val="32"/>
+          <w:szCs w:val="32"/>
+          <w:u w:val="dotted"/>
+        </w:rPr>
+        <w:t/>
+      </w:r>
+      <w:proofErr w:type="spellEnd"/>
+      <w:r>
+        <w:rPr>
+          <w:rFonts w:ascii="TH SarabunPSK" w:hAnsi="TH SarabunPSK" w:cs="TH SarabunPSK"/>
+          <w:sz w:val="32"/>
+          <w:szCs w:val="32"/>
+          <w:u w:val="dotted"/>
+        </w:rPr>
+        <w:t/>
+      </w:r>
+      <w:r>
+        <w:rPr>
+          <w:rFonts w:ascii="TH SarabunPSK" w:hAnsi="TH SarabunPSK" w:cs="TH SarabunPSK"/>
+          <w:sz w:val="32"/>
+          <w:szCs w:val="32"/>
+          <w:u w:val="dotted"/>
+          <w:cs/>
+        </w:rPr>
+      </w:r>
+      <w:r>
+        <w:rPr>
+          <w:rFonts w:ascii="TH SarabunPSK" w:hAnsi="TH SarabunPSK" w:cs="TH SarabunPSK" w:hint="cs"/>
+          <w:sz w:val="32"/>
+          <w:szCs w:val="32"/>
+          <w:u w:val="dotted"/>
+          <w:cs/>
+        </w:rPr>
+        <w:t xml:space="preserve"> </w:t>
+      </w:r>
+      <w:r>
+        <w:rPr>
+          <w:rFonts w:ascii="TH SarabunPSK" w:hAnsi="TH SarabunPSK" w:cs="TH SarabunPSK" w:hint="cs"/>
+          <w:sz w:val="32"/>
+          <w:szCs w:val="32"/>
+          <w:cs/>
+        </w:rPr>
+        <w:t xml:space="preserve">จังหวัด </w:t>
+      </w:r>
+      <w:r>
+        <w:rPr>
+          <w:rFonts w:ascii="TH SarabunPSK" w:hAnsi="TH SarabunPSK" w:cs="TH SarabunPSK"/>
+          <w:sz w:val="32"/>
+          <w:szCs w:val="32"/>
+          <w:u w:val="dotted"/>
+          <w:cs/>
+        </w:rPr>
+      </w:r>
+      <w:r>
+        <w:rPr>
+          <w:rFonts w:ascii="TH SarabunPSK" w:hAnsi="TH SarabunPSK" w:cs="TH SarabunPSK"/>
+          <w:sz w:val="32"/>
+          <w:szCs w:val="32"/>
+          <w:u w:val="dotted"/>
+        </w:rPr>
+        <w:t>{{org.province}}</w:t>
+      </w:r>
+      <w:proofErr w:type="spellStart"/>
+      <w:r>
+        <w:rPr>
+          <w:rFonts w:ascii="TH SarabunPSK" w:hAnsi="TH SarabunPSK" w:cs="TH SarabunPSK"/>
+          <w:sz w:val="32"/>
+          <w:szCs w:val="32"/>
+          <w:u w:val="dotted"/>
+        </w:rPr>
+        <w:t/>
+      </w:r>
+      <w:r>
+        <w:rPr>
+          <w:rFonts w:ascii="TH SarabunPSK" w:hAnsi="TH SarabunPSK" w:cs="TH SarabunPSK"/>
+          <w:sz w:val="32"/>
+          <w:szCs w:val="32"/>
+          <w:u w:val="dotted"/>
+        </w:rPr>
+        <w:t/>
+      </w:r>
+      <w:proofErr w:type="spellEnd"/>
+      <w:r>
+        <w:rPr>
+          <w:rFonts w:ascii="TH SarabunPSK" w:hAnsi="TH SarabunPSK" w:cs="TH SarabunPSK"/>
+          <w:sz w:val="32"/>
+          <w:szCs w:val="32"/>
+          <w:u w:val="dotted"/>
+        </w:rPr>
+        <w:t/>
+      </w:r>
+      <w:r>
+        <w:rPr>
+          <w:rFonts w:ascii="TH SarabunPSK" w:hAnsi="TH SarabunPSK" w:cs="TH SarabunPSK" w:hint="cs"/>
+          <w:sz w:val="32"/>
+          <w:szCs w:val="32"/>
+          <w:u w:val="dotted"/>
+          <w:cs/>
+        </w:rPr>
+        <w:t xml:space="preserve"> </w:t>
+      </w:r>
+      <w:r>
+        <w:rPr>
+          <w:rFonts w:ascii="TH SarabunPSK" w:hAnsi="TH SarabunPSK" w:cs="TH SarabunPSK"/>
+          <w:sz w:val="32"/>
+          <w:szCs w:val="32"/>
+          <w:cs/>
+        </w:rPr>
+        <w:t>โดย</w:t>
+      </w:r>
+      <w:r>
+        <w:rPr>
+          <w:rFonts w:ascii="TH SarabunPSK" w:hAnsi="TH SarabunPSK" w:cs="TH SarabunPSK"/>
+          <w:sz w:val="32"/>
+          <w:szCs w:val="32"/>
+          <w:u w:val="dotted"/>
+        </w:rPr>
+        <w:t xml:space="preserve"> </w:t>
+      </w:r>
+      <w:r>
+        <w:rPr>
+          <w:rFonts w:ascii="TH SarabunPSK" w:hAnsi="TH SarabunPSK" w:cs="TH SarabunPSK"/>
+          <w:sz w:val="32"/>
+          <w:szCs w:val="32"/>
+          <w:u w:val="dotted"/>
+          <w:cs/>
+        </w:rPr>
+      </w:r>
+      <w:r>
+        <w:rPr>
+          <w:rFonts w:ascii="TH SarabunPSK" w:hAnsi="TH SarabunPSK" w:cs="TH SarabunPSK"/>
+          <w:sz w:val="32"/>
+          <w:szCs w:val="32"/>
+          <w:u w:val="dotted"/>
+        </w:rPr>
+        <w:t>{{signatory.firstName}} {{signatory.lastName}}</w:t>
+      </w:r>
+      <w:proofErr w:type="spellStart"/>
+      <w:r>
+        <w:rPr>
+          <w:rFonts w:ascii="TH SarabunPSK" w:hAnsi="TH SarabunPSK" w:cs="TH SarabunPSK"/>
+          <w:sz w:val="32"/>
+          <w:szCs w:val="32"/>
+          <w:u w:val="dotted"/>
+        </w:rPr>
+        <w:t/>
+      </w:r>
+      <w:r>
+        <w:rPr>
+          <w:rFonts w:ascii="TH SarabunPSK" w:hAnsi="TH SarabunPSK" w:cs="TH SarabunPSK"/>
+          <w:sz w:val="32"/>
+          <w:szCs w:val="32"/>
+          <w:u w:val="dotted"/>
+        </w:rPr>
+        <w:t/>
+      </w:r>
+      <w:r>
+        <w:rPr>
+          <w:rFonts w:ascii="TH SarabunPSK" w:hAnsi="TH SarabunPSK" w:cs="TH SarabunPSK"/>
+          <w:sz w:val="32"/>
+          <w:szCs w:val="32"/>
+          <w:u w:val="dotted"/>
+        </w:rPr>
+        <w:t/>
+      </w:r>
+      <w:proofErr w:type="spellEnd"/>
+      <w:r>
+        <w:rPr>
+          <w:rFonts w:ascii="TH SarabunPSK" w:hAnsi="TH SarabunPSK" w:cs="TH SarabunPSK"/>
+          <w:sz w:val="32"/>
+          <w:szCs w:val="32"/>
+          <w:u w:val="dotted"/>
+        </w:rPr>
+        <w:t/>
+      </w:r>
+      <w:r>
+        <w:rPr>
+          <w:rFonts w:ascii="TH SarabunPSK" w:hAnsi="TH SarabunPSK" w:cs="TH SarabunPSK"/>
+          <w:sz w:val="32"/>
+          <w:szCs w:val="32"/>
+          <w:u w:val="dotted"/>
+          <w:cs/>
+        </w:rPr>
+      </w:r>
+      <w:r>
+        <w:rPr>
+          <w:rFonts w:ascii="TH SarabunPSK" w:hAnsi="TH SarabunPSK" w:cs="TH SarabunPSK"/>
+          <w:sz w:val="32"/>
+          <w:szCs w:val="32"/>
+          <w:u w:val="dotted"/>
+        </w:rPr>
+        <w:t/>
+      </w:r>
+      <w:proofErr w:type="spellStart"/>
+      <w:r>
+        <w:rPr>
+          <w:rFonts w:ascii="TH SarabunPSK" w:hAnsi="TH SarabunPSK" w:cs="TH SarabunPSK"/>
+          <w:sz w:val="32"/>
+          <w:szCs w:val="32"/>
+          <w:u w:val="dotted"/>
+        </w:rPr>
+        <w:t/>
+      </w:r>
+      <w:r>
+        <w:rPr>
+          <w:rFonts w:ascii="TH SarabunPSK" w:hAnsi="TH SarabunPSK" w:cs="TH SarabunPSK"/>
+          <w:sz w:val="32"/>
+          <w:szCs w:val="32"/>
+          <w:u w:val="dotted"/>
+        </w:rPr>
+        <w:t/>
+      </w:r>
+      <w:r>
+        <w:rPr>
+          <w:rFonts w:ascii="TH SarabunPSK" w:hAnsi="TH SarabunPSK" w:cs="TH SarabunPSK"/>
+          <w:sz w:val="32"/>
+          <w:szCs w:val="32"/>
+          <w:u w:val="dotted"/>
+        </w:rPr>
+        <w:t/>
+      </w:r>
+      <w:proofErr w:type="spellEnd"/>
+      <w:r>
+        <w:rPr>
+          <w:rFonts w:ascii="TH SarabunPSK" w:hAnsi="TH SarabunPSK" w:cs="TH SarabunPSK"/>
+          <w:sz w:val="32"/>
+          <w:szCs w:val="32"/>
+          <w:u w:val="dotted"/>
+        </w:rPr>
+        <w:t/>
+      </w:r>
+      <w:r>
+        <w:rPr>
+          <w:rFonts w:ascii="TH SarabunPSK" w:hAnsi="TH SarabunPSK" w:cs="TH SarabunPSK"/>
+          <w:sz w:val="32"/>
+          <w:szCs w:val="32"/>
+          <w:u w:val="dotted"/>
+          <w:cs/>
+        </w:rPr>
+      </w:r>
+      <w:r>
+        <w:rPr>
+          <w:rFonts w:ascii="TH SarabunPSK" w:hAnsi="TH SarabunPSK" w:cs="TH SarabunPSK"/>
+          <w:sz w:val="32"/>
+          <w:szCs w:val="32"/>
+          <w:u w:val="dotted"/>
+          <w:cs/>
+        </w:rPr>
+      </w:r>
+      <w:r>
+        <w:rPr>
+          <w:rFonts w:ascii="TH SarabunPSK" w:hAnsi="TH SarabunPSK" w:cs="TH SarabunPSK"/>
+          <w:sz w:val="32"/>
+          <w:szCs w:val="32"/>
+          <w:u w:val="dotted"/>
+          <w:cs/>
+        </w:rPr>
+      </w:r>
+      <w:r>
+        <w:rPr>
+          <w:rFonts w:ascii="TH SarabunPSK" w:hAnsi="TH SarabunPSK" w:cs="TH SarabunPSK"/>
+          <w:sz w:val="32"/>
+          <w:szCs w:val="32"/>
+          <w:u w:val="dotted"/>
+        </w:rPr>
+        <w:t xml:space="preserve">    </w:t>
+      </w:r>
+      <w:r>
+        <w:rPr>
+          <w:rFonts w:ascii="TH SarabunPSK" w:hAnsi="TH SarabunPSK" w:cs="TH SarabunPSK"/>
+          <w:sz w:val="32"/>
+          <w:szCs w:val="32"/>
+          <w:u w:val="dotted"/>
+        </w:rPr>
+        <w:t> </w:t>
+      </w:r>
+      <w:r>
+        <w:rPr>
+          <w:rFonts w:ascii="TH SarabunPSK" w:hAnsi="TH SarabunPSK" w:cs="TH SarabunPSK" w:hint="cs"/>
+          <w:sz w:val="32"/>
+          <w:szCs w:val="32"/>
+          <w:cs/>
+        </w:rPr>
+        <w:t xml:space="preserve"> ตำแหน่ง </w:t>
+      </w:r>
+      <w:r>
+        <w:rPr>
+          <w:rFonts w:ascii="TH SarabunPSK" w:hAnsi="TH SarabunPSK" w:cs="TH SarabunPSK"/>
+          <w:sz w:val="32"/>
+          <w:szCs w:val="32"/>
+          <w:u w:val="dotted"/>
+          <w:cs/>
+        </w:rPr>
+      </w:r>
+      <w:r>
+        <w:rPr>
+          <w:rFonts w:ascii="TH SarabunPSK" w:hAnsi="TH SarabunPSK" w:cs="TH SarabunPSK"/>
+          <w:sz w:val="32"/>
+          <w:szCs w:val="32"/>
+          <w:u w:val="dotted"/>
+        </w:rPr>
+        <w:t>{{signatory.position}}</w:t>
+      </w:r>
+      <w:proofErr w:type="spellStart"/>
+      <w:r>
+        <w:rPr>
+          <w:rFonts w:ascii="TH SarabunPSK" w:hAnsi="TH SarabunPSK" w:cs="TH SarabunPSK"/>
+          <w:sz w:val="32"/>
+          <w:szCs w:val="32"/>
+          <w:u w:val="dotted"/>
+        </w:rPr>
+        <w:t/>
+      </w:r>
+      <w:r>
+        <w:rPr>
+          <w:rFonts w:ascii="TH SarabunPSK" w:hAnsi="TH SarabunPSK" w:cs="TH SarabunPSK"/>
+          <w:sz w:val="32"/>
+          <w:szCs w:val="32"/>
+          <w:u w:val="dotted"/>
+        </w:rPr>
+        <w:t/>
+      </w:r>
+      <w:r>
+        <w:rPr>
+          <w:rFonts w:ascii="TH SarabunPSK" w:hAnsi="TH SarabunPSK" w:cs="TH SarabunPSK"/>
+          <w:sz w:val="32"/>
+          <w:szCs w:val="32"/>
+          <w:u w:val="dotted"/>
+        </w:rPr>
+        <w:t/>
+      </w:r>
+      <w:proofErr w:type="spellEnd"/>
+      <w:r>
+        <w:rPr>
+          <w:rFonts w:ascii="TH SarabunPSK" w:hAnsi="TH SarabunPSK" w:cs="TH SarabunPSK"/>
+          <w:sz w:val="32"/>
+          <w:szCs w:val="32"/>
+          <w:u w:val="dotted"/>
+        </w:rPr>
+        <w:t/>
+      </w:r>
+      <w:r>
+        <w:rPr>
+          <w:rFonts w:ascii="TH SarabunPSK" w:hAnsi="TH SarabunPSK" w:cs="TH SarabunPSK"/>
+          <w:sz w:val="32"/>
+          <w:szCs w:val="32"/>
+          <w:u w:val="dotted"/>
+          <w:cs/>
+        </w:rPr>
+      </w:r>
+      <w:r>
+        <w:rPr>
+          <w:rFonts w:ascii="TH SarabunPSK" w:hAnsi="TH SarabunPSK" w:cs="TH SarabunPSK" w:hint="cs"/>
+          <w:sz w:val="32"/>
+          <w:szCs w:val="32"/>
+          <w:u w:val="dotted"/>
+          <w:cs/>
+        </w:rPr>
+        <w:t xml:space="preserve">    </w:t>
+      </w:r>
+      <w:r>
+        <w:rPr>
+          <w:rFonts w:ascii="TH SarabunPSK" w:hAnsi="TH SarabunPSK" w:cs="TH SarabunPSK" w:hint="cs"/>
+          <w:sz w:val="32"/>
+          <w:szCs w:val="32"/>
+          <w:cs/>
+        </w:rPr>
+        <w:t> </w:t>
+      </w:r>
+      <w:r>
+        <w:rPr>
+          <w:rFonts w:ascii="TH SarabunPSK" w:hAnsi="TH SarabunPSK" w:cs="TH SarabunPSK" w:hint="cs"/>
+          <w:sz w:val="32"/>
+          <w:szCs w:val="32"/>
+          <w:cs/>
+        </w:rPr>
+        <w:t xml:space="preserve"> ผู้มีอำนาจ</w:t>
       </w:r>
       <w:r>
         <w:rPr>
@@ -1589,7 +2230,7 @@
           <w:szCs w:val="32"/>
           <w:cs/>
         </w:rPr>
-        <w:t>ที่ลงทะเบียนไว้กับ</w:t>
+        <w:t>ที่ลงทะเบียนไว้กับระบบ {{system.name}}</w:t>
       </w:r>
       <w:r>
         <w:rPr>
@@ -1599,7 +2240,7 @@
           <w:szCs w:val="32"/>
           <w:cs/>
         </w:rPr>
-        <w:t xml:space="preserve">ระบบ {{system.name}}</w:t>
+        <w:t/>
       </w:r>
       <w:r>
         <w:rPr>
@@ -1769,6 +2410,7 @@
           <w:szCs w:val="32"/>
           <w:cs/>
         </w:rPr>
+        <w:lastRenderedPageBreak/>
         <w:t>ในกรณีที่มีปัญหาที่จะต้องตีความข้อตกลงหรือเอกสารอื่นที่เกี่ยวเนื่องกับข้อตกลงนี้ ให้อยู่ภายใต้บังคับและเป็นไปตามบทบัญญัติกฎหมายแห่งราชอาณาจักรไทย</w:t>
       </w:r>
     </w:p>
@@ -1860,8 +2502,8 @@
         <w:tblLook w:val="04A0" w:firstRow="1" w:lastRow="0" w:firstColumn="1" w:lastColumn="0" w:noHBand="0" w:noVBand="1"/>
       </w:tblPr>
       <w:tblGrid>
-        <w:gridCol w:w="5588"/>
-        <w:gridCol w:w="4618"/>
+        <w:gridCol w:w="5670"/>
+        <w:gridCol w:w="4536"/>
       </w:tblGrid>
       <w:tr>
         <w:trPr>
@@ -1933,7 +2575,7 @@
                 <w:szCs w:val="32"/>
                 <w:cs/>
               </w:rPr>
-              <w:t xml:space="preserve">{{bdi.endorsement}}ลงนาม {{bdi.signature}} วันที่ {{bdi.signedDate}}</w:t>
+              <w:t>{{bdi.endorsement}}ลงนาม  {{bdi.firstName}}</w:t>
             </w:r>
             <w:r>
               <w:rPr>
@@ -1943,7 +2585,7 @@
                 <w:szCs w:val="32"/>
                 <w:cs/>
               </w:rPr>
-              <w:t xml:space="preserve"/>
+              <w:t/>
             </w:r>
             <w:r>
               <w:rPr>
@@ -1957,13 +2599,134 @@
             </w:r>
             <w:r>
               <w:rPr>
+                <w:rFonts w:ascii="TH SarabunPSK" w:hAnsi="TH SarabunPSK" w:cs="TH SarabunPSK"/>
+                <w:sz w:val="32"/>
+                <w:szCs w:val="32"/>
+                <w:u w:val="dotted"/>
+              </w:rPr>
+              <w:t xml:space="preserve"/>
+            </w:r>
+            <w:r>
+              <w:rPr>
+                <w:rFonts w:ascii="TH SarabunPSK" w:hAnsi="TH SarabunPSK" w:cs="TH SarabunPSK"/>
+                <w:sz w:val="32"/>
+                <w:szCs w:val="32"/>
+                <w:u w:val="dotted"/>
+              </w:rPr>
+              <w:t/>
+            </w:r>
+            <w:proofErr w:type="spellStart"/>
+            <w:r>
+              <w:rPr>
+                <w:rFonts w:ascii="TH SarabunPSK" w:hAnsi="TH SarabunPSK" w:cs="TH SarabunPSK"/>
+                <w:sz w:val="32"/>
+                <w:szCs w:val="32"/>
+                <w:u w:val="dotted"/>
+              </w:rPr>
+              <w:t/>
+            </w:r>
+            <w:r>
+              <w:rPr>
+                <w:rFonts w:ascii="TH SarabunPSK" w:hAnsi="TH SarabunPSK" w:cs="TH SarabunPSK"/>
+                <w:sz w:val="32"/>
+                <w:szCs w:val="32"/>
+                <w:u w:val="dotted"/>
+              </w:rPr>
+              <w:t/>
+            </w:r>
+            <w:proofErr w:type="spellEnd"/>
+            <w:r>
+              <w:rPr>
+                <w:rFonts w:ascii="TH SarabunPSK" w:hAnsi="TH SarabunPSK" w:cs="TH SarabunPSK"/>
+                <w:sz w:val="32"/>
+                <w:szCs w:val="32"/>
+                <w:u w:val="dotted"/>
+              </w:rPr>
+              <w:t/>
+            </w:r>
+            <w:r>
+              <w:rPr>
+                <w:rFonts w:ascii="TH SarabunPSK" w:hAnsi="TH SarabunPSK" w:cs="TH SarabunPSK"/>
+                <w:sz w:val="32"/>
+                <w:szCs w:val="32"/>
+                <w:u w:val="dotted"/>
+              </w:rPr>
+              <w:t xml:space="preserve"> </w:t>
+            </w:r>
+            <w:r>
+              <w:rPr>
+                <w:rFonts w:ascii="TH SarabunPSK" w:hAnsi="TH SarabunPSK" w:cs="TH SarabunPSK"/>
+                <w:sz w:val="32"/>
+                <w:szCs w:val="32"/>
+                <w:u w:val="dotted"/>
+              </w:rPr>
+              <w:t>{{bdi.lastName}}</w:t>
+            </w:r>
+            <w:proofErr w:type="spellStart"/>
+            <w:r>
+              <w:rPr>
+                <w:rFonts w:ascii="TH SarabunPSK" w:hAnsi="TH SarabunPSK" w:cs="TH SarabunPSK"/>
+                <w:sz w:val="32"/>
+                <w:szCs w:val="32"/>
+                <w:u w:val="dotted"/>
+              </w:rPr>
+              <w:t/>
+            </w:r>
+            <w:r>
+              <w:rPr>
+                <w:rFonts w:ascii="TH SarabunPSK" w:hAnsi="TH SarabunPSK" w:cs="TH SarabunPSK"/>
+                <w:sz w:val="32"/>
+                <w:szCs w:val="32"/>
+                <w:u w:val="dotted"/>
+              </w:rPr>
+              <w:t/>
+            </w:r>
+            <w:r>
+              <w:rPr>
+                <w:rFonts w:ascii="TH SarabunPSK" w:hAnsi="TH SarabunPSK" w:cs="TH SarabunPSK"/>
+                <w:sz w:val="32"/>
+                <w:szCs w:val="32"/>
+                <w:u w:val="dotted"/>
+              </w:rPr>
+              <w:t/>
+            </w:r>
+            <w:r>
+              <w:rPr>
+                <w:rFonts w:ascii="TH SarabunPSK" w:hAnsi="TH SarabunPSK" w:cs="TH SarabunPSK"/>
+                <w:sz w:val="32"/>
+                <w:szCs w:val="32"/>
+                <w:u w:val="dotted"/>
+              </w:rPr>
+              <w:t/>
+            </w:r>
+            <w:proofErr w:type="spellEnd"/>
+            <w:r>
+              <w:rPr>
+                <w:rFonts w:ascii="TH SarabunPSK" w:hAnsi="TH SarabunPSK" w:cs="TH SarabunPSK"/>
+                <w:sz w:val="32"/>
+                <w:szCs w:val="32"/>
+                <w:u w:val="dotted"/>
+              </w:rPr>
+              <w:t/>
+            </w:r>
+            <w:r>
+              <w:rPr>
                 <w:rFonts w:ascii="TH SarabunPSK" w:eastAsia="Calibri" w:hAnsi="TH SarabunPSK" w:cs="TH SarabunPSK"/>
                 <w:color w:val="000000" w:themeColor="text1"/>
                 <w:sz w:val="32"/>
                 <w:szCs w:val="32"/>
                 <w:cs/>
               </w:rPr>
-              <w:t xml:space="preserve"/>
+              <w:t xml:space="preserve"> </w:t>
+            </w:r>
+            <w:r>
+              <w:rPr>
+                <w:rFonts w:ascii="TH SarabunPSK" w:eastAsia="Calibri" w:hAnsi="TH SarabunPSK" w:cs="TH SarabunPSK"/>
+                <w:color w:val="000000" w:themeColor="text1"/>
+                <w:sz w:val="32"/>
+                <w:szCs w:val="32"/>
+                <w:cs/>
+              </w:rPr>
               <w:br/>
             </w:r>
             <w:r>
@@ -1974,7 +2737,54 @@
                 <w:szCs w:val="32"/>
                 <w:cs/>
               </w:rPr>
-              <w:t xml:space="preserve"/>
+              <w:t xml:space="preserve">วันที่ </w:t>
+            </w:r>
+            <w:r>
+              <w:rPr>
+                <w:rFonts w:ascii="TH SarabunPSK" w:hAnsi="TH SarabunPSK" w:cs="TH SarabunPSK"/>
+                <w:sz w:val="32"/>
+                <w:szCs w:val="32"/>
+                <w:u w:val="dotted"/>
+              </w:rPr>
+              <w:t>{{bdi.signedDate}}</w:t>
+            </w:r>
+            <w:proofErr w:type="spellStart"/>
+            <w:r>
+              <w:rPr>
+                <w:rFonts w:ascii="TH SarabunPSK" w:hAnsi="TH SarabunPSK" w:cs="TH SarabunPSK"/>
+                <w:sz w:val="32"/>
+                <w:szCs w:val="32"/>
+                <w:u w:val="dotted"/>
+              </w:rPr>
+              <w:t/>
+            </w:r>
+            <w:r>
+              <w:rPr>
+                <w:rFonts w:ascii="TH SarabunPSK" w:hAnsi="TH SarabunPSK" w:cs="TH SarabunPSK"/>
+                <w:sz w:val="32"/>
+                <w:szCs w:val="32"/>
+                <w:u w:val="dotted"/>
+              </w:rPr>
+              <w:t/>
+            </w:r>
+            <w:r>
+              <w:rPr>
+                <w:rFonts w:ascii="TH SarabunPSK" w:hAnsi="TH SarabunPSK" w:cs="TH SarabunPSK"/>
+                <w:sz w:val="32"/>
+                <w:szCs w:val="32"/>
+                <w:u w:val="dotted"/>
+              </w:rPr>
+              <w:t/>
+            </w:r>
+            <w:proofErr w:type="spellEnd"/>
+            <w:r>
+              <w:rPr>
+                <w:rFonts w:ascii="TH SarabunPSK" w:hAnsi="TH SarabunPSK" w:cs="TH SarabunPSK"/>
+                <w:sz w:val="32"/>
+                <w:szCs w:val="32"/>
+                <w:u w:val="dotted"/>
+              </w:rPr>
+              <w:t/>
             </w:r>
           </w:p>
         </w:tc>
@@ -1987,11 +2797,10 @@
               <w:tabs>
                 <w:tab w:val="left" w:pos="1134"/>
               </w:tabs>
+              <w:ind w:left="-108" w:firstLine="108"/>
               <w:jc w:val="center"/>
               <w:rPr>
                 <w:rFonts w:ascii="TH SarabunPSK" w:eastAsia="Calibri" w:hAnsi="TH SarabunPSK" w:cs="TH SarabunPSK"/>
-                <w:b/>
-                <w:bCs/>
                 <w:color w:val="000000" w:themeColor="text1"/>
                 <w:sz w:val="32"/>
                 <w:szCs w:val="32"/>
@@ -1999,13 +2808,50 @@
             </w:pPr>
             <w:r>
               <w:rPr>
-                <w:rFonts w:ascii="TH SarabunPSK" w:eastAsia="Calibri" w:hAnsi="TH SarabunPSK" w:cs="TH SarabunPSK" w:hint="cs"/>
-                <w:color w:val="000000" w:themeColor="text1"/>
+                <w:rFonts w:ascii="TH SarabunPSK" w:hAnsi="TH SarabunPSK" w:cs="TH SarabunPSK"/>
                 <w:sz w:val="32"/>
                 <w:szCs w:val="32"/>
-                <w:cs/>
+                <w:u w:val="dotted"/>
               </w:rPr>
-              <w:t xml:space="preserve">{{org.name}}</w:t>
+              <w:t>{{org.name}}</w:t>
+            </w:r>
+            <w:proofErr w:type="spellStart"/>
+            <w:r>
+              <w:rPr>
+                <w:rFonts w:ascii="TH SarabunPSK" w:hAnsi="TH SarabunPSK" w:cs="TH SarabunPSK"/>
+                <w:sz w:val="32"/>
+                <w:szCs w:val="32"/>
+                <w:u w:val="dotted"/>
+              </w:rPr>
+              <w:t/>
+            </w:r>
+            <w:r>
+              <w:rPr>
+                <w:rFonts w:ascii="TH SarabunPSK" w:hAnsi="TH SarabunPSK" w:cs="TH SarabunPSK"/>
+                <w:sz w:val="32"/>
+                <w:szCs w:val="32"/>
+                <w:u w:val="dotted"/>
+              </w:rPr>
+              <w:t/>
+            </w:r>
+            <w:proofErr w:type="spellEnd"/>
+            <w:r>
+              <w:rPr>
+                <w:rFonts w:ascii="TH SarabunPSK" w:hAnsi="TH SarabunPSK" w:cs="TH SarabunPSK"/>
+                <w:sz w:val="32"/>
+                <w:szCs w:val="32"/>
+                <w:u w:val="dotted"/>
+              </w:rPr>
+              <w:t xml:space="preserve"/>
+            </w:r>
+            <w:r>
+              <w:rPr>
+                <w:rFonts w:ascii="TH SarabunPSK" w:hAnsi="TH SarabunPSK" w:cs="TH SarabunPSK"/>
+                <w:sz w:val="32"/>
+                <w:szCs w:val="32"/>
+                <w:u w:val="dotted"/>
+              </w:rPr>
+              <w:t/>
             </w:r>
           </w:p>
           <w:p>
@@ -2045,7 +2891,7 @@
                 <w:szCs w:val="32"/>
                 <w:cs/>
               </w:rPr>
-              <w:t xml:space="preserve">ลงนาม {{approver.signature}} ลงนามผ่านระบบอิเล็กทรอนิกส์ วันที่ {{approver.signedDate}}</w:t>
+              <w:t>ลง</w:t>
             </w:r>
             <w:r>
               <w:rPr>
@@ -2055,7 +2901,7 @@
                 <w:szCs w:val="32"/>
                 <w:cs/>
               </w:rPr>
-              <w:t xml:space="preserve"/>
+              <w:t>นาม</w:t>
             </w:r>
             <w:r>
               <w:rPr>
@@ -2065,7 +2911,101 @@
                 <w:szCs w:val="32"/>
                 <w:cs/>
               </w:rPr>
-              <w:t xml:space="preserve"/>
+              <w:t xml:space="preserve"> </w:t>
+            </w:r>
+            <w:r>
+              <w:rPr>
+                <w:rFonts w:ascii="TH SarabunPSK" w:hAnsi="TH SarabunPSK" w:cs="TH SarabunPSK"/>
+                <w:sz w:val="32"/>
+                <w:szCs w:val="32"/>
+                <w:u w:val="dotted"/>
+              </w:rPr>
+              <w:t xml:space="preserve"> </w:t>
+            </w:r>
+            <w:r>
+              <w:rPr>
+                <w:rFonts w:ascii="TH SarabunPSK" w:hAnsi="TH SarabunPSK" w:cs="TH SarabunPSK"/>
+                <w:sz w:val="32"/>
+                <w:szCs w:val="32"/>
+                <w:u w:val="dotted"/>
+              </w:rPr>
+              <w:t>{{signatory.firstName}}</w:t>
+            </w:r>
+            <w:proofErr w:type="spellStart"/>
+            <w:r>
+              <w:rPr>
+                <w:rFonts w:ascii="TH SarabunPSK" w:hAnsi="TH SarabunPSK" w:cs="TH SarabunPSK"/>
+                <w:sz w:val="32"/>
+                <w:szCs w:val="32"/>
+                <w:u w:val="dotted"/>
+              </w:rPr>
+              <w:t/>
+            </w:r>
+            <w:proofErr w:type="spellEnd"/>
+            <w:r>
+              <w:rPr>
+                <w:rFonts w:ascii="TH SarabunPSK" w:hAnsi="TH SarabunPSK" w:cs="TH SarabunPSK"/>
+                <w:sz w:val="32"/>
+                <w:szCs w:val="32"/>
+                <w:u w:val="dotted"/>
+              </w:rPr>
+              <w:t/>
+            </w:r>
+            <w:r>
+              <w:rPr>
+                <w:rFonts w:ascii="TH SarabunPSK" w:hAnsi="TH SarabunPSK" w:cs="TH SarabunPSK"/>
+                <w:sz w:val="32"/>
+                <w:szCs w:val="32"/>
+                <w:u w:val="dotted"/>
+              </w:rPr>
+              <w:t xml:space="preserve"> </w:t>
+            </w:r>
+            <w:r>
+              <w:rPr>
+                <w:rFonts w:ascii="TH SarabunPSK" w:hAnsi="TH SarabunPSK" w:cs="TH SarabunPSK"/>
+                <w:sz w:val="32"/>
+                <w:szCs w:val="32"/>
+                <w:u w:val="dotted"/>
+              </w:rPr>
+              <w:t>{{signatory.lastName}}</w:t>
+            </w:r>
+            <w:proofErr w:type="spellStart"/>
+            <w:r>
+              <w:rPr>
+                <w:rFonts w:ascii="TH SarabunPSK" w:hAnsi="TH SarabunPSK" w:cs="TH SarabunPSK"/>
+                <w:sz w:val="32"/>
+                <w:szCs w:val="32"/>
+                <w:u w:val="dotted"/>
+              </w:rPr>
+              <w:t/>
+            </w:r>
+            <w:r>
+              <w:rPr>
+                <w:rFonts w:ascii="TH SarabunPSK" w:hAnsi="TH SarabunPSK" w:cs="TH SarabunPSK"/>
+                <w:sz w:val="32"/>
+                <w:szCs w:val="32"/>
+                <w:u w:val="dotted"/>
+              </w:rPr>
+              <w:t/>
+            </w:r>
+            <w:r>
+              <w:rPr>
+                <w:rFonts w:ascii="TH SarabunPSK" w:hAnsi="TH SarabunPSK" w:cs="TH SarabunPSK"/>
+                <w:sz w:val="32"/>
+                <w:szCs w:val="32"/>
+                <w:u w:val="dotted"/>
+              </w:rPr>
+              <w:t/>
+            </w:r>
+            <w:proofErr w:type="spellEnd"/>
+            <w:r>
+              <w:rPr>
+                <w:rFonts w:ascii="TH SarabunPSK" w:hAnsi="TH SarabunPSK" w:cs="TH SarabunPSK"/>
+                <w:sz w:val="32"/>
+                <w:szCs w:val="32"/>
+                <w:u w:val="dotted"/>
+              </w:rPr>
+              <w:t/>
             </w:r>
             <w:r>
               <w:rPr>
@@ -2075,7 +3015,16 @@
                 <w:szCs w:val="32"/>
                 <w:cs/>
               </w:rPr>
-              <w:t xml:space="preserve"/>
+              <w:t xml:space="preserve"> </w:t>
+            </w:r>
+            <w:r>
+              <w:rPr>
+                <w:rFonts w:ascii="TH SarabunPSK" w:eastAsia="Calibri" w:hAnsi="TH SarabunPSK" w:cs="TH SarabunPSK"/>
+                <w:color w:val="000000" w:themeColor="text1"/>
+                <w:sz w:val="32"/>
+                <w:szCs w:val="32"/>
+                <w:cs/>
+              </w:rPr>
               <w:br/>
             </w:r>
             <w:r>
@@ -2086,7 +3035,7 @@
                 <w:szCs w:val="32"/>
                 <w:cs/>
               </w:rPr>
-              <w:t xml:space="preserve"/>
+              <w:t>ลงนามผ่านระบบอิเล็กทร</w:t>
             </w:r>
             <w:r>
               <w:rPr>
@@ -2096,7 +3045,7 @@
                 <w:szCs w:val="32"/>
                 <w:cs/>
               </w:rPr>
-              <w:t xml:space="preserve"/>
+              <w:t>อ</w:t>
             </w:r>
             <w:r>
               <w:rPr>
@@ -2106,7 +3055,7 @@
                 <w:szCs w:val="32"/>
                 <w:cs/>
               </w:rPr>
-              <w:t xml:space="preserve"/>
+              <w:t xml:space="preserve">นิกส์ </w:t>
             </w:r>
             <w:r>
               <w:rPr>
@@ -2116,7 +3065,36 @@
                 <w:szCs w:val="32"/>
                 <w:cs/>
               </w:rPr>
-              <w:t xml:space="preserve"/>
+              <w:t xml:space="preserve">วันที่ </w:t>
+            </w:r>
+            <w:r>
+              <w:rPr>
+                <w:rFonts w:ascii="TH SarabunPSK" w:hAnsi="TH SarabunPSK" w:cs="TH SarabunPSK"/>
+                <w:sz w:val="32"/>
+                <w:szCs w:val="32"/>
+                <w:u w:val="dotted"/>
+              </w:rPr>
+              <w:t>{{approver.signedDate}}</w:t>
+            </w:r>
+            <w:proofErr w:type="spellStart"/>
+            <w:r>
+              <w:rPr>
+                <w:rFonts w:ascii="TH SarabunPSK" w:hAnsi="TH SarabunPSK" w:cs="TH SarabunPSK"/>
+                <w:sz w:val="32"/>
+                <w:szCs w:val="32"/>
+                <w:u w:val="dotted"/>
+              </w:rPr>
+              <w:t/>
+            </w:r>
+            <w:proofErr w:type="spellEnd"/>
+            <w:r>
+              <w:rPr>
+                <w:rFonts w:ascii="TH SarabunPSK" w:hAnsi="TH SarabunPSK" w:cs="TH SarabunPSK"/>
+                <w:sz w:val="32"/>
+                <w:szCs w:val="32"/>
+                <w:u w:val="dotted"/>
+              </w:rPr>
+              <w:t/>
             </w:r>
             <w:r>
               <w:rPr>
@@ -2186,9 +3164,10 @@
         <w:ind w:firstLine="720"/>
         <w:jc w:val="thaiDistribute"/>
         <w:rPr>
-          <w:rFonts w:ascii="TH SarabunPSK" w:hAnsi="TH SarabunPSK" w:cs="TH SarabunPSK"/>
-          <w:sz w:val="32"/>
-          <w:szCs w:val="32"/>
+          <w:rFonts w:ascii="TH SarabunPSK" w:hAnsi="TH SarabunPSK" w:cs="TH SarabunPSK" w:hint="cs"/>
+          <w:sz w:val="32"/>
+          <w:szCs w:val="32"/>
+          <w:cs/>
         </w:rPr>
       </w:pPr>
     </w:p>
@@ -2222,15 +3201,134 @@
           <w:szCs w:val="32"/>
           <w:cs/>
         </w:rPr>
-        <w:t xml:space="preserve">พิมพ์จากระบบโดย {{printedBy}}</w:t>
-      </w:r>
-      <w:r>
-        <w:rPr>
-          <w:rFonts w:ascii="TH SarabunPSK" w:hAnsi="TH SarabunPSK" w:cs="TH SarabunPSK"/>
-          <w:sz w:val="32"/>
-          <w:szCs w:val="32"/>
-        </w:rPr>
-        <w:t xml:space="preserve"/>
+        <w:t>พิมพ์จากระบบโดย</w:t>
+      </w:r>
+      <w:r>
+        <w:rPr>
+          <w:rFonts w:ascii="TH SarabunPSK" w:hAnsi="TH SarabunPSK" w:cs="TH SarabunPSK"/>
+          <w:sz w:val="32"/>
+          <w:szCs w:val="32"/>
+        </w:rPr>
+        <w:t xml:space="preserve"> </w:t>
+      </w:r>
+      <w:r>
+        <w:rPr>
+          <w:rFonts w:ascii="TH SarabunPSK" w:hAnsi="TH SarabunPSK" w:cs="TH SarabunPSK"/>
+          <w:sz w:val="32"/>
+          <w:szCs w:val="32"/>
+          <w:u w:val="dotted"/>
+        </w:rPr>
+        <w:t>{{contact.firstName}}</w:t>
+      </w:r>
+      <w:proofErr w:type="spellStart"/>
+      <w:r>
+        <w:rPr>
+          <w:rFonts w:ascii="TH SarabunPSK" w:hAnsi="TH SarabunPSK" w:cs="TH SarabunPSK"/>
+          <w:sz w:val="32"/>
+          <w:szCs w:val="32"/>
+          <w:u w:val="dotted"/>
+        </w:rPr>
+        <w:t/>
+      </w:r>
+      <w:r>
+        <w:rPr>
+          <w:rFonts w:ascii="TH SarabunPSK" w:hAnsi="TH SarabunPSK" w:cs="TH SarabunPSK"/>
+          <w:sz w:val="32"/>
+          <w:szCs w:val="32"/>
+          <w:u w:val="dotted"/>
+        </w:rPr>
+        <w:t/>
+      </w:r>
+      <w:r>
+        <w:rPr>
+          <w:rFonts w:ascii="TH SarabunPSK" w:hAnsi="TH SarabunPSK" w:cs="TH SarabunPSK"/>
+          <w:sz w:val="32"/>
+          <w:szCs w:val="32"/>
+          <w:u w:val="dotted"/>
+        </w:rPr>
+        <w:t/>
+      </w:r>
+      <w:proofErr w:type="spellEnd"/>
+      <w:r>
+        <w:rPr>
+          <w:rFonts w:ascii="TH SarabunPSK" w:hAnsi="TH SarabunPSK" w:cs="TH SarabunPSK"/>
+          <w:sz w:val="32"/>
+          <w:szCs w:val="32"/>
+          <w:u w:val="dotted"/>
+        </w:rPr>
+        <w:t/>
+      </w:r>
+      <w:r>
+        <w:rPr>
+          <w:rFonts w:ascii="TH SarabunPSK" w:hAnsi="TH SarabunPSK" w:cs="TH SarabunPSK"/>
+          <w:sz w:val="32"/>
+          <w:szCs w:val="32"/>
+        </w:rPr>
+        <w:t xml:space="preserve"> </w:t>
+      </w:r>
+      <w:r>
+        <w:rPr>
+          <w:rFonts w:ascii="TH SarabunPSK" w:hAnsi="TH SarabunPSK" w:cs="TH SarabunPSK"/>
+          <w:sz w:val="32"/>
+          <w:szCs w:val="32"/>
+          <w:u w:val="dotted"/>
+        </w:rPr>
+        <w:t>{{contact.lastName}}</w:t>
+      </w:r>
+      <w:proofErr w:type="spellStart"/>
+      <w:r>
+        <w:rPr>
+          <w:rFonts w:ascii="TH SarabunPSK" w:hAnsi="TH SarabunPSK" w:cs="TH SarabunPSK"/>
+          <w:sz w:val="32"/>
+          <w:szCs w:val="32"/>
+          <w:u w:val="dotted"/>
+        </w:rPr>
+        <w:t/>
+      </w:r>
+      <w:r>
+        <w:rPr>
+          <w:rFonts w:ascii="TH SarabunPSK" w:hAnsi="TH SarabunPSK" w:cs="TH SarabunPSK"/>
+          <w:sz w:val="32"/>
+          <w:szCs w:val="32"/>
+          <w:u w:val="dotted"/>
+        </w:rPr>
+        <w:t/>
+      </w:r>
+      <w:r>
+        <w:rPr>
+          <w:rFonts w:ascii="TH SarabunPSK" w:hAnsi="TH SarabunPSK" w:cs="TH SarabunPSK"/>
+          <w:sz w:val="32"/>
+          <w:szCs w:val="32"/>
+          <w:u w:val="dotted"/>
+        </w:rPr>
+        <w:t/>
+      </w:r>
+      <w:r>
+        <w:rPr>
+          <w:rFonts w:ascii="TH SarabunPSK" w:hAnsi="TH SarabunPSK" w:cs="TH SarabunPSK"/>
+          <w:sz w:val="32"/>
+          <w:szCs w:val="32"/>
+          <w:u w:val="dotted"/>
+        </w:rPr>
+        <w:t/>
+      </w:r>
+      <w:r>
+        <w:rPr>
+          <w:rFonts w:ascii="TH SarabunPSK" w:hAnsi="TH SarabunPSK" w:cs="TH SarabunPSK"/>
+          <w:sz w:val="32"/>
+          <w:szCs w:val="32"/>
+          <w:u w:val="dotted"/>
+        </w:rPr>
+        <w:t/>
+      </w:r>
+      <w:proofErr w:type="spellEnd"/>
+      <w:r>
+        <w:rPr>
+          <w:rFonts w:ascii="TH SarabunPSK" w:hAnsi="TH SarabunPSK" w:cs="TH SarabunPSK"/>
+          <w:sz w:val="32"/>
+          <w:szCs w:val="32"/>
+        </w:rPr>
+        <w:t/>
       </w:r>
     </w:p>
     <w:p>
@@ -2242,17 +3340,51 @@
           <w:rFonts w:ascii="TH SarabunPSK" w:hAnsi="TH SarabunPSK" w:cs="TH SarabunPSK"/>
           <w:sz w:val="32"/>
           <w:szCs w:val="32"/>
-          <w:cs/>
-        </w:rPr>
-      </w:pPr>
-      <w:r>
-        <w:rPr>
-          <w:rFonts w:ascii="TH SarabunPSK" w:hAnsi="TH SarabunPSK" w:cs="TH SarabunPSK" w:hint="cs"/>
-          <w:sz w:val="32"/>
-          <w:szCs w:val="32"/>
-          <w:cs/>
-        </w:rPr>
-        <w:t xml:space="preserve">วันที่ {{printedAt}}</w:t>
+        </w:rPr>
+      </w:pPr>
+      <w:r>
+        <w:rPr>
+          <w:rFonts w:ascii="TH SarabunPSK" w:hAnsi="TH SarabunPSK" w:cs="TH SarabunPSK" w:hint="cs"/>
+          <w:sz w:val="32"/>
+          <w:szCs w:val="32"/>
+          <w:cs/>
+        </w:rPr>
+        <w:t>วันที่</w:t>
+      </w:r>
+      <w:r>
+        <w:rPr>
+          <w:rFonts w:ascii="TH SarabunPSK" w:hAnsi="TH SarabunPSK" w:cs="TH SarabunPSK" w:hint="cs"/>
+          <w:sz w:val="32"/>
+          <w:szCs w:val="32"/>
+          <w:cs/>
+        </w:rPr>
+        <w:t xml:space="preserve"> </w:t>
+      </w:r>
+      <w:r>
+        <w:rPr>
+          <w:rFonts w:ascii="TH SarabunPSK" w:hAnsi="TH SarabunPSK" w:cs="TH SarabunPSK"/>
+          <w:sz w:val="32"/>
+          <w:szCs w:val="32"/>
+        </w:rPr>
+        <w:t>{{printedDateTime}}</w:t>
+      </w:r>
+      <w:proofErr w:type="spellStart"/>
+      <w:r>
+        <w:rPr>
+          <w:rFonts w:ascii="TH SarabunPSK" w:hAnsi="TH SarabunPSK" w:cs="TH SarabunPSK"/>
+          <w:sz w:val="32"/>
+          <w:szCs w:val="32"/>
+        </w:rPr>
+        <w:t/>
+      </w:r>
+      <w:proofErr w:type="spellEnd"/>
+      <w:r>
+        <w:rPr>
+          <w:rFonts w:ascii="TH SarabunPSK" w:hAnsi="TH SarabunPSK" w:cs="TH SarabunPSK"/>
+          <w:sz w:val="32"/>
+          <w:szCs w:val="32"/>
+        </w:rPr>
+        <w:t/>
       </w:r>
     </w:p>
     <w:p>
@@ -2398,7 +3530,7 @@
 </file>
 
 <file path=word/endnotes.xml><?xml version="1.0" encoding="utf-8"?>
-<w:endnotes xmlns:wpc="http://schemas.microsoft.com/office/word/2010/wordprocessingCanvas" xmlns:cx="http://schemas.microsoft.com/office/drawing/2014/chartex" xmlns:cx1="http://schemas.microsoft.com/office/drawing/2015/9/8/chartex" xmlns:cx2="http://schemas.microsoft.com/office/drawing/2015/10/21/chartex" xmlns:cx3="http://schemas.microsoft.com/office/drawing/2016/5/9/chartex" xmlns:cx4="http://schemas.microsoft.com/office/drawing/2016/5/10/chartex" xmlns:cx5="http://schemas.microsoft.com/office/drawing/2016/5/11/chartex" xmlns:cx6="http://schemas.microsoft.com/office/drawing/2016/5/12/chartex" xmlns:cx7="http://schemas.microsoft.com/office/drawing/2016/5/13/chartex" xmlns:cx8="http://schemas.microsoft.com/office/drawing/2016/5/14/chartex" xmlns:mc="http://schemas.openxmlformats.org/markup-compatibility/2006" xmlns:aink="http://schemas.microsoft.com/office/drawing/2016/ink" xmlns:am3d="http://schemas.microsoft.com/office/drawing/2017/model3d" xmlns:o="urn:schemas-microsoft-com:office:office" xmlns:oel="http://schemas.microsoft.com/office/2019/extlst" xmlns:r="http://schemas.openxmlformats.org/officeDocument/2006/relationships" xmlns:m="http://schemas.openxmlformats.org/officeDocument/2006/math" xmlns:v="urn:schemas-microsoft-com:vml" xmlns:wp14="http://schemas.microsoft.com/office/word/2010/wordprocessingDrawing" xmlns:wp="http://schemas.openxmlformats.org/drawingml/2006/wordprocessingDrawing" xmlns:w10="urn:schemas-microsoft-com:office:word" xmlns:w="http://schemas.openxmlformats.org/wordprocessingml/2006/main" xmlns:w14="http://schemas.microsoft.com/office/word/2010/wordml" xmlns:w15="http://schemas.microsoft.com/office/word/2012/wordml" xmlns:w16cex="http://schemas.microsoft.com/office/word/2018/wordml/cex" xmlns:w16cid="http://schemas.microsoft.com/office/word/2016/wordml/cid" xmlns:w16="http://schemas.microsoft.com/office/word/2018/wordml" xmlns:w16du="http://schemas.microsoft.com/office/word/2023/wordml/word16du" xmlns:w16sdtdh="http://schemas.microsoft.com/office/word/2020/wordml/sdtdatahash" xmlns:w16sdtfl="http://schemas.microsoft.com/office/word/2024/wordml/sdtformatlock" xmlns:w16se="http://schemas.microsoft.com/office/word/2015/wordml/symex" xmlns:wpg="http://schemas.microsoft.com/office/word/2010/wordprocessingGroup" xmlns:wpi="http://schemas.microsoft.com/office/word/2010/wordprocessingInk" xmlns:wne="http://schemas.microsoft.com/office/word/2006/wordml" xmlns:wps="http://schemas.microsoft.com/office/word/2010/wordprocessingShape" mc:Ignorable="w14 w15 w16se w16cid w16 w16cex w16sdtdh w16sdtfl w16du wp14">
+<w:endnotes xmlns:wpc="http://schemas.microsoft.com/office/word/2010/wordprocessingCanvas" xmlns:cx="http://schemas.microsoft.com/office/drawing/2014/chartex" xmlns:cx1="http://schemas.microsoft.com/office/drawing/2015/9/8/chartex" xmlns:cx2="http://schemas.microsoft.com/office/drawing/2015/10/21/chartex" xmlns:cx3="http://schemas.microsoft.com/office/drawing/2016/5/9/chartex" xmlns:cx4="http://schemas.microsoft.com/office/drawing/2016/5/10/chartex" xmlns:cx5="http://schemas.microsoft.com/office/drawing/2016/5/11/chartex" xmlns:cx6="http://schemas.microsoft.com/office/drawing/2016/5/12/chartex" xmlns:cx7="http://schemas.microsoft.com/office/drawing/2016/5/13/chartex" xmlns:cx8="http://schemas.microsoft.com/office/drawing/2016/5/14/chartex" xmlns:mc="http://schemas.openxmlformats.org/markup-compatibility/2006" xmlns:aink="http://schemas.microsoft.com/office/drawing/2016/ink" xmlns:am3d="http://schemas.microsoft.com/office/drawing/2017/model3d" xmlns:o="urn:schemas-microsoft-com:office:office" xmlns:oel="http://schemas.microsoft.com/office/2019/extlst" xmlns:r="http://schemas.openxmlformats.org/officeDocument/2006/relationships" xmlns:m="http://schemas.openxmlformats.org/officeDocument/2006/math" xmlns:v="urn:schemas-microsoft-com:vml" xmlns:wp14="http://schemas.microsoft.com/office/word/2010/wordprocessingDrawing" xmlns:wp="http://schemas.openxmlformats.org/drawingml/2006/wordprocessingDrawing" xmlns:w10="urn:schemas-microsoft-com:office:word" xmlns:w="http://schemas.openxmlformats.org/wordprocessingml/2006/main" xmlns:w14="http://schemas.microsoft.com/office/word/2010/wordml" xmlns:w15="http://schemas.microsoft.com/office/word/2012/wordml" xmlns:w16cex="http://schemas.microsoft.com/office/word/2018/wordml/cex" xmlns:w16cid="http://schemas.microsoft.com/office/word/2016/wordml/cid" xmlns:w16="http://schemas.microsoft.com/office/word/2018/wordml" xmlns:w16sdtdh="http://schemas.microsoft.com/office/word/2020/wordml/sdtdatahash" xmlns:w16se="http://schemas.microsoft.com/office/word/2015/wordml/symex" xmlns:wpg="http://schemas.microsoft.com/office/word/2010/wordprocessingGroup" xmlns:wpi="http://schemas.microsoft.com/office/word/2010/wordprocessingInk" xmlns:wne="http://schemas.microsoft.com/office/word/2006/wordml" xmlns:wps="http://schemas.microsoft.com/office/word/2010/wordprocessingShape" mc:Ignorable="w14 w15 w16se w16cid w16 w16cex w16sdtdh wp14">
   <w:endnote w:type="separator" w:id="-1">
     <w:p>
       <w:pPr>
@@ -2423,7 +3555,7 @@
 </file>
 
 <file path=word/footnotes.xml><?xml version="1.0" encoding="utf-8"?>
-<w:footnotes xmlns:wpc="http://schemas.microsoft.com/office/word/2010/wordprocessingCanvas" xmlns:cx="http://schemas.microsoft.com/office/drawing/2014/chartex" xmlns:cx1="http://schemas.microsoft.com/office/drawing/2015/9/8/chartex" xmlns:cx2="http://schemas.microsoft.com/office/drawing/2015/10/21/chartex" xmlns:cx3="http://schemas.microsoft.com/office/drawing/2016/5/9/chartex" xmlns:cx4="http://schemas.microsoft.com/office/drawing/2016/5/10/chartex" xmlns:cx5="http://schemas.microsoft.com/office/drawing/2016/5/11/chartex" xmlns:cx6="http://schemas.microsoft.com/office/drawing/2016/5/12/chartex" xmlns:cx7="http://schemas.microsoft.com/office/drawing/2016/5/13/chartex" xmlns:cx8="http://schemas.microsoft.com/office/drawing/2016/5/14/chartex" xmlns:mc="http://schemas.openxmlformats.org/markup-compatibility/2006" xmlns:aink="http://schemas.microsoft.com/office/drawing/2016/ink" xmlns:am3d="http://schemas.microsoft.com/office/drawing/2017/model3d" xmlns:o="urn:schemas-microsoft-com:office:office" xmlns:oel="http://schemas.microsoft.com/office/2019/extlst" xmlns:r="http://schemas.openxmlformats.org/officeDocument/2006/relationships" xmlns:m="http://schemas.openxmlformats.org/officeDocument/2006/math" xmlns:v="urn:schemas-microsoft-com:vml" xmlns:wp14="http://schemas.microsoft.com/office/word/2010/wordprocessingDrawing" xmlns:wp="http://schemas.openxmlformats.org/drawingml/2006/wordprocessingDrawing" xmlns:w10="urn:schemas-microsoft-com:office:word" xmlns:w="http://schemas.openxmlformats.org/wordprocessingml/2006/main" xmlns:w14="http://schemas.microsoft.com/office/word/2010/wordml" xmlns:w15="http://schemas.microsoft.com/office/word/2012/wordml" xmlns:w16cex="http://schemas.microsoft.com/office/word/2018/wordml/cex" xmlns:w16cid="http://schemas.microsoft.com/office/word/2016/wordml/cid" xmlns:w16="http://schemas.microsoft.com/office/word/2018/wordml" xmlns:w16du="http://schemas.microsoft.com/office/word/2023/wordml/word16du" xmlns:w16sdtdh="http://schemas.microsoft.com/office/word/2020/wordml/sdtdatahash" xmlns:w16sdtfl="http://schemas.microsoft.com/office/word/2024/wordml/sdtformatlock" xmlns:w16se="http://schemas.microsoft.com/office/word/2015/wordml/symex" xmlns:wpg="http://schemas.microsoft.com/office/word/2010/wordprocessingGroup" xmlns:wpi="http://schemas.microsoft.com/office/word/2010/wordprocessingInk" xmlns:wne="http://schemas.microsoft.com/office/word/2006/wordml" xmlns:wps="http://schemas.microsoft.com/office/word/2010/wordprocessingShape" mc:Ignorable="w14 w15 w16se w16cid w16 w16cex w16sdtdh w16sdtfl w16du wp14">
+<w:footnotes xmlns:wpc="http://schemas.microsoft.com/office/word/2010/wordprocessingCanvas" xmlns:cx="http://schemas.microsoft.com/office/drawing/2014/chartex" xmlns:cx1="http://schemas.microsoft.com/office/drawing/2015/9/8/chartex" xmlns:cx2="http://schemas.microsoft.com/office/drawing/2015/10/21/chartex" xmlns:cx3="http://schemas.microsoft.com/office/drawing/2016/5/9/chartex" xmlns:cx4="http://schemas.microsoft.com/office/drawing/2016/5/10/chartex" xmlns:cx5="http://schemas.microsoft.com/office/drawing/2016/5/11/chartex" xmlns:cx6="http://schemas.microsoft.com/office/drawing/2016/5/12/chartex" xmlns:cx7="http://schemas.microsoft.com/office/drawing/2016/5/13/chartex" xmlns:cx8="http://schemas.microsoft.com/office/drawing/2016/5/14/chartex" xmlns:mc="http://schemas.openxmlformats.org/markup-compatibility/2006" xmlns:aink="http://schemas.microsoft.com/office/drawing/2016/ink" xmlns:am3d="http://schemas.microsoft.com/office/drawing/2017/model3d" xmlns:o="urn:schemas-microsoft-com:office:office" xmlns:oel="http://schemas.microsoft.com/office/2019/extlst" xmlns:r="http://schemas.openxmlformats.org/officeDocument/2006/relationships" xmlns:m="http://schemas.openxmlformats.org/officeDocument/2006/math" xmlns:v="urn:schemas-microsoft-com:vml" xmlns:wp14="http://schemas.microsoft.com/office/word/2010/wordprocessingDrawing" xmlns:wp="http://schemas.openxmlformats.org/drawingml/2006/wordprocessingDrawing" xmlns:w10="urn:schemas-microsoft-com:office:word" xmlns:w="http://schemas.openxmlformats.org/wordprocessingml/2006/main" xmlns:w14="http://schemas.microsoft.com/office/word/2010/wordml" xmlns:w15="http://schemas.microsoft.com/office/word/2012/wordml" xmlns:w16cex="http://schemas.microsoft.com/office/word/2018/wordml/cex" xmlns:w16cid="http://schemas.microsoft.com/office/word/2016/wordml/cid" xmlns:w16="http://schemas.microsoft.com/office/word/2018/wordml" xmlns:w16sdtdh="http://schemas.microsoft.com/office/word/2020/wordml/sdtdatahash" xmlns:w16se="http://schemas.microsoft.com/office/word/2015/wordml/symex" xmlns:wpg="http://schemas.microsoft.com/office/word/2010/wordprocessingGroup" xmlns:wpi="http://schemas.microsoft.com/office/word/2010/wordprocessingInk" xmlns:wne="http://schemas.microsoft.com/office/word/2006/wordml" xmlns:wps="http://schemas.microsoft.com/office/word/2010/wordprocessingShape" mc:Ignorable="w14 w15 w16se w16cid w16 w16cex w16sdtdh wp14">
   <w:footnote w:type="separator" w:id="-1">
     <w:p>
       <w:pPr>
@@ -2448,7 +3580,7 @@
 </file>
 
 <file path=word/header1.xml><?xml version="1.0" encoding="utf-8"?>
-<w:hdr xmlns:wpc="http://schemas.microsoft.com/office/word/2010/wordprocessingCanvas" xmlns:cx="http://schemas.microsoft.com/office/drawing/2014/chartex" xmlns:cx1="http://schemas.microsoft.com/office/drawing/2015/9/8/chartex" xmlns:cx2="http://schemas.microsoft.com/office/drawing/2015/10/21/chartex" xmlns:cx3="http://schemas.microsoft.com/office/drawing/2016/5/9/chartex" xmlns:cx4="http://schemas.microsoft.com/office/drawing/2016/5/10/chartex" xmlns:cx5="http://schemas.microsoft.com/office/drawing/2016/5/11/chartex" xmlns:cx6="http://schemas.microsoft.com/office/drawing/2016/5/12/chartex" xmlns:cx7="http://schemas.microsoft.com/office/drawing/2016/5/13/chartex" xmlns:cx8="http://schemas.microsoft.com/office/drawing/2016/5/14/chartex" xmlns:mc="http://schemas.openxmlformats.org/markup-compatibility/2006" xmlns:aink="http://schemas.microsoft.com/office/drawing/2016/ink" xmlns:am3d="http://schemas.microsoft.com/office/drawing/2017/model3d" xmlns:o="urn:schemas-microsoft-com:office:office" xmlns:oel="http://schemas.microsoft.com/office/2019/extlst" xmlns:r="http://schemas.openxmlformats.org/officeDocument/2006/relationships" xmlns:m="http://schemas.openxmlformats.org/officeDocument/2006/math" xmlns:v="urn:schemas-microsoft-com:vml" xmlns:wp14="http://schemas.microsoft.com/office/word/2010/wordprocessingDrawing" xmlns:wp="http://schemas.openxmlformats.org/drawingml/2006/wordprocessingDrawing" xmlns:w10="urn:schemas-microsoft-com:office:word" xmlns:w="http://schemas.openxmlformats.org/wordprocessingml/2006/main" xmlns:w14="http://schemas.microsoft.com/office/word/2010/wordml" xmlns:w15="http://schemas.microsoft.com/office/word/2012/wordml" xmlns:w16cex="http://schemas.microsoft.com/office/word/2018/wordml/cex" xmlns:w16cid="http://schemas.microsoft.com/office/word/2016/wordml/cid" xmlns:w16="http://schemas.microsoft.com/office/word/2018/wordml" xmlns:w16du="http://schemas.microsoft.com/office/word/2023/wordml/word16du" xmlns:w16sdtdh="http://schemas.microsoft.com/office/word/2020/wordml/sdtdatahash" xmlns:w16sdtfl="http://schemas.microsoft.com/office/word/2024/wordml/sdtformatlock" xmlns:w16se="http://schemas.microsoft.com/office/word/2015/wordml/symex" xmlns:wpg="http://schemas.microsoft.com/office/word/2010/wordprocessingGroup" xmlns:wpi="http://schemas.microsoft.com/office/word/2010/wordprocessingInk" xmlns:wne="http://schemas.microsoft.com/office/word/2006/wordml" xmlns:wps="http://schemas.microsoft.com/office/word/2010/wordprocessingShape" mc:Ignorable="w14 w15 w16se w16cid w16 w16cex w16sdtdh w16sdtfl w16du wp14">
+<w:hdr xmlns:wpc="http://schemas.microsoft.com/office/word/2010/wordprocessingCanvas" xmlns:cx="http://schemas.microsoft.com/office/drawing/2014/chartex" xmlns:cx1="http://schemas.microsoft.com/office/drawing/2015/9/8/chartex" xmlns:cx2="http://schemas.microsoft.com/office/drawing/2015/10/21/chartex" xmlns:cx3="http://schemas.microsoft.com/office/drawing/2016/5/9/chartex" xmlns:cx4="http://schemas.microsoft.com/office/drawing/2016/5/10/chartex" xmlns:cx5="http://schemas.microsoft.com/office/drawing/2016/5/11/chartex" xmlns:cx6="http://schemas.microsoft.com/office/drawing/2016/5/12/chartex" xmlns:cx7="http://schemas.microsoft.com/office/drawing/2016/5/13/chartex" xmlns:cx8="http://schemas.microsoft.com/office/drawing/2016/5/14/chartex" xmlns:mc="http://schemas.openxmlformats.org/markup-compatibility/2006" xmlns:aink="http://schemas.microsoft.com/office/drawing/2016/ink" xmlns:am3d="http://schemas.microsoft.com/office/drawing/2017/model3d" xmlns:o="urn:schemas-microsoft-com:office:office" xmlns:oel="http://schemas.microsoft.com/office/2019/extlst" xmlns:r="http://schemas.openxmlformats.org/officeDocument/2006/relationships" xmlns:m="http://schemas.openxmlformats.org/officeDocument/2006/math" xmlns:v="urn:schemas-microsoft-com:vml" xmlns:wp14="http://schemas.microsoft.com/office/word/2010/wordprocessingDrawing" xmlns:wp="http://schemas.openxmlformats.org/drawingml/2006/wordprocessingDrawing" xmlns:w10="urn:schemas-microsoft-com:office:word" xmlns:w="http://schemas.openxmlformats.org/wordprocessingml/2006/main" xmlns:w14="http://schemas.microsoft.com/office/word/2010/wordml" xmlns:w15="http://schemas.microsoft.com/office/word/2012/wordml" xmlns:w16cex="http://schemas.microsoft.com/office/word/2018/wordml/cex" xmlns:w16cid="http://schemas.microsoft.com/office/word/2016/wordml/cid" xmlns:w16="http://schemas.microsoft.com/office/word/2018/wordml" xmlns:w16sdtdh="http://schemas.microsoft.com/office/word/2020/wordml/sdtdatahash" xmlns:w16se="http://schemas.microsoft.com/office/word/2015/wordml/symex" xmlns:wpg="http://schemas.microsoft.com/office/word/2010/wordprocessingGroup" xmlns:wpi="http://schemas.microsoft.com/office/word/2010/wordprocessingInk" xmlns:wne="http://schemas.microsoft.com/office/word/2006/wordml" xmlns:wps="http://schemas.microsoft.com/office/word/2010/wordprocessingShape" mc:Ignorable="w14 w15 w16se w16cid w16 w16cex w16sdtdh wp14">
   <w:sdt>
     <w:sdtPr>
       <w:id w:val="-222301809"/>
@@ -2530,7 +3662,7 @@
 </file>
 
 <file path=word/numbering.xml><?xml version="1.0" encoding="utf-8"?>
-<w:numbering xmlns:wpc="http://schemas.microsoft.com/office/word/2010/wordprocessingCanvas" xmlns:cx="http://schemas.microsoft.com/office/drawing/2014/chartex" xmlns:cx1="http://schemas.microsoft.com/office/drawing/2015/9/8/chartex" xmlns:cx2="http://schemas.microsoft.com/office/drawing/2015/10/21/chartex" xmlns:cx3="http://schemas.microsoft.com/office/drawing/2016/5/9/chartex" xmlns:cx4="http://schemas.microsoft.com/office/drawing/2016/5/10/chartex" xmlns:cx5="http://schemas.microsoft.com/office/drawing/2016/5/11/chartex" xmlns:cx6="http://schemas.microsoft.com/office/drawing/2016/5/12/chartex" xmlns:cx7="http://schemas.microsoft.com/office/drawing/2016/5/13/chartex" xmlns:cx8="http://schemas.microsoft.com/office/drawing/2016/5/14/chartex" xmlns:mc="http://schemas.openxmlformats.org/markup-compatibility/2006" xmlns:aink="http://schemas.microsoft.com/office/drawing/2016/ink" xmlns:am3d="http://schemas.microsoft.com/office/drawing/2017/model3d" xmlns:o="urn:schemas-microsoft-com:office:office" xmlns:oel="http://schemas.microsoft.com/office/2019/extlst" xmlns:r="http://schemas.openxmlformats.org/officeDocument/2006/relationships" xmlns:m="http://schemas.openxmlformats.org/officeDocument/2006/math" xmlns:v="urn:schemas-microsoft-com:vml" xmlns:wp14="http://schemas.microsoft.com/office/word/2010/wordprocessingDrawing" xmlns:wp="http://schemas.openxmlformats.org/drawingml/2006/wordprocessingDrawing" xmlns:w10="urn:schemas-microsoft-com:office:word" xmlns:w="http://schemas.openxmlformats.org/wordprocessingml/2006/main" xmlns:w14="http://schemas.microsoft.com/office/word/2010/wordml" xmlns:w15="http://schemas.microsoft.com/office/word/2012/wordml" xmlns:w16cex="http://schemas.microsoft.com/office/word/2018/wordml/cex" xmlns:w16cid="http://schemas.microsoft.com/office/word/2016/wordml/cid" xmlns:w16="http://schemas.microsoft.com/office/word/2018/wordml" xmlns:w16du="http://schemas.microsoft.com/office/word/2023/wordml/word16du" xmlns:w16sdtdh="http://schemas.microsoft.com/office/word/2020/wordml/sdtdatahash" xmlns:w16sdtfl="http://schemas.microsoft.com/office/word/2024/wordml/sdtformatlock" xmlns:w16se="http://schemas.microsoft.com/office/word/2015/wordml/symex" xmlns:wpg="http://schemas.microsoft.com/office/word/2010/wordprocessingGroup" xmlns:wpi="http://schemas.microsoft.com/office/word/2010/wordprocessingInk" xmlns:wne="http://schemas.microsoft.com/office/word/2006/wordml" xmlns:wps="http://schemas.microsoft.com/office/word/2010/wordprocessingShape" mc:Ignorable="w14 w15 w16se w16cid w16 w16cex w16sdtdh w16sdtfl w16du wp14">
+<w:numbering xmlns:wpc="http://schemas.microsoft.com/office/word/2010/wordprocessingCanvas" xmlns:cx="http://schemas.microsoft.com/office/drawing/2014/chartex" xmlns:cx1="http://schemas.microsoft.com/office/drawing/2015/9/8/chartex" xmlns:cx2="http://schemas.microsoft.com/office/drawing/2015/10/21/chartex" xmlns:cx3="http://schemas.microsoft.com/office/drawing/2016/5/9/chartex" xmlns:cx4="http://schemas.microsoft.com/office/drawing/2016/5/10/chartex" xmlns:cx5="http://schemas.microsoft.com/office/drawing/2016/5/11/chartex" xmlns:cx6="http://schemas.microsoft.com/office/drawing/2016/5/12/chartex" xmlns:cx7="http://schemas.microsoft.com/office/drawing/2016/5/13/chartex" xmlns:cx8="http://schemas.microsoft.com/office/drawing/2016/5/14/chartex" xmlns:mc="http://schemas.openxmlformats.org/markup-compatibility/2006" xmlns:aink="http://schemas.microsoft.com/office/drawing/2016/ink" xmlns:am3d="http://schemas.microsoft.com/office/drawing/2017/model3d" xmlns:o="urn:schemas-microsoft-com:office:office" xmlns:oel="http://schemas.microsoft.com/office/2019/extlst" xmlns:r="http://schemas.openxmlformats.org/officeDocument/2006/relationships" xmlns:m="http://schemas.openxmlformats.org/officeDocument/2006/math" xmlns:v="urn:schemas-microsoft-com:vml" xmlns:wp14="http://schemas.microsoft.com/office/word/2010/wordprocessingDrawing" xmlns:wp="http://schemas.openxmlformats.org/drawingml/2006/wordprocessingDrawing" xmlns:w10="urn:schemas-microsoft-com:office:word" xmlns:w="http://schemas.openxmlformats.org/wordprocessingml/2006/main" xmlns:w14="http://schemas.microsoft.com/office/word/2010/wordml" xmlns:w15="http://schemas.microsoft.com/office/word/2012/wordml" xmlns:w16cex="http://schemas.microsoft.com/office/word/2018/wordml/cex" xmlns:w16cid="http://schemas.microsoft.com/office/word/2016/wordml/cid" xmlns:w16="http://schemas.microsoft.com/office/word/2018/wordml" xmlns:w16sdtdh="http://schemas.microsoft.com/office/word/2020/wordml/sdtdatahash" xmlns:w16se="http://schemas.microsoft.com/office/word/2015/wordml/symex" xmlns:wpg="http://schemas.microsoft.com/office/word/2010/wordprocessingGroup" xmlns:wpi="http://schemas.microsoft.com/office/word/2010/wordprocessingInk" xmlns:wne="http://schemas.microsoft.com/office/word/2006/wordml" xmlns:wps="http://schemas.microsoft.com/office/word/2010/wordprocessingShape" mc:Ignorable="w14 w15 w16se w16cid w16 w16cex w16sdtdh wp14">
   <w:abstractNum w:abstractNumId="0" w15:restartNumberingAfterBreak="0">
     <w:nsid w:val="050A7406"/>
     <w:multiLevelType w:val="hybridMultilevel"/>
@@ -2859,7 +3991,7 @@
 </file>
 
 <file path=word/styles.xml><?xml version="1.0" encoding="utf-8"?>
-<w:styles xmlns:mc="http://schemas.openxmlformats.org/markup-compatibility/2006" xmlns:r="http://schemas.openxmlformats.org/officeDocument/2006/relationships" xmlns:w="http://schemas.openxmlformats.org/wordprocessingml/2006/main" xmlns:w14="http://schemas.microsoft.com/office/word/2010/wordml" xmlns:w15="http://schemas.microsoft.com/office/word/2012/wordml" xmlns:w16cex="http://schemas.microsoft.com/office/word/2018/wordml/cex" xmlns:w16cid="http://schemas.microsoft.com/office/word/2016/wordml/cid" xmlns:w16="http://schemas.microsoft.com/office/word/2018/wordml" xmlns:w16du="http://schemas.microsoft.com/office/word/2023/wordml/word16du" xmlns:w16sdtdh="http://schemas.microsoft.com/office/word/2020/wordml/sdtdatahash" xmlns:w16sdtfl="http://schemas.microsoft.com/office/word/2024/wordml/sdtformatlock" xmlns:w16se="http://schemas.microsoft.com/office/word/2015/wordml/symex" mc:Ignorable="w14 w15 w16se w16cid w16 w16cex w16sdtdh w16sdtfl w16du">
+<w:styles xmlns:mc="http://schemas.openxmlformats.org/markup-compatibility/2006" xmlns:r="http://schemas.openxmlformats.org/officeDocument/2006/relationships" xmlns:w="http://schemas.openxmlformats.org/wordprocessingml/2006/main" xmlns:w14="http://schemas.microsoft.com/office/word/2010/wordml" xmlns:w15="http://schemas.microsoft.com/office/word/2012/wordml" xmlns:w16cex="http://schemas.microsoft.com/office/word/2018/wordml/cex" xmlns:w16cid="http://schemas.microsoft.com/office/word/2016/wordml/cid" xmlns:w16="http://schemas.microsoft.com/office/word/2018/wordml" xmlns:w16sdtdh="http://schemas.microsoft.com/office/word/2020/wordml/sdtdatahash" xmlns:w16se="http://schemas.microsoft.com/office/word/2015/wordml/symex" mc:Ignorable="w14 w15 w16se w16cid w16 w16cex w16sdtdh">
   <w:docDefaults>
     <w:rPrDefault>
       <w:rPr>
@@ -4317,6 +5449,22 @@
 </file>
 
 <file path=customXml/item1.xml><?xml version="1.0" encoding="utf-8"?>
+<b:Sources xmlns:b="http://schemas.openxmlformats.org/officeDocument/2006/bibliography" xmlns="http://schemas.openxmlformats.org/officeDocument/2006/bibliography" SelectedStyle="\APASixthEditionOfficeOnline.xsl" StyleName="APA" Version="6"/>
+</file>
+
+<file path=customXml/item2.xml><?xml version="1.0" encoding="utf-8"?>
+<p:properties xmlns:p="http://schemas.microsoft.com/office/2006/metadata/properties" xmlns:xsi="http://www.w3.org/2001/XMLSchema-instance" xmlns:pc="http://schemas.microsoft.com/office/infopath/2007/PartnerControls">
+  <documentManagement>
+    <_ip_UnifiedCompliancePolicyUIAction xmlns="http://schemas.microsoft.com/sharepoint/v3" xsi:nil="true"/>
+    <_ip_UnifiedCompliancePolicyProperties xmlns="http://schemas.microsoft.com/sharepoint/v3" xsi:nil="true"/>
+    <lcf76f155ced4ddcb4097134ff3c332f xmlns="7fe94300-ae1f-432c-a0c7-c92276cd6b11">
+      <Terms xmlns="http://schemas.microsoft.com/office/infopath/2007/PartnerControls"/>
+    </lcf76f155ced4ddcb4097134ff3c332f>
+  </documentManagement>
+</p:properties>
+</file>
+
+<file path=customXml/item3.xml><?xml version="1.0" encoding="utf-8"?>
 <ct:contentTypeSchema xmlns:ct="http://schemas.microsoft.com/office/2006/metadata/contentType" xmlns:ma="http://schemas.microsoft.com/office/2006/metadata/properties/metaAttributes" ct:_="" ma:_="" ma:contentTypeName="เอกสาร" ma:contentTypeID="0x0101004BD510331387CA4882261A26C07E9FC6" ma:contentTypeVersion="11" ma:contentTypeDescription="สร้างเอกสารใหม่" ma:contentTypeScope="" ma:versionID="d734f059ba72d6bf886bce3555013d73">
   <xsd:schema xmlns:xsd="http://www.w3.org/2001/XMLSchema" xmlns:xs="http://www.w3.org/2001/XMLSchema" xmlns:p="http://schemas.microsoft.com/office/2006/metadata/properties" xmlns:ns1="http://schemas.microsoft.com/sharepoint/v3" xmlns:ns2="7fe94300-ae1f-432c-a0c7-c92276cd6b11" targetNamespace="http://schemas.microsoft.com/office/2006/metadata/properties" ma:root="true" ma:fieldsID="fb208d7008d67af06cb0a39599666b2d" ns1:_="" ns2:_="">
     <xsd:import namespace="http://schemas.microsoft.com/sharepoint/v3"/>
@@ -4505,22 +5653,6 @@
 </ct:contentTypeSchema>
 </file>
 
-<file path=customXml/item2.xml><?xml version="1.0" encoding="utf-8"?>
-<p:properties xmlns:p="http://schemas.microsoft.com/office/2006/metadata/properties" xmlns:xsi="http://www.w3.org/2001/XMLSchema-instance" xmlns:pc="http://schemas.microsoft.com/office/infopath/2007/PartnerControls">
-  <documentManagement>
-    <_ip_UnifiedCompliancePolicyUIAction xmlns="http://schemas.microsoft.com/sharepoint/v3" xsi:nil="true"/>
-    <_ip_UnifiedCompliancePolicyProperties xmlns="http://schemas.microsoft.com/sharepoint/v3" xsi:nil="true"/>
-    <lcf76f155ced4ddcb4097134ff3c332f xmlns="7fe94300-ae1f-432c-a0c7-c92276cd6b11">
-      <Terms xmlns="http://schemas.microsoft.com/office/infopath/2007/PartnerControls"/>
-    </lcf76f155ced4ddcb4097134ff3c332f>
-  </documentManagement>
-</p:properties>
-</file>
-
-<file path=customXml/item3.xml><?xml version="1.0" encoding="utf-8"?>
-<b:Sources xmlns:b="http://schemas.openxmlformats.org/officeDocument/2006/bibliography" xmlns="http://schemas.openxmlformats.org/officeDocument/2006/bibliography" SelectedStyle="\APASixthEditionOfficeOnline.xsl" StyleName="APA" Version="6"/>
-</file>
-
 <file path=customXml/item4.xml><?xml version="1.0" encoding="utf-8"?>
 <?mso-contentType ?>
 <FormTemplates xmlns="http://schemas.microsoft.com/sharepoint/v3/contenttype/forms">
@@ -4531,6 +5663,25 @@
 </file>
 
 <file path=customXml/itemProps1.xml><?xml version="1.0" encoding="utf-8"?>
+<ds:datastoreItem xmlns:ds="http://schemas.openxmlformats.org/officeDocument/2006/customXml" ds:itemID="{376F12BC-4729-4247-B4DF-BBCADFB47336}">
+  <ds:schemaRefs>
+    <ds:schemaRef ds:uri="http://schemas.openxmlformats.org/officeDocument/2006/bibliography"/>
+  </ds:schemaRefs>
+</ds:datastoreItem>
+</file>
+
+<file path=customXml/itemProps2.xml><?xml version="1.0" encoding="utf-8"?>
+<ds:datastoreItem xmlns:ds="http://schemas.openxmlformats.org/officeDocument/2006/customXml" ds:itemID="{3B1B371B-6DC3-44F9-B750-4DBBC266D900}">
+  <ds:schemaRefs>
+    <ds:schemaRef ds:uri="http://schemas.microsoft.com/office/2006/metadata/properties"/>
+    <ds:schemaRef ds:uri="http://schemas.microsoft.com/office/infopath/2007/PartnerControls"/>
+    <ds:schemaRef ds:uri="http://schemas.microsoft.com/sharepoint/v3"/>
+    <ds:schemaRef ds:uri="7fe94300-ae1f-432c-a0c7-c92276cd6b11"/>
+  </ds:schemaRefs>
+</ds:datastoreItem>
+</file>
+
+<file path=customXml/itemProps3.xml><?xml version="1.0" encoding="utf-8"?>
 <ds:datastoreItem xmlns:ds="http://schemas.openxmlformats.org/officeDocument/2006/customXml" ds:itemID="{8AFADC19-D7E7-4D8B-B173-AECCC8189605}">
   <ds:schemaRefs>
     <ds:schemaRef ds:uri="http://schemas.microsoft.com/office/2006/metadata/contentType"/>
@@ -4549,25 +5700,6 @@
 </ds:datastoreItem>
 </file>
 
-<file path=customXml/itemProps2.xml><?xml version="1.0" encoding="utf-8"?>
-<ds:datastoreItem xmlns:ds="http://schemas.openxmlformats.org/officeDocument/2006/customXml" ds:itemID="{3B1B371B-6DC3-44F9-B750-4DBBC266D900}">
-  <ds:schemaRefs>
-    <ds:schemaRef ds:uri="http://schemas.microsoft.com/office/2006/metadata/properties"/>
-    <ds:schemaRef ds:uri="http://schemas.microsoft.com/office/infopath/2007/PartnerControls"/>
-    <ds:schemaRef ds:uri="http://schemas.microsoft.com/sharepoint/v3"/>
-    <ds:schemaRef ds:uri="7fe94300-ae1f-432c-a0c7-c92276cd6b11"/>
-  </ds:schemaRefs>
-</ds:datastoreItem>
-</file>
-
-<file path=customXml/itemProps3.xml><?xml version="1.0" encoding="utf-8"?>
-<ds:datastoreItem xmlns:ds="http://schemas.openxmlformats.org/officeDocument/2006/customXml" ds:itemID="{376F12BC-4729-4247-B4DF-BBCADFB47336}">
-  <ds:schemaRefs>
-    <ds:schemaRef ds:uri="http://schemas.openxmlformats.org/officeDocument/2006/bibliography"/>
-  </ds:schemaRefs>
-</ds:datastoreItem>
-</file>
-
 <file path=customXml/itemProps4.xml><?xml version="1.0" encoding="utf-8"?>
 <ds:datastoreItem xmlns:ds="http://schemas.openxmlformats.org/officeDocument/2006/customXml" ds:itemID="{1ACCD1CC-0EC1-4B1F-93F5-AF4A231D01D5}">
   <ds:schemaRefs>

--- a/backend/src/assets/legal-templates/A0.docx
+++ b/backend/src/assets/legal-templates/A0.docx
@@ -1106,7 +1106,7 @@
           <w:szCs w:val="32"/>
           <w:u w:val="dotted"/>
         </w:rPr>
-        <w:t>{{signatory.firstName}} {{signatory.lastName}}</w:t>
+        <w:t>{{org_approver.firstName}} {{org_approver.lastName}}</w:t>
       </w:r>
       <w:proofErr w:type="spellStart"/>
       <w:r>
@@ -1272,7 +1272,7 @@
           <w:szCs w:val="32"/>
           <w:u w:val="dotted"/>
         </w:rPr>
-        <w:t>{{signatory.position}}</w:t>
+        <w:t>{{org_approver.position}}</w:t>
       </w:r>
       <w:proofErr w:type="spellStart"/>
       <w:r>
@@ -2575,7 +2575,7 @@
                 <w:szCs w:val="32"/>
                 <w:cs/>
               </w:rPr>
-              <w:t>{{bdi.endorsement}}ลงนาม  {{bdi.firstName}}</w:t>
+              <w:t>{{bdi_approver.endorsement}}ลงนาม  {{bdi_approver.firstName}}</w:t>
             </w:r>
             <w:r>
               <w:rPr>
@@ -2660,7 +2660,7 @@
                 <w:szCs w:val="32"/>
                 <w:u w:val="dotted"/>
               </w:rPr>
-              <w:t>{{bdi.lastName}}</w:t>
+              <w:t>{{bdi_approver.lastName}}</w:t>
             </w:r>
             <w:proofErr w:type="spellStart"/>
             <w:r>
@@ -2746,7 +2746,7 @@
                 <w:szCs w:val="32"/>
                 <w:u w:val="dotted"/>
               </w:rPr>
-              <w:t>{{bdi.signedDate}}</w:t>
+              <w:t>{{bdi_approver.signedDate}}</w:t>
             </w:r>
             <w:proofErr w:type="spellStart"/>
             <w:r>
@@ -2929,7 +2929,7 @@
                 <w:szCs w:val="32"/>
                 <w:u w:val="dotted"/>
               </w:rPr>
-              <w:t>{{signatory.firstName}}</w:t>
+              <w:t>{{org_approver.firstName}}</w:t>
             </w:r>
             <w:proofErr w:type="spellStart"/>
             <w:r>
@@ -2967,7 +2967,7 @@
                 <w:szCs w:val="32"/>
                 <w:u w:val="dotted"/>
               </w:rPr>
-              <w:t>{{signatory.lastName}}</w:t>
+              <w:t>{{org_approver.lastName}}</w:t>
             </w:r>
             <w:proofErr w:type="spellStart"/>
             <w:r>
@@ -3074,7 +3074,7 @@
                 <w:szCs w:val="32"/>
                 <w:u w:val="dotted"/>
               </w:rPr>
-              <w:t>{{approver.signedDate}}</w:t>
+              <w:t>{{org_approver.signedDate}}</w:t>
             </w:r>
             <w:proofErr w:type="spellStart"/>
             <w:r>
@@ -3218,7 +3218,7 @@
           <w:szCs w:val="32"/>
           <w:u w:val="dotted"/>
         </w:rPr>
-        <w:t>{{contact.firstName}}</w:t>
+        <w:t>{{org_officer.firstName}}</w:t>
       </w:r>
       <w:proofErr w:type="spellStart"/>
       <w:r>
@@ -3273,7 +3273,7 @@
           <w:szCs w:val="32"/>
           <w:u w:val="dotted"/>
         </w:rPr>
-        <w:t>{{contact.lastName}}</w:t>
+        <w:t>{{org_officer.lastName}}</w:t>
       </w:r>
       <w:proofErr w:type="spellStart"/>
       <w:r>

--- a/backend/src/assets/legal-templates/A0.docx
+++ b/backend/src/assets/legal-templates/A0.docx
@@ -1,6 +1,6 @@
 
 <file path=word/document.xml><?xml version="1.0" encoding="utf-8"?>
-<w:document xmlns:wpc="http://schemas.microsoft.com/office/word/2010/wordprocessingCanvas" xmlns:cx="http://schemas.microsoft.com/office/drawing/2014/chartex" xmlns:cx1="http://schemas.microsoft.com/office/drawing/2015/9/8/chartex" xmlns:cx2="http://schemas.microsoft.com/office/drawing/2015/10/21/chartex" xmlns:cx3="http://schemas.microsoft.com/office/drawing/2016/5/9/chartex" xmlns:cx4="http://schemas.microsoft.com/office/drawing/2016/5/10/chartex" xmlns:cx5="http://schemas.microsoft.com/office/drawing/2016/5/11/chartex" xmlns:cx6="http://schemas.microsoft.com/office/drawing/2016/5/12/chartex" xmlns:cx7="http://schemas.microsoft.com/office/drawing/2016/5/13/chartex" xmlns:cx8="http://schemas.microsoft.com/office/drawing/2016/5/14/chartex" xmlns:mc="http://schemas.openxmlformats.org/markup-compatibility/2006" xmlns:aink="http://schemas.microsoft.com/office/drawing/2016/ink" xmlns:am3d="http://schemas.microsoft.com/office/drawing/2017/model3d" xmlns:o="urn:schemas-microsoft-com:office:office" xmlns:oel="http://schemas.microsoft.com/office/2019/extlst" xmlns:r="http://schemas.openxmlformats.org/officeDocument/2006/relationships" xmlns:m="http://schemas.openxmlformats.org/officeDocument/2006/math" xmlns:v="urn:schemas-microsoft-com:vml" xmlns:wp14="http://schemas.microsoft.com/office/word/2010/wordprocessingDrawing" xmlns:wp="http://schemas.openxmlformats.org/drawingml/2006/wordprocessingDrawing" xmlns:w10="urn:schemas-microsoft-com:office:word" xmlns:w="http://schemas.openxmlformats.org/wordprocessingml/2006/main" xmlns:w14="http://schemas.microsoft.com/office/word/2010/wordml" xmlns:w15="http://schemas.microsoft.com/office/word/2012/wordml" xmlns:w16cex="http://schemas.microsoft.com/office/word/2018/wordml/cex" xmlns:w16cid="http://schemas.microsoft.com/office/word/2016/wordml/cid" xmlns:w16="http://schemas.microsoft.com/office/word/2018/wordml" xmlns:w16sdtdh="http://schemas.microsoft.com/office/word/2020/wordml/sdtdatahash" xmlns:w16se="http://schemas.microsoft.com/office/word/2015/wordml/symex" xmlns:wpg="http://schemas.microsoft.com/office/word/2010/wordprocessingGroup" xmlns:wpi="http://schemas.microsoft.com/office/word/2010/wordprocessingInk" xmlns:wne="http://schemas.microsoft.com/office/word/2006/wordml" xmlns:wps="http://schemas.microsoft.com/office/word/2010/wordprocessingShape" mc:Ignorable="w14 w15 w16se w16cid w16 w16cex w16sdtdh wp14">
+<w:document xmlns:wpc="http://schemas.microsoft.com/office/word/2010/wordprocessingCanvas" xmlns:cx="http://schemas.microsoft.com/office/drawing/2014/chartex" xmlns:cx1="http://schemas.microsoft.com/office/drawing/2015/9/8/chartex" xmlns:cx2="http://schemas.microsoft.com/office/drawing/2015/10/21/chartex" xmlns:cx3="http://schemas.microsoft.com/office/drawing/2016/5/9/chartex" xmlns:cx4="http://schemas.microsoft.com/office/drawing/2016/5/10/chartex" xmlns:cx5="http://schemas.microsoft.com/office/drawing/2016/5/11/chartex" xmlns:cx6="http://schemas.microsoft.com/office/drawing/2016/5/12/chartex" xmlns:cx7="http://schemas.microsoft.com/office/drawing/2016/5/13/chartex" xmlns:cx8="http://schemas.microsoft.com/office/drawing/2016/5/14/chartex" xmlns:mc="http://schemas.openxmlformats.org/markup-compatibility/2006" xmlns:aink="http://schemas.microsoft.com/office/drawing/2016/ink" xmlns:am3d="http://schemas.microsoft.com/office/drawing/2017/model3d" xmlns:o="urn:schemas-microsoft-com:office:office" xmlns:oel="http://schemas.microsoft.com/office/2019/extlst" xmlns:r="http://schemas.openxmlformats.org/officeDocument/2006/relationships" xmlns:m="http://schemas.openxmlformats.org/officeDocument/2006/math" xmlns:v="urn:schemas-microsoft-com:vml" xmlns:wp14="http://schemas.microsoft.com/office/word/2010/wordprocessingDrawing" xmlns:wp="http://schemas.openxmlformats.org/drawingml/2006/wordprocessingDrawing" xmlns:w10="urn:schemas-microsoft-com:office:word" xmlns:w="http://schemas.openxmlformats.org/wordprocessingml/2006/main" xmlns:w14="http://schemas.microsoft.com/office/word/2010/wordml" xmlns:w15="http://schemas.microsoft.com/office/word/2012/wordml" xmlns:w16cex="http://schemas.microsoft.com/office/word/2018/wordml/cex" xmlns:w16cid="http://schemas.microsoft.com/office/word/2016/wordml/cid" xmlns:w16="http://schemas.microsoft.com/office/word/2018/wordml" xmlns:w16du="http://schemas.microsoft.com/office/word/2023/wordml/word16du" xmlns:w16sdtdh="http://schemas.microsoft.com/office/word/2020/wordml/sdtdatahash" xmlns:w16sdtfl="http://schemas.microsoft.com/office/word/2024/wordml/sdtformatlock" xmlns:w16se="http://schemas.microsoft.com/office/word/2015/wordml/symex" xmlns:wpg="http://schemas.microsoft.com/office/word/2010/wordprocessingGroup" xmlns:wpi="http://schemas.microsoft.com/office/word/2010/wordprocessingInk" xmlns:wne="http://schemas.microsoft.com/office/word/2006/wordml" xmlns:wps="http://schemas.microsoft.com/office/word/2010/wordprocessingShape" mc:Ignorable="w14 w15 w16se w16cid w16 w16cex w16sdtdh w16sdtfl w16du wp14">
   <w:body>
     <w:p>
       <w:pPr>
@@ -24,7 +24,29 @@
           <w:szCs w:val="32"/>
           <w:cs/>
         </w:rPr>
-        <w:t>ข้อตกลงในการบริหารจัดการและการแบ่งปันข้อมูล</w:t>
+        <w:t>ข้อตกลง</w:t>
+      </w:r>
+      <w:r>
+        <w:rPr>
+          <w:rFonts w:ascii="TH SarabunPSK" w:hAnsi="TH SarabunPSK" w:cs="TH SarabunPSK" w:hint="cs"/>
+          <w:b/>
+          <w:bCs/>
+          <w:sz w:val="32"/>
+          <w:szCs w:val="32"/>
+          <w:cs/>
+        </w:rPr>
+        <w:t>หลัก</w:t>
+      </w:r>
+      <w:r>
+        <w:rPr>
+          <w:rFonts w:ascii="TH SarabunPSK" w:hAnsi="TH SarabunPSK" w:cs="TH SarabunPSK"/>
+          <w:b/>
+          <w:bCs/>
+          <w:sz w:val="32"/>
+          <w:szCs w:val="32"/>
+          <w:cs/>
+        </w:rPr>
+        <w:t>ในการบริหารจัดการและการแบ่งปันข้อมูล</w:t>
       </w:r>
     </w:p>
     <w:p>
@@ -38,6 +60,7 @@
           <w:bCs/>
           <w:sz w:val="32"/>
           <w:szCs w:val="32"/>
+          <w:cs/>
         </w:rPr>
       </w:pPr>
       <w:r>
@@ -50,17 +73,68 @@
           <w:cs/>
         </w:rPr>
         <w:t>ตามระเบียบสำนักนายกรัฐมนตรีว่าด้วยการแบ่งปันข้อมูลดิจิทัล</w:t>
+      </w:r>
+      <w:r>
+        <w:rPr>
+          <w:rFonts w:ascii="TH SarabunPSK" w:hAnsi="TH SarabunPSK" w:cs="TH SarabunPSK"/>
+          <w:b/>
+          <w:bCs/>
+          <w:sz w:val="32"/>
+          <w:szCs w:val="32"/>
+        </w:rPr>
+        <w:t xml:space="preserve"> </w:t>
+      </w:r>
+      <w:r>
+        <w:rPr>
+          <w:rFonts w:ascii="TH SarabunPSK" w:hAnsi="TH SarabunPSK" w:cs="TH SarabunPSK" w:hint="cs"/>
+          <w:b/>
+          <w:bCs/>
+          <w:sz w:val="32"/>
+          <w:szCs w:val="32"/>
+          <w:cs/>
+        </w:rPr>
+        <w:t>พ.ศ.</w:t>
+      </w:r>
+      <w:r>
+        <w:rPr>
+          <w:rFonts w:ascii="TH SarabunPSK" w:hAnsi="TH SarabunPSK" w:cs="TH SarabunPSK" w:hint="cs"/>
+          <w:b/>
+          <w:bCs/>
+          <w:sz w:val="32"/>
+          <w:szCs w:val="32"/>
+          <w:cs/>
+        </w:rPr>
+        <w:t xml:space="preserve"> </w:t>
+      </w:r>
+      <w:r>
+        <w:rPr>
+          <w:rFonts w:ascii="TH SarabunPSK" w:hAnsi="TH SarabunPSK" w:cs="TH SarabunPSK"/>
+          <w:b/>
+          <w:bCs/>
+          <w:sz w:val="32"/>
+          <w:szCs w:val="32"/>
+        </w:rPr>
+        <w:t>2569</w:t>
+      </w:r>
+      <w:r>
+        <w:rPr>
+          <w:rFonts w:ascii="TH SarabunPSK" w:hAnsi="TH SarabunPSK" w:cs="TH SarabunPSK" w:hint="cs"/>
+          <w:b/>
+          <w:bCs/>
+          <w:sz w:val="32"/>
+          <w:szCs w:val="32"/>
+          <w:cs/>
+        </w:rPr>
+        <w:t xml:space="preserve"> </w:t>
       </w:r>
     </w:p>
     <w:p>
       <w:pPr>
         <w:pStyle w:val="ListParagraph"/>
-        <w:ind w:left="0"/>
+        <w:ind w:left="0" w:firstLine="720"/>
         <w:jc w:val="thaiDistribute"/>
         <w:rPr>
           <w:rFonts w:ascii="TH SarabunPSK" w:hAnsi="TH SarabunPSK" w:cs="TH SarabunPSK"/>
-          <w:b/>
-          <w:bCs/>
           <w:sz w:val="32"/>
           <w:szCs w:val="32"/>
         </w:rPr>
@@ -77,19 +151,6 @@
           <w:szCs w:val="32"/>
         </w:rPr>
       </w:pPr>
-    </w:p>
-    <w:p>
-      <w:pPr>
-        <w:pStyle w:val="ListParagraph"/>
-        <w:ind w:left="0" w:firstLine="720"/>
-        <w:jc w:val="thaiDistribute"/>
-        <w:rPr>
-          <w:rFonts w:ascii="TH SarabunPSK" w:hAnsi="TH SarabunPSK" w:cs="TH SarabunPSK"/>
-          <w:sz w:val="32"/>
-          <w:szCs w:val="32"/>
-          <w:cs/>
-        </w:rPr>
-      </w:pPr>
       <w:r>
         <w:rPr>
           <w:rFonts w:ascii="TH SarabunPSK" w:hAnsi="TH SarabunPSK" w:cs="TH SarabunPSK"/>
@@ -106,25 +167,429 @@
           <w:szCs w:val="32"/>
           <w:cs/>
         </w:rPr>
+        <w:t>หลัก</w:t>
+      </w:r>
+      <w:r>
+        <w:rPr>
+          <w:rFonts w:ascii="TH SarabunPSK" w:hAnsi="TH SarabunPSK" w:cs="TH SarabunPSK" w:hint="cs"/>
+          <w:sz w:val="32"/>
+          <w:szCs w:val="32"/>
+          <w:cs/>
+        </w:rPr>
         <w:t>ในการบริหารจัดการและการแบ่งปันข้อมูล</w:t>
       </w:r>
       <w:r>
         <w:rPr>
-          <w:rFonts w:ascii="TH SarabunPSK" w:hAnsi="TH SarabunPSK" w:cs="TH SarabunPSK"/>
-          <w:sz w:val="32"/>
-          <w:szCs w:val="32"/>
-          <w:cs/>
-        </w:rPr>
-        <w:t xml:space="preserve">ฉบับนี้ทำขึ้น </w:t>
-      </w:r>
-      <w:r>
-        <w:rPr>
-          <w:rFonts w:ascii="TH SarabunPSK" w:hAnsi="TH SarabunPSK" w:cs="TH SarabunPSK"/>
-          <w:sz w:val="32"/>
-          <w:szCs w:val="32"/>
-          <w:cs/>
-        </w:rPr>
-        <w:t xml:space="preserve">เมื่อวันที่ {{agreement.day}} เดือน {{agreement.month}} พ.ศ. {{agreement.year}} ณ </w:t>
+          <w:rFonts w:ascii="TH SarabunPSK" w:hAnsi="TH SarabunPSK" w:cs="TH SarabunPSK" w:hint="cs"/>
+          <w:sz w:val="32"/>
+          <w:szCs w:val="32"/>
+          <w:cs/>
+        </w:rPr>
+        <w:t xml:space="preserve"> (ข้อตกลงหลัก) </w:t>
+      </w:r>
+      <w:r>
+        <w:rPr>
+          <w:rFonts w:ascii="TH SarabunPSK" w:hAnsi="TH SarabunPSK" w:cs="TH SarabunPSK"/>
+          <w:sz w:val="32"/>
+          <w:szCs w:val="32"/>
+          <w:cs/>
+        </w:rPr>
+        <w:t xml:space="preserve">ฉบับนี้ทำขึ้น ณ </w:t>
+      </w:r>
+      <w:r>
+        <w:rPr>
+          <w:rFonts w:ascii="TH SarabunPSK" w:hAnsi="TH SarabunPSK" w:cs="TH SarabunPSK"/>
+          <w:sz w:val="32"/>
+          <w:szCs w:val="32"/>
+          <w:cs/>
+        </w:rPr>
+        <w:t>สถาบันข้อมูลขนาดใหญ่ (อ</w:t>
+      </w:r>
+      <w:r>
+        <w:rPr>
+          <w:rFonts w:ascii="TH SarabunPSK" w:hAnsi="TH SarabunPSK" w:cs="TH SarabunPSK"/>
+          <w:sz w:val="32"/>
+          <w:szCs w:val="32"/>
+          <w:cs/>
+        </w:rPr>
+        <w:t>ง</w:t>
+      </w:r>
+      <w:r>
+        <w:rPr>
+          <w:rFonts w:ascii="TH SarabunPSK" w:hAnsi="TH SarabunPSK" w:cs="TH SarabunPSK"/>
+          <w:sz w:val="32"/>
+          <w:szCs w:val="32"/>
+          <w:cs/>
+        </w:rPr>
+        <w:t xml:space="preserve">ค์การมหาชน) </w:t>
+      </w:r>
+      <w:r>
+        <w:rPr>
+          <w:rFonts w:ascii="TH SarabunPSK" w:hAnsi="TH SarabunPSK" w:cs="TH SarabunPSK"/>
+          <w:sz w:val="32"/>
+          <w:szCs w:val="32"/>
+          <w:cs/>
+        </w:rPr>
+        <w:t>ระหว่าง</w:t>
+      </w:r>
+      <w:r>
+        <w:rPr>
+          <w:rFonts w:ascii="TH SarabunPSK" w:hAnsi="TH SarabunPSK" w:cs="TH SarabunPSK"/>
+          <w:sz w:val="32"/>
+          <w:szCs w:val="32"/>
+        </w:rPr>
+        <w:t xml:space="preserve"> </w:t>
+      </w:r>
+      <w:r>
+        <w:rPr>
+          <w:rFonts w:ascii="TH SarabunPSK" w:hAnsi="TH SarabunPSK" w:cs="TH SarabunPSK" w:hint="cs"/>
+          <w:sz w:val="32"/>
+          <w:szCs w:val="32"/>
+          <w:cs/>
+        </w:rPr>
+        <w:t xml:space="preserve">สถาบันข้อมูลขนาดใหญ่ (องค์การมหาชน) </w:t>
+      </w:r>
+      <w:r>
+        <w:rPr>
+          <w:rFonts w:ascii="TH SarabunPSK" w:hAnsi="TH SarabunPSK" w:cs="TH SarabunPSK"/>
+          <w:sz w:val="32"/>
+          <w:szCs w:val="32"/>
+          <w:cs/>
+        </w:rPr>
+        <w:t>ตั้งอยู</w:t>
+      </w:r>
+      <w:r>
+        <w:rPr>
+          <w:rFonts w:ascii="TH SarabunPSK" w:hAnsi="TH SarabunPSK" w:cs="TH SarabunPSK" w:hint="cs"/>
+          <w:sz w:val="32"/>
+          <w:szCs w:val="32"/>
+          <w:cs/>
+        </w:rPr>
+        <w:t>่</w:t>
+      </w:r>
+      <w:r>
+        <w:rPr>
+          <w:rFonts w:ascii="TH SarabunPSK" w:hAnsi="TH SarabunPSK" w:cs="TH SarabunPSK"/>
+          <w:sz w:val="32"/>
+          <w:szCs w:val="32"/>
+          <w:cs/>
+        </w:rPr>
+        <w:t xml:space="preserve">เลขที่ </w:t>
+      </w:r>
+      <w:r>
+        <w:rPr>
+          <w:rFonts w:ascii="TH SarabunPSK" w:hAnsi="TH SarabunPSK" w:cs="TH SarabunPSK"/>
+          <w:sz w:val="32"/>
+          <w:szCs w:val="32"/>
+          <w:cs/>
+        </w:rPr>
+        <w:t>234</w:t>
+      </w:r>
+      <w:r>
+        <w:rPr>
+          <w:rFonts w:ascii="TH SarabunPSK" w:hAnsi="TH SarabunPSK" w:cs="TH SarabunPSK"/>
+          <w:sz w:val="32"/>
+          <w:szCs w:val="32"/>
+          <w:cs/>
+        </w:rPr>
+        <w:t>/</w:t>
+      </w:r>
+      <w:r>
+        <w:rPr>
+          <w:rFonts w:ascii="TH SarabunPSK" w:hAnsi="TH SarabunPSK" w:cs="TH SarabunPSK"/>
+          <w:sz w:val="32"/>
+          <w:szCs w:val="32"/>
+          <w:cs/>
+        </w:rPr>
+        <w:t>432</w:t>
+      </w:r>
+      <w:r>
+        <w:rPr>
+          <w:rFonts w:ascii="TH SarabunPSK" w:hAnsi="TH SarabunPSK" w:cs="TH SarabunPSK"/>
+          <w:sz w:val="32"/>
+          <w:szCs w:val="32"/>
+          <w:cs/>
+        </w:rPr>
+        <w:t xml:space="preserve"> ซอยลาดพร</w:t>
+      </w:r>
+      <w:r>
+        <w:rPr>
+          <w:rFonts w:ascii="TH SarabunPSK" w:hAnsi="TH SarabunPSK" w:cs="TH SarabunPSK" w:hint="cs"/>
+          <w:sz w:val="32"/>
+          <w:szCs w:val="32"/>
+          <w:cs/>
+        </w:rPr>
+        <w:t>้</w:t>
+      </w:r>
+      <w:r>
+        <w:rPr>
+          <w:rFonts w:ascii="TH SarabunPSK" w:hAnsi="TH SarabunPSK" w:cs="TH SarabunPSK"/>
+          <w:sz w:val="32"/>
+          <w:szCs w:val="32"/>
+          <w:cs/>
+        </w:rPr>
+        <w:t xml:space="preserve">าว </w:t>
+      </w:r>
+      <w:r>
+        <w:rPr>
+          <w:rFonts w:ascii="TH SarabunPSK" w:hAnsi="TH SarabunPSK" w:cs="TH SarabunPSK"/>
+          <w:sz w:val="32"/>
+          <w:szCs w:val="32"/>
+          <w:cs/>
+        </w:rPr>
+        <w:t>12</w:t>
+      </w:r>
+      <w:r>
+        <w:rPr>
+          <w:rFonts w:ascii="TH SarabunPSK" w:hAnsi="TH SarabunPSK" w:cs="TH SarabunPSK"/>
+          <w:sz w:val="32"/>
+          <w:szCs w:val="32"/>
+          <w:cs/>
+        </w:rPr>
+        <w:t xml:space="preserve"> ถนนลาดพร</w:t>
+      </w:r>
+      <w:r>
+        <w:rPr>
+          <w:rFonts w:ascii="TH SarabunPSK" w:hAnsi="TH SarabunPSK" w:cs="TH SarabunPSK" w:hint="cs"/>
+          <w:sz w:val="32"/>
+          <w:szCs w:val="32"/>
+          <w:cs/>
+        </w:rPr>
+        <w:t>้</w:t>
+      </w:r>
+      <w:r>
+        <w:rPr>
+          <w:rFonts w:ascii="TH SarabunPSK" w:hAnsi="TH SarabunPSK" w:cs="TH SarabunPSK"/>
+          <w:sz w:val="32"/>
+          <w:szCs w:val="32"/>
+          <w:cs/>
+        </w:rPr>
+        <w:t xml:space="preserve">าว แขวงจอมพล เขตจตุจักร กรุงเทพมหานคร </w:t>
+      </w:r>
+      <w:r>
+        <w:rPr>
+          <w:rFonts w:ascii="TH SarabunPSK" w:hAnsi="TH SarabunPSK" w:cs="TH SarabunPSK"/>
+          <w:sz w:val="32"/>
+          <w:szCs w:val="32"/>
+          <w:cs/>
+        </w:rPr>
+        <w:t>10900</w:t>
+      </w:r>
+      <w:r>
+        <w:rPr>
+          <w:rFonts w:ascii="TH SarabunPSK" w:hAnsi="TH SarabunPSK" w:cs="TH SarabunPSK"/>
+          <w:sz w:val="32"/>
+          <w:szCs w:val="32"/>
+          <w:cs/>
+        </w:rPr>
+        <w:t xml:space="preserve"> โดย ศาสตราจารย</w:t>
+      </w:r>
+      <w:r>
+        <w:rPr>
+          <w:rFonts w:ascii="TH SarabunPSK" w:hAnsi="TH SarabunPSK" w:cs="TH SarabunPSK" w:hint="cs"/>
+          <w:sz w:val="32"/>
+          <w:szCs w:val="32"/>
+          <w:cs/>
+        </w:rPr>
+        <w:t>์</w:t>
+      </w:r>
+      <w:r>
+        <w:rPr>
+          <w:rFonts w:ascii="TH SarabunPSK" w:hAnsi="TH SarabunPSK" w:cs="TH SarabunPSK"/>
+          <w:sz w:val="32"/>
+          <w:szCs w:val="32"/>
+          <w:cs/>
+        </w:rPr>
+        <w:t>ธีรณี อจลากุล ผู</w:t>
+      </w:r>
+      <w:r>
+        <w:rPr>
+          <w:rFonts w:ascii="TH SarabunPSK" w:hAnsi="TH SarabunPSK" w:cs="TH SarabunPSK" w:hint="cs"/>
+          <w:sz w:val="32"/>
+          <w:szCs w:val="32"/>
+          <w:cs/>
+        </w:rPr>
+        <w:t>้</w:t>
+      </w:r>
+      <w:r>
+        <w:rPr>
+          <w:rFonts w:ascii="TH SarabunPSK" w:hAnsi="TH SarabunPSK" w:cs="TH SarabunPSK"/>
+          <w:sz w:val="32"/>
+          <w:szCs w:val="32"/>
+          <w:cs/>
+        </w:rPr>
+        <w:t>อำนวยการสถาบัน</w:t>
+      </w:r>
+      <w:r>
+        <w:rPr>
+          <w:rFonts w:ascii="TH SarabunPSK" w:hAnsi="TH SarabunPSK" w:cs="TH SarabunPSK" w:hint="cs"/>
+          <w:sz w:val="32"/>
+          <w:szCs w:val="32"/>
+          <w:cs/>
+        </w:rPr>
+        <w:t>ข้อ</w:t>
+      </w:r>
+      <w:r>
+        <w:rPr>
+          <w:rFonts w:ascii="TH SarabunPSK" w:hAnsi="TH SarabunPSK" w:cs="TH SarabunPSK"/>
+          <w:sz w:val="32"/>
+          <w:szCs w:val="32"/>
+          <w:cs/>
+        </w:rPr>
+        <w:t>มูลขนาด</w:t>
+      </w:r>
+      <w:r>
+        <w:rPr>
+          <w:rFonts w:ascii="TH SarabunPSK" w:hAnsi="TH SarabunPSK" w:cs="TH SarabunPSK" w:hint="cs"/>
+          <w:sz w:val="32"/>
+          <w:szCs w:val="32"/>
+          <w:cs/>
+        </w:rPr>
+        <w:t>ใหญ่</w:t>
+      </w:r>
+      <w:r>
+        <w:rPr>
+          <w:rFonts w:ascii="TH SarabunPSK" w:hAnsi="TH SarabunPSK" w:cs="TH SarabunPSK" w:hint="cs"/>
+          <w:sz w:val="32"/>
+          <w:szCs w:val="32"/>
+          <w:cs/>
+        </w:rPr>
+        <w:t xml:space="preserve"> </w:t>
+      </w:r>
+      <w:r>
+        <w:rPr>
+          <w:rFonts w:ascii="TH SarabunPSK" w:hAnsi="TH SarabunPSK" w:cs="TH SarabunPSK"/>
+          <w:sz w:val="32"/>
+          <w:szCs w:val="32"/>
+          <w:cs/>
+        </w:rPr>
+        <w:t>ซึ่งต</w:t>
+      </w:r>
+      <w:r>
+        <w:rPr>
+          <w:rFonts w:ascii="TH SarabunPSK" w:hAnsi="TH SarabunPSK" w:cs="TH SarabunPSK" w:hint="cs"/>
+          <w:sz w:val="32"/>
+          <w:szCs w:val="32"/>
+          <w:cs/>
+        </w:rPr>
+        <w:t>่</w:t>
+      </w:r>
+      <w:r>
+        <w:rPr>
+          <w:rFonts w:ascii="TH SarabunPSK" w:hAnsi="TH SarabunPSK" w:cs="TH SarabunPSK"/>
+          <w:sz w:val="32"/>
+          <w:szCs w:val="32"/>
+          <w:cs/>
+        </w:rPr>
+        <w:t>อไปในข</w:t>
+      </w:r>
+      <w:r>
+        <w:rPr>
+          <w:rFonts w:ascii="TH SarabunPSK" w:hAnsi="TH SarabunPSK" w:cs="TH SarabunPSK" w:hint="cs"/>
+          <w:sz w:val="32"/>
+          <w:szCs w:val="32"/>
+          <w:cs/>
+        </w:rPr>
+        <w:t>้</w:t>
+      </w:r>
+      <w:r>
+        <w:rPr>
+          <w:rFonts w:ascii="TH SarabunPSK" w:hAnsi="TH SarabunPSK" w:cs="TH SarabunPSK"/>
+          <w:sz w:val="32"/>
+          <w:szCs w:val="32"/>
+          <w:cs/>
+        </w:rPr>
+        <w:t>อตกลง</w:t>
+      </w:r>
+      <w:r>
+        <w:rPr>
+          <w:rFonts w:ascii="TH SarabunPSK" w:hAnsi="TH SarabunPSK" w:cs="TH SarabunPSK" w:hint="cs"/>
+          <w:sz w:val="32"/>
+          <w:szCs w:val="32"/>
+          <w:cs/>
+        </w:rPr>
+        <w:t>หลัก</w:t>
+      </w:r>
+      <w:r>
+        <w:rPr>
+          <w:rFonts w:ascii="TH SarabunPSK" w:hAnsi="TH SarabunPSK" w:cs="TH SarabunPSK"/>
+          <w:sz w:val="32"/>
+          <w:szCs w:val="32"/>
+          <w:cs/>
+        </w:rPr>
+        <w:t>ฉบับนี้เรียกว</w:t>
+      </w:r>
+      <w:r>
+        <w:rPr>
+          <w:rFonts w:ascii="TH SarabunPSK" w:hAnsi="TH SarabunPSK" w:cs="TH SarabunPSK" w:hint="cs"/>
+          <w:sz w:val="32"/>
+          <w:szCs w:val="32"/>
+          <w:cs/>
+        </w:rPr>
+        <w:t>่</w:t>
+      </w:r>
+      <w:r>
+        <w:rPr>
+          <w:rFonts w:ascii="TH SarabunPSK" w:hAnsi="TH SarabunPSK" w:cs="TH SarabunPSK"/>
+          <w:sz w:val="32"/>
+          <w:szCs w:val="32"/>
+          <w:cs/>
+        </w:rPr>
+        <w:t>า “</w:t>
+      </w:r>
+      <w:r>
+        <w:rPr>
+          <w:rFonts w:ascii="TH SarabunPSK" w:hAnsi="TH SarabunPSK" w:cs="TH SarabunPSK" w:hint="cs"/>
+          <w:sz w:val="32"/>
+          <w:szCs w:val="32"/>
+          <w:cs/>
+        </w:rPr>
+        <w:t>สำนักงาน</w:t>
+      </w:r>
+      <w:r>
+        <w:rPr>
+          <w:rFonts w:ascii="TH SarabunPSK" w:hAnsi="TH SarabunPSK" w:cs="TH SarabunPSK"/>
+          <w:sz w:val="32"/>
+          <w:szCs w:val="32"/>
+          <w:cs/>
+        </w:rPr>
+        <w:t>” ฝ</w:t>
+      </w:r>
+      <w:r>
+        <w:rPr>
+          <w:rFonts w:ascii="TH SarabunPSK" w:hAnsi="TH SarabunPSK" w:cs="TH SarabunPSK" w:hint="cs"/>
+          <w:sz w:val="32"/>
+          <w:szCs w:val="32"/>
+          <w:cs/>
+        </w:rPr>
+        <w:t>่</w:t>
+      </w:r>
+      <w:r>
+        <w:rPr>
+          <w:rFonts w:ascii="TH SarabunPSK" w:hAnsi="TH SarabunPSK" w:cs="TH SarabunPSK"/>
+          <w:sz w:val="32"/>
+          <w:szCs w:val="32"/>
+          <w:cs/>
+        </w:rPr>
+        <w:t>ายหนึ่ง</w:t>
+      </w:r>
+      <w:r>
+        <w:rPr>
+          <w:rFonts w:ascii="TH SarabunPSK" w:hAnsi="TH SarabunPSK" w:cs="TH SarabunPSK" w:hint="cs"/>
+          <w:sz w:val="32"/>
+          <w:szCs w:val="32"/>
+          <w:cs/>
+        </w:rPr>
+        <w:t xml:space="preserve"> กับ</w:t>
+      </w:r>
+      <w:r>
+        <w:rPr>
+          <w:rFonts w:ascii="TH SarabunPSK" w:hAnsi="TH SarabunPSK" w:cs="TH SarabunPSK" w:hint="cs"/>
+          <w:sz w:val="32"/>
+          <w:szCs w:val="32"/>
+          <w:cs/>
+        </w:rPr>
+        <w:t xml:space="preserve"> </w:t>
       </w:r>
       <w:r>
         <w:rPr>
@@ -132,27 +597,72 @@
           <w:sz w:val="32"/>
           <w:szCs w:val="32"/>
           <w:u w:val="dotted"/>
-          <w:cs/>
-        </w:rPr>
-      </w:r>
-      <w:r>
-        <w:rPr>
-          <w:rFonts w:ascii="TH SarabunPSK" w:hAnsi="TH SarabunPSK" w:cs="TH SarabunPSK" w:hint="cs"/>
+        </w:rPr>
+        <w:t xml:space="preserve"/>
+      </w:r>
+      <w:r>
+        <w:rPr>
+          <w:rFonts w:ascii="TH SarabunPSK" w:hAnsi="TH SarabunPSK" w:cs="TH SarabunPSK"/>
           <w:sz w:val="32"/>
           <w:szCs w:val="32"/>
           <w:u w:val="dotted"/>
+        </w:rPr>
+        <w:t>{{org.name}}</w:t>
+      </w:r>
+      <w:proofErr w:type="spellStart"/>
+      <w:r>
+        <w:rPr>
+          <w:rFonts w:ascii="TH SarabunPSK" w:hAnsi="TH SarabunPSK" w:cs="TH SarabunPSK"/>
+          <w:sz w:val="32"/>
+          <w:szCs w:val="32"/>
+          <w:u w:val="dotted"/>
+        </w:rPr>
+        <w:t/>
+      </w:r>
+      <w:proofErr w:type="spellEnd"/>
+      <w:r>
+        <w:rPr>
+          <w:rFonts w:ascii="TH SarabunPSK" w:hAnsi="TH SarabunPSK" w:cs="TH SarabunPSK"/>
+          <w:sz w:val="32"/>
+          <w:szCs w:val="32"/>
+          <w:u w:val="dotted"/>
+        </w:rPr>
+        <w:t/>
+      </w:r>
+      <w:r>
+        <w:rPr>
+          <w:rFonts w:ascii="TH SarabunPSK" w:hAnsi="TH SarabunPSK" w:cs="TH SarabunPSK"/>
+          <w:sz w:val="32"/>
+          <w:szCs w:val="32"/>
+        </w:rPr>
+        <w:t xml:space="preserve"> </w:t>
+      </w:r>
+      <w:r>
+        <w:rPr>
+          <w:rFonts w:ascii="TH SarabunPSK" w:hAnsi="TH SarabunPSK" w:cs="TH SarabunPSK" w:hint="cs"/>
+          <w:sz w:val="32"/>
+          <w:szCs w:val="32"/>
           <w:cs/>
         </w:rPr>
         <w:t xml:space="preserve"/>
       </w:r>
       <w:r>
         <w:rPr>
+          <w:rFonts w:ascii="TH SarabunPSK" w:hAnsi="TH SarabunPSK" w:cs="TH SarabunPSK" w:hint="cs"/>
+          <w:sz w:val="32"/>
+          <w:szCs w:val="32"/>
+          <w:cs/>
+        </w:rPr>
+        <w:t>ตั้งอยู่เลขที่</w:t>
+      </w:r>
+      <w:r>
+        <w:rPr>
           <w:rFonts w:ascii="TH SarabunPSK" w:hAnsi="TH SarabunPSK" w:cs="TH SarabunPSK"/>
           <w:sz w:val="32"/>
           <w:szCs w:val="32"/>
           <w:u w:val="dotted"/>
-          <w:cs/>
-        </w:rPr>
+        </w:rPr>
+        <w:t xml:space="preserve"> </w:t>
       </w:r>
       <w:r>
         <w:rPr>
@@ -160,16 +670,53 @@
           <w:sz w:val="32"/>
           <w:szCs w:val="32"/>
           <w:u w:val="dotted"/>
-          <w:cs/>
-        </w:rPr>
-      </w:r>
-      <w:r>
-        <w:rPr>
-          <w:rFonts w:ascii="TH SarabunPSK" w:hAnsi="TH SarabunPSK" w:cs="TH SarabunPSK" w:hint="cs"/>
+        </w:rPr>
+        <w:t>{{org.addressNo}}</w:t>
+      </w:r>
+      <w:proofErr w:type="spellStart"/>
+      <w:r>
+        <w:rPr>
+          <w:rFonts w:ascii="TH SarabunPSK" w:hAnsi="TH SarabunPSK" w:cs="TH SarabunPSK"/>
           <w:sz w:val="32"/>
           <w:szCs w:val="32"/>
           <w:u w:val="dotted"/>
-          <w:cs/>
+        </w:rPr>
+        <w:t/>
+      </w:r>
+      <w:proofErr w:type="spellEnd"/>
+      <w:r>
+        <w:rPr>
+          <w:rFonts w:ascii="TH SarabunPSK" w:hAnsi="TH SarabunPSK" w:cs="TH SarabunPSK"/>
+          <w:sz w:val="32"/>
+          <w:szCs w:val="32"/>
+          <w:u w:val="dotted"/>
+        </w:rPr>
+        <w:t/>
+      </w:r>
+      <w:r>
+        <w:rPr>
+          <w:rFonts w:ascii="TH SarabunPSK" w:hAnsi="TH SarabunPSK" w:cs="TH SarabunPSK"/>
+          <w:sz w:val="32"/>
+          <w:szCs w:val="32"/>
+          <w:u w:val="dotted"/>
+        </w:rPr>
+        <w:t xml:space="preserve"> </w:t>
+      </w:r>
+      <w:r>
+        <w:rPr>
+          <w:rFonts w:ascii="TH SarabunPSK" w:hAnsi="TH SarabunPSK" w:cs="TH SarabunPSK" w:hint="cs"/>
+          <w:sz w:val="32"/>
+          <w:szCs w:val="32"/>
+          <w:cs/>
+        </w:rPr>
+        <w:t xml:space="preserve">ถนน </w:t>
+      </w:r>
+      <w:r>
+        <w:rPr>
+          <w:rFonts w:ascii="TH SarabunPSK" w:hAnsi="TH SarabunPSK" w:cs="TH SarabunPSK"/>
+          <w:sz w:val="32"/>
+          <w:szCs w:val="32"/>
+          <w:u w:val="dotted"/>
         </w:rPr>
         <w:t xml:space="preserve"/>
       </w:r>
@@ -178,17 +725,53 @@
           <w:rFonts w:ascii="TH SarabunPSK" w:hAnsi="TH SarabunPSK" w:cs="TH SarabunPSK"/>
           <w:sz w:val="32"/>
           <w:szCs w:val="32"/>
-          <w:cs/>
+          <w:u w:val="dotted"/>
+        </w:rPr>
+        <w:t>{{org.road}}</w:t>
+      </w:r>
+      <w:proofErr w:type="spellStart"/>
+      <w:r>
+        <w:rPr>
+          <w:rFonts w:ascii="TH SarabunPSK" w:hAnsi="TH SarabunPSK" w:cs="TH SarabunPSK"/>
+          <w:sz w:val="32"/>
+          <w:szCs w:val="32"/>
+          <w:u w:val="dotted"/>
         </w:rPr>
         <w:t/>
       </w:r>
-      <w:r>
-        <w:rPr>
-          <w:rFonts w:ascii="TH SarabunPSK" w:hAnsi="TH SarabunPSK" w:cs="TH SarabunPSK" w:hint="cs"/>
+      <w:proofErr w:type="spellEnd"/>
+      <w:r>
+        <w:rPr>
+          <w:rFonts w:ascii="TH SarabunPSK" w:hAnsi="TH SarabunPSK" w:cs="TH SarabunPSK"/>
           <w:sz w:val="32"/>
           <w:szCs w:val="32"/>
           <w:u w:val="dotted"/>
-          <w:cs/>
+        </w:rPr>
+        <w:t/>
+      </w:r>
+      <w:r>
+        <w:rPr>
+          <w:rFonts w:ascii="TH SarabunPSK" w:hAnsi="TH SarabunPSK" w:cs="TH SarabunPSK"/>
+          <w:sz w:val="32"/>
+          <w:szCs w:val="32"/>
+        </w:rPr>
+        <w:t xml:space="preserve"> </w:t>
+      </w:r>
+      <w:r>
+        <w:rPr>
+          <w:rFonts w:ascii="TH SarabunPSK" w:hAnsi="TH SarabunPSK" w:cs="TH SarabunPSK" w:hint="cs"/>
+          <w:sz w:val="32"/>
+          <w:szCs w:val="32"/>
+          <w:cs/>
+        </w:rPr>
+        <w:t xml:space="preserve">แขวง/ตำบล </w:t>
+      </w:r>
+      <w:r>
+        <w:rPr>
+          <w:rFonts w:ascii="TH SarabunPSK" w:hAnsi="TH SarabunPSK" w:cs="TH SarabunPSK"/>
+          <w:sz w:val="32"/>
+          <w:szCs w:val="32"/>
+          <w:u w:val="dotted"/>
         </w:rPr>
         <w:t xml:space="preserve"/>
       </w:r>
@@ -198,26 +781,28 @@
           <w:sz w:val="32"/>
           <w:szCs w:val="32"/>
           <w:u w:val="dotted"/>
-          <w:cs/>
-        </w:rPr>
-      </w:r>
+        </w:rPr>
+        <w:t>{{org.subdistrict}}</w:t>
+      </w:r>
+      <w:proofErr w:type="spellStart"/>
       <w:r>
         <w:rPr>
           <w:rFonts w:ascii="TH SarabunPSK" w:hAnsi="TH SarabunPSK" w:cs="TH SarabunPSK"/>
           <w:sz w:val="32"/>
           <w:szCs w:val="32"/>
           <w:u w:val="dotted"/>
-          <w:cs/>
-        </w:rPr>
-      </w:r>
+        </w:rPr>
+        <w:t/>
+      </w:r>
+      <w:proofErr w:type="spellEnd"/>
       <w:r>
         <w:rPr>
           <w:rFonts w:ascii="TH SarabunPSK" w:hAnsi="TH SarabunPSK" w:cs="TH SarabunPSK"/>
           <w:sz w:val="32"/>
           <w:szCs w:val="32"/>
           <w:u w:val="dotted"/>
-          <w:cs/>
-        </w:rPr>
+        </w:rPr>
+        <w:t/>
       </w:r>
       <w:r>
         <w:rPr>
@@ -225,24 +810,88 @@
           <w:sz w:val="32"/>
           <w:szCs w:val="32"/>
           <w:u w:val="dotted"/>
-          <w:cs/>
-        </w:rPr>
-      </w:r>
-      <w:r>
-        <w:rPr>
-          <w:rFonts w:ascii="TH SarabunPSK" w:hAnsi="TH SarabunPSK" w:cs="TH SarabunPSK"/>
-          <w:sz w:val="32"/>
-          <w:szCs w:val="32"/>
-          <w:cs/>
+        </w:rPr>
+        <w:t xml:space="preserve"> </w:t>
+      </w:r>
+      <w:r>
+        <w:rPr>
+          <w:rFonts w:ascii="TH SarabunPSK" w:hAnsi="TH SarabunPSK" w:cs="TH SarabunPSK" w:hint="cs"/>
+          <w:sz w:val="32"/>
+          <w:szCs w:val="32"/>
+          <w:cs/>
+        </w:rPr>
+        <w:t xml:space="preserve">เขต/อำเภอ</w:t>
+      </w:r>
+      <w:r>
+        <w:rPr>
+          <w:rFonts w:ascii="TH SarabunPSK" w:hAnsi="TH SarabunPSK" w:cs="TH SarabunPSK" w:hint="cs"/>
+          <w:sz w:val="32"/>
+          <w:szCs w:val="32"/>
+          <w:cs/>
+        </w:rPr>
+        <w:t xml:space="preserve"> </w:t>
+      </w:r>
+      <w:r>
+        <w:rPr>
+          <w:rFonts w:ascii="TH SarabunPSK" w:hAnsi="TH SarabunPSK" w:cs="TH SarabunPSK"/>
+          <w:sz w:val="32"/>
+          <w:szCs w:val="32"/>
+        </w:rPr>
+        <w:t xml:space="preserve"/>
+      </w:r>
+      <w:r>
+        <w:rPr>
+          <w:rFonts w:ascii="TH SarabunPSK" w:hAnsi="TH SarabunPSK" w:cs="TH SarabunPSK"/>
+          <w:sz w:val="32"/>
+          <w:szCs w:val="32"/>
+          <w:u w:val="dotted"/>
+        </w:rPr>
+        <w:t>{{org.district}}</w:t>
+      </w:r>
+      <w:proofErr w:type="spellStart"/>
+      <w:r>
+        <w:rPr>
+          <w:rFonts w:ascii="TH SarabunPSK" w:hAnsi="TH SarabunPSK" w:cs="TH SarabunPSK"/>
+          <w:sz w:val="32"/>
+          <w:szCs w:val="32"/>
+          <w:u w:val="dotted"/>
         </w:rPr>
         <w:t/>
       </w:r>
-      <w:r>
-        <w:rPr>
-          <w:rFonts w:ascii="TH SarabunPSK" w:hAnsi="TH SarabunPSK" w:cs="TH SarabunPSK"/>
-          <w:sz w:val="32"/>
-          <w:szCs w:val="32"/>
-          <w:cs/>
+      <w:proofErr w:type="spellEnd"/>
+      <w:r>
+        <w:rPr>
+          <w:rFonts w:ascii="TH SarabunPSK" w:hAnsi="TH SarabunPSK" w:cs="TH SarabunPSK"/>
+          <w:sz w:val="32"/>
+          <w:szCs w:val="32"/>
+          <w:u w:val="dotted"/>
+        </w:rPr>
+        <w:t/>
+      </w:r>
+      <w:r>
+        <w:rPr>
+          <w:rFonts w:ascii="TH SarabunPSK" w:hAnsi="TH SarabunPSK" w:cs="TH SarabunPSK"/>
+          <w:sz w:val="32"/>
+          <w:szCs w:val="32"/>
+          <w:u w:val="dotted"/>
+        </w:rPr>
+        <w:t xml:space="preserve"> </w:t>
+      </w:r>
+      <w:r>
+        <w:rPr>
+          <w:rFonts w:ascii="TH SarabunPSK" w:hAnsi="TH SarabunPSK" w:cs="TH SarabunPSK" w:hint="cs"/>
+          <w:sz w:val="32"/>
+          <w:szCs w:val="32"/>
+          <w:cs/>
+        </w:rPr>
+        <w:t xml:space="preserve">จังหวัด </w:t>
+      </w:r>
+      <w:r>
+        <w:rPr>
+          <w:rFonts w:ascii="TH SarabunPSK" w:hAnsi="TH SarabunPSK" w:cs="TH SarabunPSK"/>
+          <w:sz w:val="32"/>
+          <w:szCs w:val="32"/>
+          <w:u w:val="dotted"/>
         </w:rPr>
         <w:t xml:space="preserve"/>
       </w:r>
@@ -252,33 +901,43 @@
           <w:sz w:val="32"/>
           <w:szCs w:val="32"/>
           <w:u w:val="dotted"/>
-          <w:cs/>
-        </w:rPr>
-      </w:r>
+        </w:rPr>
+        <w:t>{{org.province}}</w:t>
+      </w:r>
+      <w:proofErr w:type="spellStart"/>
       <w:r>
         <w:rPr>
           <w:rFonts w:ascii="TH SarabunPSK" w:hAnsi="TH SarabunPSK" w:cs="TH SarabunPSK"/>
           <w:sz w:val="32"/>
           <w:szCs w:val="32"/>
           <w:u w:val="dotted"/>
-          <w:cs/>
-        </w:rPr>
-      </w:r>
+        </w:rPr>
+        <w:t/>
+      </w:r>
+      <w:proofErr w:type="spellEnd"/>
       <w:r>
         <w:rPr>
           <w:rFonts w:ascii="TH SarabunPSK" w:hAnsi="TH SarabunPSK" w:cs="TH SarabunPSK"/>
           <w:sz w:val="32"/>
           <w:szCs w:val="32"/>
           <w:u w:val="dotted"/>
-          <w:cs/>
-        </w:rPr>
-      </w:r>
-      <w:r>
-        <w:rPr>
-          <w:rFonts w:ascii="TH SarabunPSK" w:hAnsi="TH SarabunPSK" w:cs="TH SarabunPSK" w:hint="cs"/>
+        </w:rPr>
+        <w:t/>
+      </w:r>
+      <w:r>
+        <w:rPr>
+          <w:rFonts w:ascii="TH SarabunPSK" w:hAnsi="TH SarabunPSK" w:cs="TH SarabunPSK"/>
           <w:sz w:val="32"/>
           <w:szCs w:val="32"/>
           <w:u w:val="dotted"/>
+        </w:rPr>
+        <w:t xml:space="preserve"> </w:t>
+      </w:r>
+      <w:r>
+        <w:rPr>
+          <w:rFonts w:ascii="TH SarabunPSK" w:hAnsi="TH SarabunPSK" w:cs="TH SarabunPSK" w:hint="cs"/>
+          <w:sz w:val="32"/>
+          <w:szCs w:val="32"/>
           <w:cs/>
         </w:rPr>
         <w:t xml:space="preserve"/>
@@ -290,399 +949,171 @@
           <w:szCs w:val="32"/>
           <w:cs/>
         </w:rPr>
+        <w:t>โดย</w:t>
+      </w:r>
+      <w:r>
+        <w:rPr>
+          <w:rFonts w:ascii="TH SarabunPSK" w:hAnsi="TH SarabunPSK" w:cs="TH SarabunPSK" w:hint="cs"/>
+          <w:sz w:val="32"/>
+          <w:szCs w:val="32"/>
+          <w:u w:val="dotted"/>
+          <w:cs/>
+        </w:rPr>
+        <w:t xml:space="preserve"> </w:t>
+      </w:r>
+      <w:r>
+        <w:rPr>
+          <w:rFonts w:ascii="TH SarabunPSK" w:hAnsi="TH SarabunPSK" w:cs="TH SarabunPSK"/>
+          <w:sz w:val="32"/>
+          <w:szCs w:val="32"/>
+          <w:u w:val="dotted"/>
+        </w:rPr>
         <w:t xml:space="preserve"/>
       </w:r>
       <w:r>
         <w:rPr>
-          <w:rFonts w:ascii="TH SarabunPSK" w:hAnsi="TH SarabunPSK" w:cs="TH SarabunPSK" w:hint="cs"/>
+          <w:rFonts w:ascii="TH SarabunPSK" w:hAnsi="TH SarabunPSK" w:cs="TH SarabunPSK"/>
           <w:sz w:val="32"/>
           <w:szCs w:val="32"/>
           <w:u w:val="dotted"/>
-          <w:cs/>
-        </w:rPr>
-        <w:t>สถาบันข้อมูลขนาดใหญ่ (อ</w:t>
-      </w:r>
-      <w:r>
-        <w:rPr>
-          <w:rFonts w:ascii="TH SarabunPSK" w:hAnsi="TH SarabunPSK" w:cs="TH SarabunPSK" w:hint="cs"/>
+        </w:rPr>
+        <w:t>{{org_approver.firstName}}</w:t>
+      </w:r>
+      <w:proofErr w:type="spellStart"/>
+      <w:r>
+        <w:rPr>
+          <w:rFonts w:ascii="TH SarabunPSK" w:hAnsi="TH SarabunPSK" w:cs="TH SarabunPSK"/>
           <w:sz w:val="32"/>
           <w:szCs w:val="32"/>
           <w:u w:val="dotted"/>
-          <w:cs/>
-        </w:rPr>
-        <w:t>ง</w:t>
-      </w:r>
-      <w:r>
-        <w:rPr>
-          <w:rFonts w:ascii="TH SarabunPSK" w:hAnsi="TH SarabunPSK" w:cs="TH SarabunPSK" w:hint="cs"/>
+        </w:rPr>
+        <w:t/>
+      </w:r>
+      <w:proofErr w:type="gramStart"/>
+      <w:r>
+        <w:rPr>
+          <w:rFonts w:ascii="TH SarabunPSK" w:hAnsi="TH SarabunPSK" w:cs="TH SarabunPSK"/>
           <w:sz w:val="32"/>
           <w:szCs w:val="32"/>
           <w:u w:val="dotted"/>
-          <w:cs/>
-        </w:rPr>
-        <w:t xml:space="preserve">ค์การมหาชน) </w:t>
-      </w:r>
-      <w:r>
-        <w:rPr>
-          <w:rFonts w:ascii="TH SarabunPSK" w:hAnsi="TH SarabunPSK" w:cs="TH SarabunPSK"/>
-          <w:sz w:val="32"/>
-          <w:szCs w:val="32"/>
-          <w:cs/>
-        </w:rPr>
-        <w:t>ระหว่าง</w:t>
-      </w:r>
-      <w:r>
-        <w:rPr>
-          <w:rFonts w:ascii="TH SarabunPSK" w:hAnsi="TH SarabunPSK" w:cs="TH SarabunPSK"/>
-          <w:sz w:val="32"/>
-          <w:szCs w:val="32"/>
+        </w:rPr>
+        <w:t/>
+      </w:r>
+      <w:proofErr w:type="gramEnd"/>
+      <w:r>
+        <w:rPr>
+          <w:rFonts w:ascii="TH SarabunPSK" w:hAnsi="TH SarabunPSK" w:cs="TH SarabunPSK"/>
+          <w:sz w:val="32"/>
+          <w:szCs w:val="32"/>
+          <w:u w:val="dotted"/>
+        </w:rPr>
+        <w:t/>
+      </w:r>
+      <w:proofErr w:type="spellEnd"/>
+      <w:r>
+        <w:rPr>
+          <w:rFonts w:ascii="TH SarabunPSK" w:hAnsi="TH SarabunPSK" w:cs="TH SarabunPSK"/>
+          <w:sz w:val="32"/>
+          <w:szCs w:val="32"/>
+          <w:u w:val="dotted"/>
+        </w:rPr>
+        <w:t/>
+      </w:r>
+      <w:r>
+        <w:rPr>
+          <w:rFonts w:ascii="TH SarabunPSK" w:hAnsi="TH SarabunPSK" w:cs="TH SarabunPSK" w:hint="cs"/>
+          <w:sz w:val="32"/>
+          <w:szCs w:val="32"/>
+          <w:u w:val="dotted"/>
+          <w:cs/>
         </w:rPr>
         <w:t xml:space="preserve"> </w:t>
       </w:r>
       <w:r>
         <w:rPr>
-          <w:rFonts w:ascii="TH SarabunPSK" w:hAnsi="TH SarabunPSK" w:cs="TH SarabunPSK" w:hint="cs"/>
-          <w:sz w:val="32"/>
-          <w:szCs w:val="32"/>
-          <w:cs/>
-        </w:rPr>
-        <w:t xml:space="preserve">สถาบันข้อมูลขนาดใหญ่ (องค์การมหาชน) </w:t>
-      </w:r>
-      <w:r>
-        <w:rPr>
-          <w:rFonts w:ascii="TH SarabunPSK" w:hAnsi="TH SarabunPSK" w:cs="TH SarabunPSK"/>
-          <w:sz w:val="32"/>
-          <w:szCs w:val="32"/>
-          <w:cs/>
-        </w:rPr>
-        <w:t>ตั้งอยู</w:t>
-      </w:r>
-      <w:r>
-        <w:rPr>
-          <w:rFonts w:ascii="TH SarabunPSK" w:hAnsi="TH SarabunPSK" w:cs="TH SarabunPSK" w:hint="cs"/>
-          <w:sz w:val="32"/>
-          <w:szCs w:val="32"/>
-          <w:cs/>
-        </w:rPr>
-        <w:t>่</w:t>
-      </w:r>
-      <w:r>
-        <w:rPr>
-          <w:rFonts w:ascii="TH SarabunPSK" w:hAnsi="TH SarabunPSK" w:cs="TH SarabunPSK"/>
-          <w:sz w:val="32"/>
-          <w:szCs w:val="32"/>
-          <w:cs/>
-        </w:rPr>
-        <w:t xml:space="preserve">เลขที่ </w:t>
-      </w:r>
-      <w:r>
-        <w:rPr>
-          <w:rFonts w:ascii="TH SarabunPSK" w:hAnsi="TH SarabunPSK" w:cs="TH SarabunPSK"/>
-          <w:sz w:val="32"/>
-          <w:szCs w:val="32"/>
-          <w:cs/>
-        </w:rPr>
-        <w:t>234</w:t>
-      </w:r>
-      <w:r>
-        <w:rPr>
-          <w:rFonts w:ascii="TH SarabunPSK" w:hAnsi="TH SarabunPSK" w:cs="TH SarabunPSK"/>
-          <w:sz w:val="32"/>
-          <w:szCs w:val="32"/>
-          <w:cs/>
-        </w:rPr>
-        <w:t>/</w:t>
-      </w:r>
-      <w:r>
-        <w:rPr>
-          <w:rFonts w:ascii="TH SarabunPSK" w:hAnsi="TH SarabunPSK" w:cs="TH SarabunPSK"/>
-          <w:sz w:val="32"/>
-          <w:szCs w:val="32"/>
-          <w:cs/>
-        </w:rPr>
-        <w:t>432</w:t>
-      </w:r>
-      <w:r>
-        <w:rPr>
-          <w:rFonts w:ascii="TH SarabunPSK" w:hAnsi="TH SarabunPSK" w:cs="TH SarabunPSK"/>
-          <w:sz w:val="32"/>
-          <w:szCs w:val="32"/>
-          <w:cs/>
-        </w:rPr>
-        <w:t xml:space="preserve"> ซอยลาดพร</w:t>
-      </w:r>
-      <w:r>
-        <w:rPr>
-          <w:rFonts w:ascii="TH SarabunPSK" w:hAnsi="TH SarabunPSK" w:cs="TH SarabunPSK" w:hint="cs"/>
-          <w:sz w:val="32"/>
-          <w:szCs w:val="32"/>
-          <w:cs/>
-        </w:rPr>
-        <w:t>้</w:t>
-      </w:r>
-      <w:r>
-        <w:rPr>
-          <w:rFonts w:ascii="TH SarabunPSK" w:hAnsi="TH SarabunPSK" w:cs="TH SarabunPSK"/>
-          <w:sz w:val="32"/>
-          <w:szCs w:val="32"/>
-          <w:cs/>
-        </w:rPr>
-        <w:t xml:space="preserve">าว </w:t>
-      </w:r>
-      <w:r>
-        <w:rPr>
-          <w:rFonts w:ascii="TH SarabunPSK" w:hAnsi="TH SarabunPSK" w:cs="TH SarabunPSK"/>
-          <w:sz w:val="32"/>
-          <w:szCs w:val="32"/>
-          <w:cs/>
-        </w:rPr>
-        <w:t>12</w:t>
-      </w:r>
-      <w:r>
-        <w:rPr>
-          <w:rFonts w:ascii="TH SarabunPSK" w:hAnsi="TH SarabunPSK" w:cs="TH SarabunPSK"/>
-          <w:sz w:val="32"/>
-          <w:szCs w:val="32"/>
-          <w:cs/>
-        </w:rPr>
-        <w:t xml:space="preserve"> ถนนลาดพร</w:t>
-      </w:r>
-      <w:r>
-        <w:rPr>
-          <w:rFonts w:ascii="TH SarabunPSK" w:hAnsi="TH SarabunPSK" w:cs="TH SarabunPSK" w:hint="cs"/>
-          <w:sz w:val="32"/>
-          <w:szCs w:val="32"/>
-          <w:cs/>
-        </w:rPr>
-        <w:t>้</w:t>
-      </w:r>
-      <w:r>
-        <w:rPr>
-          <w:rFonts w:ascii="TH SarabunPSK" w:hAnsi="TH SarabunPSK" w:cs="TH SarabunPSK"/>
-          <w:sz w:val="32"/>
-          <w:szCs w:val="32"/>
-          <w:cs/>
-        </w:rPr>
-        <w:t xml:space="preserve">าว แขวงจอมพล เขตจตุจักร กรุงเทพมหานคร </w:t>
-      </w:r>
-      <w:r>
-        <w:rPr>
-          <w:rFonts w:ascii="TH SarabunPSK" w:hAnsi="TH SarabunPSK" w:cs="TH SarabunPSK"/>
-          <w:sz w:val="32"/>
-          <w:szCs w:val="32"/>
-          <w:cs/>
-        </w:rPr>
-        <w:t>10900</w:t>
-      </w:r>
-      <w:r>
-        <w:rPr>
-          <w:rFonts w:ascii="TH SarabunPSK" w:hAnsi="TH SarabunPSK" w:cs="TH SarabunPSK"/>
-          <w:sz w:val="32"/>
-          <w:szCs w:val="32"/>
-          <w:cs/>
-        </w:rPr>
-        <w:t xml:space="preserve"> โดย ศาสตราจารย</w:t>
-      </w:r>
-      <w:r>
-        <w:rPr>
-          <w:rFonts w:ascii="TH SarabunPSK" w:hAnsi="TH SarabunPSK" w:cs="TH SarabunPSK" w:hint="cs"/>
-          <w:sz w:val="32"/>
-          <w:szCs w:val="32"/>
-          <w:cs/>
-        </w:rPr>
-        <w:t>์</w:t>
-      </w:r>
-      <w:r>
-        <w:rPr>
-          <w:rFonts w:ascii="TH SarabunPSK" w:hAnsi="TH SarabunPSK" w:cs="TH SarabunPSK"/>
-          <w:sz w:val="32"/>
-          <w:szCs w:val="32"/>
-          <w:cs/>
-        </w:rPr>
-        <w:t>ธีรณี อจลากุล ผู</w:t>
-      </w:r>
-      <w:r>
-        <w:rPr>
-          <w:rFonts w:ascii="TH SarabunPSK" w:hAnsi="TH SarabunPSK" w:cs="TH SarabunPSK" w:hint="cs"/>
-          <w:sz w:val="32"/>
-          <w:szCs w:val="32"/>
-          <w:cs/>
-        </w:rPr>
-        <w:t>้</w:t>
-      </w:r>
-      <w:r>
-        <w:rPr>
-          <w:rFonts w:ascii="TH SarabunPSK" w:hAnsi="TH SarabunPSK" w:cs="TH SarabunPSK"/>
-          <w:sz w:val="32"/>
-          <w:szCs w:val="32"/>
-          <w:cs/>
-        </w:rPr>
-        <w:t>อำนวยการสถาบัน</w:t>
-      </w:r>
-      <w:r>
-        <w:rPr>
-          <w:rFonts w:ascii="TH SarabunPSK" w:hAnsi="TH SarabunPSK" w:cs="TH SarabunPSK" w:hint="cs"/>
-          <w:sz w:val="32"/>
-          <w:szCs w:val="32"/>
-          <w:cs/>
-        </w:rPr>
-        <w:t>ข้อ</w:t>
-      </w:r>
-      <w:r>
-        <w:rPr>
-          <w:rFonts w:ascii="TH SarabunPSK" w:hAnsi="TH SarabunPSK" w:cs="TH SarabunPSK"/>
-          <w:sz w:val="32"/>
-          <w:szCs w:val="32"/>
-          <w:cs/>
-        </w:rPr>
-        <w:t>มูลขนาด</w:t>
-      </w:r>
-      <w:r>
-        <w:rPr>
-          <w:rFonts w:ascii="TH SarabunPSK" w:hAnsi="TH SarabunPSK" w:cs="TH SarabunPSK" w:hint="cs"/>
-          <w:sz w:val="32"/>
-          <w:szCs w:val="32"/>
-          <w:cs/>
-        </w:rPr>
-        <w:t>ใหญ่</w:t>
-      </w:r>
-      <w:r>
-        <w:rPr>
-          <w:rFonts w:ascii="TH SarabunPSK" w:hAnsi="TH SarabunPSK" w:cs="TH SarabunPSK" w:hint="cs"/>
-          <w:sz w:val="32"/>
-          <w:szCs w:val="32"/>
+          <w:rFonts w:ascii="TH SarabunPSK" w:hAnsi="TH SarabunPSK" w:cs="TH SarabunPSK"/>
+          <w:sz w:val="32"/>
+          <w:szCs w:val="32"/>
+          <w:u w:val="dotted"/>
+        </w:rPr>
+        <w:t>{{org_approver.lastName}}</w:t>
+      </w:r>
+      <w:proofErr w:type="spellStart"/>
+      <w:r>
+        <w:rPr>
+          <w:rFonts w:ascii="TH SarabunPSK" w:hAnsi="TH SarabunPSK" w:cs="TH SarabunPSK"/>
+          <w:sz w:val="32"/>
+          <w:szCs w:val="32"/>
+          <w:u w:val="dotted"/>
+        </w:rPr>
+        <w:t/>
+      </w:r>
+      <w:proofErr w:type="gramStart"/>
+      <w:r>
+        <w:rPr>
+          <w:rFonts w:ascii="TH SarabunPSK" w:hAnsi="TH SarabunPSK" w:cs="TH SarabunPSK"/>
+          <w:sz w:val="32"/>
+          <w:szCs w:val="32"/>
+          <w:u w:val="dotted"/>
+        </w:rPr>
+        <w:t/>
+      </w:r>
+      <w:proofErr w:type="gramEnd"/>
+      <w:r>
+        <w:rPr>
+          <w:rFonts w:ascii="TH SarabunPSK" w:hAnsi="TH SarabunPSK" w:cs="TH SarabunPSK"/>
+          <w:sz w:val="32"/>
+          <w:szCs w:val="32"/>
+          <w:u w:val="dotted"/>
+        </w:rPr>
+        <w:t/>
+      </w:r>
+      <w:proofErr w:type="spellEnd"/>
+      <w:r>
+        <w:rPr>
+          <w:rFonts w:ascii="TH SarabunPSK" w:hAnsi="TH SarabunPSK" w:cs="TH SarabunPSK"/>
+          <w:sz w:val="32"/>
+          <w:szCs w:val="32"/>
+          <w:u w:val="dotted"/>
+        </w:rPr>
+        <w:t/>
+      </w:r>
+      <w:r>
+        <w:rPr>
+          <w:rFonts w:ascii="TH SarabunPSK" w:hAnsi="TH SarabunPSK" w:cs="TH SarabunPSK" w:hint="cs"/>
+          <w:sz w:val="32"/>
+          <w:szCs w:val="32"/>
+          <w:u w:val="dotted"/>
           <w:cs/>
         </w:rPr>
         <w:t xml:space="preserve"> </w:t>
       </w:r>
       <w:r>
         <w:rPr>
-          <w:rFonts w:ascii="TH SarabunPSK" w:hAnsi="TH SarabunPSK" w:cs="TH SarabunPSK"/>
-          <w:sz w:val="32"/>
-          <w:szCs w:val="32"/>
-          <w:cs/>
-        </w:rPr>
-        <w:t>ซึ่งต</w:t>
-      </w:r>
-      <w:r>
-        <w:rPr>
-          <w:rFonts w:ascii="TH SarabunPSK" w:hAnsi="TH SarabunPSK" w:cs="TH SarabunPSK" w:hint="cs"/>
-          <w:sz w:val="32"/>
-          <w:szCs w:val="32"/>
-          <w:cs/>
-        </w:rPr>
-        <w:t>่</w:t>
-      </w:r>
-      <w:r>
-        <w:rPr>
-          <w:rFonts w:ascii="TH SarabunPSK" w:hAnsi="TH SarabunPSK" w:cs="TH SarabunPSK"/>
-          <w:sz w:val="32"/>
-          <w:szCs w:val="32"/>
-          <w:cs/>
-        </w:rPr>
-        <w:t>อไปในข</w:t>
-      </w:r>
-      <w:r>
-        <w:rPr>
-          <w:rFonts w:ascii="TH SarabunPSK" w:hAnsi="TH SarabunPSK" w:cs="TH SarabunPSK" w:hint="cs"/>
-          <w:sz w:val="32"/>
-          <w:szCs w:val="32"/>
-          <w:cs/>
-        </w:rPr>
-        <w:t>้</w:t>
-      </w:r>
-      <w:r>
-        <w:rPr>
-          <w:rFonts w:ascii="TH SarabunPSK" w:hAnsi="TH SarabunPSK" w:cs="TH SarabunPSK"/>
-          <w:sz w:val="32"/>
-          <w:szCs w:val="32"/>
-          <w:cs/>
-        </w:rPr>
-        <w:t>อตกลงฉบับนี้เรียกว</w:t>
-      </w:r>
-      <w:r>
-        <w:rPr>
-          <w:rFonts w:ascii="TH SarabunPSK" w:hAnsi="TH SarabunPSK" w:cs="TH SarabunPSK" w:hint="cs"/>
-          <w:sz w:val="32"/>
-          <w:szCs w:val="32"/>
-          <w:cs/>
-        </w:rPr>
-        <w:t>่</w:t>
-      </w:r>
-      <w:r>
-        <w:rPr>
-          <w:rFonts w:ascii="TH SarabunPSK" w:hAnsi="TH SarabunPSK" w:cs="TH SarabunPSK"/>
-          <w:sz w:val="32"/>
-          <w:szCs w:val="32"/>
-          <w:cs/>
-        </w:rPr>
-        <w:t>า “</w:t>
-      </w:r>
-      <w:r>
-        <w:rPr>
-          <w:rFonts w:ascii="TH SarabunPSK" w:hAnsi="TH SarabunPSK" w:cs="TH SarabunPSK" w:hint="cs"/>
-          <w:sz w:val="32"/>
-          <w:szCs w:val="32"/>
-          <w:cs/>
-        </w:rPr>
-        <w:t>สำนักงาน</w:t>
-      </w:r>
-      <w:r>
-        <w:rPr>
-          <w:rFonts w:ascii="TH SarabunPSK" w:hAnsi="TH SarabunPSK" w:cs="TH SarabunPSK"/>
-          <w:sz w:val="32"/>
-          <w:szCs w:val="32"/>
-          <w:cs/>
-        </w:rPr>
-        <w:t>” ฝ</w:t>
-      </w:r>
-      <w:r>
-        <w:rPr>
-          <w:rFonts w:ascii="TH SarabunPSK" w:hAnsi="TH SarabunPSK" w:cs="TH SarabunPSK" w:hint="cs"/>
-          <w:sz w:val="32"/>
-          <w:szCs w:val="32"/>
-          <w:cs/>
-        </w:rPr>
-        <w:t>่</w:t>
-      </w:r>
-      <w:r>
-        <w:rPr>
-          <w:rFonts w:ascii="TH SarabunPSK" w:hAnsi="TH SarabunPSK" w:cs="TH SarabunPSK"/>
-          <w:sz w:val="32"/>
-          <w:szCs w:val="32"/>
-          <w:cs/>
-        </w:rPr>
-        <w:t>ายหนึ่ง</w:t>
-      </w:r>
-      <w:r>
-        <w:rPr>
-          <w:rFonts w:ascii="TH SarabunPSK" w:hAnsi="TH SarabunPSK" w:cs="TH SarabunPSK" w:hint="cs"/>
-          <w:sz w:val="32"/>
-          <w:szCs w:val="32"/>
-          <w:cs/>
-        </w:rPr>
-        <w:t xml:space="preserve"> กับ</w:t>
-      </w:r>
-    </w:p>
-    <w:p>
-      <w:pPr>
-        <w:pStyle w:val="ListParagraph"/>
-        <w:ind w:left="0" w:firstLine="720"/>
-        <w:jc w:val="thaiDistribute"/>
-        <w:rPr>
-          <w:rFonts w:ascii="TH SarabunPSK" w:hAnsi="TH SarabunPSK" w:cs="TH SarabunPSK"/>
-          <w:sz w:val="32"/>
-          <w:szCs w:val="32"/>
-        </w:rPr>
-      </w:pPr>
+          <w:rFonts w:ascii="TH SarabunPSK" w:hAnsi="TH SarabunPSK" w:cs="TH SarabunPSK" w:hint="cs"/>
+          <w:sz w:val="32"/>
+          <w:szCs w:val="32"/>
+          <w:cs/>
+        </w:rPr>
+        <w:t xml:space="preserve">ตำแหน่ง </w:t>
+      </w:r>
+      <w:r>
+        <w:rPr>
+          <w:rFonts w:ascii="TH SarabunPSK" w:hAnsi="TH SarabunPSK" w:cs="TH SarabunPSK" w:hint="cs"/>
+          <w:sz w:val="32"/>
+          <w:szCs w:val="32"/>
+          <w:cs/>
+        </w:rPr>
+        <w:t xml:space="preserve"/>
+      </w:r>
       <w:r>
         <w:rPr>
           <w:rFonts w:ascii="TH SarabunPSK" w:hAnsi="TH SarabunPSK" w:cs="TH SarabunPSK"/>
           <w:sz w:val="32"/>
           <w:szCs w:val="32"/>
           <w:u w:val="dotted"/>
-          <w:cs/>
-        </w:rPr>
+        </w:rPr>
+        <w:t xml:space="preserve"/>
       </w:r>
       <w:r>
         <w:rPr>
@@ -691,7 +1122,7 @@
           <w:szCs w:val="32"/>
           <w:u w:val="dotted"/>
         </w:rPr>
-        <w:t>{{org.name}}</w:t>
+        <w:t>{{org_approver.position}}</w:t>
       </w:r>
       <w:proofErr w:type="spellStart"/>
       <w:r>
@@ -703,6 +1134,26 @@
         </w:rPr>
         <w:t/>
       </w:r>
+      <w:proofErr w:type="gramStart"/>
+      <w:r>
+        <w:rPr>
+          <w:rFonts w:ascii="TH SarabunPSK" w:hAnsi="TH SarabunPSK" w:cs="TH SarabunPSK"/>
+          <w:sz w:val="32"/>
+          <w:szCs w:val="32"/>
+          <w:u w:val="dotted"/>
+        </w:rPr>
+        <w:t/>
+      </w:r>
+      <w:proofErr w:type="gramEnd"/>
+      <w:r>
+        <w:rPr>
+          <w:rFonts w:ascii="TH SarabunPSK" w:hAnsi="TH SarabunPSK" w:cs="TH SarabunPSK"/>
+          <w:sz w:val="32"/>
+          <w:szCs w:val="32"/>
+          <w:u w:val="dotted"/>
+        </w:rPr>
+        <w:t/>
+      </w:r>
       <w:proofErr w:type="spellEnd"/>
       <w:r>
         <w:rPr>
@@ -715,21 +1166,12 @@
       </w:r>
       <w:r>
         <w:rPr>
-          <w:rFonts w:ascii="TH SarabunPSK" w:hAnsi="TH SarabunPSK" w:cs="TH SarabunPSK"/>
+          <w:rFonts w:ascii="TH SarabunPSK" w:hAnsi="TH SarabunPSK" w:cs="TH SarabunPSK" w:hint="cs"/>
           <w:sz w:val="32"/>
           <w:szCs w:val="32"/>
           <w:u w:val="dotted"/>
           <w:cs/>
         </w:rPr>
-      </w:r>
-      <w:r>
-        <w:rPr>
-          <w:rFonts w:ascii="TH SarabunPSK" w:hAnsi="TH SarabunPSK" w:cs="TH SarabunPSK" w:hint="cs"/>
-          <w:sz w:val="32"/>
-          <w:szCs w:val="32"/>
-          <w:u w:val="dotted"/>
-          <w:cs/>
-        </w:rPr>
         <w:t xml:space="preserve"> </w:t>
       </w:r>
       <w:r>
@@ -739,706 +1181,109 @@
           <w:szCs w:val="32"/>
           <w:cs/>
         </w:rPr>
-        <w:t xml:space="preserve">ตั้งอยู่เลขที่ </w:t>
-      </w:r>
-      <w:r>
-        <w:rPr>
-          <w:rFonts w:ascii="TH SarabunPSK" w:hAnsi="TH SarabunPSK" w:cs="TH SarabunPSK"/>
-          <w:sz w:val="32"/>
-          <w:szCs w:val="32"/>
-          <w:u w:val="dotted"/>
-          <w:cs/>
-        </w:rPr>
-      </w:r>
-      <w:r>
-        <w:rPr>
-          <w:rFonts w:ascii="TH SarabunPSK" w:hAnsi="TH SarabunPSK" w:cs="TH SarabunPSK"/>
-          <w:sz w:val="32"/>
-          <w:szCs w:val="32"/>
-          <w:u w:val="dotted"/>
-        </w:rPr>
-        <w:t>{{org.addressNo}}</w:t>
-      </w:r>
-      <w:proofErr w:type="spellStart"/>
+        <w:t xml:space="preserve">ผู้มีอำนาจ</w:t>
+      </w:r>
+      <w:r>
+        <w:rPr>
+          <w:rFonts w:ascii="TH SarabunPSK" w:hAnsi="TH SarabunPSK" w:cs="TH SarabunPSK" w:hint="cs"/>
+          <w:sz w:val="32"/>
+          <w:szCs w:val="32"/>
+          <w:cs/>
+        </w:rPr>
+        <w:t>กระทำการ</w:t>
+      </w:r>
+      <w:r>
+        <w:rPr>
+          <w:rFonts w:ascii="TH SarabunPSK" w:hAnsi="TH SarabunPSK" w:cs="TH SarabunPSK" w:hint="cs"/>
+          <w:sz w:val="32"/>
+          <w:szCs w:val="32"/>
+          <w:cs/>
+        </w:rPr>
+        <w:t>แทน</w:t>
+      </w:r>
+      <w:r>
+        <w:rPr>
+          <w:rFonts w:ascii="TH SarabunPSK" w:hAnsi="TH SarabunPSK" w:cs="TH SarabunPSK" w:hint="cs"/>
+          <w:sz w:val="32"/>
+          <w:szCs w:val="32"/>
+          <w:cs/>
+        </w:rPr>
+        <w:t>นิติบุคคล</w:t>
+      </w:r>
+      <w:r>
+        <w:rPr>
+          <w:rFonts w:ascii="TH SarabunPSK" w:hAnsi="TH SarabunPSK" w:cs="TH SarabunPSK" w:hint="cs"/>
+          <w:sz w:val="32"/>
+          <w:szCs w:val="32"/>
+          <w:cs/>
+        </w:rPr>
+        <w:t xml:space="preserve"> </w:t>
+      </w:r>
+      <w:r>
+        <w:rPr>
+          <w:rFonts w:ascii="TH SarabunPSK" w:hAnsi="TH SarabunPSK" w:cs="TH SarabunPSK"/>
+          <w:sz w:val="32"/>
+          <w:szCs w:val="32"/>
+          <w:cs/>
+        </w:rPr>
+        <w:t>ซึ่งต่อไปใน</w:t>
+      </w:r>
+      <w:r>
+        <w:rPr>
+          <w:rFonts w:ascii="TH SarabunPSK" w:hAnsi="TH SarabunPSK" w:cs="TH SarabunPSK" w:hint="cs"/>
+          <w:sz w:val="32"/>
+          <w:szCs w:val="32"/>
+          <w:cs/>
+        </w:rPr>
+        <w:t>ข้อตกลง</w:t>
+      </w:r>
+      <w:r>
+        <w:rPr>
+          <w:rFonts w:ascii="TH SarabunPSK" w:hAnsi="TH SarabunPSK" w:cs="TH SarabunPSK" w:hint="cs"/>
+          <w:sz w:val="32"/>
+          <w:szCs w:val="32"/>
+          <w:cs/>
+        </w:rPr>
+        <w:t>หลัก</w:t>
+      </w:r>
+      <w:r>
+        <w:rPr>
+          <w:rFonts w:ascii="TH SarabunPSK" w:hAnsi="TH SarabunPSK" w:cs="TH SarabunPSK"/>
+          <w:sz w:val="32"/>
+          <w:szCs w:val="32"/>
+          <w:cs/>
+        </w:rPr>
+        <w:t>ฉบับนี้จะเรียกว่า “</w:t>
+      </w:r>
       <w:proofErr w:type="gramStart"/>
       <w:r>
         <w:rPr>
-          <w:rFonts w:ascii="TH SarabunPSK" w:hAnsi="TH SarabunPSK" w:cs="TH SarabunPSK"/>
-          <w:sz w:val="32"/>
-          <w:szCs w:val="32"/>
-          <w:u w:val="dotted"/>
-        </w:rPr>
-        <w:t/>
-      </w:r>
-      <w:r>
-        <w:rPr>
-          <w:rFonts w:ascii="TH SarabunPSK" w:hAnsi="TH SarabunPSK" w:cs="TH SarabunPSK"/>
-          <w:sz w:val="32"/>
-          <w:szCs w:val="32"/>
-          <w:u w:val="dotted"/>
-        </w:rPr>
-        <w:t/>
-      </w:r>
-      <w:proofErr w:type="spellEnd"/>
+          <w:rFonts w:ascii="TH SarabunPSK" w:hAnsi="TH SarabunPSK" w:cs="TH SarabunPSK" w:hint="cs"/>
+          <w:sz w:val="32"/>
+          <w:szCs w:val="32"/>
+          <w:cs/>
+        </w:rPr>
+        <w:t>หน่วยงาน</w:t>
+      </w:r>
+      <w:r>
+        <w:rPr>
+          <w:rFonts w:ascii="TH SarabunPSK" w:hAnsi="TH SarabunPSK" w:cs="TH SarabunPSK"/>
+          <w:sz w:val="32"/>
+          <w:szCs w:val="32"/>
+          <w:cs/>
+        </w:rPr>
+        <w:t xml:space="preserve">” </w:t>
+      </w:r>
+      <w:r>
+        <w:rPr>
+          <w:rFonts w:ascii="TH SarabunPSK" w:hAnsi="TH SarabunPSK" w:cs="TH SarabunPSK" w:hint="cs"/>
+          <w:sz w:val="32"/>
+          <w:szCs w:val="32"/>
+          <w:cs/>
+        </w:rPr>
+        <w:t>อีกฝ่ายหนึ่ง</w:t>
+      </w:r>
       <w:proofErr w:type="gramEnd"/>
-      <w:r>
-        <w:rPr>
-          <w:rFonts w:ascii="TH SarabunPSK" w:hAnsi="TH SarabunPSK" w:cs="TH SarabunPSK"/>
-          <w:sz w:val="32"/>
-          <w:szCs w:val="32"/>
-          <w:u w:val="dotted"/>
-        </w:rPr>
-        <w:t/>
-      </w:r>
-      <w:r>
-        <w:rPr>
-          <w:rFonts w:ascii="TH SarabunPSK" w:hAnsi="TH SarabunPSK" w:cs="TH SarabunPSK" w:hint="cs"/>
-          <w:sz w:val="32"/>
-          <w:szCs w:val="32"/>
-          <w:u w:val="dotted"/>
-          <w:cs/>
-        </w:rPr>
-        <w:t xml:space="preserve"> </w:t>
-      </w:r>
-      <w:r>
-        <w:rPr>
-          <w:rFonts w:ascii="TH SarabunPSK" w:hAnsi="TH SarabunPSK" w:cs="TH SarabunPSK" w:hint="cs"/>
-          <w:sz w:val="32"/>
-          <w:szCs w:val="32"/>
-          <w:cs/>
-        </w:rPr>
-        <w:t xml:space="preserve"> ถนน </w:t>
-      </w:r>
-      <w:r>
-        <w:rPr>
-          <w:rFonts w:ascii="TH SarabunPSK" w:hAnsi="TH SarabunPSK" w:cs="TH SarabunPSK"/>
-          <w:sz w:val="32"/>
-          <w:szCs w:val="32"/>
-          <w:u w:val="dotted"/>
-          <w:cs/>
-        </w:rPr>
-      </w:r>
-      <w:r>
-        <w:rPr>
-          <w:rFonts w:ascii="TH SarabunPSK" w:hAnsi="TH SarabunPSK" w:cs="TH SarabunPSK"/>
-          <w:sz w:val="32"/>
-          <w:szCs w:val="32"/>
-          <w:u w:val="dotted"/>
-        </w:rPr>
-        <w:t>{{org.road}}</w:t>
-      </w:r>
-      <w:proofErr w:type="spellStart"/>
-      <w:r>
-        <w:rPr>
-          <w:rFonts w:ascii="TH SarabunPSK" w:hAnsi="TH SarabunPSK" w:cs="TH SarabunPSK"/>
-          <w:sz w:val="32"/>
-          <w:szCs w:val="32"/>
-          <w:u w:val="dotted"/>
-        </w:rPr>
-        <w:t/>
-      </w:r>
-      <w:r>
-        <w:rPr>
-          <w:rFonts w:ascii="TH SarabunPSK" w:hAnsi="TH SarabunPSK" w:cs="TH SarabunPSK"/>
-          <w:sz w:val="32"/>
-          <w:szCs w:val="32"/>
-          <w:u w:val="dotted"/>
-        </w:rPr>
-        <w:t/>
-      </w:r>
-      <w:proofErr w:type="spellEnd"/>
-      <w:r>
-        <w:rPr>
-          <w:rFonts w:ascii="TH SarabunPSK" w:hAnsi="TH SarabunPSK" w:cs="TH SarabunPSK"/>
-          <w:sz w:val="32"/>
-          <w:szCs w:val="32"/>
-          <w:u w:val="dotted"/>
-        </w:rPr>
-        <w:t/>
-      </w:r>
-      <w:r>
-        <w:rPr>
-          <w:rFonts w:ascii="TH SarabunPSK" w:hAnsi="TH SarabunPSK" w:cs="TH SarabunPSK"/>
-          <w:sz w:val="32"/>
-          <w:szCs w:val="32"/>
-          <w:u w:val="dotted"/>
-          <w:cs/>
-        </w:rPr>
-      </w:r>
-      <w:r>
-        <w:rPr>
-          <w:rFonts w:ascii="TH SarabunPSK" w:hAnsi="TH SarabunPSK" w:cs="TH SarabunPSK" w:hint="cs"/>
-          <w:sz w:val="32"/>
-          <w:szCs w:val="32"/>
-          <w:cs/>
-        </w:rPr>
-        <w:t xml:space="preserve"> แขวง/ตำบล </w:t>
-      </w:r>
-      <w:r>
-        <w:rPr>
-          <w:rFonts w:ascii="TH SarabunPSK" w:hAnsi="TH SarabunPSK" w:cs="TH SarabunPSK"/>
-          <w:sz w:val="32"/>
-          <w:szCs w:val="32"/>
-          <w:u w:val="dotted"/>
-          <w:cs/>
-        </w:rPr>
-      </w:r>
-      <w:r>
-        <w:rPr>
-          <w:rFonts w:ascii="TH SarabunPSK" w:hAnsi="TH SarabunPSK" w:cs="TH SarabunPSK"/>
-          <w:sz w:val="32"/>
-          <w:szCs w:val="32"/>
-          <w:u w:val="dotted"/>
-        </w:rPr>
-        <w:t>{{org.subdistrict}}</w:t>
-      </w:r>
-      <w:proofErr w:type="spellStart"/>
-      <w:r>
-        <w:rPr>
-          <w:rFonts w:ascii="TH SarabunPSK" w:hAnsi="TH SarabunPSK" w:cs="TH SarabunPSK"/>
-          <w:sz w:val="32"/>
-          <w:szCs w:val="32"/>
-          <w:u w:val="dotted"/>
-        </w:rPr>
-        <w:t/>
-      </w:r>
-      <w:r>
-        <w:rPr>
-          <w:rFonts w:ascii="TH SarabunPSK" w:hAnsi="TH SarabunPSK" w:cs="TH SarabunPSK"/>
-          <w:sz w:val="32"/>
-          <w:szCs w:val="32"/>
-          <w:u w:val="dotted"/>
-        </w:rPr>
-        <w:t/>
-      </w:r>
-      <w:proofErr w:type="spellEnd"/>
-      <w:r>
-        <w:rPr>
-          <w:rFonts w:ascii="TH SarabunPSK" w:hAnsi="TH SarabunPSK" w:cs="TH SarabunPSK"/>
-          <w:sz w:val="32"/>
-          <w:szCs w:val="32"/>
-          <w:u w:val="dotted"/>
-        </w:rPr>
-        <w:t/>
-      </w:r>
-      <w:r>
-        <w:rPr>
-          <w:rFonts w:ascii="TH SarabunPSK" w:hAnsi="TH SarabunPSK" w:cs="TH SarabunPSK" w:hint="cs"/>
-          <w:sz w:val="32"/>
-          <w:szCs w:val="32"/>
-          <w:u w:val="dotted"/>
-          <w:cs/>
-        </w:rPr>
-        <w:t xml:space="preserve"> </w:t>
-      </w:r>
-      <w:r>
-        <w:rPr>
-          <w:rFonts w:ascii="TH SarabunPSK" w:hAnsi="TH SarabunPSK" w:cs="TH SarabunPSK" w:hint="cs"/>
-          <w:sz w:val="32"/>
-          <w:szCs w:val="32"/>
-          <w:cs/>
-        </w:rPr>
-        <w:t xml:space="preserve"> เขต/อำเภอ </w:t>
-      </w:r>
-      <w:r>
-        <w:rPr>
-          <w:rFonts w:ascii="TH SarabunPSK" w:hAnsi="TH SarabunPSK" w:cs="TH SarabunPSK"/>
-          <w:sz w:val="32"/>
-          <w:szCs w:val="32"/>
-          <w:u w:val="dotted"/>
-          <w:cs/>
-        </w:rPr>
-      </w:r>
-      <w:r>
-        <w:rPr>
-          <w:rFonts w:ascii="TH SarabunPSK" w:hAnsi="TH SarabunPSK" w:cs="TH SarabunPSK"/>
-          <w:sz w:val="32"/>
-          <w:szCs w:val="32"/>
-          <w:u w:val="dotted"/>
-        </w:rPr>
-        <w:t>{{org.district}}</w:t>
-      </w:r>
-      <w:proofErr w:type="spellStart"/>
-      <w:r>
-        <w:rPr>
-          <w:rFonts w:ascii="TH SarabunPSK" w:hAnsi="TH SarabunPSK" w:cs="TH SarabunPSK"/>
-          <w:sz w:val="32"/>
-          <w:szCs w:val="32"/>
-          <w:u w:val="dotted"/>
-        </w:rPr>
-        <w:t/>
-      </w:r>
-      <w:r>
-        <w:rPr>
-          <w:rFonts w:ascii="TH SarabunPSK" w:hAnsi="TH SarabunPSK" w:cs="TH SarabunPSK"/>
-          <w:sz w:val="32"/>
-          <w:szCs w:val="32"/>
-          <w:u w:val="dotted"/>
-        </w:rPr>
-        <w:t/>
-      </w:r>
-      <w:proofErr w:type="spellEnd"/>
-      <w:r>
-        <w:rPr>
-          <w:rFonts w:ascii="TH SarabunPSK" w:hAnsi="TH SarabunPSK" w:cs="TH SarabunPSK"/>
-          <w:sz w:val="32"/>
-          <w:szCs w:val="32"/>
-          <w:u w:val="dotted"/>
-        </w:rPr>
-        <w:t/>
-      </w:r>
-      <w:r>
-        <w:rPr>
-          <w:rFonts w:ascii="TH SarabunPSK" w:hAnsi="TH SarabunPSK" w:cs="TH SarabunPSK"/>
-          <w:sz w:val="32"/>
-          <w:szCs w:val="32"/>
-          <w:u w:val="dotted"/>
-          <w:cs/>
-        </w:rPr>
-      </w:r>
-      <w:r>
-        <w:rPr>
-          <w:rFonts w:ascii="TH SarabunPSK" w:hAnsi="TH SarabunPSK" w:cs="TH SarabunPSK" w:hint="cs"/>
-          <w:sz w:val="32"/>
-          <w:szCs w:val="32"/>
-          <w:u w:val="dotted"/>
-          <w:cs/>
-        </w:rPr>
-        <w:t xml:space="preserve"> </w:t>
-      </w:r>
-      <w:r>
-        <w:rPr>
-          <w:rFonts w:ascii="TH SarabunPSK" w:hAnsi="TH SarabunPSK" w:cs="TH SarabunPSK" w:hint="cs"/>
-          <w:sz w:val="32"/>
-          <w:szCs w:val="32"/>
-          <w:cs/>
-        </w:rPr>
-        <w:t xml:space="preserve">จังหวัด </w:t>
-      </w:r>
-      <w:r>
-        <w:rPr>
-          <w:rFonts w:ascii="TH SarabunPSK" w:hAnsi="TH SarabunPSK" w:cs="TH SarabunPSK"/>
-          <w:sz w:val="32"/>
-          <w:szCs w:val="32"/>
-          <w:u w:val="dotted"/>
-          <w:cs/>
-        </w:rPr>
-      </w:r>
-      <w:r>
-        <w:rPr>
-          <w:rFonts w:ascii="TH SarabunPSK" w:hAnsi="TH SarabunPSK" w:cs="TH SarabunPSK"/>
-          <w:sz w:val="32"/>
-          <w:szCs w:val="32"/>
-          <w:u w:val="dotted"/>
-        </w:rPr>
-        <w:t>{{org.province}}</w:t>
-      </w:r>
-      <w:proofErr w:type="spellStart"/>
-      <w:r>
-        <w:rPr>
-          <w:rFonts w:ascii="TH SarabunPSK" w:hAnsi="TH SarabunPSK" w:cs="TH SarabunPSK"/>
-          <w:sz w:val="32"/>
-          <w:szCs w:val="32"/>
-          <w:u w:val="dotted"/>
-        </w:rPr>
-        <w:t/>
-      </w:r>
-      <w:r>
-        <w:rPr>
-          <w:rFonts w:ascii="TH SarabunPSK" w:hAnsi="TH SarabunPSK" w:cs="TH SarabunPSK"/>
-          <w:sz w:val="32"/>
-          <w:szCs w:val="32"/>
-          <w:u w:val="dotted"/>
-        </w:rPr>
-        <w:t/>
-      </w:r>
-      <w:proofErr w:type="spellEnd"/>
-      <w:r>
-        <w:rPr>
-          <w:rFonts w:ascii="TH SarabunPSK" w:hAnsi="TH SarabunPSK" w:cs="TH SarabunPSK"/>
-          <w:sz w:val="32"/>
-          <w:szCs w:val="32"/>
-          <w:u w:val="dotted"/>
-        </w:rPr>
-        <w:t/>
-      </w:r>
-      <w:r>
-        <w:rPr>
-          <w:rFonts w:ascii="TH SarabunPSK" w:hAnsi="TH SarabunPSK" w:cs="TH SarabunPSK" w:hint="cs"/>
-          <w:sz w:val="32"/>
-          <w:szCs w:val="32"/>
-          <w:u w:val="dotted"/>
-          <w:cs/>
-        </w:rPr>
-        <w:t xml:space="preserve"> </w:t>
-      </w:r>
-      <w:r>
-        <w:rPr>
-          <w:rFonts w:ascii="TH SarabunPSK" w:hAnsi="TH SarabunPSK" w:cs="TH SarabunPSK"/>
-          <w:sz w:val="32"/>
-          <w:szCs w:val="32"/>
-          <w:cs/>
-        </w:rPr>
-        <w:t>โดย</w:t>
-      </w:r>
-      <w:r>
-        <w:rPr>
-          <w:rFonts w:ascii="TH SarabunPSK" w:hAnsi="TH SarabunPSK" w:cs="TH SarabunPSK"/>
-          <w:sz w:val="32"/>
-          <w:szCs w:val="32"/>
-          <w:u w:val="dotted"/>
-        </w:rPr>
-        <w:t xml:space="preserve"> </w:t>
-      </w:r>
-      <w:r>
-        <w:rPr>
-          <w:rFonts w:ascii="TH SarabunPSK" w:hAnsi="TH SarabunPSK" w:cs="TH SarabunPSK"/>
-          <w:sz w:val="32"/>
-          <w:szCs w:val="32"/>
-          <w:u w:val="dotted"/>
-          <w:cs/>
-        </w:rPr>
-      </w:r>
-      <w:r>
-        <w:rPr>
-          <w:rFonts w:ascii="TH SarabunPSK" w:hAnsi="TH SarabunPSK" w:cs="TH SarabunPSK"/>
-          <w:sz w:val="32"/>
-          <w:szCs w:val="32"/>
-          <w:u w:val="dotted"/>
-        </w:rPr>
-        <w:t>{{org_approver.firstName}} {{org_approver.lastName}}</w:t>
-      </w:r>
-      <w:proofErr w:type="spellStart"/>
-      <w:r>
-        <w:rPr>
-          <w:rFonts w:ascii="TH SarabunPSK" w:hAnsi="TH SarabunPSK" w:cs="TH SarabunPSK"/>
-          <w:sz w:val="32"/>
-          <w:szCs w:val="32"/>
-          <w:u w:val="dotted"/>
-        </w:rPr>
-        <w:t/>
-      </w:r>
-      <w:r>
-        <w:rPr>
-          <w:rFonts w:ascii="TH SarabunPSK" w:hAnsi="TH SarabunPSK" w:cs="TH SarabunPSK"/>
-          <w:sz w:val="32"/>
-          <w:szCs w:val="32"/>
-          <w:u w:val="dotted"/>
-        </w:rPr>
-        <w:t/>
-      </w:r>
-      <w:r>
-        <w:rPr>
-          <w:rFonts w:ascii="TH SarabunPSK" w:hAnsi="TH SarabunPSK" w:cs="TH SarabunPSK"/>
-          <w:sz w:val="32"/>
-          <w:szCs w:val="32"/>
-          <w:u w:val="dotted"/>
-        </w:rPr>
-        <w:t/>
-      </w:r>
-      <w:proofErr w:type="spellEnd"/>
-      <w:r>
-        <w:rPr>
-          <w:rFonts w:ascii="TH SarabunPSK" w:hAnsi="TH SarabunPSK" w:cs="TH SarabunPSK"/>
-          <w:sz w:val="32"/>
-          <w:szCs w:val="32"/>
-          <w:u w:val="dotted"/>
-        </w:rPr>
-        <w:t/>
-      </w:r>
-      <w:r>
-        <w:rPr>
-          <w:rFonts w:ascii="TH SarabunPSK" w:hAnsi="TH SarabunPSK" w:cs="TH SarabunPSK"/>
-          <w:sz w:val="32"/>
-          <w:szCs w:val="32"/>
-          <w:u w:val="dotted"/>
-          <w:cs/>
-        </w:rPr>
-      </w:r>
-      <w:r>
-        <w:rPr>
-          <w:rFonts w:ascii="TH SarabunPSK" w:hAnsi="TH SarabunPSK" w:cs="TH SarabunPSK"/>
-          <w:sz w:val="32"/>
-          <w:szCs w:val="32"/>
-          <w:u w:val="dotted"/>
-        </w:rPr>
-        <w:t/>
-      </w:r>
-      <w:proofErr w:type="spellStart"/>
-      <w:r>
-        <w:rPr>
-          <w:rFonts w:ascii="TH SarabunPSK" w:hAnsi="TH SarabunPSK" w:cs="TH SarabunPSK"/>
-          <w:sz w:val="32"/>
-          <w:szCs w:val="32"/>
-          <w:u w:val="dotted"/>
-        </w:rPr>
-        <w:t/>
-      </w:r>
-      <w:r>
-        <w:rPr>
-          <w:rFonts w:ascii="TH SarabunPSK" w:hAnsi="TH SarabunPSK" w:cs="TH SarabunPSK"/>
-          <w:sz w:val="32"/>
-          <w:szCs w:val="32"/>
-          <w:u w:val="dotted"/>
-        </w:rPr>
-        <w:t/>
-      </w:r>
-      <w:r>
-        <w:rPr>
-          <w:rFonts w:ascii="TH SarabunPSK" w:hAnsi="TH SarabunPSK" w:cs="TH SarabunPSK"/>
-          <w:sz w:val="32"/>
-          <w:szCs w:val="32"/>
-          <w:u w:val="dotted"/>
-        </w:rPr>
-        <w:t/>
-      </w:r>
-      <w:proofErr w:type="spellEnd"/>
-      <w:r>
-        <w:rPr>
-          <w:rFonts w:ascii="TH SarabunPSK" w:hAnsi="TH SarabunPSK" w:cs="TH SarabunPSK"/>
-          <w:sz w:val="32"/>
-          <w:szCs w:val="32"/>
-          <w:u w:val="dotted"/>
-        </w:rPr>
-        <w:t/>
-      </w:r>
-      <w:r>
-        <w:rPr>
-          <w:rFonts w:ascii="TH SarabunPSK" w:hAnsi="TH SarabunPSK" w:cs="TH SarabunPSK"/>
-          <w:sz w:val="32"/>
-          <w:szCs w:val="32"/>
-          <w:u w:val="dotted"/>
-          <w:cs/>
-        </w:rPr>
-      </w:r>
-      <w:r>
-        <w:rPr>
-          <w:rFonts w:ascii="TH SarabunPSK" w:hAnsi="TH SarabunPSK" w:cs="TH SarabunPSK"/>
-          <w:sz w:val="32"/>
-          <w:szCs w:val="32"/>
-          <w:u w:val="dotted"/>
-          <w:cs/>
-        </w:rPr>
-      </w:r>
-      <w:r>
-        <w:rPr>
-          <w:rFonts w:ascii="TH SarabunPSK" w:hAnsi="TH SarabunPSK" w:cs="TH SarabunPSK"/>
-          <w:sz w:val="32"/>
-          <w:szCs w:val="32"/>
-          <w:u w:val="dotted"/>
-          <w:cs/>
-        </w:rPr>
-      </w:r>
-      <w:r>
-        <w:rPr>
-          <w:rFonts w:ascii="TH SarabunPSK" w:hAnsi="TH SarabunPSK" w:cs="TH SarabunPSK"/>
-          <w:sz w:val="32"/>
-          <w:szCs w:val="32"/>
-          <w:u w:val="dotted"/>
-        </w:rPr>
-        <w:t xml:space="preserve">    </w:t>
-      </w:r>
-      <w:r>
-        <w:rPr>
-          <w:rFonts w:ascii="TH SarabunPSK" w:hAnsi="TH SarabunPSK" w:cs="TH SarabunPSK"/>
-          <w:sz w:val="32"/>
-          <w:szCs w:val="32"/>
-          <w:u w:val="dotted"/>
-        </w:rPr>
-        <w:t> </w:t>
-      </w:r>
-      <w:r>
-        <w:rPr>
-          <w:rFonts w:ascii="TH SarabunPSK" w:hAnsi="TH SarabunPSK" w:cs="TH SarabunPSK" w:hint="cs"/>
-          <w:sz w:val="32"/>
-          <w:szCs w:val="32"/>
-          <w:cs/>
-        </w:rPr>
-        <w:t xml:space="preserve"> ตำแหน่ง </w:t>
-      </w:r>
-      <w:r>
-        <w:rPr>
-          <w:rFonts w:ascii="TH SarabunPSK" w:hAnsi="TH SarabunPSK" w:cs="TH SarabunPSK"/>
-          <w:sz w:val="32"/>
-          <w:szCs w:val="32"/>
-          <w:u w:val="dotted"/>
-          <w:cs/>
-        </w:rPr>
-      </w:r>
-      <w:r>
-        <w:rPr>
-          <w:rFonts w:ascii="TH SarabunPSK" w:hAnsi="TH SarabunPSK" w:cs="TH SarabunPSK"/>
-          <w:sz w:val="32"/>
-          <w:szCs w:val="32"/>
-          <w:u w:val="dotted"/>
-        </w:rPr>
-        <w:t>{{org_approver.position}}</w:t>
-      </w:r>
-      <w:proofErr w:type="spellStart"/>
-      <w:r>
-        <w:rPr>
-          <w:rFonts w:ascii="TH SarabunPSK" w:hAnsi="TH SarabunPSK" w:cs="TH SarabunPSK"/>
-          <w:sz w:val="32"/>
-          <w:szCs w:val="32"/>
-          <w:u w:val="dotted"/>
-        </w:rPr>
-        <w:t/>
-      </w:r>
-      <w:r>
-        <w:rPr>
-          <w:rFonts w:ascii="TH SarabunPSK" w:hAnsi="TH SarabunPSK" w:cs="TH SarabunPSK"/>
-          <w:sz w:val="32"/>
-          <w:szCs w:val="32"/>
-          <w:u w:val="dotted"/>
-        </w:rPr>
-        <w:t/>
-      </w:r>
-      <w:r>
-        <w:rPr>
-          <w:rFonts w:ascii="TH SarabunPSK" w:hAnsi="TH SarabunPSK" w:cs="TH SarabunPSK"/>
-          <w:sz w:val="32"/>
-          <w:szCs w:val="32"/>
-          <w:u w:val="dotted"/>
-        </w:rPr>
-        <w:t/>
-      </w:r>
-      <w:proofErr w:type="spellEnd"/>
-      <w:r>
-        <w:rPr>
-          <w:rFonts w:ascii="TH SarabunPSK" w:hAnsi="TH SarabunPSK" w:cs="TH SarabunPSK"/>
-          <w:sz w:val="32"/>
-          <w:szCs w:val="32"/>
-          <w:u w:val="dotted"/>
-        </w:rPr>
-        <w:t/>
-      </w:r>
-      <w:r>
-        <w:rPr>
-          <w:rFonts w:ascii="TH SarabunPSK" w:hAnsi="TH SarabunPSK" w:cs="TH SarabunPSK"/>
-          <w:sz w:val="32"/>
-          <w:szCs w:val="32"/>
-          <w:u w:val="dotted"/>
-          <w:cs/>
-        </w:rPr>
-      </w:r>
-      <w:r>
-        <w:rPr>
-          <w:rFonts w:ascii="TH SarabunPSK" w:hAnsi="TH SarabunPSK" w:cs="TH SarabunPSK" w:hint="cs"/>
-          <w:sz w:val="32"/>
-          <w:szCs w:val="32"/>
-          <w:u w:val="dotted"/>
-          <w:cs/>
-        </w:rPr>
-        <w:t xml:space="preserve">    </w:t>
-      </w:r>
-      <w:r>
-        <w:rPr>
-          <w:rFonts w:ascii="TH SarabunPSK" w:hAnsi="TH SarabunPSK" w:cs="TH SarabunPSK" w:hint="cs"/>
-          <w:sz w:val="32"/>
-          <w:szCs w:val="32"/>
-          <w:cs/>
-        </w:rPr>
-        <w:t> </w:t>
-      </w:r>
-      <w:r>
-        <w:rPr>
-          <w:rFonts w:ascii="TH SarabunPSK" w:hAnsi="TH SarabunPSK" w:cs="TH SarabunPSK" w:hint="cs"/>
-          <w:sz w:val="32"/>
-          <w:szCs w:val="32"/>
-          <w:cs/>
-        </w:rPr>
-        <w:t xml:space="preserve"> ผู้มีอำนาจ</w:t>
-      </w:r>
-      <w:r>
-        <w:rPr>
-          <w:rFonts w:ascii="TH SarabunPSK" w:hAnsi="TH SarabunPSK" w:cs="TH SarabunPSK" w:hint="cs"/>
-          <w:sz w:val="32"/>
-          <w:szCs w:val="32"/>
-          <w:cs/>
-        </w:rPr>
-        <w:t>กระทำการ</w:t>
-      </w:r>
-      <w:r>
-        <w:rPr>
-          <w:rFonts w:ascii="TH SarabunPSK" w:hAnsi="TH SarabunPSK" w:cs="TH SarabunPSK" w:hint="cs"/>
-          <w:sz w:val="32"/>
-          <w:szCs w:val="32"/>
-          <w:cs/>
-        </w:rPr>
-        <w:t>แทน</w:t>
-      </w:r>
-      <w:r>
-        <w:rPr>
-          <w:rFonts w:ascii="TH SarabunPSK" w:hAnsi="TH SarabunPSK" w:cs="TH SarabunPSK" w:hint="cs"/>
-          <w:sz w:val="32"/>
-          <w:szCs w:val="32"/>
-          <w:cs/>
-        </w:rPr>
-        <w:t>นิติบุคคล</w:t>
-      </w:r>
-      <w:r>
-        <w:rPr>
-          <w:rFonts w:ascii="TH SarabunPSK" w:hAnsi="TH SarabunPSK" w:cs="TH SarabunPSK" w:hint="cs"/>
-          <w:sz w:val="32"/>
-          <w:szCs w:val="32"/>
-          <w:cs/>
-        </w:rPr>
-        <w:t xml:space="preserve"> </w:t>
-      </w:r>
-      <w:r>
-        <w:rPr>
-          <w:rFonts w:ascii="TH SarabunPSK" w:hAnsi="TH SarabunPSK" w:cs="TH SarabunPSK"/>
-          <w:sz w:val="32"/>
-          <w:szCs w:val="32"/>
-          <w:cs/>
-        </w:rPr>
-        <w:t>ซึ่งต่อไปใน</w:t>
-      </w:r>
-      <w:r>
-        <w:rPr>
-          <w:rFonts w:ascii="TH SarabunPSK" w:hAnsi="TH SarabunPSK" w:cs="TH SarabunPSK" w:hint="cs"/>
-          <w:sz w:val="32"/>
-          <w:szCs w:val="32"/>
-          <w:cs/>
-        </w:rPr>
-        <w:t>ข้อตกลง</w:t>
-      </w:r>
-      <w:r>
-        <w:rPr>
-          <w:rFonts w:ascii="TH SarabunPSK" w:hAnsi="TH SarabunPSK" w:cs="TH SarabunPSK"/>
-          <w:sz w:val="32"/>
-          <w:szCs w:val="32"/>
-          <w:cs/>
-        </w:rPr>
-        <w:t>ฉบับนี้จะเรียกว่า “</w:t>
-      </w:r>
-      <w:r>
-        <w:rPr>
-          <w:rFonts w:ascii="TH SarabunPSK" w:hAnsi="TH SarabunPSK" w:cs="TH SarabunPSK" w:hint="cs"/>
-          <w:sz w:val="32"/>
-          <w:szCs w:val="32"/>
-          <w:cs/>
-        </w:rPr>
-        <w:t>หน่วยงาน</w:t>
-      </w:r>
-      <w:r>
-        <w:rPr>
-          <w:rFonts w:ascii="TH SarabunPSK" w:hAnsi="TH SarabunPSK" w:cs="TH SarabunPSK"/>
-          <w:sz w:val="32"/>
-          <w:szCs w:val="32"/>
-          <w:cs/>
-        </w:rPr>
-        <w:t xml:space="preserve">”  </w:t>
-      </w:r>
-      <w:r>
-        <w:rPr>
-          <w:rFonts w:ascii="TH SarabunPSK" w:hAnsi="TH SarabunPSK" w:cs="TH SarabunPSK" w:hint="cs"/>
-          <w:sz w:val="32"/>
-          <w:szCs w:val="32"/>
-          <w:cs/>
-        </w:rPr>
-        <w:t>อีกฝ่ายหนึ่ง</w:t>
-      </w:r>
     </w:p>
     <w:p>
       <w:pPr>
@@ -1531,9 +1376,8 @@
           <w:szCs w:val="32"/>
           <w:cs/>
         </w:rPr>
-        <w:t>ให้หน่วยงานของรัฐแบ่งปันและบูรณาการข้อมูลดิจิทัลที่จัดทำหรือครอบครองอย่างมีประสิทธิภาพ ตามหลักธรรมา</w:t>
-      </w:r>
-      <w:proofErr w:type="spellStart"/>
+        <w:t xml:space="preserve">ให้หน่วยงานของรัฐแบ่งปันและบูรณาการข้อมูลดิจิทัลที่จัดทำหรือครอบครองอย่างมีประสิทธิภาพ ตามหลักธรรมาภิบาลข้อมูลและนโยบายของรัฐ </w:t>
+      </w:r>
       <w:r>
         <w:rPr>
           <w:rFonts w:ascii="TH SarabunPSK" w:hAnsi="TH SarabunPSK" w:cs="TH SarabunPSK"/>
@@ -1542,18 +1386,16 @@
           <w:szCs w:val="32"/>
           <w:cs/>
         </w:rPr>
-        <w:t>ภิ</w:t>
-      </w:r>
-      <w:proofErr w:type="spellEnd"/>
+        <w:t>รวมทั้งมีการบูรณาการข้อมูลดิจิทัลเพื่อส่งเสริมให้การแบ่งปันข้อมูลดิจิทัลระหว่างหน่วยงานของรัฐเกิดขึ้นอย่างกว้างขวาง อันจะนำไปสู่ประโยชน์ในการบริหารราชการแผ่นดิน</w:t>
+      </w:r>
       <w:r>
         <w:rPr>
           <w:rFonts w:ascii="TH SarabunPSK" w:hAnsi="TH SarabunPSK" w:cs="TH SarabunPSK"/>
           <w:color w:val="000000" w:themeColor="text1"/>
           <w:sz w:val="32"/>
           <w:szCs w:val="32"/>
-          <w:cs/>
-        </w:rPr>
-        <w:t xml:space="preserve">บาลข้อมูลและนโยบายของรัฐ </w:t>
+        </w:rPr>
+        <w:t xml:space="preserve"> </w:t>
       </w:r>
       <w:r>
         <w:rPr>
@@ -1563,14 +1405,113 @@
           <w:szCs w:val="32"/>
           <w:cs/>
         </w:rPr>
-        <w:t>รวมทั้งมีการบูรณาการข้อมูลดิจิทัลเพื่อส่งเสริมให้การแบ่งปันข้อมูลดิจิทัลระหว่างหน่วยงานของรัฐเกิดขึ้นอย่างกว้างขวาง อันจะนำไปสู่ประโยชน์ในการบริหารราชการแผ่นดิน</w:t>
-      </w:r>
-      <w:r>
-        <w:rPr>
-          <w:rFonts w:ascii="TH SarabunPSK" w:hAnsi="TH SarabunPSK" w:cs="TH SarabunPSK"/>
+        <w:t xml:space="preserve">ทั้งนี้ </w:t>
+      </w:r>
+      <w:r>
+        <w:rPr>
+          <w:rFonts w:ascii="TH SarabunPSK" w:hAnsi="TH SarabunPSK" w:cs="TH SarabunPSK" w:hint="cs"/>
           <w:color w:val="000000" w:themeColor="text1"/>
           <w:sz w:val="32"/>
           <w:szCs w:val="32"/>
+          <w:cs/>
+        </w:rPr>
+        <w:t xml:space="preserve">นอกจากที่กำหนดในระเบียบฯ นี้ </w:t>
+      </w:r>
+      <w:r>
+        <w:rPr>
+          <w:rFonts w:ascii="TH SarabunPSK" w:hAnsi="TH SarabunPSK" w:cs="TH SarabunPSK"/>
+          <w:color w:val="000000" w:themeColor="text1"/>
+          <w:sz w:val="32"/>
+          <w:szCs w:val="32"/>
+          <w:cs/>
+        </w:rPr>
+        <w:t>ใ</w:t>
+      </w:r>
+      <w:r>
+        <w:rPr>
+          <w:rFonts w:ascii="TH SarabunPSK" w:hAnsi="TH SarabunPSK" w:cs="TH SarabunPSK" w:hint="cs"/>
+          <w:color w:val="000000" w:themeColor="text1"/>
+          <w:sz w:val="32"/>
+          <w:szCs w:val="32"/>
+          <w:cs/>
+        </w:rPr>
+        <w:t>น</w:t>
+      </w:r>
+      <w:r>
+        <w:rPr>
+          <w:rFonts w:ascii="TH SarabunPSK" w:hAnsi="TH SarabunPSK" w:cs="TH SarabunPSK"/>
+          <w:color w:val="000000" w:themeColor="text1"/>
+          <w:sz w:val="32"/>
+          <w:szCs w:val="32"/>
+          <w:cs/>
+        </w:rPr>
+        <w:t>การจัดทำ ครอบครอง นำส่ง หรือเชื่อมโยงข้อมูลดิจิทัล</w:t>
+      </w:r>
+      <w:r>
+        <w:rPr>
+          <w:rFonts w:ascii="TH SarabunPSK" w:hAnsi="TH SarabunPSK" w:cs="TH SarabunPSK" w:hint="cs"/>
+          <w:color w:val="000000" w:themeColor="text1"/>
+          <w:sz w:val="32"/>
+          <w:szCs w:val="32"/>
+          <w:cs/>
+        </w:rPr>
+        <w:t xml:space="preserve"> ให้</w:t>
+      </w:r>
+      <w:r>
+        <w:rPr>
+          <w:rFonts w:ascii="TH SarabunPSK" w:hAnsi="TH SarabunPSK" w:cs="TH SarabunPSK"/>
+          <w:color w:val="000000" w:themeColor="text1"/>
+          <w:sz w:val="32"/>
+          <w:szCs w:val="32"/>
+          <w:cs/>
+        </w:rPr>
+        <w:t>เป็นไปตามกฎหมายว่าด้วยการบริหารงานและการให้บริการภาครัฐผ่านระบบดิจิทัลและกฎหมายอื่นที่เกี่ยวข้อง และให้การแบ่งปันข้อมูลข่าวสารส่วนบุคคลระหว่างหน่วยงานของรัฐเป็นไปตาม</w:t>
+      </w:r>
+      <w:r>
+        <w:rPr>
+          <w:rFonts w:ascii="TH SarabunPSK" w:hAnsi="TH SarabunPSK" w:cs="TH SarabunPSK"/>
+          <w:color w:val="000000" w:themeColor="text1"/>
+          <w:sz w:val="32"/>
+          <w:szCs w:val="32"/>
+          <w:cs/>
+        </w:rPr>
+        <w:br/>
+      </w:r>
+      <w:r>
+        <w:rPr>
+          <w:rFonts w:ascii="TH SarabunPSK" w:hAnsi="TH SarabunPSK" w:cs="TH SarabunPSK" w:hint="cs"/>
+          <w:color w:val="000000" w:themeColor="text1"/>
+          <w:sz w:val="32"/>
+          <w:szCs w:val="32"/>
+          <w:cs/>
+        </w:rPr>
+        <w:t>กฎหมายว่าด้วย</w:t>
+      </w:r>
+      <w:r>
+        <w:rPr>
+          <w:rFonts w:ascii="TH SarabunPSK" w:hAnsi="TH SarabunPSK" w:cs="TH SarabunPSK"/>
+          <w:color w:val="000000" w:themeColor="text1"/>
+          <w:sz w:val="32"/>
+          <w:szCs w:val="32"/>
+          <w:cs/>
+        </w:rPr>
+        <w:t xml:space="preserve">ข้อมูลข่าวสารของราชการ พระราชกฤษฎีกาการเปิดเผยข้อมูลข่าวสารส่วนบุคคลที่อยู่ในความควบคุมดูแลของหน่วยงานของรัฐต่อหน่วยงานของรัฐแห่งอื่น พ.ศ. </w:t>
+      </w:r>
+      <w:r>
+        <w:rPr>
+          <w:rFonts w:ascii="TH SarabunPSK" w:hAnsi="TH SarabunPSK" w:cs="TH SarabunPSK"/>
+          <w:color w:val="000000" w:themeColor="text1"/>
+          <w:sz w:val="32"/>
+          <w:szCs w:val="32"/>
+        </w:rPr>
+        <w:t>2569</w:t>
+      </w:r>
+      <w:r>
+        <w:rPr>
+          <w:rFonts w:ascii="TH SarabunPSK" w:hAnsi="TH SarabunPSK" w:cs="TH SarabunPSK"/>
+          <w:color w:val="000000" w:themeColor="text1"/>
+          <w:sz w:val="32"/>
+          <w:szCs w:val="32"/>
         </w:rPr>
         <w:t xml:space="preserve"> </w:t>
       </w:r>
@@ -1582,7 +1523,7 @@
           <w:szCs w:val="32"/>
           <w:cs/>
         </w:rPr>
-        <w:t xml:space="preserve">ทั้งนี้ </w:t>
+        <w:t>และ</w:t>
       </w:r>
       <w:r>
         <w:rPr>
@@ -1592,7 +1533,7 @@
           <w:szCs w:val="32"/>
           <w:cs/>
         </w:rPr>
-        <w:t xml:space="preserve">นอกจากที่กำหนดในระเบียบฯ นี้ </w:t>
+        <w:t>กฎหมายว่าด้วยการ</w:t>
       </w:r>
       <w:r>
         <w:rPr>
@@ -1602,145 +1543,7 @@
           <w:szCs w:val="32"/>
           <w:cs/>
         </w:rPr>
-        <w:t>ใ</w:t>
-      </w:r>
-      <w:r>
-        <w:rPr>
-          <w:rFonts w:ascii="TH SarabunPSK" w:hAnsi="TH SarabunPSK" w:cs="TH SarabunPSK" w:hint="cs"/>
-          <w:color w:val="000000" w:themeColor="text1"/>
-          <w:sz w:val="32"/>
-          <w:szCs w:val="32"/>
-          <w:cs/>
-        </w:rPr>
-        <w:t>น</w:t>
-      </w:r>
-      <w:r>
-        <w:rPr>
-          <w:rFonts w:ascii="TH SarabunPSK" w:hAnsi="TH SarabunPSK" w:cs="TH SarabunPSK"/>
-          <w:color w:val="000000" w:themeColor="text1"/>
-          <w:sz w:val="32"/>
-          <w:szCs w:val="32"/>
-          <w:cs/>
-        </w:rPr>
-        <w:t>การจัดทำ ครอบครอง นำส่ง หรือเชื่อมโยงข้อมูลดิจิทัล</w:t>
-      </w:r>
-      <w:r>
-        <w:rPr>
-          <w:rFonts w:ascii="TH SarabunPSK" w:hAnsi="TH SarabunPSK" w:cs="TH SarabunPSK" w:hint="cs"/>
-          <w:color w:val="000000" w:themeColor="text1"/>
-          <w:sz w:val="32"/>
-          <w:szCs w:val="32"/>
-          <w:cs/>
-        </w:rPr>
-        <w:t xml:space="preserve"> ให้</w:t>
-      </w:r>
-      <w:r>
-        <w:rPr>
-          <w:rFonts w:ascii="TH SarabunPSK" w:hAnsi="TH SarabunPSK" w:cs="TH SarabunPSK"/>
-          <w:color w:val="000000" w:themeColor="text1"/>
-          <w:sz w:val="32"/>
-          <w:szCs w:val="32"/>
-          <w:cs/>
-        </w:rPr>
-        <w:t>เป็นไปตามกฎหมายว่าด้วยการบริหารงานและการให้บริการภาครัฐผ่านระบบดิจิทัลและกฎหมายอื่นที่เกี่ยวข้อง และให้การแบ่งปันข้อมูลข่าวสารส่วนบุคคลระหว่างหน่วยงานของรัฐเป็นไปตาม</w:t>
-      </w:r>
-      <w:r>
-        <w:rPr>
-          <w:rFonts w:ascii="TH SarabunPSK" w:hAnsi="TH SarabunPSK" w:cs="TH SarabunPSK"/>
-          <w:color w:val="000000" w:themeColor="text1"/>
-          <w:sz w:val="32"/>
-          <w:szCs w:val="32"/>
-          <w:cs/>
-        </w:rPr>
-        <w:br/>
-      </w:r>
-      <w:r>
-        <w:rPr>
-          <w:rFonts w:ascii="TH SarabunPSK" w:hAnsi="TH SarabunPSK" w:cs="TH SarabunPSK"/>
-          <w:color w:val="000000" w:themeColor="text1"/>
-          <w:sz w:val="32"/>
-          <w:szCs w:val="32"/>
-          <w:cs/>
-        </w:rPr>
-        <w:t xml:space="preserve">มาตรา </w:t>
-      </w:r>
-      <w:r>
-        <w:rPr>
-          <w:rFonts w:ascii="TH SarabunPSK" w:hAnsi="TH SarabunPSK" w:cs="TH SarabunPSK"/>
-          <w:color w:val="000000" w:themeColor="text1"/>
-          <w:sz w:val="32"/>
-          <w:szCs w:val="32"/>
-          <w:cs/>
-        </w:rPr>
-        <w:t>24</w:t>
-      </w:r>
-      <w:r>
-        <w:rPr>
-          <w:rFonts w:ascii="TH SarabunPSK" w:hAnsi="TH SarabunPSK" w:cs="TH SarabunPSK"/>
-          <w:color w:val="000000" w:themeColor="text1"/>
-          <w:sz w:val="32"/>
-          <w:szCs w:val="32"/>
-          <w:cs/>
-        </w:rPr>
-        <w:t xml:space="preserve"> แห่งพระราชบัญญัติข้อมูลข่าวสารของราชการ พ.ศ. </w:t>
-      </w:r>
-      <w:r>
-        <w:rPr>
-          <w:rFonts w:ascii="TH SarabunPSK" w:hAnsi="TH SarabunPSK" w:cs="TH SarabunPSK"/>
-          <w:color w:val="000000" w:themeColor="text1"/>
-          <w:sz w:val="32"/>
-          <w:szCs w:val="32"/>
-          <w:cs/>
-        </w:rPr>
-        <w:t>2540</w:t>
-      </w:r>
-      <w:r>
-        <w:rPr>
-          <w:rFonts w:ascii="TH SarabunPSK" w:hAnsi="TH SarabunPSK" w:cs="TH SarabunPSK"/>
-          <w:color w:val="000000" w:themeColor="text1"/>
-          <w:sz w:val="32"/>
-          <w:szCs w:val="32"/>
-          <w:cs/>
-        </w:rPr>
-        <w:t xml:space="preserve"> พระราชกฤษฎีกาการเปิดเผยข้อมูลข่าวสารส่วนบุคคลที่อยู่ในความควบคุมดูแลของหน่วยงานของรัฐต่อหน่วยงานของรัฐแห่งอื่น พ.ศ. </w:t>
-      </w:r>
-      <w:r>
-        <w:rPr>
-          <w:rFonts w:ascii="TH SarabunPSK" w:hAnsi="TH SarabunPSK" w:cs="TH SarabunPSK"/>
-          <w:color w:val="000000" w:themeColor="text1"/>
-          <w:sz w:val="32"/>
-          <w:szCs w:val="32"/>
-        </w:rPr>
-        <w:t>2569</w:t>
-      </w:r>
-      <w:r>
-        <w:rPr>
-          <w:rFonts w:ascii="TH SarabunPSK" w:hAnsi="TH SarabunPSK" w:cs="TH SarabunPSK"/>
-          <w:color w:val="000000" w:themeColor="text1"/>
-          <w:sz w:val="32"/>
-          <w:szCs w:val="32"/>
-        </w:rPr>
-        <w:t xml:space="preserve"> </w:t>
-      </w:r>
-      <w:r>
-        <w:rPr>
-          <w:rFonts w:ascii="TH SarabunPSK" w:hAnsi="TH SarabunPSK" w:cs="TH SarabunPSK"/>
-          <w:color w:val="000000" w:themeColor="text1"/>
-          <w:sz w:val="32"/>
-          <w:szCs w:val="32"/>
-          <w:cs/>
-        </w:rPr>
-        <w:t xml:space="preserve">และพระราชบัญญัติคุ้มครองข้อมูลส่วนบุคคล พ.ศ. </w:t>
-      </w:r>
-      <w:r>
-        <w:rPr>
-          <w:rFonts w:ascii="TH SarabunPSK" w:hAnsi="TH SarabunPSK" w:cs="TH SarabunPSK"/>
-          <w:color w:val="000000" w:themeColor="text1"/>
-          <w:sz w:val="32"/>
-          <w:szCs w:val="32"/>
-          <w:cs/>
-        </w:rPr>
-        <w:t>2562</w:t>
+        <w:t>คุ้มครองข้อมูลส่วนบุคคล</w:t>
       </w:r>
     </w:p>
     <w:p>
@@ -1797,7 +1600,25 @@
           <w:szCs w:val="32"/>
           <w:cs/>
         </w:rPr>
-        <w:t>จัดทำข้อตกลงนี้</w:t>
+        <w:t>จัดทำข้อตกลง</w:t>
+      </w:r>
+      <w:r>
+        <w:rPr>
+          <w:rFonts w:ascii="TH SarabunPSK" w:hAnsi="TH SarabunPSK" w:cs="TH SarabunPSK" w:hint="cs"/>
+          <w:sz w:val="32"/>
+          <w:szCs w:val="32"/>
+          <w:cs/>
+        </w:rPr>
+        <w:t>หลัก</w:t>
+      </w:r>
+      <w:r>
+        <w:rPr>
+          <w:rFonts w:ascii="TH SarabunPSK" w:hAnsi="TH SarabunPSK" w:cs="TH SarabunPSK" w:hint="cs"/>
+          <w:sz w:val="32"/>
+          <w:szCs w:val="32"/>
+          <w:cs/>
+        </w:rPr>
+        <w:t>นี้</w:t>
       </w:r>
       <w:r>
         <w:rPr>
@@ -1815,16 +1636,61 @@
           <w:szCs w:val="32"/>
           <w:cs/>
         </w:rPr>
-        <w:t>ข้อมูลร่วมกันให้เป็นไปตามระเบียบฯ โดยให้เอกสารแนบท้ายดังต่อไปนี้</w:t>
-      </w:r>
-      <w:r>
-        <w:rPr>
-          <w:rFonts w:ascii="TH SarabunPSK" w:hAnsi="TH SarabunPSK" w:cs="TH SarabunPSK" w:hint="cs"/>
-          <w:sz w:val="32"/>
-          <w:szCs w:val="32"/>
-          <w:cs/>
-        </w:rPr>
-        <w:t xml:space="preserve"> เป็นส่วนหนึ่งของข้อตกลงฉบับนี้ และให้เรียกรวมกันว่า “ข้อตกลง”</w:t>
+        <w:t xml:space="preserve">ข้อมูลร่วมกันให้เป็นไปตามระเบียบฯ </w:t>
+      </w:r>
+      <w:r>
+        <w:rPr>
+          <w:rFonts w:ascii="TH SarabunPSK" w:hAnsi="TH SarabunPSK" w:cs="TH SarabunPSK"/>
+          <w:sz w:val="32"/>
+          <w:szCs w:val="32"/>
+          <w:cs/>
+        </w:rPr>
+        <w:t>โดยให้เอกสารแนบท้ายต่อไปนี้เป็นส่วนหนึ่งของข้อตกลง</w:t>
+      </w:r>
+      <w:r>
+        <w:rPr>
+          <w:rFonts w:ascii="TH SarabunPSK" w:hAnsi="TH SarabunPSK" w:cs="TH SarabunPSK" w:hint="cs"/>
+          <w:sz w:val="32"/>
+          <w:szCs w:val="32"/>
+          <w:cs/>
+        </w:rPr>
+        <w:t>หลัก</w:t>
+      </w:r>
+      <w:r>
+        <w:rPr>
+          <w:rFonts w:ascii="TH SarabunPSK" w:hAnsi="TH SarabunPSK" w:cs="TH SarabunPSK"/>
+          <w:sz w:val="32"/>
+          <w:szCs w:val="32"/>
+          <w:cs/>
+        </w:rPr>
+        <w:t xml:space="preserve">ฉบับนี้ และเรียกรวมกันว่า </w:t>
+      </w:r>
+      <w:r>
+        <w:rPr>
+          <w:rFonts w:ascii="TH SarabunPSK" w:hAnsi="TH SarabunPSK" w:cs="TH SarabunPSK" w:hint="cs"/>
+          <w:sz w:val="32"/>
+          <w:szCs w:val="32"/>
+          <w:cs/>
+        </w:rPr>
+        <w:t>“ข้อตกลง</w:t>
+      </w:r>
+      <w:r>
+        <w:rPr>
+          <w:rFonts w:ascii="TH SarabunPSK" w:hAnsi="TH SarabunPSK" w:cs="TH SarabunPSK" w:hint="cs"/>
+          <w:sz w:val="32"/>
+          <w:szCs w:val="32"/>
+          <w:cs/>
+        </w:rPr>
+        <w:t>หลัก</w:t>
+      </w:r>
+      <w:r>
+        <w:rPr>
+          <w:rFonts w:ascii="TH SarabunPSK" w:hAnsi="TH SarabunPSK" w:cs="TH SarabunPSK" w:hint="cs"/>
+          <w:sz w:val="32"/>
+          <w:szCs w:val="32"/>
+          <w:cs/>
+        </w:rPr>
+        <w:t>”</w:t>
       </w:r>
       <w:r>
         <w:rPr>
@@ -1840,12 +1706,13 @@
       <w:pPr>
         <w:pStyle w:val="ListParagraph"/>
         <w:spacing w:before="100" w:beforeAutospacing="1" w:after="100" w:afterAutospacing="1"/>
-        <w:ind w:left="851"/>
+        <w:ind w:left="1701" w:hanging="850"/>
         <w:jc w:val="thaiDistribute"/>
         <w:rPr>
           <w:rFonts w:ascii="TH SarabunPSK" w:hAnsi="TH SarabunPSK" w:cs="TH SarabunPSK"/>
           <w:sz w:val="32"/>
           <w:szCs w:val="32"/>
+          <w:cs/>
         </w:rPr>
       </w:pPr>
       <w:r>
@@ -1886,27 +1753,53 @@
       </w:r>
       <w:r>
         <w:rPr>
-          <w:rFonts w:ascii="TH SarabunPSK" w:hAnsi="TH SarabunPSK" w:cs="TH SarabunPSK"/>
-          <w:sz w:val="32"/>
-          <w:szCs w:val="32"/>
-          <w:cs/>
-        </w:rPr>
-        <w:t>ข้อตกลงการประมวลผลข้อมูล</w:t>
-      </w:r>
-      <w:r>
-        <w:rPr>
-          <w:rFonts w:ascii="TH SarabunPSK" w:hAnsi="TH SarabunPSK" w:cs="TH SarabunPSK"/>
-          <w:sz w:val="32"/>
-          <w:szCs w:val="32"/>
-        </w:rPr>
-        <w:t xml:space="preserve"> (Data Processing Agreement)</w:t>
+          <w:rFonts w:ascii="TH SarabunPSK" w:hAnsi="TH SarabunPSK" w:cs="TH SarabunPSK" w:hint="cs"/>
+          <w:sz w:val="32"/>
+          <w:szCs w:val="32"/>
+          <w:cs/>
+        </w:rPr>
+        <w:t>สัญญา</w:t>
+      </w:r>
+      <w:r>
+        <w:rPr>
+          <w:rFonts w:ascii="TH SarabunPSK" w:hAnsi="TH SarabunPSK" w:cs="TH SarabunPSK"/>
+          <w:sz w:val="32"/>
+          <w:szCs w:val="32"/>
+          <w:cs/>
+        </w:rPr>
+        <w:t>รักษาความลับ (</w:t>
+      </w:r>
+      <w:r>
+        <w:rPr>
+          <w:rFonts w:ascii="TH SarabunPSK" w:hAnsi="TH SarabunPSK" w:cs="TH SarabunPSK"/>
+          <w:sz w:val="32"/>
+          <w:szCs w:val="32"/>
+        </w:rPr>
+        <w:t>Non-Disclosure Agreement)</w:t>
+      </w:r>
+      <w:r>
+        <w:rPr>
+          <w:rFonts w:ascii="TH SarabunPSK" w:hAnsi="TH SarabunPSK" w:cs="TH SarabunPSK"/>
+          <w:sz w:val="32"/>
+          <w:szCs w:val="32"/>
+        </w:rPr>
+        <w:t xml:space="preserve"> </w:t>
+      </w:r>
+      <w:r>
+        <w:rPr>
+          <w:rFonts w:ascii="TH SarabunPSK" w:hAnsi="TH SarabunPSK" w:cs="TH SarabunPSK" w:hint="cs"/>
+          <w:sz w:val="32"/>
+          <w:szCs w:val="32"/>
+          <w:cs/>
+        </w:rPr>
+        <w:t>ระหว่างหน่วยงานผู้ส่งข้อมูลและหน่วยงานผู้รับข้อมูล</w:t>
       </w:r>
     </w:p>
     <w:p>
       <w:pPr>
         <w:pStyle w:val="ListParagraph"/>
         <w:spacing w:before="100" w:beforeAutospacing="1" w:after="100" w:afterAutospacing="1"/>
-        <w:ind w:left="851"/>
+        <w:ind w:left="1701" w:hanging="850"/>
         <w:jc w:val="thaiDistribute"/>
         <w:rPr>
           <w:rFonts w:ascii="TH SarabunPSK" w:hAnsi="TH SarabunPSK" w:cs="TH SarabunPSK"/>
@@ -1939,27 +1832,72 @@
           <w:szCs w:val="32"/>
           <w:cs/>
         </w:rPr>
-        <w:t xml:space="preserve">  ข้อตกลงประมวลผลข้อมูลส่วนบุคคล</w:t>
-      </w:r>
-      <w:r>
-        <w:rPr>
-          <w:rFonts w:ascii="TH SarabunPSK" w:hAnsi="TH SarabunPSK" w:cs="TH SarabunPSK"/>
-          <w:sz w:val="32"/>
-          <w:szCs w:val="32"/>
-        </w:rPr>
-        <w:t xml:space="preserve"> (Personal Data Processing Agreement)</w:t>
+        <w:t xml:space="preserve">  </w:t>
+      </w:r>
+      <w:r>
+        <w:rPr>
+          <w:rFonts w:ascii="TH SarabunPSK" w:hAnsi="TH SarabunPSK" w:cs="TH SarabunPSK"/>
+          <w:sz w:val="32"/>
+          <w:szCs w:val="32"/>
+          <w:cs/>
+        </w:rPr>
+        <w:t>ข้อตกลงการประมวลผลข้อมูล</w:t>
+      </w:r>
+      <w:r>
+        <w:rPr>
+          <w:rFonts w:ascii="TH SarabunPSK" w:hAnsi="TH SarabunPSK" w:cs="TH SarabunPSK"/>
+          <w:sz w:val="32"/>
+          <w:szCs w:val="32"/>
+        </w:rPr>
+        <w:t xml:space="preserve"> (Data Processing Agreement)</w:t>
+      </w:r>
+      <w:r>
+        <w:rPr>
+          <w:rFonts w:ascii="TH SarabunPSK" w:hAnsi="TH SarabunPSK" w:cs="TH SarabunPSK"/>
+          <w:sz w:val="32"/>
+          <w:szCs w:val="32"/>
+        </w:rPr>
+        <w:t xml:space="preserve"> </w:t>
+      </w:r>
+      <w:r>
+        <w:rPr>
+          <w:rFonts w:ascii="TH SarabunPSK" w:hAnsi="TH SarabunPSK" w:cs="TH SarabunPSK" w:hint="cs"/>
+          <w:sz w:val="32"/>
+          <w:szCs w:val="32"/>
+          <w:cs/>
+        </w:rPr>
+        <w:t>ระหว่างหน่วยงาน</w:t>
+      </w:r>
+      <w:r>
+        <w:rPr>
+          <w:rFonts w:ascii="TH SarabunPSK" w:hAnsi="TH SarabunPSK" w:cs="TH SarabunPSK"/>
+          <w:sz w:val="32"/>
+          <w:szCs w:val="32"/>
+          <w:cs/>
+        </w:rPr>
+        <w:br/>
+      </w:r>
+      <w:r>
+        <w:rPr>
+          <w:rFonts w:ascii="TH SarabunPSK" w:hAnsi="TH SarabunPSK" w:cs="TH SarabunPSK" w:hint="cs"/>
+          <w:sz w:val="32"/>
+          <w:szCs w:val="32"/>
+          <w:cs/>
+        </w:rPr>
+        <w:t>ของรัฐกับสำนักงาน</w:t>
       </w:r>
     </w:p>
     <w:p>
       <w:pPr>
         <w:pStyle w:val="ListParagraph"/>
         <w:spacing w:after="0"/>
-        <w:ind w:left="851"/>
-        <w:jc w:val="mediumKashida"/>
-        <w:rPr>
-          <w:rFonts w:ascii="TH SarabunPSK" w:hAnsi="TH SarabunPSK" w:cs="TH SarabunPSK"/>
-          <w:sz w:val="32"/>
-          <w:szCs w:val="32"/>
+        <w:ind w:left="1701" w:hanging="850"/>
+        <w:jc w:val="thaiDistribute"/>
+        <w:rPr>
+          <w:rFonts w:ascii="TH SarabunPSK" w:hAnsi="TH SarabunPSK" w:cs="TH SarabunPSK"/>
+          <w:sz w:val="32"/>
+          <w:szCs w:val="32"/>
+          <w:cs/>
         </w:rPr>
       </w:pPr>
       <w:r>
@@ -1987,39 +1925,58 @@
           <w:szCs w:val="32"/>
           <w:cs/>
         </w:rPr>
-        <w:t xml:space="preserve">  ข้อตกลงรักษาความลับ (</w:t>
-      </w:r>
-      <w:r>
-        <w:rPr>
-          <w:rFonts w:ascii="TH SarabunPSK" w:hAnsi="TH SarabunPSK" w:cs="TH SarabunPSK"/>
-          <w:sz w:val="32"/>
-          <w:szCs w:val="32"/>
-        </w:rPr>
-        <w:t>Non-</w:t>
-      </w:r>
-      <w:r>
-        <w:rPr>
-          <w:rFonts w:ascii="TH SarabunPSK" w:hAnsi="TH SarabunPSK" w:cs="TH SarabunPSK"/>
-          <w:sz w:val="32"/>
-          <w:szCs w:val="32"/>
-        </w:rPr>
-        <w:t>Disclosure</w:t>
-      </w:r>
-      <w:r>
-        <w:rPr>
-          <w:rFonts w:ascii="TH SarabunPSK" w:hAnsi="TH SarabunPSK" w:cs="TH SarabunPSK"/>
-          <w:sz w:val="32"/>
-          <w:szCs w:val="32"/>
-        </w:rPr>
-        <w:t xml:space="preserve"> Agr</w:t>
-      </w:r>
-      <w:r>
-        <w:rPr>
-          <w:rFonts w:ascii="TH SarabunPSK" w:hAnsi="TH SarabunPSK" w:cs="TH SarabunPSK"/>
-          <w:sz w:val="32"/>
-          <w:szCs w:val="32"/>
-        </w:rPr>
-        <w:t>eement)</w:t>
+        <w:t xml:space="preserve">  </w:t>
+      </w:r>
+      <w:r>
+        <w:rPr>
+          <w:rFonts w:ascii="TH SarabunPSK" w:hAnsi="TH SarabunPSK" w:cs="TH SarabunPSK"/>
+          <w:sz w:val="32"/>
+          <w:szCs w:val="32"/>
+          <w:cs/>
+        </w:rPr>
+        <w:t>ข้อตกลงประมวลผลข้อมูลส่วนบุคคล</w:t>
+      </w:r>
+      <w:r>
+        <w:rPr>
+          <w:rFonts w:ascii="TH SarabunPSK" w:hAnsi="TH SarabunPSK" w:cs="TH SarabunPSK"/>
+          <w:sz w:val="32"/>
+          <w:szCs w:val="32"/>
+        </w:rPr>
+        <w:t xml:space="preserve"> (Personal Data Processing Agreement)</w:t>
+      </w:r>
+      <w:r>
+        <w:rPr>
+          <w:rFonts w:ascii="TH SarabunPSK" w:hAnsi="TH SarabunPSK" w:cs="TH SarabunPSK" w:hint="cs"/>
+          <w:sz w:val="32"/>
+          <w:szCs w:val="32"/>
+          <w:cs/>
+        </w:rPr>
+        <w:t xml:space="preserve"> </w:t>
+      </w:r>
+      <w:r>
+        <w:rPr>
+          <w:rFonts w:ascii="TH SarabunPSK" w:hAnsi="TH SarabunPSK" w:cs="TH SarabunPSK"/>
+          <w:sz w:val="32"/>
+          <w:szCs w:val="32"/>
+        </w:rPr>
+        <w:t>(</w:t>
+      </w:r>
+      <w:r>
+        <w:rPr>
+          <w:rFonts w:ascii="TH SarabunPSK" w:hAnsi="TH SarabunPSK" w:cs="TH SarabunPSK" w:hint="cs"/>
+          <w:sz w:val="32"/>
+          <w:szCs w:val="32"/>
+          <w:cs/>
+        </w:rPr>
+        <w:t>กรณีที่มีข้อมูลส่วนบุคคล</w:t>
+      </w:r>
+      <w:r>
+        <w:rPr>
+          <w:rFonts w:ascii="TH SarabunPSK" w:hAnsi="TH SarabunPSK" w:cs="TH SarabunPSK"/>
+          <w:sz w:val="32"/>
+          <w:szCs w:val="32"/>
+        </w:rPr>
+        <w:t>)</w:t>
       </w:r>
     </w:p>
     <w:p>
@@ -2042,7 +1999,6 @@
         <w:jc w:val="thaiDistribute"/>
         <w:rPr>
           <w:rFonts w:ascii="TH SarabunPSK" w:hAnsi="TH SarabunPSK" w:cs="TH SarabunPSK"/>
-          <w:color w:val="000000" w:themeColor="text1"/>
           <w:spacing w:val="-4"/>
           <w:sz w:val="32"/>
           <w:szCs w:val="32"/>
@@ -2050,19 +2006,38 @@
       </w:pPr>
       <w:r>
         <w:rPr>
-          <w:rFonts w:ascii="TH SarabunPSK" w:hAnsi="TH SarabunPSK" w:cs="TH SarabunPSK"/>
-          <w:color w:val="000000" w:themeColor="text1"/>
+          <w:rFonts w:ascii="TH SarabunPSK" w:hAnsi="TH SarabunPSK" w:cs="TH SarabunPSK" w:hint="cs"/>
           <w:spacing w:val="-6"/>
           <w:sz w:val="32"/>
           <w:szCs w:val="32"/>
           <w:cs/>
         </w:rPr>
+        <w:lastRenderedPageBreak/>
+        <w:t>ข้อตกลงหลักนี้ให้มีผล</w:t>
+      </w:r>
+      <w:r>
+        <w:rPr>
+          <w:rFonts w:ascii="TH SarabunPSK" w:hAnsi="TH SarabunPSK" w:cs="TH SarabunPSK" w:hint="cs"/>
+          <w:spacing w:val="-6"/>
+          <w:sz w:val="32"/>
+          <w:szCs w:val="32"/>
+          <w:cs/>
+        </w:rPr>
+        <w:t xml:space="preserve">ตั้งแต่วันที่คู่สัญญาทั้งสองฝ่ายลงนามครบถ้วนเป็นต้นไป </w:t>
+      </w:r>
+      <w:r>
+        <w:rPr>
+          <w:rFonts w:ascii="TH SarabunPSK" w:hAnsi="TH SarabunPSK" w:cs="TH SarabunPSK"/>
+          <w:spacing w:val="-6"/>
+          <w:sz w:val="32"/>
+          <w:szCs w:val="32"/>
+          <w:cs/>
+        </w:rPr>
         <w:t>ทั้งนี้</w:t>
       </w:r>
       <w:r>
         <w:rPr>
           <w:rFonts w:ascii="TH SarabunPSK" w:hAnsi="TH SarabunPSK" w:cs="TH SarabunPSK"/>
-          <w:color w:val="000000" w:themeColor="text1"/>
           <w:spacing w:val="-6"/>
           <w:sz w:val="32"/>
           <w:szCs w:val="32"/>
@@ -2073,7 +2048,6 @@
       <w:r>
         <w:rPr>
           <w:rFonts w:ascii="TH SarabunPSK" w:hAnsi="TH SarabunPSK" w:cs="TH SarabunPSK"/>
-          <w:color w:val="000000" w:themeColor="text1"/>
           <w:spacing w:val="-6"/>
           <w:sz w:val="32"/>
           <w:szCs w:val="32"/>
@@ -2084,7 +2058,6 @@
       <w:r>
         <w:rPr>
           <w:rFonts w:ascii="TH SarabunPSK" w:hAnsi="TH SarabunPSK" w:cs="TH SarabunPSK"/>
-          <w:color w:val="000000" w:themeColor="text1"/>
           <w:spacing w:val="-6"/>
           <w:sz w:val="32"/>
           <w:szCs w:val="32"/>
@@ -2095,7 +2068,6 @@
       <w:r>
         <w:rPr>
           <w:rFonts w:ascii="TH SarabunPSK" w:hAnsi="TH SarabunPSK" w:cs="TH SarabunPSK"/>
-          <w:color w:val="000000" w:themeColor="text1"/>
           <w:spacing w:val="-6"/>
           <w:sz w:val="32"/>
           <w:szCs w:val="32"/>
@@ -2106,7 +2078,6 @@
       <w:r>
         <w:rPr>
           <w:rFonts w:ascii="TH SarabunPSK" w:hAnsi="TH SarabunPSK" w:cs="TH SarabunPSK"/>
-          <w:color w:val="000000" w:themeColor="text1"/>
           <w:spacing w:val="-6"/>
           <w:sz w:val="32"/>
           <w:szCs w:val="32"/>
@@ -2117,7 +2088,6 @@
       <w:r>
         <w:rPr>
           <w:rFonts w:ascii="TH SarabunPSK" w:hAnsi="TH SarabunPSK" w:cs="TH SarabunPSK"/>
-          <w:color w:val="000000" w:themeColor="text1"/>
           <w:spacing w:val="-6"/>
           <w:sz w:val="32"/>
           <w:szCs w:val="32"/>
@@ -2128,7 +2098,6 @@
       <w:r>
         <w:rPr>
           <w:rFonts w:ascii="TH SarabunPSK" w:hAnsi="TH SarabunPSK" w:cs="TH SarabunPSK"/>
-          <w:color w:val="000000" w:themeColor="text1"/>
           <w:spacing w:val="-6"/>
           <w:sz w:val="32"/>
           <w:szCs w:val="32"/>
@@ -2138,153 +2107,197 @@
       </w:r>
       <w:r>
         <w:rPr>
-          <w:rFonts w:ascii="TH SarabunPSK" w:hAnsi="TH SarabunPSK" w:cs="TH SarabunPSK"/>
-          <w:color w:val="000000" w:themeColor="text1"/>
+          <w:rFonts w:ascii="TH SarabunPSK" w:hAnsi="TH SarabunPSK" w:cs="TH SarabunPSK" w:hint="cs"/>
+          <w:spacing w:val="-6"/>
+          <w:sz w:val="32"/>
+          <w:szCs w:val="32"/>
+          <w:cs/>
+        </w:rPr>
+        <w:t>หลัก</w:t>
+      </w:r>
+      <w:r>
+        <w:rPr>
+          <w:rFonts w:ascii="TH SarabunPSK" w:hAnsi="TH SarabunPSK" w:cs="TH SarabunPSK"/>
           <w:sz w:val="32"/>
           <w:szCs w:val="32"/>
           <w:cs/>
           <w:lang w:val="en"/>
         </w:rPr>
-        <w:t>เพื่อให้เป็นไปตามกฎหมาย กฎ ระเบียบ หรือหลักเกณฑ์ที่เกี่ยวข้องได้</w:t>
-      </w:r>
-      <w:r>
-        <w:rPr>
-          <w:rFonts w:ascii="TH SarabunPSK" w:hAnsi="TH SarabunPSK" w:cs="TH SarabunPSK"/>
-          <w:color w:val="000000" w:themeColor="text1"/>
-          <w:sz w:val="32"/>
-          <w:szCs w:val="32"/>
+        <w:t>เพื่อให้เป็นไปตามกฎหมาย กฎ ระเบียบ หรือหลักเกณฑ์ที่เกี่ยวข้อง</w:t>
+      </w:r>
+      <w:r>
+        <w:rPr>
+          <w:rFonts w:ascii="TH SarabunPSK" w:hAnsi="TH SarabunPSK" w:cs="TH SarabunPSK" w:hint="cs"/>
+          <w:sz w:val="32"/>
+          <w:szCs w:val="32"/>
+          <w:cs/>
+          <w:lang w:val="en"/>
+        </w:rPr>
+        <w:t xml:space="preserve"> หรือมีความจำเป็นอื่นใด</w:t>
+      </w:r>
+      <w:r>
+        <w:rPr>
+          <w:rFonts w:ascii="TH SarabunPSK" w:hAnsi="TH SarabunPSK" w:cs="TH SarabunPSK"/>
+          <w:sz w:val="32"/>
+          <w:szCs w:val="32"/>
+          <w:cs/>
+          <w:lang w:val="en"/>
+        </w:rPr>
+        <w:t>ได้</w:t>
+      </w:r>
+      <w:r>
+        <w:rPr>
+          <w:rFonts w:ascii="TH SarabunPSK" w:hAnsi="TH SarabunPSK" w:cs="TH SarabunPSK"/>
+          <w:spacing w:val="-6"/>
+          <w:sz w:val="32"/>
+          <w:szCs w:val="32"/>
+          <w:cs/>
         </w:rPr>
         <w:t xml:space="preserve"> </w:t>
       </w:r>
       <w:r>
         <w:rPr>
           <w:rFonts w:ascii="TH SarabunPSK" w:hAnsi="TH SarabunPSK" w:cs="TH SarabunPSK"/>
-          <w:color w:val="000000" w:themeColor="text1"/>
           <w:spacing w:val="-6"/>
           <w:sz w:val="32"/>
           <w:szCs w:val="32"/>
           <w:cs/>
         </w:rPr>
+        <w:t>โดยให้มีผลผูกพัน</w:t>
+      </w:r>
+      <w:r>
+        <w:rPr>
+          <w:rFonts w:ascii="TH SarabunPSK" w:hAnsi="TH SarabunPSK" w:cs="TH SarabunPSK"/>
+          <w:sz w:val="32"/>
+          <w:szCs w:val="32"/>
+          <w:cs/>
+        </w:rPr>
+        <w:t>เมื่อ</w:t>
+      </w:r>
+      <w:r>
+        <w:rPr>
+          <w:rFonts w:ascii="TH SarabunPSK" w:hAnsi="TH SarabunPSK" w:cs="TH SarabunPSK"/>
+          <w:spacing w:val="-4"/>
+          <w:sz w:val="32"/>
+          <w:szCs w:val="32"/>
+          <w:cs/>
+        </w:rPr>
+        <w:t>สำนักงานได้แจ้งให้หน่วยงานทราบ</w:t>
+      </w:r>
+      <w:r>
+        <w:rPr>
+          <w:rFonts w:ascii="TH SarabunPSK" w:hAnsi="TH SarabunPSK" w:cs="TH SarabunPSK"/>
+          <w:spacing w:val="-4"/>
+          <w:sz w:val="32"/>
+          <w:szCs w:val="32"/>
+          <w:cs/>
+        </w:rPr>
+        <w:t>ทาง</w:t>
+      </w:r>
+      <w:r>
+        <w:rPr>
+          <w:rFonts w:ascii="TH SarabunPSK" w:hAnsi="TH SarabunPSK" w:cs="TH SarabunPSK"/>
+          <w:spacing w:val="-4"/>
+          <w:sz w:val="32"/>
+          <w:szCs w:val="32"/>
+          <w:cs/>
+        </w:rPr>
+        <w:t>ไปรษณีย์อิเล็กทรอนิกส์</w:t>
+      </w:r>
+      <w:r>
+        <w:rPr>
+          <w:rFonts w:ascii="TH SarabunPSK" w:hAnsi="TH SarabunPSK" w:cs="TH SarabunPSK"/>
+          <w:spacing w:val="-4"/>
+          <w:sz w:val="32"/>
+          <w:szCs w:val="32"/>
+          <w:cs/>
+        </w:rPr>
+        <w:t>ที่ลงทะเบียนไว้กับ</w:t>
+      </w:r>
+      <w:r>
+        <w:rPr>
+          <w:rFonts w:ascii="TH SarabunPSK" w:hAnsi="TH SarabunPSK" w:cs="TH SarabunPSK"/>
+          <w:color w:val="EE0000"/>
+          <w:spacing w:val="-4"/>
+          <w:sz w:val="32"/>
+          <w:szCs w:val="32"/>
+          <w:cs/>
+        </w:rPr>
+        <w:t>ระบบ {{system.name}}</w:t>
+      </w:r>
+      <w:r>
+        <w:rPr>
+          <w:rFonts w:ascii="TH SarabunPSK" w:hAnsi="TH SarabunPSK" w:cs="TH SarabunPSK" w:hint="cs"/>
+          <w:color w:val="EE0000"/>
+          <w:spacing w:val="-4"/>
+          <w:sz w:val="32"/>
+          <w:szCs w:val="32"/>
+          <w:cs/>
+        </w:rPr>
         <w:t xml:space="preserve"> </w:t>
       </w:r>
       <w:r>
         <w:rPr>
           <w:rFonts w:ascii="TH SarabunPSK" w:hAnsi="TH SarabunPSK" w:cs="TH SarabunPSK"/>
-          <w:color w:val="000000" w:themeColor="text1"/>
+          <w:spacing w:val="-4"/>
+          <w:sz w:val="32"/>
+          <w:szCs w:val="32"/>
+          <w:cs/>
+        </w:rPr>
+        <w:t>และให้ถือว่าการ</w:t>
+      </w:r>
+      <w:r>
+        <w:rPr>
+          <w:rFonts w:ascii="TH SarabunPSK" w:hAnsi="TH SarabunPSK" w:cs="TH SarabunPSK"/>
           <w:spacing w:val="-6"/>
           <w:sz w:val="32"/>
           <w:szCs w:val="32"/>
           <w:cs/>
         </w:rPr>
-        <w:t>โดยให้มีผลผูกพัน</w:t>
-      </w:r>
-      <w:r>
-        <w:rPr>
-          <w:rFonts w:ascii="TH SarabunPSK" w:hAnsi="TH SarabunPSK" w:cs="TH SarabunPSK"/>
-          <w:color w:val="000000" w:themeColor="text1"/>
-          <w:sz w:val="32"/>
-          <w:szCs w:val="32"/>
-          <w:cs/>
-        </w:rPr>
-        <w:t>เมื่อ</w:t>
-      </w:r>
-      <w:r>
-        <w:rPr>
-          <w:rFonts w:ascii="TH SarabunPSK" w:hAnsi="TH SarabunPSK" w:cs="TH SarabunPSK"/>
-          <w:color w:val="000000" w:themeColor="text1"/>
+        <w:t>ปรับปรุง</w:t>
+      </w:r>
+      <w:r>
+        <w:rPr>
+          <w:rFonts w:ascii="TH SarabunPSK" w:hAnsi="TH SarabunPSK" w:cs="TH SarabunPSK"/>
           <w:spacing w:val="-4"/>
           <w:sz w:val="32"/>
           <w:szCs w:val="32"/>
           <w:cs/>
         </w:rPr>
-        <w:t>สำนักงานได้แจ้งให้หน่วยงานทราบ</w:t>
-      </w:r>
-      <w:r>
-        <w:rPr>
-          <w:rFonts w:ascii="TH SarabunPSK" w:hAnsi="TH SarabunPSK" w:cs="TH SarabunPSK" w:hint="cs"/>
-          <w:color w:val="000000" w:themeColor="text1"/>
+        <w:t>แก้ไข ข้อกำหนดดังกล่าวเป็นส่วนหนึ่งของข้อตกลง</w:t>
+      </w:r>
+      <w:r>
+        <w:rPr>
+          <w:rFonts w:ascii="TH SarabunPSK" w:hAnsi="TH SarabunPSK" w:cs="TH SarabunPSK" w:hint="cs"/>
           <w:spacing w:val="-4"/>
           <w:sz w:val="32"/>
           <w:szCs w:val="32"/>
           <w:cs/>
         </w:rPr>
-        <w:t>ทาง</w:t>
-      </w:r>
-      <w:r>
-        <w:rPr>
-          <w:rFonts w:ascii="TH SarabunPSK" w:hAnsi="TH SarabunPSK" w:cs="TH SarabunPSK"/>
-          <w:color w:val="000000" w:themeColor="text1"/>
+        <w:t>หลักนี้</w:t>
+      </w:r>
+      <w:r>
+        <w:rPr>
+          <w:rFonts w:ascii="TH SarabunPSK" w:hAnsi="TH SarabunPSK" w:cs="TH SarabunPSK"/>
           <w:spacing w:val="-4"/>
           <w:sz w:val="32"/>
           <w:szCs w:val="32"/>
           <w:cs/>
         </w:rPr>
-        <w:t>ไปรษณีย์อิเล็กทรอนิกส์</w:t>
-      </w:r>
-      <w:r>
-        <w:rPr>
-          <w:rFonts w:ascii="TH SarabunPSK" w:hAnsi="TH SarabunPSK" w:cs="TH SarabunPSK"/>
-          <w:color w:val="000000" w:themeColor="text1"/>
+        <w:t>ด้วย</w:t>
+      </w:r>
+    </w:p>
+    <w:p>
+      <w:pPr>
+        <w:spacing w:after="0"/>
+        <w:jc w:val="thaiDistribute"/>
+        <w:rPr>
+          <w:rFonts w:ascii="TH SarabunPSK" w:hAnsi="TH SarabunPSK" w:cs="TH SarabunPSK" w:hint="cs"/>
           <w:spacing w:val="-4"/>
           <w:sz w:val="32"/>
           <w:szCs w:val="32"/>
-          <w:cs/>
-        </w:rPr>
-        <w:t>ที่ลงทะเบียนไว้กับระบบ {{system.name}}</w:t>
-      </w:r>
-      <w:r>
-        <w:rPr>
-          <w:rFonts w:ascii="TH SarabunPSK" w:hAnsi="TH SarabunPSK" w:cs="TH SarabunPSK"/>
-          <w:spacing w:val="-4"/>
-          <w:sz w:val="32"/>
-          <w:szCs w:val="32"/>
-          <w:cs/>
-        </w:rPr>
-        <w:t/>
-      </w:r>
-      <w:r>
-        <w:rPr>
-          <w:rFonts w:ascii="TH SarabunPSK" w:hAnsi="TH SarabunPSK" w:cs="TH SarabunPSK"/>
-          <w:spacing w:val="-4"/>
-          <w:sz w:val="32"/>
-          <w:szCs w:val="32"/>
-          <w:cs/>
-        </w:rPr>
-        <w:t xml:space="preserve"> </w:t>
-      </w:r>
-      <w:r>
-        <w:rPr>
-          <w:rFonts w:ascii="TH SarabunPSK" w:hAnsi="TH SarabunPSK" w:cs="TH SarabunPSK"/>
-          <w:color w:val="000000" w:themeColor="text1"/>
-          <w:spacing w:val="-4"/>
-          <w:sz w:val="32"/>
-          <w:szCs w:val="32"/>
-          <w:cs/>
-        </w:rPr>
-        <w:t>และให้ถือว่าการ</w:t>
-      </w:r>
-      <w:r>
-        <w:rPr>
-          <w:rFonts w:ascii="TH SarabunPSK" w:hAnsi="TH SarabunPSK" w:cs="TH SarabunPSK"/>
-          <w:color w:val="000000" w:themeColor="text1"/>
-          <w:spacing w:val="-6"/>
-          <w:sz w:val="32"/>
-          <w:szCs w:val="32"/>
-          <w:cs/>
-        </w:rPr>
-        <w:t>ปรับปรุง</w:t>
-      </w:r>
-      <w:r>
-        <w:rPr>
-          <w:rFonts w:ascii="TH SarabunPSK" w:hAnsi="TH SarabunPSK" w:cs="TH SarabunPSK"/>
-          <w:color w:val="000000" w:themeColor="text1"/>
-          <w:spacing w:val="-4"/>
-          <w:sz w:val="32"/>
-          <w:szCs w:val="32"/>
-          <w:cs/>
-        </w:rPr>
-        <w:t>แก้ไข ข้อกำหนดดังกล่าวเป็นส่วนหนึ่งของข้อตกลงด้วย</w:t>
-      </w:r>
+        </w:rPr>
+      </w:pPr>
     </w:p>
     <w:p>
       <w:pPr>
@@ -2319,7 +2332,7 @@
           <w:szCs w:val="32"/>
           <w:cs/>
         </w:rPr>
-        <w:t>ฉบับนี้ที่ตกเป็นโมฆะหรือไม่สมบูรณ์</w:t>
+        <w:t>หลัก</w:t>
       </w:r>
       <w:r>
         <w:rPr>
@@ -2330,29 +2343,29 @@
           <w:szCs w:val="32"/>
           <w:cs/>
         </w:rPr>
-        <w:t xml:space="preserve">ไม่ว่าด้วยเหตุใด ๆ </w:t>
-      </w:r>
-      <w:r>
-        <w:rPr>
-          <w:rFonts w:ascii="TH SarabunPSK" w:hAnsi="TH SarabunPSK" w:cs="TH SarabunPSK"/>
+        <w:t>ฉบับนี้ที่ตกเป็นโมฆะหรือไม่สมบูรณ์</w:t>
+      </w:r>
+      <w:r>
+        <w:rPr>
+          <w:rFonts w:ascii="TH SarabunPSK" w:hAnsi="TH SarabunPSK" w:cs="TH SarabunPSK" w:hint="cs"/>
           <w:color w:val="000000" w:themeColor="text1"/>
           <w:spacing w:val="-4"/>
           <w:sz w:val="32"/>
           <w:szCs w:val="32"/>
           <w:cs/>
         </w:rPr>
-        <w:br/>
-      </w:r>
-      <w:r>
-        <w:rPr>
-          <w:rFonts w:ascii="TH SarabunPSK" w:hAnsi="TH SarabunPSK" w:cs="TH SarabunPSK" w:hint="cs"/>
+        <w:t xml:space="preserve">ไม่ว่าด้วยเหตุใด ๆ </w:t>
+      </w:r>
+      <w:r>
+        <w:rPr>
+          <w:rFonts w:ascii="TH SarabunPSK" w:hAnsi="TH SarabunPSK" w:cs="TH SarabunPSK"/>
           <w:color w:val="000000" w:themeColor="text1"/>
           <w:spacing w:val="-4"/>
           <w:sz w:val="32"/>
           <w:szCs w:val="32"/>
           <w:cs/>
         </w:rPr>
-        <w:t>ก็ตาม ให้แยกส่วน</w:t>
+        <w:br/>
       </w:r>
       <w:r>
         <w:rPr>
@@ -2363,7 +2376,7 @@
           <w:szCs w:val="32"/>
           <w:cs/>
         </w:rPr>
-        <w:t>ที่เป็นโมฆะ</w:t>
+        <w:t>ก็ตาม ให้แยกส่วน</w:t>
       </w:r>
       <w:r>
         <w:rPr>
@@ -2374,7 +2387,7 @@
           <w:szCs w:val="32"/>
           <w:cs/>
         </w:rPr>
-        <w:t xml:space="preserve">หรือที่ไม่สมบูรณ์นั้นออกจากข้อความหรือข้อกำหนดอื่น ๆ ที่สมบูรณ์ </w:t>
+        <w:t>ที่เป็นโมฆะ</w:t>
       </w:r>
       <w:r>
         <w:rPr>
@@ -2385,33 +2398,18 @@
           <w:szCs w:val="32"/>
           <w:cs/>
         </w:rPr>
-        <w:t>โดยให้ถือว่าข้อความหรือข้อกำหนดอื่น ๆ ที่สมบูรณ์มีผลผูกพันและใช้บังคับได้ตามกฎหมาย</w:t>
-      </w:r>
-    </w:p>
-    <w:p>
-      <w:pPr>
-        <w:spacing w:after="0"/>
-        <w:ind w:firstLine="851"/>
-        <w:jc w:val="thaiDistribute"/>
-        <w:rPr>
-          <w:rFonts w:ascii="TH SarabunPSK" w:hAnsi="TH SarabunPSK" w:cs="TH SarabunPSK"/>
+        <w:t xml:space="preserve">หรือที่ไม่สมบูรณ์นั้นออกจากข้อความหรือข้อกำหนดอื่น ๆ ที่สมบูรณ์ </w:t>
+      </w:r>
+      <w:r>
+        <w:rPr>
+          <w:rFonts w:ascii="TH SarabunPSK" w:hAnsi="TH SarabunPSK" w:cs="TH SarabunPSK" w:hint="cs"/>
           <w:color w:val="000000" w:themeColor="text1"/>
           <w:spacing w:val="-4"/>
           <w:sz w:val="32"/>
           <w:szCs w:val="32"/>
-        </w:rPr>
-      </w:pPr>
-      <w:r>
-        <w:rPr>
-          <w:rFonts w:ascii="TH SarabunPSK" w:hAnsi="TH SarabunPSK" w:cs="TH SarabunPSK" w:hint="cs"/>
-          <w:color w:val="000000" w:themeColor="text1"/>
-          <w:spacing w:val="-4"/>
-          <w:sz w:val="32"/>
-          <w:szCs w:val="32"/>
-          <w:cs/>
-        </w:rPr>
-        <w:lastRenderedPageBreak/>
-        <w:t>ในกรณีที่มีปัญหาที่จะต้องตีความข้อตกลงหรือเอกสารอื่นที่เกี่ยวเนื่องกับข้อตกลงนี้ ให้อยู่ภายใต้บังคับและเป็นไปตามบทบัญญัติกฎหมายแห่งราชอาณาจักรไทย</w:t>
+          <w:cs/>
+        </w:rPr>
+        <w:t>โดยให้ถือว่าข้อความหรือข้อกำหนดอื่น ๆ ที่สมบูรณ์มีผลผูกพันและใช้บังคับได้ตามกฎหมาย</w:t>
       </w:r>
     </w:p>
     <w:p>
@@ -2455,6 +2453,17 @@
       </w:r>
       <w:r>
         <w:rPr>
+          <w:rFonts w:ascii="TH SarabunPSK" w:eastAsia="SimSun" w:hAnsi="TH SarabunPSK" w:cs="TH SarabunPSK" w:hint="cs"/>
+          <w:color w:val="000000" w:themeColor="text1"/>
+          <w:kern w:val="0"/>
+          <w:sz w:val="32"/>
+          <w:szCs w:val="32"/>
+          <w:cs/>
+        </w:rPr>
+        <w:t>หลัก</w:t>
+      </w:r>
+      <w:r>
+        <w:rPr>
           <w:rFonts w:ascii="TH SarabunPSK" w:eastAsia="SimSun" w:hAnsi="TH SarabunPSK" w:cs="TH SarabunPSK"/>
           <w:color w:val="000000" w:themeColor="text1"/>
           <w:kern w:val="0"/>
@@ -2462,7 +2471,73 @@
           <w:szCs w:val="32"/>
           <w:cs/>
         </w:rPr>
-        <w:t xml:space="preserve">นี้ทำขึ้นเป็นข้อมูลอิเล็กทรอนิกส์ตามกฎหมายว่าด้วยธุรกรรมทางอิเล็กทรอนิกส์ คู่สัญญาได้อ่านและเข้าใจข้อความรายละเอียดของข้อตกลง โดยละเอียดตลอดแล้ว จึงได้ลงลายมือชื่ออิเล็กทรอนิกส์ </w:t>
+        <w:t>นี้ทำขึ้น</w:t>
+      </w:r>
+      <w:r>
+        <w:rPr>
+          <w:rFonts w:ascii="TH SarabunPSK" w:eastAsia="SimSun" w:hAnsi="TH SarabunPSK" w:cs="TH SarabunPSK" w:hint="cs"/>
+          <w:color w:val="000000" w:themeColor="text1"/>
+          <w:kern w:val="0"/>
+          <w:sz w:val="32"/>
+          <w:szCs w:val="32"/>
+          <w:cs/>
+        </w:rPr>
+        <w:t>ด้วยวิธี</w:t>
+      </w:r>
+      <w:r>
+        <w:rPr>
+          <w:rFonts w:ascii="TH SarabunPSK" w:eastAsia="SimSun" w:hAnsi="TH SarabunPSK" w:cs="TH SarabunPSK"/>
+          <w:color w:val="000000" w:themeColor="text1"/>
+          <w:kern w:val="0"/>
+          <w:sz w:val="32"/>
+          <w:szCs w:val="32"/>
+          <w:cs/>
+        </w:rPr>
+        <w:t>อิเล็กทรอนิกส์ คู่สัญญาได้อ่านและเข้าใจข้อความรายละเอียดของข้อตกลง</w:t>
+      </w:r>
+      <w:r>
+        <w:rPr>
+          <w:rFonts w:ascii="TH SarabunPSK" w:eastAsia="SimSun" w:hAnsi="TH SarabunPSK" w:cs="TH SarabunPSK" w:hint="cs"/>
+          <w:color w:val="000000" w:themeColor="text1"/>
+          <w:kern w:val="0"/>
+          <w:sz w:val="32"/>
+          <w:szCs w:val="32"/>
+          <w:cs/>
+        </w:rPr>
+        <w:t>หลัก</w:t>
+      </w:r>
+      <w:r>
+        <w:rPr>
+          <w:rFonts w:ascii="TH SarabunPSK" w:eastAsia="SimSun" w:hAnsi="TH SarabunPSK" w:cs="TH SarabunPSK"/>
+          <w:color w:val="000000" w:themeColor="text1"/>
+          <w:kern w:val="0"/>
+          <w:sz w:val="32"/>
+          <w:szCs w:val="32"/>
+          <w:cs/>
+        </w:rPr>
+        <w:t>โดยละเอียดตลอดแล้ว จึงได้</w:t>
+      </w:r>
+      <w:r>
+        <w:rPr>
+          <w:rFonts w:ascii="TH SarabunPSK" w:eastAsia="SimSun" w:hAnsi="TH SarabunPSK" w:cs="TH SarabunPSK" w:hint="cs"/>
+          <w:color w:val="000000" w:themeColor="text1"/>
+          <w:kern w:val="0"/>
+          <w:sz w:val="32"/>
+          <w:szCs w:val="32"/>
+          <w:cs/>
+        </w:rPr>
+        <w:t>แสดงเจตนาโดยการ</w:t>
+      </w:r>
+      <w:r>
+        <w:rPr>
+          <w:rFonts w:ascii="TH SarabunPSK" w:eastAsia="SimSun" w:hAnsi="TH SarabunPSK" w:cs="TH SarabunPSK"/>
+          <w:color w:val="000000" w:themeColor="text1"/>
+          <w:kern w:val="0"/>
+          <w:sz w:val="32"/>
+          <w:szCs w:val="32"/>
+          <w:cs/>
+        </w:rPr>
+        <w:t xml:space="preserve">ลงลายมือชื่ออิเล็กทรอนิกส์ </w:t>
       </w:r>
     </w:p>
     <w:p>
@@ -2575,7 +2650,7 @@
                 <w:szCs w:val="32"/>
                 <w:cs/>
               </w:rPr>
-              <w:t>{{bdi_approver.endorsement}}ลงนาม  {{bdi_approver.firstName}}</w:t>
+              <w:t>{{bdi_approver.endorsement}}ลง</w:t>
             </w:r>
             <w:r>
               <w:rPr>
@@ -2585,7 +2660,7 @@
                 <w:szCs w:val="32"/>
                 <w:cs/>
               </w:rPr>
-              <w:t/>
+              <w:t>นาม</w:t>
             </w:r>
             <w:r>
               <w:rPr>
@@ -2595,6 +2670,16 @@
                 <w:szCs w:val="32"/>
                 <w:cs/>
               </w:rPr>
+              <w:t xml:space="preserve"> </w:t>
+            </w:r>
+            <w:r>
+              <w:rPr>
+                <w:rFonts w:ascii="TH SarabunPSK" w:eastAsia="Calibri" w:hAnsi="TH SarabunPSK" w:cs="TH SarabunPSK" w:hint="cs"/>
+                <w:color w:val="000000" w:themeColor="text1"/>
+                <w:sz w:val="32"/>
+                <w:szCs w:val="32"/>
+                <w:cs/>
+              </w:rPr>
               <w:t xml:space="preserve"/>
             </w:r>
             <w:r>
@@ -2604,8 +2689,9 @@
                 <w:szCs w:val="32"/>
                 <w:u w:val="dotted"/>
               </w:rPr>
-              <w:t xml:space="preserve"/>
-            </w:r>
+              <w:t>{{bdi_approver.firstName}}</w:t>
+            </w:r>
+            <w:proofErr w:type="spellStart"/>
             <w:r>
               <w:rPr>
                 <w:rFonts w:ascii="TH SarabunPSK" w:hAnsi="TH SarabunPSK" w:cs="TH SarabunPSK"/>
@@ -2615,6 +2701,55 @@
               </w:rPr>
               <w:t/>
             </w:r>
+            <w:proofErr w:type="gramStart"/>
+            <w:r>
+              <w:rPr>
+                <w:rFonts w:ascii="TH SarabunPSK" w:hAnsi="TH SarabunPSK" w:cs="TH SarabunPSK"/>
+                <w:sz w:val="32"/>
+                <w:szCs w:val="32"/>
+                <w:u w:val="dotted"/>
+              </w:rPr>
+              <w:t/>
+            </w:r>
+            <w:proofErr w:type="gramEnd"/>
+            <w:r>
+              <w:rPr>
+                <w:rFonts w:ascii="TH SarabunPSK" w:hAnsi="TH SarabunPSK" w:cs="TH SarabunPSK"/>
+                <w:sz w:val="32"/>
+                <w:szCs w:val="32"/>
+                <w:u w:val="dotted"/>
+              </w:rPr>
+              <w:t/>
+            </w:r>
+            <w:proofErr w:type="spellEnd"/>
+            <w:r>
+              <w:rPr>
+                <w:rFonts w:ascii="TH SarabunPSK" w:hAnsi="TH SarabunPSK" w:cs="TH SarabunPSK"/>
+                <w:sz w:val="32"/>
+                <w:szCs w:val="32"/>
+                <w:u w:val="dotted"/>
+              </w:rPr>
+              <w:t/>
+            </w:r>
+            <w:r>
+              <w:rPr>
+                <w:rFonts w:ascii="TH SarabunPSK" w:eastAsia="Calibri" w:hAnsi="TH SarabunPSK" w:cs="TH SarabunPSK" w:hint="cs"/>
+                <w:color w:val="000000" w:themeColor="text1"/>
+                <w:sz w:val="32"/>
+                <w:szCs w:val="32"/>
+                <w:cs/>
+              </w:rPr>
+              <w:t xml:space="preserve"> </w:t>
+            </w:r>
+            <w:r>
+              <w:rPr>
+                <w:rFonts w:ascii="TH SarabunPSK" w:hAnsi="TH SarabunPSK" w:cs="TH SarabunPSK"/>
+                <w:sz w:val="32"/>
+                <w:szCs w:val="32"/>
+                <w:u w:val="dotted"/>
+              </w:rPr>
+              <w:t>{{bdi_approver.lastName}}</w:t>
+            </w:r>
             <w:proofErr w:type="spellStart"/>
             <w:r>
               <w:rPr>
@@ -2625,6 +2760,7 @@
               </w:rPr>
               <w:t/>
             </w:r>
+            <w:proofErr w:type="gramStart"/>
             <w:r>
               <w:rPr>
                 <w:rFonts w:ascii="TH SarabunPSK" w:hAnsi="TH SarabunPSK" w:cs="TH SarabunPSK"/>
@@ -2634,53 +2770,7 @@
               </w:rPr>
               <w:t/>
             </w:r>
-            <w:proofErr w:type="spellEnd"/>
-            <w:r>
-              <w:rPr>
-                <w:rFonts w:ascii="TH SarabunPSK" w:hAnsi="TH SarabunPSK" w:cs="TH SarabunPSK"/>
-                <w:sz w:val="32"/>
-                <w:szCs w:val="32"/>
-                <w:u w:val="dotted"/>
-              </w:rPr>
-              <w:t/>
-            </w:r>
-            <w:r>
-              <w:rPr>
-                <w:rFonts w:ascii="TH SarabunPSK" w:hAnsi="TH SarabunPSK" w:cs="TH SarabunPSK"/>
-                <w:sz w:val="32"/>
-                <w:szCs w:val="32"/>
-                <w:u w:val="dotted"/>
-              </w:rPr>
-              <w:t xml:space="preserve"> </w:t>
-            </w:r>
-            <w:r>
-              <w:rPr>
-                <w:rFonts w:ascii="TH SarabunPSK" w:hAnsi="TH SarabunPSK" w:cs="TH SarabunPSK"/>
-                <w:sz w:val="32"/>
-                <w:szCs w:val="32"/>
-                <w:u w:val="dotted"/>
-              </w:rPr>
-              <w:t>{{bdi_approver.lastName}}</w:t>
-            </w:r>
-            <w:proofErr w:type="spellStart"/>
-            <w:r>
-              <w:rPr>
-                <w:rFonts w:ascii="TH SarabunPSK" w:hAnsi="TH SarabunPSK" w:cs="TH SarabunPSK"/>
-                <w:sz w:val="32"/>
-                <w:szCs w:val="32"/>
-                <w:u w:val="dotted"/>
-              </w:rPr>
-              <w:t/>
-            </w:r>
-            <w:r>
-              <w:rPr>
-                <w:rFonts w:ascii="TH SarabunPSK" w:hAnsi="TH SarabunPSK" w:cs="TH SarabunPSK"/>
-                <w:sz w:val="32"/>
-                <w:szCs w:val="32"/>
-                <w:u w:val="dotted"/>
-              </w:rPr>
-              <w:t/>
-            </w:r>
+            <w:proofErr w:type="gramEnd"/>
             <w:r>
               <w:rPr>
                 <w:rFonts w:ascii="TH SarabunPSK" w:hAnsi="TH SarabunPSK" w:cs="TH SarabunPSK"/>
@@ -2721,12 +2811,32 @@
             </w:r>
             <w:r>
               <w:rPr>
+                <w:rFonts w:ascii="TH SarabunPSK" w:eastAsia="Calibri" w:hAnsi="TH SarabunPSK" w:cs="TH SarabunPSK" w:hint="cs"/>
+                <w:color w:val="000000" w:themeColor="text1"/>
+                <w:sz w:val="32"/>
+                <w:szCs w:val="32"/>
+                <w:cs/>
+              </w:rPr>
+              <w:t xml:space="preserve"/>
+            </w:r>
+            <w:r>
+              <w:rPr>
                 <w:rFonts w:ascii="TH SarabunPSK" w:eastAsia="Calibri" w:hAnsi="TH SarabunPSK" w:cs="TH SarabunPSK"/>
                 <w:color w:val="000000" w:themeColor="text1"/>
                 <w:sz w:val="32"/>
                 <w:szCs w:val="32"/>
                 <w:cs/>
               </w:rPr>
+              <w:t xml:space="preserve"/>
+            </w:r>
+            <w:r>
+              <w:rPr>
+                <w:rFonts w:ascii="TH SarabunPSK" w:eastAsia="Calibri" w:hAnsi="TH SarabunPSK" w:cs="TH SarabunPSK"/>
+                <w:color w:val="000000" w:themeColor="text1"/>
+                <w:sz w:val="32"/>
+                <w:szCs w:val="32"/>
+                <w:cs/>
+              </w:rPr>
               <w:br/>
             </w:r>
             <w:r>
@@ -2746,8 +2856,26 @@
                 <w:szCs w:val="32"/>
                 <w:u w:val="dotted"/>
               </w:rPr>
+              <w:t xml:space="preserve"/>
+            </w:r>
+            <w:r>
+              <w:rPr>
+                <w:rFonts w:ascii="TH SarabunPSK" w:hAnsi="TH SarabunPSK" w:cs="TH SarabunPSK"/>
+                <w:sz w:val="32"/>
+                <w:szCs w:val="32"/>
+                <w:u w:val="dotted"/>
+              </w:rPr>
               <w:t>{{bdi_approver.signedDate}}</w:t>
             </w:r>
+            <w:r>
+              <w:rPr>
+                <w:rFonts w:ascii="TH SarabunPSK" w:hAnsi="TH SarabunPSK" w:cs="TH SarabunPSK"/>
+                <w:sz w:val="32"/>
+                <w:szCs w:val="32"/>
+                <w:u w:val="dotted"/>
+              </w:rPr>
+              <w:t/>
+            </w:r>
             <w:proofErr w:type="spellStart"/>
             <w:r>
               <w:rPr>
@@ -2758,6 +2886,7 @@
               </w:rPr>
               <w:t/>
             </w:r>
+            <w:proofErr w:type="spellEnd"/>
             <w:r>
               <w:rPr>
                 <w:rFonts w:ascii="TH SarabunPSK" w:hAnsi="TH SarabunPSK" w:cs="TH SarabunPSK"/>
@@ -2774,8 +2903,38 @@
                 <w:szCs w:val="32"/>
                 <w:u w:val="dotted"/>
               </w:rPr>
+              <w:t xml:space="preserve"/>
+            </w:r>
+            <w:proofErr w:type="spellStart"/>
+            <w:r>
+              <w:rPr>
+                <w:rFonts w:ascii="TH SarabunPSK" w:hAnsi="TH SarabunPSK" w:cs="TH SarabunPSK"/>
+                <w:sz w:val="32"/>
+                <w:szCs w:val="32"/>
+                <w:u w:val="dotted"/>
+              </w:rPr>
               <w:t/>
             </w:r>
+            <w:proofErr w:type="gramStart"/>
+            <w:r>
+              <w:rPr>
+                <w:rFonts w:ascii="TH SarabunPSK" w:hAnsi="TH SarabunPSK" w:cs="TH SarabunPSK"/>
+                <w:sz w:val="32"/>
+                <w:szCs w:val="32"/>
+                <w:u w:val="dotted"/>
+              </w:rPr>
+              <w:t/>
+            </w:r>
+            <w:proofErr w:type="gramEnd"/>
+            <w:r>
+              <w:rPr>
+                <w:rFonts w:ascii="TH SarabunPSK" w:hAnsi="TH SarabunPSK" w:cs="TH SarabunPSK"/>
+                <w:sz w:val="32"/>
+                <w:szCs w:val="32"/>
+                <w:u w:val="dotted"/>
+              </w:rPr>
+              <w:t/>
+            </w:r>
             <w:proofErr w:type="spellEnd"/>
             <w:r>
               <w:rPr>
@@ -2784,7 +2943,36 @@
                 <w:szCs w:val="32"/>
                 <w:u w:val="dotted"/>
               </w:rPr>
+              <w:t xml:space="preserve"/>
+            </w:r>
+            <w:r>
+              <w:rPr>
+                <w:rFonts w:ascii="TH SarabunPSK" w:hAnsi="TH SarabunPSK" w:cs="TH SarabunPSK"/>
+                <w:sz w:val="32"/>
+                <w:szCs w:val="32"/>
+                <w:u w:val="dotted"/>
+              </w:rPr>
               <w:t/>
+            </w:r>
+            <w:r>
+              <w:rPr>
+                <w:rFonts w:ascii="TH SarabunPSK" w:eastAsia="Calibri" w:hAnsi="TH SarabunPSK" w:cs="TH SarabunPSK" w:hint="cs"/>
+                <w:color w:val="000000" w:themeColor="text1"/>
+                <w:sz w:val="32"/>
+                <w:szCs w:val="32"/>
+                <w:cs/>
+              </w:rPr>
+              <w:t xml:space="preserve"> </w:t>
+            </w:r>
+            <w:r>
+              <w:rPr>
+                <w:rFonts w:ascii="TH SarabunPSK" w:eastAsia="Calibri" w:hAnsi="TH SarabunPSK" w:cs="TH SarabunPSK" w:hint="cs"/>
+                <w:color w:val="000000" w:themeColor="text1"/>
+                <w:sz w:val="32"/>
+                <w:szCs w:val="32"/>
+                <w:cs/>
+              </w:rPr>
+              <w:t xml:space="preserve"/>
             </w:r>
           </w:p>
         </w:tc>
@@ -2825,6 +3013,7 @@
               </w:rPr>
               <w:t/>
             </w:r>
+            <w:proofErr w:type="spellEnd"/>
             <w:r>
               <w:rPr>
                 <w:rFonts w:ascii="TH SarabunPSK" w:hAnsi="TH SarabunPSK" w:cs="TH SarabunPSK"/>
@@ -2832,26 +3021,7 @@
                 <w:szCs w:val="32"/>
                 <w:u w:val="dotted"/>
               </w:rPr>
-              <w:t/>
-            </w:r>
-            <w:proofErr w:type="spellEnd"/>
-            <w:r>
-              <w:rPr>
-                <w:rFonts w:ascii="TH SarabunPSK" w:hAnsi="TH SarabunPSK" w:cs="TH SarabunPSK"/>
-                <w:sz w:val="32"/>
-                <w:szCs w:val="32"/>
-                <w:u w:val="dotted"/>
-              </w:rPr>
               <w:t xml:space="preserve"/>
-            </w:r>
-            <w:r>
-              <w:rPr>
-                <w:rFonts w:ascii="TH SarabunPSK" w:hAnsi="TH SarabunPSK" w:cs="TH SarabunPSK"/>
-                <w:sz w:val="32"/>
-                <w:szCs w:val="32"/>
-                <w:u w:val="dotted"/>
-              </w:rPr>
-              <w:t/>
             </w:r>
           </w:p>
           <w:p>
@@ -2862,7 +3032,7 @@
               <w:ind w:left="-108" w:firstLine="108"/>
               <w:jc w:val="center"/>
               <w:rPr>
-                <w:rFonts w:ascii="TH SarabunPSK" w:eastAsia="Calibri" w:hAnsi="TH SarabunPSK" w:cs="TH SarabunPSK"/>
+                <w:rFonts w:ascii="TH SarabunPSK" w:eastAsia="Calibri" w:hAnsi="TH SarabunPSK" w:cs="TH SarabunPSK" w:hint="cs"/>
                 <w:color w:val="000000" w:themeColor="text1"/>
                 <w:sz w:val="32"/>
                 <w:szCs w:val="32"/>
@@ -2920,6 +3090,65 @@
                 <w:szCs w:val="32"/>
                 <w:u w:val="dotted"/>
               </w:rPr>
+              <w:t xml:space="preserve"/>
+            </w:r>
+            <w:r>
+              <w:rPr>
+                <w:rFonts w:ascii="TH SarabunPSK" w:hAnsi="TH SarabunPSK" w:cs="TH SarabunPSK"/>
+                <w:sz w:val="32"/>
+                <w:szCs w:val="32"/>
+                <w:u w:val="dotted"/>
+              </w:rPr>
+              <w:t>{{org_approver.firstName}}</w:t>
+            </w:r>
+            <w:proofErr w:type="spellStart"/>
+            <w:r>
+              <w:rPr>
+                <w:rFonts w:ascii="TH SarabunPSK" w:hAnsi="TH SarabunPSK" w:cs="TH SarabunPSK"/>
+                <w:sz w:val="32"/>
+                <w:szCs w:val="32"/>
+                <w:u w:val="dotted"/>
+              </w:rPr>
+              <w:t/>
+            </w:r>
+            <w:proofErr w:type="gramStart"/>
+            <w:r>
+              <w:rPr>
+                <w:rFonts w:ascii="TH SarabunPSK" w:hAnsi="TH SarabunPSK" w:cs="TH SarabunPSK"/>
+                <w:sz w:val="32"/>
+                <w:szCs w:val="32"/>
+                <w:u w:val="dotted"/>
+              </w:rPr>
+              <w:t/>
+            </w:r>
+            <w:proofErr w:type="gramEnd"/>
+            <w:r>
+              <w:rPr>
+                <w:rFonts w:ascii="TH SarabunPSK" w:hAnsi="TH SarabunPSK" w:cs="TH SarabunPSK"/>
+                <w:sz w:val="32"/>
+                <w:szCs w:val="32"/>
+                <w:u w:val="dotted"/>
+              </w:rPr>
+              <w:t/>
+            </w:r>
+            <w:proofErr w:type="spellEnd"/>
+            <w:r>
+              <w:rPr>
+                <w:rFonts w:ascii="TH SarabunPSK" w:hAnsi="TH SarabunPSK" w:cs="TH SarabunPSK"/>
+                <w:sz w:val="32"/>
+                <w:szCs w:val="32"/>
+                <w:u w:val="dotted"/>
+              </w:rPr>
+              <w:t/>
+            </w:r>
+            <w:r>
+              <w:rPr>
+                <w:rFonts w:ascii="TH SarabunPSK" w:eastAsia="Calibri" w:hAnsi="TH SarabunPSK" w:cs="TH SarabunPSK" w:hint="cs"/>
+                <w:color w:val="000000" w:themeColor="text1"/>
+                <w:sz w:val="32"/>
+                <w:szCs w:val="32"/>
+                <w:cs/>
+              </w:rPr>
               <w:t xml:space="preserve"> </w:t>
             </w:r>
             <w:r>
@@ -2929,7 +3158,7 @@
                 <w:szCs w:val="32"/>
                 <w:u w:val="dotted"/>
               </w:rPr>
-              <w:t>{{org_approver.firstName}}</w:t>
+              <w:t>{{org_approver.lastName}}</w:t>
             </w:r>
             <w:proofErr w:type="spellStart"/>
             <w:r>
@@ -2941,7 +3170,7 @@
               </w:rPr>
               <w:t/>
             </w:r>
-            <w:proofErr w:type="spellEnd"/>
+            <w:proofErr w:type="gramStart"/>
             <w:r>
               <w:rPr>
                 <w:rFonts w:ascii="TH SarabunPSK" w:hAnsi="TH SarabunPSK" w:cs="TH SarabunPSK"/>
@@ -2951,43 +3180,7 @@
               </w:rPr>
               <w:t/>
             </w:r>
-            <w:r>
-              <w:rPr>
-                <w:rFonts w:ascii="TH SarabunPSK" w:hAnsi="TH SarabunPSK" w:cs="TH SarabunPSK"/>
-                <w:sz w:val="32"/>
-                <w:szCs w:val="32"/>
-                <w:u w:val="dotted"/>
-              </w:rPr>
-              <w:t xml:space="preserve"> </w:t>
-            </w:r>
-            <w:r>
-              <w:rPr>
-                <w:rFonts w:ascii="TH SarabunPSK" w:hAnsi="TH SarabunPSK" w:cs="TH SarabunPSK"/>
-                <w:sz w:val="32"/>
-                <w:szCs w:val="32"/>
-                <w:u w:val="dotted"/>
-              </w:rPr>
-              <w:t>{{org_approver.lastName}}</w:t>
-            </w:r>
-            <w:proofErr w:type="spellStart"/>
-            <w:r>
-              <w:rPr>
-                <w:rFonts w:ascii="TH SarabunPSK" w:hAnsi="TH SarabunPSK" w:cs="TH SarabunPSK"/>
-                <w:sz w:val="32"/>
-                <w:szCs w:val="32"/>
-                <w:u w:val="dotted"/>
-              </w:rPr>
-              <w:t/>
-            </w:r>
-            <w:r>
-              <w:rPr>
-                <w:rFonts w:ascii="TH SarabunPSK" w:hAnsi="TH SarabunPSK" w:cs="TH SarabunPSK"/>
-                <w:sz w:val="32"/>
-                <w:szCs w:val="32"/>
-                <w:u w:val="dotted"/>
-              </w:rPr>
-              <w:t/>
-            </w:r>
+            <w:proofErr w:type="gramEnd"/>
             <w:r>
               <w:rPr>
                 <w:rFonts w:ascii="TH SarabunPSK" w:hAnsi="TH SarabunPSK" w:cs="TH SarabunPSK"/>
@@ -3019,14 +3212,29 @@
             </w:r>
             <w:r>
               <w:rPr>
+                <w:rFonts w:ascii="TH SarabunPSK" w:eastAsia="Calibri" w:hAnsi="TH SarabunPSK" w:cs="TH SarabunPSK" w:hint="cs"/>
+                <w:color w:val="000000" w:themeColor="text1"/>
+                <w:sz w:val="32"/>
+                <w:szCs w:val="32"/>
+                <w:cs/>
+              </w:rPr>
+              <w:t xml:space="preserve"/>
+            </w:r>
+          </w:p>
+          <w:p>
+            <w:pPr>
+              <w:tabs>
+                <w:tab w:val="left" w:pos="1134"/>
+              </w:tabs>
+              <w:ind w:left="-108" w:firstLine="108"/>
+              <w:jc w:val="center"/>
+              <w:rPr>
                 <w:rFonts w:ascii="TH SarabunPSK" w:eastAsia="Calibri" w:hAnsi="TH SarabunPSK" w:cs="TH SarabunPSK"/>
                 <w:color w:val="000000" w:themeColor="text1"/>
                 <w:sz w:val="32"/>
                 <w:szCs w:val="32"/>
-                <w:cs/>
-              </w:rPr>
-              <w:br/>
-            </w:r>
+              </w:rPr>
+            </w:pPr>
             <w:r>
               <w:rPr>
                 <w:rFonts w:ascii="TH SarabunPSK" w:eastAsia="Calibri" w:hAnsi="TH SarabunPSK" w:cs="TH SarabunPSK" w:hint="cs"/>
@@ -3035,7 +3243,103 @@
                 <w:szCs w:val="32"/>
                 <w:cs/>
               </w:rPr>
-              <w:t>ลงนามผ่านระบบอิเล็กทร</w:t>
+              <w:t xml:space="preserve">วันที่ </w:t>
+            </w:r>
+            <w:r>
+              <w:rPr>
+                <w:rFonts w:ascii="TH SarabunPSK" w:hAnsi="TH SarabunPSK" w:cs="TH SarabunPSK"/>
+                <w:sz w:val="32"/>
+                <w:szCs w:val="32"/>
+                <w:u w:val="dotted"/>
+              </w:rPr>
+              <w:t xml:space="preserve"/>
+            </w:r>
+            <w:r>
+              <w:rPr>
+                <w:rFonts w:ascii="TH SarabunPSK" w:hAnsi="TH SarabunPSK" w:cs="TH SarabunPSK"/>
+                <w:sz w:val="32"/>
+                <w:szCs w:val="32"/>
+                <w:u w:val="dotted"/>
+              </w:rPr>
+              <w:t>{{org_approver.signedDate}}</w:t>
+            </w:r>
+            <w:r>
+              <w:rPr>
+                <w:rFonts w:ascii="TH SarabunPSK" w:hAnsi="TH SarabunPSK" w:cs="TH SarabunPSK"/>
+                <w:sz w:val="32"/>
+                <w:szCs w:val="32"/>
+                <w:u w:val="dotted"/>
+              </w:rPr>
+              <w:t/>
+            </w:r>
+            <w:proofErr w:type="spellStart"/>
+            <w:r>
+              <w:rPr>
+                <w:rFonts w:ascii="TH SarabunPSK" w:hAnsi="TH SarabunPSK" w:cs="TH SarabunPSK"/>
+                <w:sz w:val="32"/>
+                <w:szCs w:val="32"/>
+                <w:u w:val="dotted"/>
+              </w:rPr>
+              <w:t/>
+            </w:r>
+            <w:proofErr w:type="spellEnd"/>
+            <w:r>
+              <w:rPr>
+                <w:rFonts w:ascii="TH SarabunPSK" w:hAnsi="TH SarabunPSK" w:cs="TH SarabunPSK"/>
+                <w:sz w:val="32"/>
+                <w:szCs w:val="32"/>
+                <w:u w:val="dotted"/>
+              </w:rPr>
+              <w:t/>
+            </w:r>
+            <w:r>
+              <w:rPr>
+                <w:rFonts w:ascii="TH SarabunPSK" w:hAnsi="TH SarabunPSK" w:cs="TH SarabunPSK"/>
+                <w:sz w:val="32"/>
+                <w:szCs w:val="32"/>
+                <w:u w:val="dotted"/>
+              </w:rPr>
+              <w:t xml:space="preserve"/>
+            </w:r>
+            <w:proofErr w:type="spellStart"/>
+            <w:r>
+              <w:rPr>
+                <w:rFonts w:ascii="TH SarabunPSK" w:hAnsi="TH SarabunPSK" w:cs="TH SarabunPSK"/>
+                <w:sz w:val="32"/>
+                <w:szCs w:val="32"/>
+                <w:u w:val="dotted"/>
+              </w:rPr>
+              <w:t/>
+            </w:r>
+            <w:proofErr w:type="gramStart"/>
+            <w:r>
+              <w:rPr>
+                <w:rFonts w:ascii="TH SarabunPSK" w:hAnsi="TH SarabunPSK" w:cs="TH SarabunPSK"/>
+                <w:sz w:val="32"/>
+                <w:szCs w:val="32"/>
+                <w:u w:val="dotted"/>
+              </w:rPr>
+              <w:t/>
+            </w:r>
+            <w:proofErr w:type="gramEnd"/>
+            <w:r>
+              <w:rPr>
+                <w:rFonts w:ascii="TH SarabunPSK" w:hAnsi="TH SarabunPSK" w:cs="TH SarabunPSK"/>
+                <w:sz w:val="32"/>
+                <w:szCs w:val="32"/>
+                <w:u w:val="dotted"/>
+              </w:rPr>
+              <w:t/>
+            </w:r>
+            <w:proofErr w:type="spellEnd"/>
+            <w:r>
+              <w:rPr>
+                <w:rFonts w:ascii="TH SarabunPSK" w:hAnsi="TH SarabunPSK" w:cs="TH SarabunPSK"/>
+                <w:sz w:val="32"/>
+                <w:szCs w:val="32"/>
+                <w:u w:val="dotted"/>
+              </w:rPr>
+              <w:t/>
             </w:r>
             <w:r>
               <w:rPr>
@@ -3045,56 +3349,7 @@
                 <w:szCs w:val="32"/>
                 <w:cs/>
               </w:rPr>
-              <w:t>อ</w:t>
-            </w:r>
-            <w:r>
-              <w:rPr>
-                <w:rFonts w:ascii="TH SarabunPSK" w:eastAsia="Calibri" w:hAnsi="TH SarabunPSK" w:cs="TH SarabunPSK" w:hint="cs"/>
-                <w:color w:val="000000" w:themeColor="text1"/>
-                <w:sz w:val="32"/>
-                <w:szCs w:val="32"/>
-                <w:cs/>
-              </w:rPr>
-              <w:t xml:space="preserve">นิกส์ </w:t>
-            </w:r>
-            <w:r>
-              <w:rPr>
-                <w:rFonts w:ascii="TH SarabunPSK" w:eastAsia="Calibri" w:hAnsi="TH SarabunPSK" w:cs="TH SarabunPSK" w:hint="cs"/>
-                <w:color w:val="000000" w:themeColor="text1"/>
-                <w:sz w:val="32"/>
-                <w:szCs w:val="32"/>
-                <w:cs/>
-              </w:rPr>
-              <w:t xml:space="preserve">วันที่ </w:t>
-            </w:r>
-            <w:r>
-              <w:rPr>
-                <w:rFonts w:ascii="TH SarabunPSK" w:hAnsi="TH SarabunPSK" w:cs="TH SarabunPSK"/>
-                <w:sz w:val="32"/>
-                <w:szCs w:val="32"/>
-                <w:u w:val="dotted"/>
-              </w:rPr>
-              <w:t>{{org_approver.signedDate}}</w:t>
-            </w:r>
-            <w:proofErr w:type="spellStart"/>
-            <w:r>
-              <w:rPr>
-                <w:rFonts w:ascii="TH SarabunPSK" w:hAnsi="TH SarabunPSK" w:cs="TH SarabunPSK"/>
-                <w:sz w:val="32"/>
-                <w:szCs w:val="32"/>
-                <w:u w:val="dotted"/>
-              </w:rPr>
-              <w:t/>
-            </w:r>
-            <w:proofErr w:type="spellEnd"/>
-            <w:r>
-              <w:rPr>
-                <w:rFonts w:ascii="TH SarabunPSK" w:hAnsi="TH SarabunPSK" w:cs="TH SarabunPSK"/>
-                <w:sz w:val="32"/>
-                <w:szCs w:val="32"/>
-                <w:u w:val="dotted"/>
-              </w:rPr>
-              <w:t/>
+              <w:t xml:space="preserve"> </w:t>
             </w:r>
             <w:r>
               <w:rPr>
@@ -3104,7 +3359,7 @@
                 <w:szCs w:val="32"/>
                 <w:cs/>
               </w:rPr>
-              <w:t xml:space="preserve"> </w:t>
+              <w:t xml:space="preserve"/>
             </w:r>
           </w:p>
         </w:tc>
@@ -3164,10 +3419,9 @@
         <w:ind w:firstLine="720"/>
         <w:jc w:val="thaiDistribute"/>
         <w:rPr>
-          <w:rFonts w:ascii="TH SarabunPSK" w:hAnsi="TH SarabunPSK" w:cs="TH SarabunPSK" w:hint="cs"/>
-          <w:sz w:val="32"/>
-          <w:szCs w:val="32"/>
-          <w:cs/>
+          <w:rFonts w:ascii="TH SarabunPSK" w:hAnsi="TH SarabunPSK" w:cs="TH SarabunPSK"/>
+          <w:sz w:val="32"/>
+          <w:szCs w:val="32"/>
         </w:rPr>
       </w:pPr>
     </w:p>
@@ -3196,7 +3450,7 @@
       </w:pPr>
       <w:r>
         <w:rPr>
-          <w:rFonts w:ascii="TH SarabunPSK" w:hAnsi="TH SarabunPSK" w:cs="TH SarabunPSK" w:hint="cs"/>
+          <w:rFonts w:ascii="TH SarabunPSK" w:hAnsi="TH SarabunPSK" w:cs="TH SarabunPSK"/>
           <w:sz w:val="32"/>
           <w:szCs w:val="32"/>
           <w:cs/>
@@ -3239,6 +3493,7 @@
         </w:rPr>
         <w:t/>
       </w:r>
+      <w:proofErr w:type="spellEnd"/>
       <w:r>
         <w:rPr>
           <w:rFonts w:ascii="TH SarabunPSK" w:hAnsi="TH SarabunPSK" w:cs="TH SarabunPSK"/>
@@ -3248,13 +3503,48 @@
         </w:rPr>
         <w:t/>
       </w:r>
+      <w:r>
+        <w:rPr>
+          <w:rFonts w:ascii="TH SarabunPSK" w:hAnsi="TH SarabunPSK" w:cs="TH SarabunPSK"/>
+          <w:sz w:val="32"/>
+          <w:szCs w:val="32"/>
+        </w:rPr>
+        <w:t xml:space="preserve"> </w:t>
+      </w:r>
+      <w:r>
+        <w:rPr>
+          <w:rFonts w:ascii="TH SarabunPSK" w:hAnsi="TH SarabunPSK" w:cs="TH SarabunPSK"/>
+          <w:sz w:val="32"/>
+          <w:szCs w:val="32"/>
+          <w:u w:val="dotted"/>
+        </w:rPr>
+        <w:t>{{org_officer.lastName}}</w:t>
+      </w:r>
+      <w:proofErr w:type="spellStart"/>
+      <w:r>
+        <w:rPr>
+          <w:rFonts w:ascii="TH SarabunPSK" w:hAnsi="TH SarabunPSK" w:cs="TH SarabunPSK"/>
+          <w:sz w:val="32"/>
+          <w:szCs w:val="32"/>
+          <w:u w:val="dotted"/>
+        </w:rPr>
+        <w:t/>
+      </w:r>
+      <w:r>
+        <w:rPr>
+          <w:rFonts w:ascii="TH SarabunPSK" w:hAnsi="TH SarabunPSK" w:cs="TH SarabunPSK"/>
+          <w:sz w:val="32"/>
+          <w:szCs w:val="32"/>
+          <w:u w:val="dotted"/>
+        </w:rPr>
+        <w:t/>
+      </w:r>
       <w:proofErr w:type="spellEnd"/>
       <w:r>
         <w:rPr>
           <w:rFonts w:ascii="TH SarabunPSK" w:hAnsi="TH SarabunPSK" w:cs="TH SarabunPSK"/>
           <w:sz w:val="32"/>
           <w:szCs w:val="32"/>
-          <w:u w:val="dotted"/>
         </w:rPr>
         <w:t/>
       </w:r>
@@ -3265,70 +3555,6 @@
           <w:szCs w:val="32"/>
         </w:rPr>
         <w:t xml:space="preserve"> </w:t>
-      </w:r>
-      <w:r>
-        <w:rPr>
-          <w:rFonts w:ascii="TH SarabunPSK" w:hAnsi="TH SarabunPSK" w:cs="TH SarabunPSK"/>
-          <w:sz w:val="32"/>
-          <w:szCs w:val="32"/>
-          <w:u w:val="dotted"/>
-        </w:rPr>
-        <w:t>{{org_officer.lastName}}</w:t>
-      </w:r>
-      <w:proofErr w:type="spellStart"/>
-      <w:r>
-        <w:rPr>
-          <w:rFonts w:ascii="TH SarabunPSK" w:hAnsi="TH SarabunPSK" w:cs="TH SarabunPSK"/>
-          <w:sz w:val="32"/>
-          <w:szCs w:val="32"/>
-          <w:u w:val="dotted"/>
-        </w:rPr>
-        <w:t/>
-      </w:r>
-      <w:r>
-        <w:rPr>
-          <w:rFonts w:ascii="TH SarabunPSK" w:hAnsi="TH SarabunPSK" w:cs="TH SarabunPSK"/>
-          <w:sz w:val="32"/>
-          <w:szCs w:val="32"/>
-          <w:u w:val="dotted"/>
-        </w:rPr>
-        <w:t/>
-      </w:r>
-      <w:r>
-        <w:rPr>
-          <w:rFonts w:ascii="TH SarabunPSK" w:hAnsi="TH SarabunPSK" w:cs="TH SarabunPSK"/>
-          <w:sz w:val="32"/>
-          <w:szCs w:val="32"/>
-          <w:u w:val="dotted"/>
-        </w:rPr>
-        <w:t/>
-      </w:r>
-      <w:r>
-        <w:rPr>
-          <w:rFonts w:ascii="TH SarabunPSK" w:hAnsi="TH SarabunPSK" w:cs="TH SarabunPSK"/>
-          <w:sz w:val="32"/>
-          <w:szCs w:val="32"/>
-          <w:u w:val="dotted"/>
-        </w:rPr>
-        <w:t/>
-      </w:r>
-      <w:r>
-        <w:rPr>
-          <w:rFonts w:ascii="TH SarabunPSK" w:hAnsi="TH SarabunPSK" w:cs="TH SarabunPSK"/>
-          <w:sz w:val="32"/>
-          <w:szCs w:val="32"/>
-          <w:u w:val="dotted"/>
-        </w:rPr>
-        <w:t/>
-      </w:r>
-      <w:proofErr w:type="spellEnd"/>
-      <w:r>
-        <w:rPr>
-          <w:rFonts w:ascii="TH SarabunPSK" w:hAnsi="TH SarabunPSK" w:cs="TH SarabunPSK"/>
-          <w:sz w:val="32"/>
-          <w:szCs w:val="32"/>
-        </w:rPr>
-        <w:t/>
       </w:r>
     </w:p>
     <w:p>
@@ -3344,120 +3570,56 @@
       </w:pPr>
       <w:r>
         <w:rPr>
-          <w:rFonts w:ascii="TH SarabunPSK" w:hAnsi="TH SarabunPSK" w:cs="TH SarabunPSK" w:hint="cs"/>
-          <w:sz w:val="32"/>
-          <w:szCs w:val="32"/>
-          <w:cs/>
-        </w:rPr>
-        <w:t>วันที่</w:t>
-      </w:r>
-      <w:r>
-        <w:rPr>
-          <w:rFonts w:ascii="TH SarabunPSK" w:hAnsi="TH SarabunPSK" w:cs="TH SarabunPSK" w:hint="cs"/>
+          <w:rFonts w:ascii="TH SarabunPSK" w:hAnsi="TH SarabunPSK" w:cs="TH SarabunPSK"/>
+          <w:sz w:val="32"/>
+          <w:szCs w:val="32"/>
+          <w:cs/>
+        </w:rPr>
+        <w:t xml:space="preserve">วันที่ </w:t>
+      </w:r>
+      <w:r>
+        <w:rPr>
+          <w:rFonts w:ascii="TH SarabunPSK" w:hAnsi="TH SarabunPSK" w:cs="TH SarabunPSK"/>
+          <w:sz w:val="32"/>
+          <w:szCs w:val="32"/>
+        </w:rPr>
+        <w:t xml:space="preserve"/>
+      </w:r>
+      <w:r>
+        <w:rPr>
+          <w:rFonts w:ascii="TH SarabunPSK" w:hAnsi="TH SarabunPSK" w:cs="TH SarabunPSK"/>
+          <w:sz w:val="32"/>
+          <w:szCs w:val="32"/>
+        </w:rPr>
+        <w:t>{{printedDateTime}}</w:t>
+      </w:r>
+      <w:proofErr w:type="spellStart"/>
+      <w:r>
+        <w:rPr>
+          <w:rFonts w:ascii="TH SarabunPSK" w:hAnsi="TH SarabunPSK" w:cs="TH SarabunPSK"/>
+          <w:sz w:val="32"/>
+          <w:szCs w:val="32"/>
+        </w:rPr>
+        <w:t/>
+      </w:r>
+      <w:proofErr w:type="spellEnd"/>
+      <w:r>
+        <w:rPr>
+          <w:rFonts w:ascii="TH SarabunPSK" w:hAnsi="TH SarabunPSK" w:cs="TH SarabunPSK"/>
+          <w:sz w:val="32"/>
+          <w:szCs w:val="32"/>
+        </w:rPr>
+        <w:t/>
+      </w:r>
+      <w:r>
+        <w:rPr>
+          <w:rFonts w:ascii="TH SarabunPSK" w:hAnsi="TH SarabunPSK" w:cs="TH SarabunPSK"/>
           <w:sz w:val="32"/>
           <w:szCs w:val="32"/>
           <w:cs/>
         </w:rPr>
         <w:t xml:space="preserve"> </w:t>
       </w:r>
-      <w:r>
-        <w:rPr>
-          <w:rFonts w:ascii="TH SarabunPSK" w:hAnsi="TH SarabunPSK" w:cs="TH SarabunPSK"/>
-          <w:sz w:val="32"/>
-          <w:szCs w:val="32"/>
-        </w:rPr>
-        <w:t>{{printedDateTime}}</w:t>
-      </w:r>
-      <w:proofErr w:type="spellStart"/>
-      <w:r>
-        <w:rPr>
-          <w:rFonts w:ascii="TH SarabunPSK" w:hAnsi="TH SarabunPSK" w:cs="TH SarabunPSK"/>
-          <w:sz w:val="32"/>
-          <w:szCs w:val="32"/>
-        </w:rPr>
-        <w:t/>
-      </w:r>
-      <w:proofErr w:type="spellEnd"/>
-      <w:r>
-        <w:rPr>
-          <w:rFonts w:ascii="TH SarabunPSK" w:hAnsi="TH SarabunPSK" w:cs="TH SarabunPSK"/>
-          <w:sz w:val="32"/>
-          <w:szCs w:val="32"/>
-        </w:rPr>
-        <w:t/>
-      </w:r>
-    </w:p>
-    <w:p>
-      <w:pPr>
-        <w:spacing w:after="0"/>
-        <w:ind w:firstLine="720"/>
-        <w:jc w:val="thaiDistribute"/>
-        <w:rPr>
-          <w:rFonts w:ascii="TH SarabunPSK" w:hAnsi="TH SarabunPSK" w:cs="TH SarabunPSK"/>
-          <w:sz w:val="32"/>
-          <w:szCs w:val="32"/>
-        </w:rPr>
-      </w:pPr>
-    </w:p>
-    <w:p>
-      <w:pPr>
-        <w:spacing w:after="0"/>
-        <w:ind w:firstLine="720"/>
-        <w:jc w:val="thaiDistribute"/>
-        <w:rPr>
-          <w:rFonts w:ascii="TH SarabunPSK" w:hAnsi="TH SarabunPSK" w:cs="TH SarabunPSK"/>
-          <w:sz w:val="32"/>
-          <w:szCs w:val="32"/>
-        </w:rPr>
-      </w:pPr>
-    </w:p>
-    <w:p>
-      <w:pPr>
-        <w:spacing w:after="0"/>
-        <w:ind w:firstLine="720"/>
-        <w:jc w:val="thaiDistribute"/>
-        <w:rPr>
-          <w:rFonts w:ascii="TH SarabunPSK" w:hAnsi="TH SarabunPSK" w:cs="TH SarabunPSK"/>
-          <w:sz w:val="32"/>
-          <w:szCs w:val="32"/>
-        </w:rPr>
-      </w:pPr>
-    </w:p>
-    <w:p>
-      <w:pPr>
-        <w:spacing w:after="0"/>
-        <w:ind w:firstLine="720"/>
-        <w:jc w:val="thaiDistribute"/>
-        <w:rPr>
-          <w:rFonts w:ascii="TH SarabunPSK" w:hAnsi="TH SarabunPSK" w:cs="TH SarabunPSK"/>
-          <w:sz w:val="32"/>
-          <w:szCs w:val="32"/>
-        </w:rPr>
-      </w:pPr>
-    </w:p>
-    <w:p>
-      <w:pPr>
-        <w:spacing w:after="0"/>
-        <w:ind w:firstLine="720"/>
-        <w:jc w:val="thaiDistribute"/>
-        <w:rPr>
-          <w:rFonts w:ascii="TH SarabunPSK" w:hAnsi="TH SarabunPSK" w:cs="TH SarabunPSK"/>
-          <w:sz w:val="32"/>
-          <w:szCs w:val="32"/>
-        </w:rPr>
-      </w:pPr>
-    </w:p>
-    <w:p>
-      <w:pPr>
-        <w:spacing w:after="0"/>
-        <w:ind w:firstLine="720"/>
-        <w:jc w:val="thaiDistribute"/>
-        <w:rPr>
-          <w:rFonts w:ascii="TH SarabunPSK" w:hAnsi="TH SarabunPSK" w:cs="TH SarabunPSK"/>
-          <w:sz w:val="32"/>
-          <w:szCs w:val="32"/>
-        </w:rPr>
-      </w:pPr>
     </w:p>
     <w:p>
       <w:pPr>
@@ -3468,56 +3630,246 @@
           <w:rFonts w:ascii="TH SarabunPSK" w:hAnsi="TH SarabunPSK" w:cs="TH SarabunPSK"/>
           <w:sz w:val="32"/>
           <w:szCs w:val="32"/>
+          <w:cs/>
         </w:rPr>
       </w:pPr>
+      <w:r>
+        <w:rPr>
+          <w:rFonts w:ascii="TH SarabunPSK" w:hAnsi="TH SarabunPSK" w:cs="TH SarabunPSK" w:hint="cs"/>
+          <w:sz w:val="32"/>
+          <w:szCs w:val="32"/>
+          <w:cs/>
+        </w:rPr>
+        <w:t>เวอร์ชั่นเอกสาร</w:t>
+      </w:r>
+      <w:r>
+        <w:rPr>
+          <w:rFonts w:ascii="TH SarabunPSK" w:hAnsi="TH SarabunPSK" w:cs="TH SarabunPSK" w:hint="cs"/>
+          <w:sz w:val="32"/>
+          <w:szCs w:val="32"/>
+          <w:cs/>
+        </w:rPr>
+        <w:t xml:space="preserve"> </w:t>
+      </w:r>
+      <w:r>
+        <w:rPr>
+          <w:rFonts w:ascii="TH SarabunPSK" w:hAnsi="TH SarabunPSK" w:cs="TH SarabunPSK"/>
+          <w:sz w:val="32"/>
+          <w:szCs w:val="32"/>
+        </w:rPr>
+        <w:t>{{document.version}}</w:t>
+      </w:r>
+      <w:r>
+        <w:rPr/>
+        <w:t xml:space="preserve"/>
+      </w:r>
+      <w:proofErr w:type="spellStart"/>
+      <w:r>
+        <w:rPr>
+          <w:rFonts w:ascii="TH SarabunPSK" w:hAnsi="TH SarabunPSK" w:cs="TH SarabunPSK"/>
+          <w:sz w:val="32"/>
+          <w:szCs w:val="32"/>
+        </w:rPr>
+        <w:t/>
+      </w:r>
+      <w:proofErr w:type="gramStart"/>
+      <w:r>
+        <w:rPr>
+          <w:rFonts w:ascii="TH SarabunPSK" w:hAnsi="TH SarabunPSK" w:cs="TH SarabunPSK"/>
+          <w:sz w:val="32"/>
+          <w:szCs w:val="32"/>
+        </w:rPr>
+        <w:t/>
+      </w:r>
+      <w:r>
+        <w:rPr>
+          <w:rFonts w:ascii="TH SarabunPSK" w:hAnsi="TH SarabunPSK" w:cs="TH SarabunPSK"/>
+          <w:sz w:val="32"/>
+          <w:szCs w:val="32"/>
+        </w:rPr>
+        <w:t/>
+      </w:r>
+      <w:proofErr w:type="gramEnd"/>
+      <w:r>
+        <w:rPr>
+          <w:rFonts w:ascii="TH SarabunPSK" w:hAnsi="TH SarabunPSK" w:cs="TH SarabunPSK"/>
+          <w:sz w:val="32"/>
+          <w:szCs w:val="32"/>
+        </w:rPr>
+        <w:t/>
+      </w:r>
+      <w:proofErr w:type="spellEnd"/>
+      <w:proofErr w:type="gramStart"/>
+      <w:r>
+        <w:rPr>
+          <w:rFonts w:ascii="TH SarabunPSK" w:hAnsi="TH SarabunPSK" w:cs="TH SarabunPSK"/>
+          <w:sz w:val="32"/>
+          <w:szCs w:val="32"/>
+        </w:rPr>
+        <w:t/>
+      </w:r>
+      <w:r>
+        <w:rPr>
+          <w:rFonts w:ascii="TH SarabunPSK" w:hAnsi="TH SarabunPSK" w:cs="TH SarabunPSK" w:hint="cs"/>
+          <w:sz w:val="32"/>
+          <w:szCs w:val="32"/>
+          <w:cs/>
+        </w:rPr>
+        <w:t xml:space="preserve"> </w:t>
+      </w:r>
+      <w:proofErr w:type="gramEnd"/>
     </w:p>
     <w:p>
       <w:pPr>
         <w:spacing w:after="0"/>
         <w:ind w:firstLine="720"/>
-        <w:jc w:val="thaiDistribute"/>
+        <w:jc w:val="right"/>
         <w:rPr>
           <w:rFonts w:ascii="TH SarabunPSK" w:hAnsi="TH SarabunPSK" w:cs="TH SarabunPSK"/>
           <w:sz w:val="32"/>
           <w:szCs w:val="32"/>
         </w:rPr>
       </w:pPr>
+      <w:r>
+        <w:rPr>
+          <w:rFonts w:ascii="TH SarabunPSK" w:hAnsi="TH SarabunPSK" w:cs="TH SarabunPSK" w:hint="cs"/>
+          <w:sz w:val="32"/>
+          <w:szCs w:val="32"/>
+          <w:cs/>
+        </w:rPr>
+        <w:t>วันที่ปรับปรุงล่าสุด</w:t>
+      </w:r>
+      <w:r>
+        <w:rPr>
+          <w:rFonts w:ascii="TH SarabunPSK" w:hAnsi="TH SarabunPSK" w:cs="TH SarabunPSK" w:hint="cs"/>
+          <w:sz w:val="32"/>
+          <w:szCs w:val="32"/>
+          <w:cs/>
+        </w:rPr>
+        <w:t xml:space="preserve"> </w:t>
+      </w:r>
+      <w:r>
+        <w:rPr>
+          <w:rFonts w:ascii="TH SarabunPSK" w:hAnsi="TH SarabunPSK" w:cs="TH SarabunPSK"/>
+          <w:sz w:val="32"/>
+          <w:szCs w:val="32"/>
+        </w:rPr>
+        <w:t>{{document.effectiveDate}}</w:t>
+      </w:r>
+      <w:r>
+        <w:rPr/>
+        <w:t xml:space="preserve"/>
+      </w:r>
+      <w:proofErr w:type="spellStart"/>
+      <w:r>
+        <w:rPr>
+          <w:rFonts w:ascii="TH SarabunPSK" w:hAnsi="TH SarabunPSK" w:cs="TH SarabunPSK"/>
+          <w:sz w:val="32"/>
+          <w:szCs w:val="32"/>
+        </w:rPr>
+        <w:t/>
+      </w:r>
+      <w:proofErr w:type="gramStart"/>
+      <w:r>
+        <w:rPr>
+          <w:rFonts w:ascii="TH SarabunPSK" w:hAnsi="TH SarabunPSK" w:cs="TH SarabunPSK"/>
+          <w:sz w:val="32"/>
+          <w:szCs w:val="32"/>
+        </w:rPr>
+        <w:t/>
+      </w:r>
+      <w:r>
+        <w:rPr>
+          <w:rFonts w:ascii="TH SarabunPSK" w:hAnsi="TH SarabunPSK" w:cs="TH SarabunPSK"/>
+          <w:sz w:val="32"/>
+          <w:szCs w:val="32"/>
+        </w:rPr>
+        <w:t/>
+      </w:r>
+      <w:proofErr w:type="gramEnd"/>
+      <w:r>
+        <w:rPr>
+          <w:rFonts w:ascii="TH SarabunPSK" w:hAnsi="TH SarabunPSK" w:cs="TH SarabunPSK"/>
+          <w:sz w:val="32"/>
+          <w:szCs w:val="32"/>
+        </w:rPr>
+        <w:t/>
+      </w:r>
+      <w:proofErr w:type="spellEnd"/>
+      <w:r>
+        <w:rPr>
+          <w:rFonts w:ascii="TH SarabunPSK" w:hAnsi="TH SarabunPSK" w:cs="TH SarabunPSK"/>
+          <w:sz w:val="32"/>
+          <w:szCs w:val="32"/>
+        </w:rPr>
+        <w:t/>
+      </w:r>
+      <w:r>
+        <w:rPr>
+          <w:rFonts w:ascii="TH SarabunPSK" w:hAnsi="TH SarabunPSK" w:cs="TH SarabunPSK" w:hint="cs"/>
+          <w:sz w:val="32"/>
+          <w:szCs w:val="32"/>
+          <w:cs/>
+        </w:rPr>
+        <w:t xml:space="preserve"> </w:t>
+      </w:r>
     </w:p>
     <w:p>
       <w:pPr>
         <w:spacing w:after="0"/>
         <w:ind w:firstLine="720"/>
-        <w:jc w:val="thaiDistribute"/>
+        <w:jc w:val="right"/>
         <w:rPr>
           <w:rFonts w:ascii="TH SarabunPSK" w:hAnsi="TH SarabunPSK" w:cs="TH SarabunPSK"/>
           <w:sz w:val="32"/>
           <w:szCs w:val="32"/>
         </w:rPr>
       </w:pPr>
+      <w:r>
+        <w:rPr>
+          <w:rFonts w:ascii="TH SarabunPSK" w:hAnsi="TH SarabunPSK" w:cs="TH SarabunPSK"/>
+          <w:sz w:val="32"/>
+          <w:szCs w:val="32"/>
+          <w:cs/>
+        </w:rPr>
+        <w:t>หมายเหตุ: เอกสารฉบับนี้จัดทำด้วยวิธีอิเล็กทรอนิกส์ สิ่งที่พิมพ์ออกจากระบบถือเป็นสำเนา โดยให้ถือว่าเอกสารอิเล็กทรอนิกส์ฉบับล่าสุดในระบบเป็นฉบับอ้างอิง</w:t>
+      </w:r>
+      <w:r>
+        <w:rPr>
+          <w:rFonts w:ascii="TH SarabunPSK" w:hAnsi="TH SarabunPSK" w:cs="TH SarabunPSK"/>
+          <w:sz w:val="32"/>
+          <w:szCs w:val="32"/>
+        </w:rPr>
+        <w:t> </w:t>
+      </w:r>
     </w:p>
     <w:p>
       <w:pPr>
         <w:spacing w:after="0"/>
         <w:ind w:firstLine="720"/>
-        <w:jc w:val="thaiDistribute"/>
+        <w:jc w:val="right"/>
         <w:rPr>
           <w:rFonts w:ascii="TH SarabunPSK" w:hAnsi="TH SarabunPSK" w:cs="TH SarabunPSK"/>
           <w:sz w:val="32"/>
           <w:szCs w:val="32"/>
         </w:rPr>
       </w:pPr>
-    </w:p>
-    <w:p>
-      <w:pPr>
-        <w:rPr>
-          <w:rFonts w:ascii="TH SarabunPSK" w:hAnsi="TH SarabunPSK" w:cs="TH SarabunPSK"/>
-          <w:sz w:val="32"/>
-          <w:szCs w:val="32"/>
-        </w:rPr>
-      </w:pPr>
+      <w:r>
+        <w:rPr>
+          <w:rFonts w:ascii="TH SarabunPSK" w:hAnsi="TH SarabunPSK" w:cs="TH SarabunPSK"/>
+          <w:sz w:val="32"/>
+          <w:szCs w:val="32"/>
+        </w:rPr>
+        <w:t> </w:t>
+      </w:r>
     </w:p>
     <w:sectPr>
-      <w:headerReference w:type="default" r:id="rId11"/>
+      <w:headerReference w:type="even" r:id="rId11"/>
+      <w:headerReference w:type="default" r:id="rId12"/>
+      <w:footerReference w:type="even" r:id="rId13"/>
+      <w:footerReference w:type="default" r:id="rId14"/>
+      <w:headerReference w:type="first" r:id="rId15"/>
+      <w:footerReference w:type="first" r:id="rId16"/>
       <w:pgSz w:w="11906" w:h="16838"/>
       <w:pgMar w:top="1440" w:right="1440" w:bottom="1440" w:left="1440" w:header="708" w:footer="708" w:gutter="0"/>
       <w:pgNumType w:fmt="thaiNumbers"/>
@@ -3530,7 +3882,7 @@
 </file>
 
 <file path=word/endnotes.xml><?xml version="1.0" encoding="utf-8"?>
-<w:endnotes xmlns:wpc="http://schemas.microsoft.com/office/word/2010/wordprocessingCanvas" xmlns:cx="http://schemas.microsoft.com/office/drawing/2014/chartex" xmlns:cx1="http://schemas.microsoft.com/office/drawing/2015/9/8/chartex" xmlns:cx2="http://schemas.microsoft.com/office/drawing/2015/10/21/chartex" xmlns:cx3="http://schemas.microsoft.com/office/drawing/2016/5/9/chartex" xmlns:cx4="http://schemas.microsoft.com/office/drawing/2016/5/10/chartex" xmlns:cx5="http://schemas.microsoft.com/office/drawing/2016/5/11/chartex" xmlns:cx6="http://schemas.microsoft.com/office/drawing/2016/5/12/chartex" xmlns:cx7="http://schemas.microsoft.com/office/drawing/2016/5/13/chartex" xmlns:cx8="http://schemas.microsoft.com/office/drawing/2016/5/14/chartex" xmlns:mc="http://schemas.openxmlformats.org/markup-compatibility/2006" xmlns:aink="http://schemas.microsoft.com/office/drawing/2016/ink" xmlns:am3d="http://schemas.microsoft.com/office/drawing/2017/model3d" xmlns:o="urn:schemas-microsoft-com:office:office" xmlns:oel="http://schemas.microsoft.com/office/2019/extlst" xmlns:r="http://schemas.openxmlformats.org/officeDocument/2006/relationships" xmlns:m="http://schemas.openxmlformats.org/officeDocument/2006/math" xmlns:v="urn:schemas-microsoft-com:vml" xmlns:wp14="http://schemas.microsoft.com/office/word/2010/wordprocessingDrawing" xmlns:wp="http://schemas.openxmlformats.org/drawingml/2006/wordprocessingDrawing" xmlns:w10="urn:schemas-microsoft-com:office:word" xmlns:w="http://schemas.openxmlformats.org/wordprocessingml/2006/main" xmlns:w14="http://schemas.microsoft.com/office/word/2010/wordml" xmlns:w15="http://schemas.microsoft.com/office/word/2012/wordml" xmlns:w16cex="http://schemas.microsoft.com/office/word/2018/wordml/cex" xmlns:w16cid="http://schemas.microsoft.com/office/word/2016/wordml/cid" xmlns:w16="http://schemas.microsoft.com/office/word/2018/wordml" xmlns:w16sdtdh="http://schemas.microsoft.com/office/word/2020/wordml/sdtdatahash" xmlns:w16se="http://schemas.microsoft.com/office/word/2015/wordml/symex" xmlns:wpg="http://schemas.microsoft.com/office/word/2010/wordprocessingGroup" xmlns:wpi="http://schemas.microsoft.com/office/word/2010/wordprocessingInk" xmlns:wne="http://schemas.microsoft.com/office/word/2006/wordml" xmlns:wps="http://schemas.microsoft.com/office/word/2010/wordprocessingShape" mc:Ignorable="w14 w15 w16se w16cid w16 w16cex w16sdtdh wp14">
+<w:endnotes xmlns:wpc="http://schemas.microsoft.com/office/word/2010/wordprocessingCanvas" xmlns:cx="http://schemas.microsoft.com/office/drawing/2014/chartex" xmlns:cx1="http://schemas.microsoft.com/office/drawing/2015/9/8/chartex" xmlns:cx2="http://schemas.microsoft.com/office/drawing/2015/10/21/chartex" xmlns:cx3="http://schemas.microsoft.com/office/drawing/2016/5/9/chartex" xmlns:cx4="http://schemas.microsoft.com/office/drawing/2016/5/10/chartex" xmlns:cx5="http://schemas.microsoft.com/office/drawing/2016/5/11/chartex" xmlns:cx6="http://schemas.microsoft.com/office/drawing/2016/5/12/chartex" xmlns:cx7="http://schemas.microsoft.com/office/drawing/2016/5/13/chartex" xmlns:cx8="http://schemas.microsoft.com/office/drawing/2016/5/14/chartex" xmlns:mc="http://schemas.openxmlformats.org/markup-compatibility/2006" xmlns:aink="http://schemas.microsoft.com/office/drawing/2016/ink" xmlns:am3d="http://schemas.microsoft.com/office/drawing/2017/model3d" xmlns:o="urn:schemas-microsoft-com:office:office" xmlns:oel="http://schemas.microsoft.com/office/2019/extlst" xmlns:r="http://schemas.openxmlformats.org/officeDocument/2006/relationships" xmlns:m="http://schemas.openxmlformats.org/officeDocument/2006/math" xmlns:v="urn:schemas-microsoft-com:vml" xmlns:wp14="http://schemas.microsoft.com/office/word/2010/wordprocessingDrawing" xmlns:wp="http://schemas.openxmlformats.org/drawingml/2006/wordprocessingDrawing" xmlns:w10="urn:schemas-microsoft-com:office:word" xmlns:w="http://schemas.openxmlformats.org/wordprocessingml/2006/main" xmlns:w14="http://schemas.microsoft.com/office/word/2010/wordml" xmlns:w15="http://schemas.microsoft.com/office/word/2012/wordml" xmlns:w16cex="http://schemas.microsoft.com/office/word/2018/wordml/cex" xmlns:w16cid="http://schemas.microsoft.com/office/word/2016/wordml/cid" xmlns:w16="http://schemas.microsoft.com/office/word/2018/wordml" xmlns:w16du="http://schemas.microsoft.com/office/word/2023/wordml/word16du" xmlns:w16sdtdh="http://schemas.microsoft.com/office/word/2020/wordml/sdtdatahash" xmlns:w16sdtfl="http://schemas.microsoft.com/office/word/2024/wordml/sdtformatlock" xmlns:w16se="http://schemas.microsoft.com/office/word/2015/wordml/symex" xmlns:wpg="http://schemas.microsoft.com/office/word/2010/wordprocessingGroup" xmlns:wpi="http://schemas.microsoft.com/office/word/2010/wordprocessingInk" xmlns:wne="http://schemas.microsoft.com/office/word/2006/wordml" xmlns:wps="http://schemas.microsoft.com/office/word/2010/wordprocessingShape" mc:Ignorable="w14 w15 w16se w16cid w16 w16cex w16sdtdh w16sdtfl w16du wp14">
   <w:endnote w:type="separator" w:id="-1">
     <w:p>
       <w:pPr>
@@ -3554,8 +3906,38 @@
 </w:endnotes>
 </file>
 
+<file path=word/footer1.xml><?xml version="1.0" encoding="utf-8"?>
+<w:ftr xmlns:wpc="http://schemas.microsoft.com/office/word/2010/wordprocessingCanvas" xmlns:cx="http://schemas.microsoft.com/office/drawing/2014/chartex" xmlns:cx1="http://schemas.microsoft.com/office/drawing/2015/9/8/chartex" xmlns:cx2="http://schemas.microsoft.com/office/drawing/2015/10/21/chartex" xmlns:cx3="http://schemas.microsoft.com/office/drawing/2016/5/9/chartex" xmlns:cx4="http://schemas.microsoft.com/office/drawing/2016/5/10/chartex" xmlns:cx5="http://schemas.microsoft.com/office/drawing/2016/5/11/chartex" xmlns:cx6="http://schemas.microsoft.com/office/drawing/2016/5/12/chartex" xmlns:cx7="http://schemas.microsoft.com/office/drawing/2016/5/13/chartex" xmlns:cx8="http://schemas.microsoft.com/office/drawing/2016/5/14/chartex" xmlns:mc="http://schemas.openxmlformats.org/markup-compatibility/2006" xmlns:aink="http://schemas.microsoft.com/office/drawing/2016/ink" xmlns:am3d="http://schemas.microsoft.com/office/drawing/2017/model3d" xmlns:o="urn:schemas-microsoft-com:office:office" xmlns:oel="http://schemas.microsoft.com/office/2019/extlst" xmlns:r="http://schemas.openxmlformats.org/officeDocument/2006/relationships" xmlns:m="http://schemas.openxmlformats.org/officeDocument/2006/math" xmlns:v="urn:schemas-microsoft-com:vml" xmlns:wp14="http://schemas.microsoft.com/office/word/2010/wordprocessingDrawing" xmlns:wp="http://schemas.openxmlformats.org/drawingml/2006/wordprocessingDrawing" xmlns:w10="urn:schemas-microsoft-com:office:word" xmlns:w="http://schemas.openxmlformats.org/wordprocessingml/2006/main" xmlns:w14="http://schemas.microsoft.com/office/word/2010/wordml" xmlns:w15="http://schemas.microsoft.com/office/word/2012/wordml" xmlns:w16cex="http://schemas.microsoft.com/office/word/2018/wordml/cex" xmlns:w16cid="http://schemas.microsoft.com/office/word/2016/wordml/cid" xmlns:w16="http://schemas.microsoft.com/office/word/2018/wordml" xmlns:w16du="http://schemas.microsoft.com/office/word/2023/wordml/word16du" xmlns:w16sdtdh="http://schemas.microsoft.com/office/word/2020/wordml/sdtdatahash" xmlns:w16sdtfl="http://schemas.microsoft.com/office/word/2024/wordml/sdtformatlock" xmlns:w16se="http://schemas.microsoft.com/office/word/2015/wordml/symex" xmlns:wpg="http://schemas.microsoft.com/office/word/2010/wordprocessingGroup" xmlns:wpi="http://schemas.microsoft.com/office/word/2010/wordprocessingInk" xmlns:wne="http://schemas.microsoft.com/office/word/2006/wordml" xmlns:wps="http://schemas.microsoft.com/office/word/2010/wordprocessingShape" mc:Ignorable="w14 w15 w16se w16cid w16 w16cex w16sdtdh w16sdtfl w16du wp14">
+  <w:p>
+    <w:pPr>
+      <w:pStyle w:val="Footer"/>
+    </w:pPr>
+  </w:p>
+</w:ftr>
+</file>
+
+<file path=word/footer2.xml><?xml version="1.0" encoding="utf-8"?>
+<w:ftr xmlns:wpc="http://schemas.microsoft.com/office/word/2010/wordprocessingCanvas" xmlns:cx="http://schemas.microsoft.com/office/drawing/2014/chartex" xmlns:cx1="http://schemas.microsoft.com/office/drawing/2015/9/8/chartex" xmlns:cx2="http://schemas.microsoft.com/office/drawing/2015/10/21/chartex" xmlns:cx3="http://schemas.microsoft.com/office/drawing/2016/5/9/chartex" xmlns:cx4="http://schemas.microsoft.com/office/drawing/2016/5/10/chartex" xmlns:cx5="http://schemas.microsoft.com/office/drawing/2016/5/11/chartex" xmlns:cx6="http://schemas.microsoft.com/office/drawing/2016/5/12/chartex" xmlns:cx7="http://schemas.microsoft.com/office/drawing/2016/5/13/chartex" xmlns:cx8="http://schemas.microsoft.com/office/drawing/2016/5/14/chartex" xmlns:mc="http://schemas.openxmlformats.org/markup-compatibility/2006" xmlns:aink="http://schemas.microsoft.com/office/drawing/2016/ink" xmlns:am3d="http://schemas.microsoft.com/office/drawing/2017/model3d" xmlns:o="urn:schemas-microsoft-com:office:office" xmlns:oel="http://schemas.microsoft.com/office/2019/extlst" xmlns:r="http://schemas.openxmlformats.org/officeDocument/2006/relationships" xmlns:m="http://schemas.openxmlformats.org/officeDocument/2006/math" xmlns:v="urn:schemas-microsoft-com:vml" xmlns:wp14="http://schemas.microsoft.com/office/word/2010/wordprocessingDrawing" xmlns:wp="http://schemas.openxmlformats.org/drawingml/2006/wordprocessingDrawing" xmlns:w10="urn:schemas-microsoft-com:office:word" xmlns:w="http://schemas.openxmlformats.org/wordprocessingml/2006/main" xmlns:w14="http://schemas.microsoft.com/office/word/2010/wordml" xmlns:w15="http://schemas.microsoft.com/office/word/2012/wordml" xmlns:w16cex="http://schemas.microsoft.com/office/word/2018/wordml/cex" xmlns:w16cid="http://schemas.microsoft.com/office/word/2016/wordml/cid" xmlns:w16="http://schemas.microsoft.com/office/word/2018/wordml" xmlns:w16du="http://schemas.microsoft.com/office/word/2023/wordml/word16du" xmlns:w16sdtdh="http://schemas.microsoft.com/office/word/2020/wordml/sdtdatahash" xmlns:w16sdtfl="http://schemas.microsoft.com/office/word/2024/wordml/sdtformatlock" xmlns:w16se="http://schemas.microsoft.com/office/word/2015/wordml/symex" xmlns:wpg="http://schemas.microsoft.com/office/word/2010/wordprocessingGroup" xmlns:wpi="http://schemas.microsoft.com/office/word/2010/wordprocessingInk" xmlns:wne="http://schemas.microsoft.com/office/word/2006/wordml" xmlns:wps="http://schemas.microsoft.com/office/word/2010/wordprocessingShape" mc:Ignorable="w14 w15 w16se w16cid w16 w16cex w16sdtdh w16sdtfl w16du wp14">
+  <w:p>
+    <w:pPr>
+      <w:pStyle w:val="Footer"/>
+    </w:pPr>
+  </w:p>
+</w:ftr>
+</file>
+
+<file path=word/footer3.xml><?xml version="1.0" encoding="utf-8"?>
+<w:ftr xmlns:wpc="http://schemas.microsoft.com/office/word/2010/wordprocessingCanvas" xmlns:cx="http://schemas.microsoft.com/office/drawing/2014/chartex" xmlns:cx1="http://schemas.microsoft.com/office/drawing/2015/9/8/chartex" xmlns:cx2="http://schemas.microsoft.com/office/drawing/2015/10/21/chartex" xmlns:cx3="http://schemas.microsoft.com/office/drawing/2016/5/9/chartex" xmlns:cx4="http://schemas.microsoft.com/office/drawing/2016/5/10/chartex" xmlns:cx5="http://schemas.microsoft.com/office/drawing/2016/5/11/chartex" xmlns:cx6="http://schemas.microsoft.com/office/drawing/2016/5/12/chartex" xmlns:cx7="http://schemas.microsoft.com/office/drawing/2016/5/13/chartex" xmlns:cx8="http://schemas.microsoft.com/office/drawing/2016/5/14/chartex" xmlns:mc="http://schemas.openxmlformats.org/markup-compatibility/2006" xmlns:aink="http://schemas.microsoft.com/office/drawing/2016/ink" xmlns:am3d="http://schemas.microsoft.com/office/drawing/2017/model3d" xmlns:o="urn:schemas-microsoft-com:office:office" xmlns:oel="http://schemas.microsoft.com/office/2019/extlst" xmlns:r="http://schemas.openxmlformats.org/officeDocument/2006/relationships" xmlns:m="http://schemas.openxmlformats.org/officeDocument/2006/math" xmlns:v="urn:schemas-microsoft-com:vml" xmlns:wp14="http://schemas.microsoft.com/office/word/2010/wordprocessingDrawing" xmlns:wp="http://schemas.openxmlformats.org/drawingml/2006/wordprocessingDrawing" xmlns:w10="urn:schemas-microsoft-com:office:word" xmlns:w="http://schemas.openxmlformats.org/wordprocessingml/2006/main" xmlns:w14="http://schemas.microsoft.com/office/word/2010/wordml" xmlns:w15="http://schemas.microsoft.com/office/word/2012/wordml" xmlns:w16cex="http://schemas.microsoft.com/office/word/2018/wordml/cex" xmlns:w16cid="http://schemas.microsoft.com/office/word/2016/wordml/cid" xmlns:w16="http://schemas.microsoft.com/office/word/2018/wordml" xmlns:w16du="http://schemas.microsoft.com/office/word/2023/wordml/word16du" xmlns:w16sdtdh="http://schemas.microsoft.com/office/word/2020/wordml/sdtdatahash" xmlns:w16sdtfl="http://schemas.microsoft.com/office/word/2024/wordml/sdtformatlock" xmlns:w16se="http://schemas.microsoft.com/office/word/2015/wordml/symex" xmlns:wpg="http://schemas.microsoft.com/office/word/2010/wordprocessingGroup" xmlns:wpi="http://schemas.microsoft.com/office/word/2010/wordprocessingInk" xmlns:wne="http://schemas.microsoft.com/office/word/2006/wordml" xmlns:wps="http://schemas.microsoft.com/office/word/2010/wordprocessingShape" mc:Ignorable="w14 w15 w16se w16cid w16 w16cex w16sdtdh w16sdtfl w16du wp14">
+  <w:p>
+    <w:pPr>
+      <w:pStyle w:val="Footer"/>
+    </w:pPr>
+  </w:p>
+</w:ftr>
+</file>
+
 <file path=word/footnotes.xml><?xml version="1.0" encoding="utf-8"?>
-<w:footnotes xmlns:wpc="http://schemas.microsoft.com/office/word/2010/wordprocessingCanvas" xmlns:cx="http://schemas.microsoft.com/office/drawing/2014/chartex" xmlns:cx1="http://schemas.microsoft.com/office/drawing/2015/9/8/chartex" xmlns:cx2="http://schemas.microsoft.com/office/drawing/2015/10/21/chartex" xmlns:cx3="http://schemas.microsoft.com/office/drawing/2016/5/9/chartex" xmlns:cx4="http://schemas.microsoft.com/office/drawing/2016/5/10/chartex" xmlns:cx5="http://schemas.microsoft.com/office/drawing/2016/5/11/chartex" xmlns:cx6="http://schemas.microsoft.com/office/drawing/2016/5/12/chartex" xmlns:cx7="http://schemas.microsoft.com/office/drawing/2016/5/13/chartex" xmlns:cx8="http://schemas.microsoft.com/office/drawing/2016/5/14/chartex" xmlns:mc="http://schemas.openxmlformats.org/markup-compatibility/2006" xmlns:aink="http://schemas.microsoft.com/office/drawing/2016/ink" xmlns:am3d="http://schemas.microsoft.com/office/drawing/2017/model3d" xmlns:o="urn:schemas-microsoft-com:office:office" xmlns:oel="http://schemas.microsoft.com/office/2019/extlst" xmlns:r="http://schemas.openxmlformats.org/officeDocument/2006/relationships" xmlns:m="http://schemas.openxmlformats.org/officeDocument/2006/math" xmlns:v="urn:schemas-microsoft-com:vml" xmlns:wp14="http://schemas.microsoft.com/office/word/2010/wordprocessingDrawing" xmlns:wp="http://schemas.openxmlformats.org/drawingml/2006/wordprocessingDrawing" xmlns:w10="urn:schemas-microsoft-com:office:word" xmlns:w="http://schemas.openxmlformats.org/wordprocessingml/2006/main" xmlns:w14="http://schemas.microsoft.com/office/word/2010/wordml" xmlns:w15="http://schemas.microsoft.com/office/word/2012/wordml" xmlns:w16cex="http://schemas.microsoft.com/office/word/2018/wordml/cex" xmlns:w16cid="http://schemas.microsoft.com/office/word/2016/wordml/cid" xmlns:w16="http://schemas.microsoft.com/office/word/2018/wordml" xmlns:w16sdtdh="http://schemas.microsoft.com/office/word/2020/wordml/sdtdatahash" xmlns:w16se="http://schemas.microsoft.com/office/word/2015/wordml/symex" xmlns:wpg="http://schemas.microsoft.com/office/word/2010/wordprocessingGroup" xmlns:wpi="http://schemas.microsoft.com/office/word/2010/wordprocessingInk" xmlns:wne="http://schemas.microsoft.com/office/word/2006/wordml" xmlns:wps="http://schemas.microsoft.com/office/word/2010/wordprocessingShape" mc:Ignorable="w14 w15 w16se w16cid w16 w16cex w16sdtdh wp14">
+<w:footnotes xmlns:wpc="http://schemas.microsoft.com/office/word/2010/wordprocessingCanvas" xmlns:cx="http://schemas.microsoft.com/office/drawing/2014/chartex" xmlns:cx1="http://schemas.microsoft.com/office/drawing/2015/9/8/chartex" xmlns:cx2="http://schemas.microsoft.com/office/drawing/2015/10/21/chartex" xmlns:cx3="http://schemas.microsoft.com/office/drawing/2016/5/9/chartex" xmlns:cx4="http://schemas.microsoft.com/office/drawing/2016/5/10/chartex" xmlns:cx5="http://schemas.microsoft.com/office/drawing/2016/5/11/chartex" xmlns:cx6="http://schemas.microsoft.com/office/drawing/2016/5/12/chartex" xmlns:cx7="http://schemas.microsoft.com/office/drawing/2016/5/13/chartex" xmlns:cx8="http://schemas.microsoft.com/office/drawing/2016/5/14/chartex" xmlns:mc="http://schemas.openxmlformats.org/markup-compatibility/2006" xmlns:aink="http://schemas.microsoft.com/office/drawing/2016/ink" xmlns:am3d="http://schemas.microsoft.com/office/drawing/2017/model3d" xmlns:o="urn:schemas-microsoft-com:office:office" xmlns:oel="http://schemas.microsoft.com/office/2019/extlst" xmlns:r="http://schemas.openxmlformats.org/officeDocument/2006/relationships" xmlns:m="http://schemas.openxmlformats.org/officeDocument/2006/math" xmlns:v="urn:schemas-microsoft-com:vml" xmlns:wp14="http://schemas.microsoft.com/office/word/2010/wordprocessingDrawing" xmlns:wp="http://schemas.openxmlformats.org/drawingml/2006/wordprocessingDrawing" xmlns:w10="urn:schemas-microsoft-com:office:word" xmlns:w="http://schemas.openxmlformats.org/wordprocessingml/2006/main" xmlns:w14="http://schemas.microsoft.com/office/word/2010/wordml" xmlns:w15="http://schemas.microsoft.com/office/word/2012/wordml" xmlns:w16cex="http://schemas.microsoft.com/office/word/2018/wordml/cex" xmlns:w16cid="http://schemas.microsoft.com/office/word/2016/wordml/cid" xmlns:w16="http://schemas.microsoft.com/office/word/2018/wordml" xmlns:w16du="http://schemas.microsoft.com/office/word/2023/wordml/word16du" xmlns:w16sdtdh="http://schemas.microsoft.com/office/word/2020/wordml/sdtdatahash" xmlns:w16sdtfl="http://schemas.microsoft.com/office/word/2024/wordml/sdtformatlock" xmlns:w16se="http://schemas.microsoft.com/office/word/2015/wordml/symex" xmlns:wpg="http://schemas.microsoft.com/office/word/2010/wordprocessingGroup" xmlns:wpi="http://schemas.microsoft.com/office/word/2010/wordprocessingInk" xmlns:wne="http://schemas.microsoft.com/office/word/2006/wordml" xmlns:wps="http://schemas.microsoft.com/office/word/2010/wordprocessingShape" mc:Ignorable="w14 w15 w16se w16cid w16 w16cex w16sdtdh w16sdtfl w16du wp14">
   <w:footnote w:type="separator" w:id="-1">
     <w:p>
       <w:pPr>
@@ -3580,34 +3962,44 @@
 </file>
 
 <file path=word/header1.xml><?xml version="1.0" encoding="utf-8"?>
-<w:hdr xmlns:wpc="http://schemas.microsoft.com/office/word/2010/wordprocessingCanvas" xmlns:cx="http://schemas.microsoft.com/office/drawing/2014/chartex" xmlns:cx1="http://schemas.microsoft.com/office/drawing/2015/9/8/chartex" xmlns:cx2="http://schemas.microsoft.com/office/drawing/2015/10/21/chartex" xmlns:cx3="http://schemas.microsoft.com/office/drawing/2016/5/9/chartex" xmlns:cx4="http://schemas.microsoft.com/office/drawing/2016/5/10/chartex" xmlns:cx5="http://schemas.microsoft.com/office/drawing/2016/5/11/chartex" xmlns:cx6="http://schemas.microsoft.com/office/drawing/2016/5/12/chartex" xmlns:cx7="http://schemas.microsoft.com/office/drawing/2016/5/13/chartex" xmlns:cx8="http://schemas.microsoft.com/office/drawing/2016/5/14/chartex" xmlns:mc="http://schemas.openxmlformats.org/markup-compatibility/2006" xmlns:aink="http://schemas.microsoft.com/office/drawing/2016/ink" xmlns:am3d="http://schemas.microsoft.com/office/drawing/2017/model3d" xmlns:o="urn:schemas-microsoft-com:office:office" xmlns:oel="http://schemas.microsoft.com/office/2019/extlst" xmlns:r="http://schemas.openxmlformats.org/officeDocument/2006/relationships" xmlns:m="http://schemas.openxmlformats.org/officeDocument/2006/math" xmlns:v="urn:schemas-microsoft-com:vml" xmlns:wp14="http://schemas.microsoft.com/office/word/2010/wordprocessingDrawing" xmlns:wp="http://schemas.openxmlformats.org/drawingml/2006/wordprocessingDrawing" xmlns:w10="urn:schemas-microsoft-com:office:word" xmlns:w="http://schemas.openxmlformats.org/wordprocessingml/2006/main" xmlns:w14="http://schemas.microsoft.com/office/word/2010/wordml" xmlns:w15="http://schemas.microsoft.com/office/word/2012/wordml" xmlns:w16cex="http://schemas.microsoft.com/office/word/2018/wordml/cex" xmlns:w16cid="http://schemas.microsoft.com/office/word/2016/wordml/cid" xmlns:w16="http://schemas.microsoft.com/office/word/2018/wordml" xmlns:w16sdtdh="http://schemas.microsoft.com/office/word/2020/wordml/sdtdatahash" xmlns:w16se="http://schemas.microsoft.com/office/word/2015/wordml/symex" xmlns:wpg="http://schemas.microsoft.com/office/word/2010/wordprocessingGroup" xmlns:wpi="http://schemas.microsoft.com/office/word/2010/wordprocessingInk" xmlns:wne="http://schemas.microsoft.com/office/word/2006/wordml" xmlns:wps="http://schemas.microsoft.com/office/word/2010/wordprocessingShape" mc:Ignorable="w14 w15 w16se w16cid w16 w16cex w16sdtdh wp14">
-  <w:sdt>
-    <w:sdtPr>
-      <w:id w:val="-222301809"/>
-      <w:docPartObj>
-        <w:docPartGallery w:val="Page Numbers (Top of Page)"/>
-        <w:docPartUnique/>
-      </w:docPartObj>
-    </w:sdtPr>
-    <w:sdtEndPr>
+<w:hdr xmlns:wpc="http://schemas.microsoft.com/office/word/2010/wordprocessingCanvas" xmlns:cx="http://schemas.microsoft.com/office/drawing/2014/chartex" xmlns:cx1="http://schemas.microsoft.com/office/drawing/2015/9/8/chartex" xmlns:cx2="http://schemas.microsoft.com/office/drawing/2015/10/21/chartex" xmlns:cx3="http://schemas.microsoft.com/office/drawing/2016/5/9/chartex" xmlns:cx4="http://schemas.microsoft.com/office/drawing/2016/5/10/chartex" xmlns:cx5="http://schemas.microsoft.com/office/drawing/2016/5/11/chartex" xmlns:cx6="http://schemas.microsoft.com/office/drawing/2016/5/12/chartex" xmlns:cx7="http://schemas.microsoft.com/office/drawing/2016/5/13/chartex" xmlns:cx8="http://schemas.microsoft.com/office/drawing/2016/5/14/chartex" xmlns:mc="http://schemas.openxmlformats.org/markup-compatibility/2006" xmlns:aink="http://schemas.microsoft.com/office/drawing/2016/ink" xmlns:am3d="http://schemas.microsoft.com/office/drawing/2017/model3d" xmlns:o="urn:schemas-microsoft-com:office:office" xmlns:oel="http://schemas.microsoft.com/office/2019/extlst" xmlns:r="http://schemas.openxmlformats.org/officeDocument/2006/relationships" xmlns:m="http://schemas.openxmlformats.org/officeDocument/2006/math" xmlns:v="urn:schemas-microsoft-com:vml" xmlns:wp14="http://schemas.microsoft.com/office/word/2010/wordprocessingDrawing" xmlns:wp="http://schemas.openxmlformats.org/drawingml/2006/wordprocessingDrawing" xmlns:w10="urn:schemas-microsoft-com:office:word" xmlns:w="http://schemas.openxmlformats.org/wordprocessingml/2006/main" xmlns:w14="http://schemas.microsoft.com/office/word/2010/wordml" xmlns:w15="http://schemas.microsoft.com/office/word/2012/wordml" xmlns:w16cex="http://schemas.microsoft.com/office/word/2018/wordml/cex" xmlns:w16cid="http://schemas.microsoft.com/office/word/2016/wordml/cid" xmlns:w16="http://schemas.microsoft.com/office/word/2018/wordml" xmlns:w16du="http://schemas.microsoft.com/office/word/2023/wordml/word16du" xmlns:w16sdtdh="http://schemas.microsoft.com/office/word/2020/wordml/sdtdatahash" xmlns:w16sdtfl="http://schemas.microsoft.com/office/word/2024/wordml/sdtformatlock" xmlns:w16se="http://schemas.microsoft.com/office/word/2015/wordml/symex" xmlns:wpg="http://schemas.microsoft.com/office/word/2010/wordprocessingGroup" xmlns:wpi="http://schemas.microsoft.com/office/word/2010/wordprocessingInk" xmlns:wne="http://schemas.microsoft.com/office/word/2006/wordml" xmlns:wps="http://schemas.microsoft.com/office/word/2010/wordprocessingShape" mc:Ignorable="w14 w15 w16se w16cid w16 w16cex w16sdtdh w16sdtfl w16du wp14">
+  <w:p>
+    <w:pPr>
+      <w:pStyle w:val="Header"/>
+    </w:pPr>
+  </w:p>
+</w:hdr>
+</file>
+
+<file path=word/header2.xml><?xml version="1.0" encoding="utf-8"?>
+<w:hdr xmlns:wpc="http://schemas.microsoft.com/office/word/2010/wordprocessingCanvas" xmlns:cx="http://schemas.microsoft.com/office/drawing/2014/chartex" xmlns:cx1="http://schemas.microsoft.com/office/drawing/2015/9/8/chartex" xmlns:cx2="http://schemas.microsoft.com/office/drawing/2015/10/21/chartex" xmlns:cx3="http://schemas.microsoft.com/office/drawing/2016/5/9/chartex" xmlns:cx4="http://schemas.microsoft.com/office/drawing/2016/5/10/chartex" xmlns:cx5="http://schemas.microsoft.com/office/drawing/2016/5/11/chartex" xmlns:cx6="http://schemas.microsoft.com/office/drawing/2016/5/12/chartex" xmlns:cx7="http://schemas.microsoft.com/office/drawing/2016/5/13/chartex" xmlns:cx8="http://schemas.microsoft.com/office/drawing/2016/5/14/chartex" xmlns:mc="http://schemas.openxmlformats.org/markup-compatibility/2006" xmlns:aink="http://schemas.microsoft.com/office/drawing/2016/ink" xmlns:am3d="http://schemas.microsoft.com/office/drawing/2017/model3d" xmlns:o="urn:schemas-microsoft-com:office:office" xmlns:oel="http://schemas.microsoft.com/office/2019/extlst" xmlns:r="http://schemas.openxmlformats.org/officeDocument/2006/relationships" xmlns:m="http://schemas.openxmlformats.org/officeDocument/2006/math" xmlns:v="urn:schemas-microsoft-com:vml" xmlns:wp14="http://schemas.microsoft.com/office/word/2010/wordprocessingDrawing" xmlns:wp="http://schemas.openxmlformats.org/drawingml/2006/wordprocessingDrawing" xmlns:w10="urn:schemas-microsoft-com:office:word" xmlns:w="http://schemas.openxmlformats.org/wordprocessingml/2006/main" xmlns:w14="http://schemas.microsoft.com/office/word/2010/wordml" xmlns:w15="http://schemas.microsoft.com/office/word/2012/wordml" xmlns:w16cex="http://schemas.microsoft.com/office/word/2018/wordml/cex" xmlns:w16cid="http://schemas.microsoft.com/office/word/2016/wordml/cid" xmlns:w16="http://schemas.microsoft.com/office/word/2018/wordml" xmlns:w16du="http://schemas.microsoft.com/office/word/2023/wordml/word16du" xmlns:w16sdtdh="http://schemas.microsoft.com/office/word/2020/wordml/sdtdatahash" xmlns:w16sdtfl="http://schemas.microsoft.com/office/word/2024/wordml/sdtformatlock" xmlns:w16se="http://schemas.microsoft.com/office/word/2015/wordml/symex" xmlns:wpg="http://schemas.microsoft.com/office/word/2010/wordprocessingGroup" xmlns:wpi="http://schemas.microsoft.com/office/word/2010/wordprocessingInk" xmlns:wne="http://schemas.microsoft.com/office/word/2006/wordml" xmlns:wps="http://schemas.microsoft.com/office/word/2010/wordprocessingShape" mc:Ignorable="w14 w15 w16se w16cid w16 w16cex w16sdtdh w16sdtfl w16du wp14">
+  <w:p>
+    <w:pPr>
+      <w:pStyle w:val="Header"/>
+      <w:jc w:val="center"/>
       <w:rPr>
         <w:rFonts w:ascii="TH SarabunPSK" w:hAnsi="TH SarabunPSK" w:cs="TH SarabunPSK"/>
-        <w:noProof/>
         <w:sz w:val="32"/>
         <w:szCs w:val="32"/>
       </w:rPr>
-    </w:sdtEndPr>
-    <w:sdtContent>
-      <w:p>
-        <w:pPr>
-          <w:pStyle w:val="Header"/>
-          <w:jc w:val="center"/>
-          <w:rPr>
-            <w:rFonts w:ascii="TH SarabunPSK" w:hAnsi="TH SarabunPSK" w:cs="TH SarabunPSK"/>
-            <w:sz w:val="32"/>
-            <w:szCs w:val="32"/>
-          </w:rPr>
-        </w:pPr>
+    </w:pPr>
+    <w:sdt>
+      <w:sdtPr>
+        <w:id w:val="-222301809"/>
+        <w:docPartObj>
+          <w:docPartGallery w:val="Page Numbers (Top of Page)"/>
+          <w:docPartUnique/>
+        </w:docPartObj>
+      </w:sdtPr>
+      <w:sdtEndPr>
+        <w:rPr>
+          <w:rFonts w:ascii="TH SarabunPSK" w:hAnsi="TH SarabunPSK" w:cs="TH SarabunPSK"/>
+          <w:noProof/>
+          <w:sz w:val="32"/>
+          <w:szCs w:val="32"/>
+        </w:rPr>
+      </w:sdtEndPr>
+      <w:sdtContent>
         <w:r>
           <w:rPr>
             <w:rFonts w:ascii="TH SarabunPSK" w:hAnsi="TH SarabunPSK" w:cs="TH SarabunPSK"/>
@@ -3650,9 +4042,19 @@
           </w:rPr>
           <w:fldChar w:fldCharType="end"/>
         </w:r>
-      </w:p>
-    </w:sdtContent>
-  </w:sdt>
+      </w:sdtContent>
+    </w:sdt>
+  </w:p>
+  <w:p>
+    <w:pPr>
+      <w:pStyle w:val="Header"/>
+    </w:pPr>
+  </w:p>
+</w:hdr>
+</file>
+
+<file path=word/header3.xml><?xml version="1.0" encoding="utf-8"?>
+<w:hdr xmlns:wpc="http://schemas.microsoft.com/office/word/2010/wordprocessingCanvas" xmlns:cx="http://schemas.microsoft.com/office/drawing/2014/chartex" xmlns:cx1="http://schemas.microsoft.com/office/drawing/2015/9/8/chartex" xmlns:cx2="http://schemas.microsoft.com/office/drawing/2015/10/21/chartex" xmlns:cx3="http://schemas.microsoft.com/office/drawing/2016/5/9/chartex" xmlns:cx4="http://schemas.microsoft.com/office/drawing/2016/5/10/chartex" xmlns:cx5="http://schemas.microsoft.com/office/drawing/2016/5/11/chartex" xmlns:cx6="http://schemas.microsoft.com/office/drawing/2016/5/12/chartex" xmlns:cx7="http://schemas.microsoft.com/office/drawing/2016/5/13/chartex" xmlns:cx8="http://schemas.microsoft.com/office/drawing/2016/5/14/chartex" xmlns:mc="http://schemas.openxmlformats.org/markup-compatibility/2006" xmlns:aink="http://schemas.microsoft.com/office/drawing/2016/ink" xmlns:am3d="http://schemas.microsoft.com/office/drawing/2017/model3d" xmlns:o="urn:schemas-microsoft-com:office:office" xmlns:oel="http://schemas.microsoft.com/office/2019/extlst" xmlns:r="http://schemas.openxmlformats.org/officeDocument/2006/relationships" xmlns:m="http://schemas.openxmlformats.org/officeDocument/2006/math" xmlns:v="urn:schemas-microsoft-com:vml" xmlns:wp14="http://schemas.microsoft.com/office/word/2010/wordprocessingDrawing" xmlns:wp="http://schemas.openxmlformats.org/drawingml/2006/wordprocessingDrawing" xmlns:w10="urn:schemas-microsoft-com:office:word" xmlns:w="http://schemas.openxmlformats.org/wordprocessingml/2006/main" xmlns:w14="http://schemas.microsoft.com/office/word/2010/wordml" xmlns:w15="http://schemas.microsoft.com/office/word/2012/wordml" xmlns:w16cex="http://schemas.microsoft.com/office/word/2018/wordml/cex" xmlns:w16cid="http://schemas.microsoft.com/office/word/2016/wordml/cid" xmlns:w16="http://schemas.microsoft.com/office/word/2018/wordml" xmlns:w16du="http://schemas.microsoft.com/office/word/2023/wordml/word16du" xmlns:w16sdtdh="http://schemas.microsoft.com/office/word/2020/wordml/sdtdatahash" xmlns:w16sdtfl="http://schemas.microsoft.com/office/word/2024/wordml/sdtformatlock" xmlns:w16se="http://schemas.microsoft.com/office/word/2015/wordml/symex" xmlns:wpg="http://schemas.microsoft.com/office/word/2010/wordprocessingGroup" xmlns:wpi="http://schemas.microsoft.com/office/word/2010/wordprocessingInk" xmlns:wne="http://schemas.microsoft.com/office/word/2006/wordml" xmlns:wps="http://schemas.microsoft.com/office/word/2010/wordprocessingShape" mc:Ignorable="w14 w15 w16se w16cid w16 w16cex w16sdtdh w16sdtfl w16du wp14">
   <w:p>
     <w:pPr>
       <w:pStyle w:val="Header"/>
@@ -3662,7 +4064,7 @@
 </file>
 
 <file path=word/numbering.xml><?xml version="1.0" encoding="utf-8"?>
-<w:numbering xmlns:wpc="http://schemas.microsoft.com/office/word/2010/wordprocessingCanvas" xmlns:cx="http://schemas.microsoft.com/office/drawing/2014/chartex" xmlns:cx1="http://schemas.microsoft.com/office/drawing/2015/9/8/chartex" xmlns:cx2="http://schemas.microsoft.com/office/drawing/2015/10/21/chartex" xmlns:cx3="http://schemas.microsoft.com/office/drawing/2016/5/9/chartex" xmlns:cx4="http://schemas.microsoft.com/office/drawing/2016/5/10/chartex" xmlns:cx5="http://schemas.microsoft.com/office/drawing/2016/5/11/chartex" xmlns:cx6="http://schemas.microsoft.com/office/drawing/2016/5/12/chartex" xmlns:cx7="http://schemas.microsoft.com/office/drawing/2016/5/13/chartex" xmlns:cx8="http://schemas.microsoft.com/office/drawing/2016/5/14/chartex" xmlns:mc="http://schemas.openxmlformats.org/markup-compatibility/2006" xmlns:aink="http://schemas.microsoft.com/office/drawing/2016/ink" xmlns:am3d="http://schemas.microsoft.com/office/drawing/2017/model3d" xmlns:o="urn:schemas-microsoft-com:office:office" xmlns:oel="http://schemas.microsoft.com/office/2019/extlst" xmlns:r="http://schemas.openxmlformats.org/officeDocument/2006/relationships" xmlns:m="http://schemas.openxmlformats.org/officeDocument/2006/math" xmlns:v="urn:schemas-microsoft-com:vml" xmlns:wp14="http://schemas.microsoft.com/office/word/2010/wordprocessingDrawing" xmlns:wp="http://schemas.openxmlformats.org/drawingml/2006/wordprocessingDrawing" xmlns:w10="urn:schemas-microsoft-com:office:word" xmlns:w="http://schemas.openxmlformats.org/wordprocessingml/2006/main" xmlns:w14="http://schemas.microsoft.com/office/word/2010/wordml" xmlns:w15="http://schemas.microsoft.com/office/word/2012/wordml" xmlns:w16cex="http://schemas.microsoft.com/office/word/2018/wordml/cex" xmlns:w16cid="http://schemas.microsoft.com/office/word/2016/wordml/cid" xmlns:w16="http://schemas.microsoft.com/office/word/2018/wordml" xmlns:w16sdtdh="http://schemas.microsoft.com/office/word/2020/wordml/sdtdatahash" xmlns:w16se="http://schemas.microsoft.com/office/word/2015/wordml/symex" xmlns:wpg="http://schemas.microsoft.com/office/word/2010/wordprocessingGroup" xmlns:wpi="http://schemas.microsoft.com/office/word/2010/wordprocessingInk" xmlns:wne="http://schemas.microsoft.com/office/word/2006/wordml" xmlns:wps="http://schemas.microsoft.com/office/word/2010/wordprocessingShape" mc:Ignorable="w14 w15 w16se w16cid w16 w16cex w16sdtdh wp14">
+<w:numbering xmlns:wpc="http://schemas.microsoft.com/office/word/2010/wordprocessingCanvas" xmlns:cx="http://schemas.microsoft.com/office/drawing/2014/chartex" xmlns:cx1="http://schemas.microsoft.com/office/drawing/2015/9/8/chartex" xmlns:cx2="http://schemas.microsoft.com/office/drawing/2015/10/21/chartex" xmlns:cx3="http://schemas.microsoft.com/office/drawing/2016/5/9/chartex" xmlns:cx4="http://schemas.microsoft.com/office/drawing/2016/5/10/chartex" xmlns:cx5="http://schemas.microsoft.com/office/drawing/2016/5/11/chartex" xmlns:cx6="http://schemas.microsoft.com/office/drawing/2016/5/12/chartex" xmlns:cx7="http://schemas.microsoft.com/office/drawing/2016/5/13/chartex" xmlns:cx8="http://schemas.microsoft.com/office/drawing/2016/5/14/chartex" xmlns:mc="http://schemas.openxmlformats.org/markup-compatibility/2006" xmlns:aink="http://schemas.microsoft.com/office/drawing/2016/ink" xmlns:am3d="http://schemas.microsoft.com/office/drawing/2017/model3d" xmlns:o="urn:schemas-microsoft-com:office:office" xmlns:oel="http://schemas.microsoft.com/office/2019/extlst" xmlns:r="http://schemas.openxmlformats.org/officeDocument/2006/relationships" xmlns:m="http://schemas.openxmlformats.org/officeDocument/2006/math" xmlns:v="urn:schemas-microsoft-com:vml" xmlns:wp14="http://schemas.microsoft.com/office/word/2010/wordprocessingDrawing" xmlns:wp="http://schemas.openxmlformats.org/drawingml/2006/wordprocessingDrawing" xmlns:w10="urn:schemas-microsoft-com:office:word" xmlns:w="http://schemas.openxmlformats.org/wordprocessingml/2006/main" xmlns:w14="http://schemas.microsoft.com/office/word/2010/wordml" xmlns:w15="http://schemas.microsoft.com/office/word/2012/wordml" xmlns:w16cex="http://schemas.microsoft.com/office/word/2018/wordml/cex" xmlns:w16cid="http://schemas.microsoft.com/office/word/2016/wordml/cid" xmlns:w16="http://schemas.microsoft.com/office/word/2018/wordml" xmlns:w16du="http://schemas.microsoft.com/office/word/2023/wordml/word16du" xmlns:w16sdtdh="http://schemas.microsoft.com/office/word/2020/wordml/sdtdatahash" xmlns:w16sdtfl="http://schemas.microsoft.com/office/word/2024/wordml/sdtformatlock" xmlns:w16se="http://schemas.microsoft.com/office/word/2015/wordml/symex" xmlns:wpg="http://schemas.microsoft.com/office/word/2010/wordprocessingGroup" xmlns:wpi="http://schemas.microsoft.com/office/word/2010/wordprocessingInk" xmlns:wne="http://schemas.microsoft.com/office/word/2006/wordml" xmlns:wps="http://schemas.microsoft.com/office/word/2010/wordprocessingShape" mc:Ignorable="w14 w15 w16se w16cid w16 w16cex w16sdtdh w16sdtfl w16du wp14">
   <w:abstractNum w:abstractNumId="0" w15:restartNumberingAfterBreak="0">
     <w:nsid w:val="050A7406"/>
     <w:multiLevelType w:val="hybridMultilevel"/>
@@ -3991,7 +4393,7 @@
 </file>
 
 <file path=word/styles.xml><?xml version="1.0" encoding="utf-8"?>
-<w:styles xmlns:mc="http://schemas.openxmlformats.org/markup-compatibility/2006" xmlns:r="http://schemas.openxmlformats.org/officeDocument/2006/relationships" xmlns:w="http://schemas.openxmlformats.org/wordprocessingml/2006/main" xmlns:w14="http://schemas.microsoft.com/office/word/2010/wordml" xmlns:w15="http://schemas.microsoft.com/office/word/2012/wordml" xmlns:w16cex="http://schemas.microsoft.com/office/word/2018/wordml/cex" xmlns:w16cid="http://schemas.microsoft.com/office/word/2016/wordml/cid" xmlns:w16="http://schemas.microsoft.com/office/word/2018/wordml" xmlns:w16sdtdh="http://schemas.microsoft.com/office/word/2020/wordml/sdtdatahash" xmlns:w16se="http://schemas.microsoft.com/office/word/2015/wordml/symex" mc:Ignorable="w14 w15 w16se w16cid w16 w16cex w16sdtdh">
+<w:styles xmlns:mc="http://schemas.openxmlformats.org/markup-compatibility/2006" xmlns:r="http://schemas.openxmlformats.org/officeDocument/2006/relationships" xmlns:w="http://schemas.openxmlformats.org/wordprocessingml/2006/main" xmlns:w14="http://schemas.microsoft.com/office/word/2010/wordml" xmlns:w15="http://schemas.microsoft.com/office/word/2012/wordml" xmlns:w16cex="http://schemas.microsoft.com/office/word/2018/wordml/cex" xmlns:w16cid="http://schemas.microsoft.com/office/word/2016/wordml/cid" xmlns:w16="http://schemas.microsoft.com/office/word/2018/wordml" xmlns:w16du="http://schemas.microsoft.com/office/word/2023/wordml/word16du" xmlns:w16sdtdh="http://schemas.microsoft.com/office/word/2020/wordml/sdtdatahash" xmlns:w16sdtfl="http://schemas.microsoft.com/office/word/2024/wordml/sdtformatlock" xmlns:w16se="http://schemas.microsoft.com/office/word/2015/wordml/symex" mc:Ignorable="w14 w15 w16se w16cid w16 w16cex w16sdtdh w16sdtfl w16du">
   <w:docDefaults>
     <w:rPrDefault>
       <w:rPr>
@@ -5449,24 +5851,8 @@
 </file>
 
 <file path=customXml/item1.xml><?xml version="1.0" encoding="utf-8"?>
-<b:Sources xmlns:b="http://schemas.openxmlformats.org/officeDocument/2006/bibliography" xmlns="http://schemas.openxmlformats.org/officeDocument/2006/bibliography" SelectedStyle="\APASixthEditionOfficeOnline.xsl" StyleName="APA" Version="6"/>
-</file>
-
-<file path=customXml/item2.xml><?xml version="1.0" encoding="utf-8"?>
-<p:properties xmlns:p="http://schemas.microsoft.com/office/2006/metadata/properties" xmlns:xsi="http://www.w3.org/2001/XMLSchema-instance" xmlns:pc="http://schemas.microsoft.com/office/infopath/2007/PartnerControls">
-  <documentManagement>
-    <_ip_UnifiedCompliancePolicyUIAction xmlns="http://schemas.microsoft.com/sharepoint/v3" xsi:nil="true"/>
-    <_ip_UnifiedCompliancePolicyProperties xmlns="http://schemas.microsoft.com/sharepoint/v3" xsi:nil="true"/>
-    <lcf76f155ced4ddcb4097134ff3c332f xmlns="7fe94300-ae1f-432c-a0c7-c92276cd6b11">
-      <Terms xmlns="http://schemas.microsoft.com/office/infopath/2007/PartnerControls"/>
-    </lcf76f155ced4ddcb4097134ff3c332f>
-  </documentManagement>
-</p:properties>
-</file>
-
-<file path=customXml/item3.xml><?xml version="1.0" encoding="utf-8"?>
-<ct:contentTypeSchema xmlns:ct="http://schemas.microsoft.com/office/2006/metadata/contentType" xmlns:ma="http://schemas.microsoft.com/office/2006/metadata/properties/metaAttributes" ct:_="" ma:_="" ma:contentTypeName="เอกสาร" ma:contentTypeID="0x0101004BD510331387CA4882261A26C07E9FC6" ma:contentTypeVersion="11" ma:contentTypeDescription="สร้างเอกสารใหม่" ma:contentTypeScope="" ma:versionID="d734f059ba72d6bf886bce3555013d73">
-  <xsd:schema xmlns:xsd="http://www.w3.org/2001/XMLSchema" xmlns:xs="http://www.w3.org/2001/XMLSchema" xmlns:p="http://schemas.microsoft.com/office/2006/metadata/properties" xmlns:ns1="http://schemas.microsoft.com/sharepoint/v3" xmlns:ns2="7fe94300-ae1f-432c-a0c7-c92276cd6b11" targetNamespace="http://schemas.microsoft.com/office/2006/metadata/properties" ma:root="true" ma:fieldsID="fb208d7008d67af06cb0a39599666b2d" ns1:_="" ns2:_="">
+<ct:contentTypeSchema xmlns:ct="http://schemas.microsoft.com/office/2006/metadata/contentType" xmlns:ma="http://schemas.microsoft.com/office/2006/metadata/properties/metaAttributes" ct:_="" ma:_="" ma:contentTypeName="Document" ma:contentTypeID="0x0101004BD510331387CA4882261A26C07E9FC6" ma:contentTypeVersion="11" ma:contentTypeDescription="Create a new document." ma:contentTypeScope="" ma:versionID="1943df76117f3afec0c5c5195bd08355">
+  <xsd:schema xmlns:xsd="http://www.w3.org/2001/XMLSchema" xmlns:xs="http://www.w3.org/2001/XMLSchema" xmlns:p="http://schemas.microsoft.com/office/2006/metadata/properties" xmlns:ns1="http://schemas.microsoft.com/sharepoint/v3" xmlns:ns2="7fe94300-ae1f-432c-a0c7-c92276cd6b11" targetNamespace="http://schemas.microsoft.com/office/2006/metadata/properties" ma:root="true" ma:fieldsID="555aa729886cb534cd210f418167216b" ns1:_="" ns2:_="">
     <xsd:import namespace="http://schemas.microsoft.com/sharepoint/v3"/>
     <xsd:import namespace="7fe94300-ae1f-432c-a0c7-c92276cd6b11"/>
     <xsd:element name="properties">
@@ -5495,12 +5881,12 @@
   <xsd:schema xmlns:xsd="http://www.w3.org/2001/XMLSchema" xmlns:xs="http://www.w3.org/2001/XMLSchema" xmlns:dms="http://schemas.microsoft.com/office/2006/documentManagement/types" xmlns:pc="http://schemas.microsoft.com/office/infopath/2007/PartnerControls" targetNamespace="http://schemas.microsoft.com/sharepoint/v3" elementFormDefault="qualified">
     <xsd:import namespace="http://schemas.microsoft.com/office/2006/documentManagement/types"/>
     <xsd:import namespace="http://schemas.microsoft.com/office/infopath/2007/PartnerControls"/>
-    <xsd:element name="_ip_UnifiedCompliancePolicyProperties" ma:index="8" nillable="true" ma:displayName="คุณสมบัตินโยบายการปฏิบัติตามกฎระเบียบแบบรวมเป็นหนึ่ง" ma:hidden="true" ma:internalName="_ip_UnifiedCompliancePolicyProperties">
+    <xsd:element name="_ip_UnifiedCompliancePolicyProperties" ma:index="8" nillable="true" ma:displayName="Unified Compliance Policy Properties" ma:hidden="true" ma:internalName="_ip_UnifiedCompliancePolicyProperties">
       <xsd:simpleType>
         <xsd:restriction base="dms:Note"/>
       </xsd:simpleType>
     </xsd:element>
-    <xsd:element name="_ip_UnifiedCompliancePolicyUIAction" ma:index="9" nillable="true" ma:displayName="การดำเนินการ UI นโยบายการปฏิบัติตามกฎระเบียบแบบรวมเป็นหนึ่ง" ma:hidden="true" ma:internalName="_ip_UnifiedCompliancePolicyUIAction">
+    <xsd:element name="_ip_UnifiedCompliancePolicyUIAction" ma:index="9" nillable="true" ma:displayName="Unified Compliance Policy UI Action" ma:hidden="true" ma:internalName="_ip_UnifiedCompliancePolicyUIAction">
       <xsd:simpleType>
         <xsd:restriction base="dms:Text"/>
       </xsd:simpleType>
@@ -5529,7 +5915,7 @@
         <xsd:restriction base="dms:Text"/>
       </xsd:simpleType>
     </xsd:element>
-    <xsd:element name="lcf76f155ced4ddcb4097134ff3c332f" ma:index="15" nillable="true" ma:taxonomy="true" ma:internalName="lcf76f155ced4ddcb4097134ff3c332f" ma:taxonomyFieldName="MediaServiceImageTags" ma:displayName="แท็กรูป" ma:readOnly="false" ma:fieldId="{5cf76f15-5ced-4ddc-b409-7134ff3c332f}" ma:taxonomyMulti="true" ma:sspId="3a87171d-ed18-4370-923b-7625d0838395" ma:termSetId="09814cd3-568e-fe90-9814-8d621ff8fb84" ma:anchorId="fba54fb3-c3e1-fe81-a776-ca4b69148c4d" ma:open="true" ma:isKeyword="false">
+    <xsd:element name="lcf76f155ced4ddcb4097134ff3c332f" ma:index="15" nillable="true" ma:taxonomy="true" ma:internalName="lcf76f155ced4ddcb4097134ff3c332f" ma:taxonomyFieldName="MediaServiceImageTags" ma:displayName="Image Tags" ma:readOnly="false" ma:fieldId="{5cf76f15-5ced-4ddc-b409-7134ff3c332f}" ma:taxonomyMulti="true" ma:sspId="3a87171d-ed18-4370-923b-7625d0838395" ma:termSetId="09814cd3-568e-fe90-9814-8d621ff8fb84" ma:anchorId="fba54fb3-c3e1-fe81-a776-ca4b69148c4d" ma:open="true" ma:isKeyword="false">
       <xsd:complexType>
         <xsd:sequence>
           <xsd:element ref="pc:Terms" minOccurs="0" maxOccurs="1"/>
@@ -5563,8 +5949,8 @@
         <xsd:element ref="dc:creator" minOccurs="0" maxOccurs="1"/>
         <xsd:element ref="dcterms:created" minOccurs="0" maxOccurs="1"/>
         <xsd:element ref="dc:identifier" minOccurs="0" maxOccurs="1"/>
-        <xsd:element name="contentType" minOccurs="0" maxOccurs="1" type="xsd:string" ma:index="0" ma:displayName="ชนิดเนื้อหา"/>
-        <xsd:element ref="dc:title" minOccurs="0" maxOccurs="1" ma:index="4" ma:displayName="ชื่อเรื่อง"/>
+        <xsd:element name="contentType" minOccurs="0" maxOccurs="1" type="xsd:string" ma:index="0" ma:displayName="Content Type"/>
+        <xsd:element ref="dc:title" minOccurs="0" maxOccurs="1" ma:index="4" ma:displayName="Title"/>
         <xsd:element ref="dc:subject" minOccurs="0" maxOccurs="1"/>
         <xsd:element ref="dc:description" minOccurs="0" maxOccurs="1"/>
         <xsd:element name="keywords" minOccurs="0" maxOccurs="1" type="xsd:string"/>
@@ -5653,7 +6039,7 @@
 </ct:contentTypeSchema>
 </file>
 
-<file path=customXml/item4.xml><?xml version="1.0" encoding="utf-8"?>
+<file path=customXml/item2.xml><?xml version="1.0" encoding="utf-8"?>
 <?mso-contentType ?>
 <FormTemplates xmlns="http://schemas.microsoft.com/sharepoint/v3/contenttype/forms">
   <Display>DocumentLibraryForm</Display>
@@ -5662,27 +6048,24 @@
 </FormTemplates>
 </file>
 
-<file path=customXml/itemProps1.xml><?xml version="1.0" encoding="utf-8"?>
-<ds:datastoreItem xmlns:ds="http://schemas.openxmlformats.org/officeDocument/2006/customXml" ds:itemID="{376F12BC-4729-4247-B4DF-BBCADFB47336}">
-  <ds:schemaRefs>
-    <ds:schemaRef ds:uri="http://schemas.openxmlformats.org/officeDocument/2006/bibliography"/>
-  </ds:schemaRefs>
-</ds:datastoreItem>
+<file path=customXml/item3.xml><?xml version="1.0" encoding="utf-8"?>
+<b:Sources xmlns:b="http://schemas.openxmlformats.org/officeDocument/2006/bibliography" xmlns="http://schemas.openxmlformats.org/officeDocument/2006/bibliography" SelectedStyle="\APASixthEditionOfficeOnline.xsl" StyleName="APA" Version="6"/>
 </file>
 
-<file path=customXml/itemProps2.xml><?xml version="1.0" encoding="utf-8"?>
-<ds:datastoreItem xmlns:ds="http://schemas.openxmlformats.org/officeDocument/2006/customXml" ds:itemID="{3B1B371B-6DC3-44F9-B750-4DBBC266D900}">
-  <ds:schemaRefs>
-    <ds:schemaRef ds:uri="http://schemas.microsoft.com/office/2006/metadata/properties"/>
-    <ds:schemaRef ds:uri="http://schemas.microsoft.com/office/infopath/2007/PartnerControls"/>
-    <ds:schemaRef ds:uri="http://schemas.microsoft.com/sharepoint/v3"/>
-    <ds:schemaRef ds:uri="7fe94300-ae1f-432c-a0c7-c92276cd6b11"/>
-  </ds:schemaRefs>
-</ds:datastoreItem>
+<file path=customXml/item4.xml><?xml version="1.0" encoding="utf-8"?>
+<p:properties xmlns:p="http://schemas.microsoft.com/office/2006/metadata/properties" xmlns:xsi="http://www.w3.org/2001/XMLSchema-instance" xmlns:pc="http://schemas.microsoft.com/office/infopath/2007/PartnerControls">
+  <documentManagement>
+    <_ip_UnifiedCompliancePolicyUIAction xmlns="http://schemas.microsoft.com/sharepoint/v3" xsi:nil="true"/>
+    <_ip_UnifiedCompliancePolicyProperties xmlns="http://schemas.microsoft.com/sharepoint/v3" xsi:nil="true"/>
+    <lcf76f155ced4ddcb4097134ff3c332f xmlns="7fe94300-ae1f-432c-a0c7-c92276cd6b11">
+      <Terms xmlns="http://schemas.microsoft.com/office/infopath/2007/PartnerControls"/>
+    </lcf76f155ced4ddcb4097134ff3c332f>
+  </documentManagement>
+</p:properties>
 </file>
 
-<file path=customXml/itemProps3.xml><?xml version="1.0" encoding="utf-8"?>
-<ds:datastoreItem xmlns:ds="http://schemas.openxmlformats.org/officeDocument/2006/customXml" ds:itemID="{8AFADC19-D7E7-4D8B-B173-AECCC8189605}">
+<file path=customXml/itemProps1.xml><?xml version="1.0" encoding="utf-8"?>
+<ds:datastoreItem xmlns:ds="http://schemas.openxmlformats.org/officeDocument/2006/customXml" ds:itemID="{87235E95-322F-4025-A5D5-D740B1531764}">
   <ds:schemaRefs>
     <ds:schemaRef ds:uri="http://schemas.microsoft.com/office/2006/metadata/contentType"/>
     <ds:schemaRef ds:uri="http://schemas.microsoft.com/office/2006/metadata/properties/metaAttributes"/>
@@ -5700,10 +6083,29 @@
 </ds:datastoreItem>
 </file>
 
-<file path=customXml/itemProps4.xml><?xml version="1.0" encoding="utf-8"?>
+<file path=customXml/itemProps2.xml><?xml version="1.0" encoding="utf-8"?>
 <ds:datastoreItem xmlns:ds="http://schemas.openxmlformats.org/officeDocument/2006/customXml" ds:itemID="{1ACCD1CC-0EC1-4B1F-93F5-AF4A231D01D5}">
   <ds:schemaRefs>
     <ds:schemaRef ds:uri="http://schemas.microsoft.com/sharepoint/v3/contenttype/forms"/>
+  </ds:schemaRefs>
+</ds:datastoreItem>
+</file>
+
+<file path=customXml/itemProps3.xml><?xml version="1.0" encoding="utf-8"?>
+<ds:datastoreItem xmlns:ds="http://schemas.openxmlformats.org/officeDocument/2006/customXml" ds:itemID="{376F12BC-4729-4247-B4DF-BBCADFB47336}">
+  <ds:schemaRefs>
+    <ds:schemaRef ds:uri="http://schemas.openxmlformats.org/officeDocument/2006/bibliography"/>
+  </ds:schemaRefs>
+</ds:datastoreItem>
+</file>
+
+<file path=customXml/itemProps4.xml><?xml version="1.0" encoding="utf-8"?>
+<ds:datastoreItem xmlns:ds="http://schemas.openxmlformats.org/officeDocument/2006/customXml" ds:itemID="{3B1B371B-6DC3-44F9-B750-4DBBC266D900}">
+  <ds:schemaRefs>
+    <ds:schemaRef ds:uri="http://schemas.microsoft.com/office/2006/metadata/properties"/>
+    <ds:schemaRef ds:uri="http://schemas.microsoft.com/office/infopath/2007/PartnerControls"/>
+    <ds:schemaRef ds:uri="http://schemas.microsoft.com/sharepoint/v3"/>
+    <ds:schemaRef ds:uri="7fe94300-ae1f-432c-a0c7-c92276cd6b11"/>
   </ds:schemaRefs>
 </ds:datastoreItem>
 </file>

--- a/backend/src/assets/legal-templates/A0.docx
+++ b/backend/src/assets/legal-templates/A0.docx
@@ -977,7 +977,7 @@
           <w:szCs w:val="32"/>
           <w:u w:val="dotted"/>
         </w:rPr>
-        <w:t>{{org_approver.firstName}}</w:t>
+        <w:t>{{org_approver.prefix}}{{org_approver.firstName}}</w:t>
       </w:r>
       <w:proofErr w:type="spellStart"/>
       <w:r>
@@ -3099,7 +3099,7 @@
                 <w:szCs w:val="32"/>
                 <w:u w:val="dotted"/>
               </w:rPr>
-              <w:t>{{org_approver.firstName}}</w:t>
+              <w:t>{{org_approver.prefix}}{{org_approver.firstName}}</w:t>
             </w:r>
             <w:proofErr w:type="spellStart"/>
             <w:r>

--- a/backend/src/assets/legal-templates/A0.docx
+++ b/backend/src/assets/legal-templates/A0.docx
@@ -977,7 +977,7 @@
           <w:szCs w:val="32"/>
           <w:u w:val="dotted"/>
         </w:rPr>
-        <w:t>{{org_approver.prefix}}{{org_approver.firstName}}</w:t>
+        <w:t>{{org_approver.prefix}} {{org_approver.firstName}}</w:t>
       </w:r>
       <w:proofErr w:type="spellStart"/>
       <w:r>
@@ -3099,7 +3099,7 @@
                 <w:szCs w:val="32"/>
                 <w:u w:val="dotted"/>
               </w:rPr>
-              <w:t>{{org_approver.prefix}}{{org_approver.firstName}}</w:t>
+              <w:t>{{org_approver.prefix}} {{org_approver.firstName}}</w:t>
             </w:r>
             <w:proofErr w:type="spellStart"/>
             <w:r>

--- a/backend/src/assets/legal-templates/A0.docx
+++ b/backend/src/assets/legal-templates/A0.docx
@@ -2223,7 +2223,7 @@
           <w:szCs w:val="32"/>
           <w:cs/>
         </w:rPr>
-        <w:t>ระบบ {{system.name}}</w:t>
+        <w:t>{{system.name}}</w:t>
       </w:r>
       <w:r>
         <w:rPr>

--- a/backend/src/assets/legal-templates/A0.docx
+++ b/backend/src/assets/legal-templates/A0.docx
@@ -1,6 +1,6 @@
 
 <file path=word/document.xml><?xml version="1.0" encoding="utf-8"?>
-<w:document xmlns:wpc="http://schemas.microsoft.com/office/word/2010/wordprocessingCanvas" xmlns:cx="http://schemas.microsoft.com/office/drawing/2014/chartex" xmlns:cx1="http://schemas.microsoft.com/office/drawing/2015/9/8/chartex" xmlns:cx2="http://schemas.microsoft.com/office/drawing/2015/10/21/chartex" xmlns:cx3="http://schemas.microsoft.com/office/drawing/2016/5/9/chartex" xmlns:cx4="http://schemas.microsoft.com/office/drawing/2016/5/10/chartex" xmlns:cx5="http://schemas.microsoft.com/office/drawing/2016/5/11/chartex" xmlns:cx6="http://schemas.microsoft.com/office/drawing/2016/5/12/chartex" xmlns:cx7="http://schemas.microsoft.com/office/drawing/2016/5/13/chartex" xmlns:cx8="http://schemas.microsoft.com/office/drawing/2016/5/14/chartex" xmlns:mc="http://schemas.openxmlformats.org/markup-compatibility/2006" xmlns:aink="http://schemas.microsoft.com/office/drawing/2016/ink" xmlns:am3d="http://schemas.microsoft.com/office/drawing/2017/model3d" xmlns:o="urn:schemas-microsoft-com:office:office" xmlns:oel="http://schemas.microsoft.com/office/2019/extlst" xmlns:r="http://schemas.openxmlformats.org/officeDocument/2006/relationships" xmlns:m="http://schemas.openxmlformats.org/officeDocument/2006/math" xmlns:v="urn:schemas-microsoft-com:vml" xmlns:wp14="http://schemas.microsoft.com/office/word/2010/wordprocessingDrawing" xmlns:wp="http://schemas.openxmlformats.org/drawingml/2006/wordprocessingDrawing" xmlns:w10="urn:schemas-microsoft-com:office:word" xmlns:w="http://schemas.openxmlformats.org/wordprocessingml/2006/main" xmlns:w14="http://schemas.microsoft.com/office/word/2010/wordml" xmlns:w15="http://schemas.microsoft.com/office/word/2012/wordml" xmlns:w16cex="http://schemas.microsoft.com/office/word/2018/wordml/cex" xmlns:w16cid="http://schemas.microsoft.com/office/word/2016/wordml/cid" xmlns:w16="http://schemas.microsoft.com/office/word/2018/wordml" xmlns:w16du="http://schemas.microsoft.com/office/word/2023/wordml/word16du" xmlns:w16sdtdh="http://schemas.microsoft.com/office/word/2020/wordml/sdtdatahash" xmlns:w16sdtfl="http://schemas.microsoft.com/office/word/2024/wordml/sdtformatlock" xmlns:w16se="http://schemas.microsoft.com/office/word/2015/wordml/symex" xmlns:wpg="http://schemas.microsoft.com/office/word/2010/wordprocessingGroup" xmlns:wpi="http://schemas.microsoft.com/office/word/2010/wordprocessingInk" xmlns:wne="http://schemas.microsoft.com/office/word/2006/wordml" xmlns:wps="http://schemas.microsoft.com/office/word/2010/wordprocessingShape" mc:Ignorable="w14 w15 w16se w16cid w16 w16cex w16sdtdh w16sdtfl w16du wp14">
+<w:document xmlns:wpc="http://schemas.microsoft.com/office/word/2010/wordprocessingCanvas" xmlns:cx="http://schemas.microsoft.com/office/drawing/2014/chartex" xmlns:cx1="http://schemas.microsoft.com/office/drawing/2015/9/8/chartex" xmlns:cx2="http://schemas.microsoft.com/office/drawing/2015/10/21/chartex" xmlns:cx3="http://schemas.microsoft.com/office/drawing/2016/5/9/chartex" xmlns:cx4="http://schemas.microsoft.com/office/drawing/2016/5/10/chartex" xmlns:cx5="http://schemas.microsoft.com/office/drawing/2016/5/11/chartex" xmlns:cx6="http://schemas.microsoft.com/office/drawing/2016/5/12/chartex" xmlns:cx7="http://schemas.microsoft.com/office/drawing/2016/5/13/chartex" xmlns:cx8="http://schemas.microsoft.com/office/drawing/2016/5/14/chartex" xmlns:mc="http://schemas.openxmlformats.org/markup-compatibility/2006" xmlns:aink="http://schemas.microsoft.com/office/drawing/2016/ink" xmlns:am3d="http://schemas.microsoft.com/office/drawing/2017/model3d" xmlns:o="urn:schemas-microsoft-com:office:office" xmlns:oel="http://schemas.microsoft.com/office/2019/extlst" xmlns:r="http://schemas.openxmlformats.org/officeDocument/2006/relationships" xmlns:m="http://schemas.openxmlformats.org/officeDocument/2006/math" xmlns:v="urn:schemas-microsoft-com:vml" xmlns:wp14="http://schemas.microsoft.com/office/word/2010/wordprocessingDrawing" xmlns:wp="http://schemas.openxmlformats.org/drawingml/2006/wordprocessingDrawing" xmlns:w10="urn:schemas-microsoft-com:office:word" xmlns:w="http://schemas.openxmlformats.org/wordprocessingml/2006/main" xmlns:w14="http://schemas.microsoft.com/office/word/2010/wordml" xmlns:w15="http://schemas.microsoft.com/office/word/2012/wordml" xmlns:w16cex="http://schemas.microsoft.com/office/word/2018/wordml/cex" xmlns:w16cid="http://schemas.microsoft.com/office/word/2016/wordml/cid" xmlns:w16="http://schemas.microsoft.com/office/word/2018/wordml" xmlns:w16sdtdh="http://schemas.microsoft.com/office/word/2020/wordml/sdtdatahash" xmlns:w16se="http://schemas.microsoft.com/office/word/2015/wordml/symex" xmlns:wpg="http://schemas.microsoft.com/office/word/2010/wordprocessingGroup" xmlns:wpi="http://schemas.microsoft.com/office/word/2010/wordprocessingInk" xmlns:wne="http://schemas.microsoft.com/office/word/2006/wordml" xmlns:wps="http://schemas.microsoft.com/office/word/2010/wordprocessingShape" mc:Ignorable="w14 w15 w16se w16cid w16 w16cex w16sdtdh wp14">
   <w:body>
     <w:p>
       <w:pPr>
@@ -149,6 +149,7 @@
           <w:rFonts w:ascii="TH SarabunPSK" w:hAnsi="TH SarabunPSK" w:cs="TH SarabunPSK"/>
           <w:sz w:val="32"/>
           <w:szCs w:val="32"/>
+          <w:u w:val="dotted"/>
         </w:rPr>
       </w:pPr>
       <w:r>
@@ -977,7 +978,7 @@
           <w:szCs w:val="32"/>
           <w:u w:val="dotted"/>
         </w:rPr>
-        <w:t>{{org_approver.prefix}} {{org_approver.firstName}}</w:t>
+        <w:t>{{org_approver.prefix}}</w:t>
       </w:r>
       <w:proofErr w:type="spellStart"/>
       <w:r>
@@ -989,7 +990,7 @@
         </w:rPr>
         <w:t/>
       </w:r>
-      <w:proofErr w:type="gramStart"/>
+      <w:proofErr w:type="spellEnd"/>
       <w:r>
         <w:rPr>
           <w:rFonts w:ascii="TH SarabunPSK" w:hAnsi="TH SarabunPSK" w:cs="TH SarabunPSK"/>
@@ -997,9 +998,27 @@
           <w:szCs w:val="32"/>
           <w:u w:val="dotted"/>
         </w:rPr>
+        <w:t xml:space="preserve"> </w:t>
+      </w:r>
+      <w:r>
+        <w:rPr>
+          <w:rFonts w:ascii="TH SarabunPSK" w:hAnsi="TH SarabunPSK" w:cs="TH SarabunPSK"/>
+          <w:sz w:val="32"/>
+          <w:szCs w:val="32"/>
+          <w:u w:val="dotted"/>
+        </w:rPr>
+        <w:t>{{org_approver.firstName}}</w:t>
+      </w:r>
+      <w:proofErr w:type="spellStart"/>
+      <w:r>
+        <w:rPr>
+          <w:rFonts w:ascii="TH SarabunPSK" w:hAnsi="TH SarabunPSK" w:cs="TH SarabunPSK"/>
+          <w:sz w:val="32"/>
+          <w:szCs w:val="32"/>
+          <w:u w:val="dotted"/>
+        </w:rPr>
         <w:t/>
       </w:r>
-      <w:proofErr w:type="gramEnd"/>
       <w:r>
         <w:rPr>
           <w:rFonts w:ascii="TH SarabunPSK" w:hAnsi="TH SarabunPSK" w:cs="TH SarabunPSK"/>
@@ -1009,6 +1028,15 @@
         </w:rPr>
         <w:t/>
       </w:r>
+      <w:r>
+        <w:rPr>
+          <w:rFonts w:ascii="TH SarabunPSK" w:hAnsi="TH SarabunPSK" w:cs="TH SarabunPSK"/>
+          <w:sz w:val="32"/>
+          <w:szCs w:val="32"/>
+          <w:u w:val="dotted"/>
+        </w:rPr>
+        <w:t/>
+      </w:r>
       <w:proofErr w:type="spellEnd"/>
       <w:r>
         <w:rPr>
@@ -1048,7 +1076,6 @@
         </w:rPr>
         <w:t/>
       </w:r>
-      <w:proofErr w:type="gramStart"/>
       <w:r>
         <w:rPr>
           <w:rFonts w:ascii="TH SarabunPSK" w:hAnsi="TH SarabunPSK" w:cs="TH SarabunPSK"/>
@@ -1058,7 +1085,6 @@
         </w:rPr>
         <w:t/>
       </w:r>
-      <w:proofErr w:type="gramEnd"/>
       <w:r>
         <w:rPr>
           <w:rFonts w:ascii="TH SarabunPSK" w:hAnsi="TH SarabunPSK" w:cs="TH SarabunPSK"/>
@@ -1134,7 +1160,6 @@
         </w:rPr>
         <w:t/>
       </w:r>
-      <w:proofErr w:type="gramStart"/>
       <w:r>
         <w:rPr>
           <w:rFonts w:ascii="TH SarabunPSK" w:hAnsi="TH SarabunPSK" w:cs="TH SarabunPSK"/>
@@ -1144,7 +1169,6 @@
         </w:rPr>
         <w:t/>
       </w:r>
-      <w:proofErr w:type="gramEnd"/>
       <w:r>
         <w:rPr>
           <w:rFonts w:ascii="TH SarabunPSK" w:hAnsi="TH SarabunPSK" w:cs="TH SarabunPSK"/>
@@ -2012,7 +2036,6 @@
           <w:szCs w:val="32"/>
           <w:cs/>
         </w:rPr>
-        <w:lastRenderedPageBreak/>
         <w:t>ข้อตกลงหลักนี้ให้มีผล</w:t>
       </w:r>
       <w:r>
@@ -2292,7 +2315,7 @@
         <w:spacing w:after="0"/>
         <w:jc w:val="thaiDistribute"/>
         <w:rPr>
-          <w:rFonts w:ascii="TH SarabunPSK" w:hAnsi="TH SarabunPSK" w:cs="TH SarabunPSK" w:hint="cs"/>
+          <w:rFonts w:ascii="TH SarabunPSK" w:hAnsi="TH SarabunPSK" w:cs="TH SarabunPSK"/>
           <w:spacing w:val="-4"/>
           <w:sz w:val="32"/>
           <w:szCs w:val="32"/>
@@ -2760,26 +2783,6 @@
               </w:rPr>
               <w:t/>
             </w:r>
-            <w:proofErr w:type="gramStart"/>
-            <w:r>
-              <w:rPr>
-                <w:rFonts w:ascii="TH SarabunPSK" w:hAnsi="TH SarabunPSK" w:cs="TH SarabunPSK"/>
-                <w:sz w:val="32"/>
-                <w:szCs w:val="32"/>
-                <w:u w:val="dotted"/>
-              </w:rPr>
-              <w:t/>
-            </w:r>
-            <w:proofErr w:type="gramEnd"/>
-            <w:r>
-              <w:rPr>
-                <w:rFonts w:ascii="TH SarabunPSK" w:hAnsi="TH SarabunPSK" w:cs="TH SarabunPSK"/>
-                <w:sz w:val="32"/>
-                <w:szCs w:val="32"/>
-                <w:u w:val="dotted"/>
-              </w:rPr>
-              <w:t/>
-            </w:r>
             <w:r>
               <w:rPr>
                 <w:rFonts w:ascii="TH SarabunPSK" w:hAnsi="TH SarabunPSK" w:cs="TH SarabunPSK"/>
@@ -2856,16 +2859,7 @@
                 <w:szCs w:val="32"/>
                 <w:u w:val="dotted"/>
               </w:rPr>
-              <w:t xml:space="preserve"/>
-            </w:r>
-            <w:r>
-              <w:rPr>
-                <w:rFonts w:ascii="TH SarabunPSK" w:hAnsi="TH SarabunPSK" w:cs="TH SarabunPSK"/>
-                <w:sz w:val="32"/>
-                <w:szCs w:val="32"/>
-                <w:u w:val="dotted"/>
-              </w:rPr>
-              <w:t>{{bdi_approver.signedDate}}</w:t>
+              <w:t xml:space="preserve">{{bdi_approver.signedDate}}</w:t>
             </w:r>
             <w:r>
               <w:rPr>
@@ -2894,38 +2888,9 @@
                 <w:szCs w:val="32"/>
                 <w:u w:val="dotted"/>
               </w:rPr>
-              <w:t/>
-            </w:r>
-            <w:r>
-              <w:rPr>
-                <w:rFonts w:ascii="TH SarabunPSK" w:hAnsi="TH SarabunPSK" w:cs="TH SarabunPSK"/>
-                <w:sz w:val="32"/>
-                <w:szCs w:val="32"/>
-                <w:u w:val="dotted"/>
-              </w:rPr>
               <w:t xml:space="preserve"/>
             </w:r>
             <w:proofErr w:type="spellStart"/>
-            <w:r>
-              <w:rPr>
-                <w:rFonts w:ascii="TH SarabunPSK" w:hAnsi="TH SarabunPSK" w:cs="TH SarabunPSK"/>
-                <w:sz w:val="32"/>
-                <w:szCs w:val="32"/>
-                <w:u w:val="dotted"/>
-              </w:rPr>
-              <w:t/>
-            </w:r>
-            <w:proofErr w:type="gramStart"/>
-            <w:r>
-              <w:rPr>
-                <w:rFonts w:ascii="TH SarabunPSK" w:hAnsi="TH SarabunPSK" w:cs="TH SarabunPSK"/>
-                <w:sz w:val="32"/>
-                <w:szCs w:val="32"/>
-                <w:u w:val="dotted"/>
-              </w:rPr>
-              <w:t/>
-            </w:r>
-            <w:proofErr w:type="gramEnd"/>
             <w:r>
               <w:rPr>
                 <w:rFonts w:ascii="TH SarabunPSK" w:hAnsi="TH SarabunPSK" w:cs="TH SarabunPSK"/>
@@ -3032,7 +2997,7 @@
               <w:ind w:left="-108" w:firstLine="108"/>
               <w:jc w:val="center"/>
               <w:rPr>
-                <w:rFonts w:ascii="TH SarabunPSK" w:eastAsia="Calibri" w:hAnsi="TH SarabunPSK" w:cs="TH SarabunPSK" w:hint="cs"/>
+                <w:rFonts w:ascii="TH SarabunPSK" w:eastAsia="Calibri" w:hAnsi="TH SarabunPSK" w:cs="TH SarabunPSK"/>
                 <w:color w:val="000000" w:themeColor="text1"/>
                 <w:sz w:val="32"/>
                 <w:szCs w:val="32"/>
@@ -3090,16 +3055,7 @@
                 <w:szCs w:val="32"/>
                 <w:u w:val="dotted"/>
               </w:rPr>
-              <w:t xml:space="preserve"/>
-            </w:r>
-            <w:r>
-              <w:rPr>
-                <w:rFonts w:ascii="TH SarabunPSK" w:hAnsi="TH SarabunPSK" w:cs="TH SarabunPSK"/>
-                <w:sz w:val="32"/>
-                <w:szCs w:val="32"/>
-                <w:u w:val="dotted"/>
-              </w:rPr>
-              <w:t>{{org_approver.prefix}} {{org_approver.firstName}}</w:t>
+              <w:t xml:space="preserve">{{org_approver.firstName}}</w:t>
             </w:r>
             <w:proofErr w:type="spellStart"/>
             <w:r>
@@ -3161,26 +3117,6 @@
               <w:t>{{org_approver.lastName}}</w:t>
             </w:r>
             <w:proofErr w:type="spellStart"/>
-            <w:r>
-              <w:rPr>
-                <w:rFonts w:ascii="TH SarabunPSK" w:hAnsi="TH SarabunPSK" w:cs="TH SarabunPSK"/>
-                <w:sz w:val="32"/>
-                <w:szCs w:val="32"/>
-                <w:u w:val="dotted"/>
-              </w:rPr>
-              <w:t/>
-            </w:r>
-            <w:proofErr w:type="gramStart"/>
-            <w:r>
-              <w:rPr>
-                <w:rFonts w:ascii="TH SarabunPSK" w:hAnsi="TH SarabunPSK" w:cs="TH SarabunPSK"/>
-                <w:sz w:val="32"/>
-                <w:szCs w:val="32"/>
-                <w:u w:val="dotted"/>
-              </w:rPr>
-              <w:t/>
-            </w:r>
-            <w:proofErr w:type="gramEnd"/>
             <w:r>
               <w:rPr>
                 <w:rFonts w:ascii="TH SarabunPSK" w:hAnsi="TH SarabunPSK" w:cs="TH SarabunPSK"/>
@@ -3252,16 +3188,7 @@
                 <w:szCs w:val="32"/>
                 <w:u w:val="dotted"/>
               </w:rPr>
-              <w:t xml:space="preserve"/>
-            </w:r>
-            <w:r>
-              <w:rPr>
-                <w:rFonts w:ascii="TH SarabunPSK" w:hAnsi="TH SarabunPSK" w:cs="TH SarabunPSK"/>
-                <w:sz w:val="32"/>
-                <w:szCs w:val="32"/>
-                <w:u w:val="dotted"/>
-              </w:rPr>
-              <w:t>{{org_approver.signedDate}}</w:t>
+              <w:t xml:space="preserve">{{org_approver.signedDate}}</w:t>
             </w:r>
             <w:r>
               <w:rPr>
@@ -3283,15 +3210,6 @@
               <w:t/>
             </w:r>
             <w:proofErr w:type="spellEnd"/>
-            <w:r>
-              <w:rPr>
-                <w:rFonts w:ascii="TH SarabunPSK" w:hAnsi="TH SarabunPSK" w:cs="TH SarabunPSK"/>
-                <w:sz w:val="32"/>
-                <w:szCs w:val="32"/>
-                <w:u w:val="dotted"/>
-              </w:rPr>
-              <w:t/>
-            </w:r>
             <w:r>
               <w:rPr>
                 <w:rFonts w:ascii="TH SarabunPSK" w:hAnsi="TH SarabunPSK" w:cs="TH SarabunPSK"/>
@@ -3699,7 +3617,6 @@
         <w:t/>
       </w:r>
       <w:proofErr w:type="spellEnd"/>
-      <w:proofErr w:type="gramStart"/>
       <w:r>
         <w:rPr>
           <w:rFonts w:ascii="TH SarabunPSK" w:hAnsi="TH SarabunPSK" w:cs="TH SarabunPSK"/>
@@ -3717,7 +3634,6 @@
         </w:rPr>
         <w:t xml:space="preserve"> </w:t>
       </w:r>
-      <w:proofErr w:type="gramEnd"/>
     </w:p>
     <w:p>
       <w:pPr>
@@ -3882,7 +3798,7 @@
 </file>
 
 <file path=word/endnotes.xml><?xml version="1.0" encoding="utf-8"?>
-<w:endnotes xmlns:wpc="http://schemas.microsoft.com/office/word/2010/wordprocessingCanvas" xmlns:cx="http://schemas.microsoft.com/office/drawing/2014/chartex" xmlns:cx1="http://schemas.microsoft.com/office/drawing/2015/9/8/chartex" xmlns:cx2="http://schemas.microsoft.com/office/drawing/2015/10/21/chartex" xmlns:cx3="http://schemas.microsoft.com/office/drawing/2016/5/9/chartex" xmlns:cx4="http://schemas.microsoft.com/office/drawing/2016/5/10/chartex" xmlns:cx5="http://schemas.microsoft.com/office/drawing/2016/5/11/chartex" xmlns:cx6="http://schemas.microsoft.com/office/drawing/2016/5/12/chartex" xmlns:cx7="http://schemas.microsoft.com/office/drawing/2016/5/13/chartex" xmlns:cx8="http://schemas.microsoft.com/office/drawing/2016/5/14/chartex" xmlns:mc="http://schemas.openxmlformats.org/markup-compatibility/2006" xmlns:aink="http://schemas.microsoft.com/office/drawing/2016/ink" xmlns:am3d="http://schemas.microsoft.com/office/drawing/2017/model3d" xmlns:o="urn:schemas-microsoft-com:office:office" xmlns:oel="http://schemas.microsoft.com/office/2019/extlst" xmlns:r="http://schemas.openxmlformats.org/officeDocument/2006/relationships" xmlns:m="http://schemas.openxmlformats.org/officeDocument/2006/math" xmlns:v="urn:schemas-microsoft-com:vml" xmlns:wp14="http://schemas.microsoft.com/office/word/2010/wordprocessingDrawing" xmlns:wp="http://schemas.openxmlformats.org/drawingml/2006/wordprocessingDrawing" xmlns:w10="urn:schemas-microsoft-com:office:word" xmlns:w="http://schemas.openxmlformats.org/wordprocessingml/2006/main" xmlns:w14="http://schemas.microsoft.com/office/word/2010/wordml" xmlns:w15="http://schemas.microsoft.com/office/word/2012/wordml" xmlns:w16cex="http://schemas.microsoft.com/office/word/2018/wordml/cex" xmlns:w16cid="http://schemas.microsoft.com/office/word/2016/wordml/cid" xmlns:w16="http://schemas.microsoft.com/office/word/2018/wordml" xmlns:w16du="http://schemas.microsoft.com/office/word/2023/wordml/word16du" xmlns:w16sdtdh="http://schemas.microsoft.com/office/word/2020/wordml/sdtdatahash" xmlns:w16sdtfl="http://schemas.microsoft.com/office/word/2024/wordml/sdtformatlock" xmlns:w16se="http://schemas.microsoft.com/office/word/2015/wordml/symex" xmlns:wpg="http://schemas.microsoft.com/office/word/2010/wordprocessingGroup" xmlns:wpi="http://schemas.microsoft.com/office/word/2010/wordprocessingInk" xmlns:wne="http://schemas.microsoft.com/office/word/2006/wordml" xmlns:wps="http://schemas.microsoft.com/office/word/2010/wordprocessingShape" mc:Ignorable="w14 w15 w16se w16cid w16 w16cex w16sdtdh w16sdtfl w16du wp14">
+<w:endnotes xmlns:wpc="http://schemas.microsoft.com/office/word/2010/wordprocessingCanvas" xmlns:cx="http://schemas.microsoft.com/office/drawing/2014/chartex" xmlns:cx1="http://schemas.microsoft.com/office/drawing/2015/9/8/chartex" xmlns:cx2="http://schemas.microsoft.com/office/drawing/2015/10/21/chartex" xmlns:cx3="http://schemas.microsoft.com/office/drawing/2016/5/9/chartex" xmlns:cx4="http://schemas.microsoft.com/office/drawing/2016/5/10/chartex" xmlns:cx5="http://schemas.microsoft.com/office/drawing/2016/5/11/chartex" xmlns:cx6="http://schemas.microsoft.com/office/drawing/2016/5/12/chartex" xmlns:cx7="http://schemas.microsoft.com/office/drawing/2016/5/13/chartex" xmlns:cx8="http://schemas.microsoft.com/office/drawing/2016/5/14/chartex" xmlns:mc="http://schemas.openxmlformats.org/markup-compatibility/2006" xmlns:aink="http://schemas.microsoft.com/office/drawing/2016/ink" xmlns:am3d="http://schemas.microsoft.com/office/drawing/2017/model3d" xmlns:o="urn:schemas-microsoft-com:office:office" xmlns:oel="http://schemas.microsoft.com/office/2019/extlst" xmlns:r="http://schemas.openxmlformats.org/officeDocument/2006/relationships" xmlns:m="http://schemas.openxmlformats.org/officeDocument/2006/math" xmlns:v="urn:schemas-microsoft-com:vml" xmlns:wp14="http://schemas.microsoft.com/office/word/2010/wordprocessingDrawing" xmlns:wp="http://schemas.openxmlformats.org/drawingml/2006/wordprocessingDrawing" xmlns:w10="urn:schemas-microsoft-com:office:word" xmlns:w="http://schemas.openxmlformats.org/wordprocessingml/2006/main" xmlns:w14="http://schemas.microsoft.com/office/word/2010/wordml" xmlns:w15="http://schemas.microsoft.com/office/word/2012/wordml" xmlns:w16cex="http://schemas.microsoft.com/office/word/2018/wordml/cex" xmlns:w16cid="http://schemas.microsoft.com/office/word/2016/wordml/cid" xmlns:w16="http://schemas.microsoft.com/office/word/2018/wordml" xmlns:w16sdtdh="http://schemas.microsoft.com/office/word/2020/wordml/sdtdatahash" xmlns:w16se="http://schemas.microsoft.com/office/word/2015/wordml/symex" xmlns:wpg="http://schemas.microsoft.com/office/word/2010/wordprocessingGroup" xmlns:wpi="http://schemas.microsoft.com/office/word/2010/wordprocessingInk" xmlns:wne="http://schemas.microsoft.com/office/word/2006/wordml" xmlns:wps="http://schemas.microsoft.com/office/word/2010/wordprocessingShape" mc:Ignorable="w14 w15 w16se w16cid w16 w16cex w16sdtdh wp14">
   <w:endnote w:type="separator" w:id="-1">
     <w:p>
       <w:pPr>
@@ -3907,7 +3823,7 @@
 </file>
 
 <file path=word/footer1.xml><?xml version="1.0" encoding="utf-8"?>
-<w:ftr xmlns:wpc="http://schemas.microsoft.com/office/word/2010/wordprocessingCanvas" xmlns:cx="http://schemas.microsoft.com/office/drawing/2014/chartex" xmlns:cx1="http://schemas.microsoft.com/office/drawing/2015/9/8/chartex" xmlns:cx2="http://schemas.microsoft.com/office/drawing/2015/10/21/chartex" xmlns:cx3="http://schemas.microsoft.com/office/drawing/2016/5/9/chartex" xmlns:cx4="http://schemas.microsoft.com/office/drawing/2016/5/10/chartex" xmlns:cx5="http://schemas.microsoft.com/office/drawing/2016/5/11/chartex" xmlns:cx6="http://schemas.microsoft.com/office/drawing/2016/5/12/chartex" xmlns:cx7="http://schemas.microsoft.com/office/drawing/2016/5/13/chartex" xmlns:cx8="http://schemas.microsoft.com/office/drawing/2016/5/14/chartex" xmlns:mc="http://schemas.openxmlformats.org/markup-compatibility/2006" xmlns:aink="http://schemas.microsoft.com/office/drawing/2016/ink" xmlns:am3d="http://schemas.microsoft.com/office/drawing/2017/model3d" xmlns:o="urn:schemas-microsoft-com:office:office" xmlns:oel="http://schemas.microsoft.com/office/2019/extlst" xmlns:r="http://schemas.openxmlformats.org/officeDocument/2006/relationships" xmlns:m="http://schemas.openxmlformats.org/officeDocument/2006/math" xmlns:v="urn:schemas-microsoft-com:vml" xmlns:wp14="http://schemas.microsoft.com/office/word/2010/wordprocessingDrawing" xmlns:wp="http://schemas.openxmlformats.org/drawingml/2006/wordprocessingDrawing" xmlns:w10="urn:schemas-microsoft-com:office:word" xmlns:w="http://schemas.openxmlformats.org/wordprocessingml/2006/main" xmlns:w14="http://schemas.microsoft.com/office/word/2010/wordml" xmlns:w15="http://schemas.microsoft.com/office/word/2012/wordml" xmlns:w16cex="http://schemas.microsoft.com/office/word/2018/wordml/cex" xmlns:w16cid="http://schemas.microsoft.com/office/word/2016/wordml/cid" xmlns:w16="http://schemas.microsoft.com/office/word/2018/wordml" xmlns:w16du="http://schemas.microsoft.com/office/word/2023/wordml/word16du" xmlns:w16sdtdh="http://schemas.microsoft.com/office/word/2020/wordml/sdtdatahash" xmlns:w16sdtfl="http://schemas.microsoft.com/office/word/2024/wordml/sdtformatlock" xmlns:w16se="http://schemas.microsoft.com/office/word/2015/wordml/symex" xmlns:wpg="http://schemas.microsoft.com/office/word/2010/wordprocessingGroup" xmlns:wpi="http://schemas.microsoft.com/office/word/2010/wordprocessingInk" xmlns:wne="http://schemas.microsoft.com/office/word/2006/wordml" xmlns:wps="http://schemas.microsoft.com/office/word/2010/wordprocessingShape" mc:Ignorable="w14 w15 w16se w16cid w16 w16cex w16sdtdh w16sdtfl w16du wp14">
+<w:ftr xmlns:wpc="http://schemas.microsoft.com/office/word/2010/wordprocessingCanvas" xmlns:cx="http://schemas.microsoft.com/office/drawing/2014/chartex" xmlns:cx1="http://schemas.microsoft.com/office/drawing/2015/9/8/chartex" xmlns:cx2="http://schemas.microsoft.com/office/drawing/2015/10/21/chartex" xmlns:cx3="http://schemas.microsoft.com/office/drawing/2016/5/9/chartex" xmlns:cx4="http://schemas.microsoft.com/office/drawing/2016/5/10/chartex" xmlns:cx5="http://schemas.microsoft.com/office/drawing/2016/5/11/chartex" xmlns:cx6="http://schemas.microsoft.com/office/drawing/2016/5/12/chartex" xmlns:cx7="http://schemas.microsoft.com/office/drawing/2016/5/13/chartex" xmlns:cx8="http://schemas.microsoft.com/office/drawing/2016/5/14/chartex" xmlns:mc="http://schemas.openxmlformats.org/markup-compatibility/2006" xmlns:aink="http://schemas.microsoft.com/office/drawing/2016/ink" xmlns:am3d="http://schemas.microsoft.com/office/drawing/2017/model3d" xmlns:o="urn:schemas-microsoft-com:office:office" xmlns:oel="http://schemas.microsoft.com/office/2019/extlst" xmlns:r="http://schemas.openxmlformats.org/officeDocument/2006/relationships" xmlns:m="http://schemas.openxmlformats.org/officeDocument/2006/math" xmlns:v="urn:schemas-microsoft-com:vml" xmlns:wp14="http://schemas.microsoft.com/office/word/2010/wordprocessingDrawing" xmlns:wp="http://schemas.openxmlformats.org/drawingml/2006/wordprocessingDrawing" xmlns:w10="urn:schemas-microsoft-com:office:word" xmlns:w="http://schemas.openxmlformats.org/wordprocessingml/2006/main" xmlns:w14="http://schemas.microsoft.com/office/word/2010/wordml" xmlns:w15="http://schemas.microsoft.com/office/word/2012/wordml" xmlns:w16cex="http://schemas.microsoft.com/office/word/2018/wordml/cex" xmlns:w16cid="http://schemas.microsoft.com/office/word/2016/wordml/cid" xmlns:w16="http://schemas.microsoft.com/office/word/2018/wordml" xmlns:w16sdtdh="http://schemas.microsoft.com/office/word/2020/wordml/sdtdatahash" xmlns:w16se="http://schemas.microsoft.com/office/word/2015/wordml/symex" xmlns:wpg="http://schemas.microsoft.com/office/word/2010/wordprocessingGroup" xmlns:wpi="http://schemas.microsoft.com/office/word/2010/wordprocessingInk" xmlns:wne="http://schemas.microsoft.com/office/word/2006/wordml" xmlns:wps="http://schemas.microsoft.com/office/word/2010/wordprocessingShape" mc:Ignorable="w14 w15 w16se w16cid w16 w16cex w16sdtdh wp14">
   <w:p>
     <w:pPr>
       <w:pStyle w:val="Footer"/>
@@ -3917,7 +3833,7 @@
 </file>
 
 <file path=word/footer2.xml><?xml version="1.0" encoding="utf-8"?>
-<w:ftr xmlns:wpc="http://schemas.microsoft.com/office/word/2010/wordprocessingCanvas" xmlns:cx="http://schemas.microsoft.com/office/drawing/2014/chartex" xmlns:cx1="http://schemas.microsoft.com/office/drawing/2015/9/8/chartex" xmlns:cx2="http://schemas.microsoft.com/office/drawing/2015/10/21/chartex" xmlns:cx3="http://schemas.microsoft.com/office/drawing/2016/5/9/chartex" xmlns:cx4="http://schemas.microsoft.com/office/drawing/2016/5/10/chartex" xmlns:cx5="http://schemas.microsoft.com/office/drawing/2016/5/11/chartex" xmlns:cx6="http://schemas.microsoft.com/office/drawing/2016/5/12/chartex" xmlns:cx7="http://schemas.microsoft.com/office/drawing/2016/5/13/chartex" xmlns:cx8="http://schemas.microsoft.com/office/drawing/2016/5/14/chartex" xmlns:mc="http://schemas.openxmlformats.org/markup-compatibility/2006" xmlns:aink="http://schemas.microsoft.com/office/drawing/2016/ink" xmlns:am3d="http://schemas.microsoft.com/office/drawing/2017/model3d" xmlns:o="urn:schemas-microsoft-com:office:office" xmlns:oel="http://schemas.microsoft.com/office/2019/extlst" xmlns:r="http://schemas.openxmlformats.org/officeDocument/2006/relationships" xmlns:m="http://schemas.openxmlformats.org/officeDocument/2006/math" xmlns:v="urn:schemas-microsoft-com:vml" xmlns:wp14="http://schemas.microsoft.com/office/word/2010/wordprocessingDrawing" xmlns:wp="http://schemas.openxmlformats.org/drawingml/2006/wordprocessingDrawing" xmlns:w10="urn:schemas-microsoft-com:office:word" xmlns:w="http://schemas.openxmlformats.org/wordprocessingml/2006/main" xmlns:w14="http://schemas.microsoft.com/office/word/2010/wordml" xmlns:w15="http://schemas.microsoft.com/office/word/2012/wordml" xmlns:w16cex="http://schemas.microsoft.com/office/word/2018/wordml/cex" xmlns:w16cid="http://schemas.microsoft.com/office/word/2016/wordml/cid" xmlns:w16="http://schemas.microsoft.com/office/word/2018/wordml" xmlns:w16du="http://schemas.microsoft.com/office/word/2023/wordml/word16du" xmlns:w16sdtdh="http://schemas.microsoft.com/office/word/2020/wordml/sdtdatahash" xmlns:w16sdtfl="http://schemas.microsoft.com/office/word/2024/wordml/sdtformatlock" xmlns:w16se="http://schemas.microsoft.com/office/word/2015/wordml/symex" xmlns:wpg="http://schemas.microsoft.com/office/word/2010/wordprocessingGroup" xmlns:wpi="http://schemas.microsoft.com/office/word/2010/wordprocessingInk" xmlns:wne="http://schemas.microsoft.com/office/word/2006/wordml" xmlns:wps="http://schemas.microsoft.com/office/word/2010/wordprocessingShape" mc:Ignorable="w14 w15 w16se w16cid w16 w16cex w16sdtdh w16sdtfl w16du wp14">
+<w:ftr xmlns:wpc="http://schemas.microsoft.com/office/word/2010/wordprocessingCanvas" xmlns:cx="http://schemas.microsoft.com/office/drawing/2014/chartex" xmlns:cx1="http://schemas.microsoft.com/office/drawing/2015/9/8/chartex" xmlns:cx2="http://schemas.microsoft.com/office/drawing/2015/10/21/chartex" xmlns:cx3="http://schemas.microsoft.com/office/drawing/2016/5/9/chartex" xmlns:cx4="http://schemas.microsoft.com/office/drawing/2016/5/10/chartex" xmlns:cx5="http://schemas.microsoft.com/office/drawing/2016/5/11/chartex" xmlns:cx6="http://schemas.microsoft.com/office/drawing/2016/5/12/chartex" xmlns:cx7="http://schemas.microsoft.com/office/drawing/2016/5/13/chartex" xmlns:cx8="http://schemas.microsoft.com/office/drawing/2016/5/14/chartex" xmlns:mc="http://schemas.openxmlformats.org/markup-compatibility/2006" xmlns:aink="http://schemas.microsoft.com/office/drawing/2016/ink" xmlns:am3d="http://schemas.microsoft.com/office/drawing/2017/model3d" xmlns:o="urn:schemas-microsoft-com:office:office" xmlns:oel="http://schemas.microsoft.com/office/2019/extlst" xmlns:r="http://schemas.openxmlformats.org/officeDocument/2006/relationships" xmlns:m="http://schemas.openxmlformats.org/officeDocument/2006/math" xmlns:v="urn:schemas-microsoft-com:vml" xmlns:wp14="http://schemas.microsoft.com/office/word/2010/wordprocessingDrawing" xmlns:wp="http://schemas.openxmlformats.org/drawingml/2006/wordprocessingDrawing" xmlns:w10="urn:schemas-microsoft-com:office:word" xmlns:w="http://schemas.openxmlformats.org/wordprocessingml/2006/main" xmlns:w14="http://schemas.microsoft.com/office/word/2010/wordml" xmlns:w15="http://schemas.microsoft.com/office/word/2012/wordml" xmlns:w16cex="http://schemas.microsoft.com/office/word/2018/wordml/cex" xmlns:w16cid="http://schemas.microsoft.com/office/word/2016/wordml/cid" xmlns:w16="http://schemas.microsoft.com/office/word/2018/wordml" xmlns:w16sdtdh="http://schemas.microsoft.com/office/word/2020/wordml/sdtdatahash" xmlns:w16se="http://schemas.microsoft.com/office/word/2015/wordml/symex" xmlns:wpg="http://schemas.microsoft.com/office/word/2010/wordprocessingGroup" xmlns:wpi="http://schemas.microsoft.com/office/word/2010/wordprocessingInk" xmlns:wne="http://schemas.microsoft.com/office/word/2006/wordml" xmlns:wps="http://schemas.microsoft.com/office/word/2010/wordprocessingShape" mc:Ignorable="w14 w15 w16se w16cid w16 w16cex w16sdtdh wp14">
   <w:p>
     <w:pPr>
       <w:pStyle w:val="Footer"/>
@@ -3927,7 +3843,7 @@
 </file>
 
 <file path=word/footer3.xml><?xml version="1.0" encoding="utf-8"?>
-<w:ftr xmlns:wpc="http://schemas.microsoft.com/office/word/2010/wordprocessingCanvas" xmlns:cx="http://schemas.microsoft.com/office/drawing/2014/chartex" xmlns:cx1="http://schemas.microsoft.com/office/drawing/2015/9/8/chartex" xmlns:cx2="http://schemas.microsoft.com/office/drawing/2015/10/21/chartex" xmlns:cx3="http://schemas.microsoft.com/office/drawing/2016/5/9/chartex" xmlns:cx4="http://schemas.microsoft.com/office/drawing/2016/5/10/chartex" xmlns:cx5="http://schemas.microsoft.com/office/drawing/2016/5/11/chartex" xmlns:cx6="http://schemas.microsoft.com/office/drawing/2016/5/12/chartex" xmlns:cx7="http://schemas.microsoft.com/office/drawing/2016/5/13/chartex" xmlns:cx8="http://schemas.microsoft.com/office/drawing/2016/5/14/chartex" xmlns:mc="http://schemas.openxmlformats.org/markup-compatibility/2006" xmlns:aink="http://schemas.microsoft.com/office/drawing/2016/ink" xmlns:am3d="http://schemas.microsoft.com/office/drawing/2017/model3d" xmlns:o="urn:schemas-microsoft-com:office:office" xmlns:oel="http://schemas.microsoft.com/office/2019/extlst" xmlns:r="http://schemas.openxmlformats.org/officeDocument/2006/relationships" xmlns:m="http://schemas.openxmlformats.org/officeDocument/2006/math" xmlns:v="urn:schemas-microsoft-com:vml" xmlns:wp14="http://schemas.microsoft.com/office/word/2010/wordprocessingDrawing" xmlns:wp="http://schemas.openxmlformats.org/drawingml/2006/wordprocessingDrawing" xmlns:w10="urn:schemas-microsoft-com:office:word" xmlns:w="http://schemas.openxmlformats.org/wordprocessingml/2006/main" xmlns:w14="http://schemas.microsoft.com/office/word/2010/wordml" xmlns:w15="http://schemas.microsoft.com/office/word/2012/wordml" xmlns:w16cex="http://schemas.microsoft.com/office/word/2018/wordml/cex" xmlns:w16cid="http://schemas.microsoft.com/office/word/2016/wordml/cid" xmlns:w16="http://schemas.microsoft.com/office/word/2018/wordml" xmlns:w16du="http://schemas.microsoft.com/office/word/2023/wordml/word16du" xmlns:w16sdtdh="http://schemas.microsoft.com/office/word/2020/wordml/sdtdatahash" xmlns:w16sdtfl="http://schemas.microsoft.com/office/word/2024/wordml/sdtformatlock" xmlns:w16se="http://schemas.microsoft.com/office/word/2015/wordml/symex" xmlns:wpg="http://schemas.microsoft.com/office/word/2010/wordprocessingGroup" xmlns:wpi="http://schemas.microsoft.com/office/word/2010/wordprocessingInk" xmlns:wne="http://schemas.microsoft.com/office/word/2006/wordml" xmlns:wps="http://schemas.microsoft.com/office/word/2010/wordprocessingShape" mc:Ignorable="w14 w15 w16se w16cid w16 w16cex w16sdtdh w16sdtfl w16du wp14">
+<w:ftr xmlns:wpc="http://schemas.microsoft.com/office/word/2010/wordprocessingCanvas" xmlns:cx="http://schemas.microsoft.com/office/drawing/2014/chartex" xmlns:cx1="http://schemas.microsoft.com/office/drawing/2015/9/8/chartex" xmlns:cx2="http://schemas.microsoft.com/office/drawing/2015/10/21/chartex" xmlns:cx3="http://schemas.microsoft.com/office/drawing/2016/5/9/chartex" xmlns:cx4="http://schemas.microsoft.com/office/drawing/2016/5/10/chartex" xmlns:cx5="http://schemas.microsoft.com/office/drawing/2016/5/11/chartex" xmlns:cx6="http://schemas.microsoft.com/office/drawing/2016/5/12/chartex" xmlns:cx7="http://schemas.microsoft.com/office/drawing/2016/5/13/chartex" xmlns:cx8="http://schemas.microsoft.com/office/drawing/2016/5/14/chartex" xmlns:mc="http://schemas.openxmlformats.org/markup-compatibility/2006" xmlns:aink="http://schemas.microsoft.com/office/drawing/2016/ink" xmlns:am3d="http://schemas.microsoft.com/office/drawing/2017/model3d" xmlns:o="urn:schemas-microsoft-com:office:office" xmlns:oel="http://schemas.microsoft.com/office/2019/extlst" xmlns:r="http://schemas.openxmlformats.org/officeDocument/2006/relationships" xmlns:m="http://schemas.openxmlformats.org/officeDocument/2006/math" xmlns:v="urn:schemas-microsoft-com:vml" xmlns:wp14="http://schemas.microsoft.com/office/word/2010/wordprocessingDrawing" xmlns:wp="http://schemas.openxmlformats.org/drawingml/2006/wordprocessingDrawing" xmlns:w10="urn:schemas-microsoft-com:office:word" xmlns:w="http://schemas.openxmlformats.org/wordprocessingml/2006/main" xmlns:w14="http://schemas.microsoft.com/office/word/2010/wordml" xmlns:w15="http://schemas.microsoft.com/office/word/2012/wordml" xmlns:w16cex="http://schemas.microsoft.com/office/word/2018/wordml/cex" xmlns:w16cid="http://schemas.microsoft.com/office/word/2016/wordml/cid" xmlns:w16="http://schemas.microsoft.com/office/word/2018/wordml" xmlns:w16sdtdh="http://schemas.microsoft.com/office/word/2020/wordml/sdtdatahash" xmlns:w16se="http://schemas.microsoft.com/office/word/2015/wordml/symex" xmlns:wpg="http://schemas.microsoft.com/office/word/2010/wordprocessingGroup" xmlns:wpi="http://schemas.microsoft.com/office/word/2010/wordprocessingInk" xmlns:wne="http://schemas.microsoft.com/office/word/2006/wordml" xmlns:wps="http://schemas.microsoft.com/office/word/2010/wordprocessingShape" mc:Ignorable="w14 w15 w16se w16cid w16 w16cex w16sdtdh wp14">
   <w:p>
     <w:pPr>
       <w:pStyle w:val="Footer"/>
@@ -3937,7 +3853,7 @@
 </file>
 
 <file path=word/footnotes.xml><?xml version="1.0" encoding="utf-8"?>
-<w:footnotes xmlns:wpc="http://schemas.microsoft.com/office/word/2010/wordprocessingCanvas" xmlns:cx="http://schemas.microsoft.com/office/drawing/2014/chartex" xmlns:cx1="http://schemas.microsoft.com/office/drawing/2015/9/8/chartex" xmlns:cx2="http://schemas.microsoft.com/office/drawing/2015/10/21/chartex" xmlns:cx3="http://schemas.microsoft.com/office/drawing/2016/5/9/chartex" xmlns:cx4="http://schemas.microsoft.com/office/drawing/2016/5/10/chartex" xmlns:cx5="http://schemas.microsoft.com/office/drawing/2016/5/11/chartex" xmlns:cx6="http://schemas.microsoft.com/office/drawing/2016/5/12/chartex" xmlns:cx7="http://schemas.microsoft.com/office/drawing/2016/5/13/chartex" xmlns:cx8="http://schemas.microsoft.com/office/drawing/2016/5/14/chartex" xmlns:mc="http://schemas.openxmlformats.org/markup-compatibility/2006" xmlns:aink="http://schemas.microsoft.com/office/drawing/2016/ink" xmlns:am3d="http://schemas.microsoft.com/office/drawing/2017/model3d" xmlns:o="urn:schemas-microsoft-com:office:office" xmlns:oel="http://schemas.microsoft.com/office/2019/extlst" xmlns:r="http://schemas.openxmlformats.org/officeDocument/2006/relationships" xmlns:m="http://schemas.openxmlformats.org/officeDocument/2006/math" xmlns:v="urn:schemas-microsoft-com:vml" xmlns:wp14="http://schemas.microsoft.com/office/word/2010/wordprocessingDrawing" xmlns:wp="http://schemas.openxmlformats.org/drawingml/2006/wordprocessingDrawing" xmlns:w10="urn:schemas-microsoft-com:office:word" xmlns:w="http://schemas.openxmlformats.org/wordprocessingml/2006/main" xmlns:w14="http://schemas.microsoft.com/office/word/2010/wordml" xmlns:w15="http://schemas.microsoft.com/office/word/2012/wordml" xmlns:w16cex="http://schemas.microsoft.com/office/word/2018/wordml/cex" xmlns:w16cid="http://schemas.microsoft.com/office/word/2016/wordml/cid" xmlns:w16="http://schemas.microsoft.com/office/word/2018/wordml" xmlns:w16du="http://schemas.microsoft.com/office/word/2023/wordml/word16du" xmlns:w16sdtdh="http://schemas.microsoft.com/office/word/2020/wordml/sdtdatahash" xmlns:w16sdtfl="http://schemas.microsoft.com/office/word/2024/wordml/sdtformatlock" xmlns:w16se="http://schemas.microsoft.com/office/word/2015/wordml/symex" xmlns:wpg="http://schemas.microsoft.com/office/word/2010/wordprocessingGroup" xmlns:wpi="http://schemas.microsoft.com/office/word/2010/wordprocessingInk" xmlns:wne="http://schemas.microsoft.com/office/word/2006/wordml" xmlns:wps="http://schemas.microsoft.com/office/word/2010/wordprocessingShape" mc:Ignorable="w14 w15 w16se w16cid w16 w16cex w16sdtdh w16sdtfl w16du wp14">
+<w:footnotes xmlns:wpc="http://schemas.microsoft.com/office/word/2010/wordprocessingCanvas" xmlns:cx="http://schemas.microsoft.com/office/drawing/2014/chartex" xmlns:cx1="http://schemas.microsoft.com/office/drawing/2015/9/8/chartex" xmlns:cx2="http://schemas.microsoft.com/office/drawing/2015/10/21/chartex" xmlns:cx3="http://schemas.microsoft.com/office/drawing/2016/5/9/chartex" xmlns:cx4="http://schemas.microsoft.com/office/drawing/2016/5/10/chartex" xmlns:cx5="http://schemas.microsoft.com/office/drawing/2016/5/11/chartex" xmlns:cx6="http://schemas.microsoft.com/office/drawing/2016/5/12/chartex" xmlns:cx7="http://schemas.microsoft.com/office/drawing/2016/5/13/chartex" xmlns:cx8="http://schemas.microsoft.com/office/drawing/2016/5/14/chartex" xmlns:mc="http://schemas.openxmlformats.org/markup-compatibility/2006" xmlns:aink="http://schemas.microsoft.com/office/drawing/2016/ink" xmlns:am3d="http://schemas.microsoft.com/office/drawing/2017/model3d" xmlns:o="urn:schemas-microsoft-com:office:office" xmlns:oel="http://schemas.microsoft.com/office/2019/extlst" xmlns:r="http://schemas.openxmlformats.org/officeDocument/2006/relationships" xmlns:m="http://schemas.openxmlformats.org/officeDocument/2006/math" xmlns:v="urn:schemas-microsoft-com:vml" xmlns:wp14="http://schemas.microsoft.com/office/word/2010/wordprocessingDrawing" xmlns:wp="http://schemas.openxmlformats.org/drawingml/2006/wordprocessingDrawing" xmlns:w10="urn:schemas-microsoft-com:office:word" xmlns:w="http://schemas.openxmlformats.org/wordprocessingml/2006/main" xmlns:w14="http://schemas.microsoft.com/office/word/2010/wordml" xmlns:w15="http://schemas.microsoft.com/office/word/2012/wordml" xmlns:w16cex="http://schemas.microsoft.com/office/word/2018/wordml/cex" xmlns:w16cid="http://schemas.microsoft.com/office/word/2016/wordml/cid" xmlns:w16="http://schemas.microsoft.com/office/word/2018/wordml" xmlns:w16sdtdh="http://schemas.microsoft.com/office/word/2020/wordml/sdtdatahash" xmlns:w16se="http://schemas.microsoft.com/office/word/2015/wordml/symex" xmlns:wpg="http://schemas.microsoft.com/office/word/2010/wordprocessingGroup" xmlns:wpi="http://schemas.microsoft.com/office/word/2010/wordprocessingInk" xmlns:wne="http://schemas.microsoft.com/office/word/2006/wordml" xmlns:wps="http://schemas.microsoft.com/office/word/2010/wordprocessingShape" mc:Ignorable="w14 w15 w16se w16cid w16 w16cex w16sdtdh wp14">
   <w:footnote w:type="separator" w:id="-1">
     <w:p>
       <w:pPr>
@@ -3962,7 +3878,7 @@
 </file>
 
 <file path=word/header1.xml><?xml version="1.0" encoding="utf-8"?>
-<w:hdr xmlns:wpc="http://schemas.microsoft.com/office/word/2010/wordprocessingCanvas" xmlns:cx="http://schemas.microsoft.com/office/drawing/2014/chartex" xmlns:cx1="http://schemas.microsoft.com/office/drawing/2015/9/8/chartex" xmlns:cx2="http://schemas.microsoft.com/office/drawing/2015/10/21/chartex" xmlns:cx3="http://schemas.microsoft.com/office/drawing/2016/5/9/chartex" xmlns:cx4="http://schemas.microsoft.com/office/drawing/2016/5/10/chartex" xmlns:cx5="http://schemas.microsoft.com/office/drawing/2016/5/11/chartex" xmlns:cx6="http://schemas.microsoft.com/office/drawing/2016/5/12/chartex" xmlns:cx7="http://schemas.microsoft.com/office/drawing/2016/5/13/chartex" xmlns:cx8="http://schemas.microsoft.com/office/drawing/2016/5/14/chartex" xmlns:mc="http://schemas.openxmlformats.org/markup-compatibility/2006" xmlns:aink="http://schemas.microsoft.com/office/drawing/2016/ink" xmlns:am3d="http://schemas.microsoft.com/office/drawing/2017/model3d" xmlns:o="urn:schemas-microsoft-com:office:office" xmlns:oel="http://schemas.microsoft.com/office/2019/extlst" xmlns:r="http://schemas.openxmlformats.org/officeDocument/2006/relationships" xmlns:m="http://schemas.openxmlformats.org/officeDocument/2006/math" xmlns:v="urn:schemas-microsoft-com:vml" xmlns:wp14="http://schemas.microsoft.com/office/word/2010/wordprocessingDrawing" xmlns:wp="http://schemas.openxmlformats.org/drawingml/2006/wordprocessingDrawing" xmlns:w10="urn:schemas-microsoft-com:office:word" xmlns:w="http://schemas.openxmlformats.org/wordprocessingml/2006/main" xmlns:w14="http://schemas.microsoft.com/office/word/2010/wordml" xmlns:w15="http://schemas.microsoft.com/office/word/2012/wordml" xmlns:w16cex="http://schemas.microsoft.com/office/word/2018/wordml/cex" xmlns:w16cid="http://schemas.microsoft.com/office/word/2016/wordml/cid" xmlns:w16="http://schemas.microsoft.com/office/word/2018/wordml" xmlns:w16du="http://schemas.microsoft.com/office/word/2023/wordml/word16du" xmlns:w16sdtdh="http://schemas.microsoft.com/office/word/2020/wordml/sdtdatahash" xmlns:w16sdtfl="http://schemas.microsoft.com/office/word/2024/wordml/sdtformatlock" xmlns:w16se="http://schemas.microsoft.com/office/word/2015/wordml/symex" xmlns:wpg="http://schemas.microsoft.com/office/word/2010/wordprocessingGroup" xmlns:wpi="http://schemas.microsoft.com/office/word/2010/wordprocessingInk" xmlns:wne="http://schemas.microsoft.com/office/word/2006/wordml" xmlns:wps="http://schemas.microsoft.com/office/word/2010/wordprocessingShape" mc:Ignorable="w14 w15 w16se w16cid w16 w16cex w16sdtdh w16sdtfl w16du wp14">
+<w:hdr xmlns:wpc="http://schemas.microsoft.com/office/word/2010/wordprocessingCanvas" xmlns:cx="http://schemas.microsoft.com/office/drawing/2014/chartex" xmlns:cx1="http://schemas.microsoft.com/office/drawing/2015/9/8/chartex" xmlns:cx2="http://schemas.microsoft.com/office/drawing/2015/10/21/chartex" xmlns:cx3="http://schemas.microsoft.com/office/drawing/2016/5/9/chartex" xmlns:cx4="http://schemas.microsoft.com/office/drawing/2016/5/10/chartex" xmlns:cx5="http://schemas.microsoft.com/office/drawing/2016/5/11/chartex" xmlns:cx6="http://schemas.microsoft.com/office/drawing/2016/5/12/chartex" xmlns:cx7="http://schemas.microsoft.com/office/drawing/2016/5/13/chartex" xmlns:cx8="http://schemas.microsoft.com/office/drawing/2016/5/14/chartex" xmlns:mc="http://schemas.openxmlformats.org/markup-compatibility/2006" xmlns:aink="http://schemas.microsoft.com/office/drawing/2016/ink" xmlns:am3d="http://schemas.microsoft.com/office/drawing/2017/model3d" xmlns:o="urn:schemas-microsoft-com:office:office" xmlns:oel="http://schemas.microsoft.com/office/2019/extlst" xmlns:r="http://schemas.openxmlformats.org/officeDocument/2006/relationships" xmlns:m="http://schemas.openxmlformats.org/officeDocument/2006/math" xmlns:v="urn:schemas-microsoft-com:vml" xmlns:wp14="http://schemas.microsoft.com/office/word/2010/wordprocessingDrawing" xmlns:wp="http://schemas.openxmlformats.org/drawingml/2006/wordprocessingDrawing" xmlns:w10="urn:schemas-microsoft-com:office:word" xmlns:w="http://schemas.openxmlformats.org/wordprocessingml/2006/main" xmlns:w14="http://schemas.microsoft.com/office/word/2010/wordml" xmlns:w15="http://schemas.microsoft.com/office/word/2012/wordml" xmlns:w16cex="http://schemas.microsoft.com/office/word/2018/wordml/cex" xmlns:w16cid="http://schemas.microsoft.com/office/word/2016/wordml/cid" xmlns:w16="http://schemas.microsoft.com/office/word/2018/wordml" xmlns:w16sdtdh="http://schemas.microsoft.com/office/word/2020/wordml/sdtdatahash" xmlns:w16se="http://schemas.microsoft.com/office/word/2015/wordml/symex" xmlns:wpg="http://schemas.microsoft.com/office/word/2010/wordprocessingGroup" xmlns:wpi="http://schemas.microsoft.com/office/word/2010/wordprocessingInk" xmlns:wne="http://schemas.microsoft.com/office/word/2006/wordml" xmlns:wps="http://schemas.microsoft.com/office/word/2010/wordprocessingShape" mc:Ignorable="w14 w15 w16se w16cid w16 w16cex w16sdtdh wp14">
   <w:p>
     <w:pPr>
       <w:pStyle w:val="Header"/>
@@ -3972,7 +3888,7 @@
 </file>
 
 <file path=word/header2.xml><?xml version="1.0" encoding="utf-8"?>
-<w:hdr xmlns:wpc="http://schemas.microsoft.com/office/word/2010/wordprocessingCanvas" xmlns:cx="http://schemas.microsoft.com/office/drawing/2014/chartex" xmlns:cx1="http://schemas.microsoft.com/office/drawing/2015/9/8/chartex" xmlns:cx2="http://schemas.microsoft.com/office/drawing/2015/10/21/chartex" xmlns:cx3="http://schemas.microsoft.com/office/drawing/2016/5/9/chartex" xmlns:cx4="http://schemas.microsoft.com/office/drawing/2016/5/10/chartex" xmlns:cx5="http://schemas.microsoft.com/office/drawing/2016/5/11/chartex" xmlns:cx6="http://schemas.microsoft.com/office/drawing/2016/5/12/chartex" xmlns:cx7="http://schemas.microsoft.com/office/drawing/2016/5/13/chartex" xmlns:cx8="http://schemas.microsoft.com/office/drawing/2016/5/14/chartex" xmlns:mc="http://schemas.openxmlformats.org/markup-compatibility/2006" xmlns:aink="http://schemas.microsoft.com/office/drawing/2016/ink" xmlns:am3d="http://schemas.microsoft.com/office/drawing/2017/model3d" xmlns:o="urn:schemas-microsoft-com:office:office" xmlns:oel="http://schemas.microsoft.com/office/2019/extlst" xmlns:r="http://schemas.openxmlformats.org/officeDocument/2006/relationships" xmlns:m="http://schemas.openxmlformats.org/officeDocument/2006/math" xmlns:v="urn:schemas-microsoft-com:vml" xmlns:wp14="http://schemas.microsoft.com/office/word/2010/wordprocessingDrawing" xmlns:wp="http://schemas.openxmlformats.org/drawingml/2006/wordprocessingDrawing" xmlns:w10="urn:schemas-microsoft-com:office:word" xmlns:w="http://schemas.openxmlformats.org/wordprocessingml/2006/main" xmlns:w14="http://schemas.microsoft.com/office/word/2010/wordml" xmlns:w15="http://schemas.microsoft.com/office/word/2012/wordml" xmlns:w16cex="http://schemas.microsoft.com/office/word/2018/wordml/cex" xmlns:w16cid="http://schemas.microsoft.com/office/word/2016/wordml/cid" xmlns:w16="http://schemas.microsoft.com/office/word/2018/wordml" xmlns:w16du="http://schemas.microsoft.com/office/word/2023/wordml/word16du" xmlns:w16sdtdh="http://schemas.microsoft.com/office/word/2020/wordml/sdtdatahash" xmlns:w16sdtfl="http://schemas.microsoft.com/office/word/2024/wordml/sdtformatlock" xmlns:w16se="http://schemas.microsoft.com/office/word/2015/wordml/symex" xmlns:wpg="http://schemas.microsoft.com/office/word/2010/wordprocessingGroup" xmlns:wpi="http://schemas.microsoft.com/office/word/2010/wordprocessingInk" xmlns:wne="http://schemas.microsoft.com/office/word/2006/wordml" xmlns:wps="http://schemas.microsoft.com/office/word/2010/wordprocessingShape" mc:Ignorable="w14 w15 w16se w16cid w16 w16cex w16sdtdh w16sdtfl w16du wp14">
+<w:hdr xmlns:wpc="http://schemas.microsoft.com/office/word/2010/wordprocessingCanvas" xmlns:cx="http://schemas.microsoft.com/office/drawing/2014/chartex" xmlns:cx1="http://schemas.microsoft.com/office/drawing/2015/9/8/chartex" xmlns:cx2="http://schemas.microsoft.com/office/drawing/2015/10/21/chartex" xmlns:cx3="http://schemas.microsoft.com/office/drawing/2016/5/9/chartex" xmlns:cx4="http://schemas.microsoft.com/office/drawing/2016/5/10/chartex" xmlns:cx5="http://schemas.microsoft.com/office/drawing/2016/5/11/chartex" xmlns:cx6="http://schemas.microsoft.com/office/drawing/2016/5/12/chartex" xmlns:cx7="http://schemas.microsoft.com/office/drawing/2016/5/13/chartex" xmlns:cx8="http://schemas.microsoft.com/office/drawing/2016/5/14/chartex" xmlns:mc="http://schemas.openxmlformats.org/markup-compatibility/2006" xmlns:aink="http://schemas.microsoft.com/office/drawing/2016/ink" xmlns:am3d="http://schemas.microsoft.com/office/drawing/2017/model3d" xmlns:o="urn:schemas-microsoft-com:office:office" xmlns:oel="http://schemas.microsoft.com/office/2019/extlst" xmlns:r="http://schemas.openxmlformats.org/officeDocument/2006/relationships" xmlns:m="http://schemas.openxmlformats.org/officeDocument/2006/math" xmlns:v="urn:schemas-microsoft-com:vml" xmlns:wp14="http://schemas.microsoft.com/office/word/2010/wordprocessingDrawing" xmlns:wp="http://schemas.openxmlformats.org/drawingml/2006/wordprocessingDrawing" xmlns:w10="urn:schemas-microsoft-com:office:word" xmlns:w="http://schemas.openxmlformats.org/wordprocessingml/2006/main" xmlns:w14="http://schemas.microsoft.com/office/word/2010/wordml" xmlns:w15="http://schemas.microsoft.com/office/word/2012/wordml" xmlns:w16cex="http://schemas.microsoft.com/office/word/2018/wordml/cex" xmlns:w16cid="http://schemas.microsoft.com/office/word/2016/wordml/cid" xmlns:w16="http://schemas.microsoft.com/office/word/2018/wordml" xmlns:w16sdtdh="http://schemas.microsoft.com/office/word/2020/wordml/sdtdatahash" xmlns:w16se="http://schemas.microsoft.com/office/word/2015/wordml/symex" xmlns:wpg="http://schemas.microsoft.com/office/word/2010/wordprocessingGroup" xmlns:wpi="http://schemas.microsoft.com/office/word/2010/wordprocessingInk" xmlns:wne="http://schemas.microsoft.com/office/word/2006/wordml" xmlns:wps="http://schemas.microsoft.com/office/word/2010/wordprocessingShape" mc:Ignorable="w14 w15 w16se w16cid w16 w16cex w16sdtdh wp14">
   <w:p>
     <w:pPr>
       <w:pStyle w:val="Header"/>
@@ -4054,7 +3970,7 @@
 </file>
 
 <file path=word/header3.xml><?xml version="1.0" encoding="utf-8"?>
-<w:hdr xmlns:wpc="http://schemas.microsoft.com/office/word/2010/wordprocessingCanvas" xmlns:cx="http://schemas.microsoft.com/office/drawing/2014/chartex" xmlns:cx1="http://schemas.microsoft.com/office/drawing/2015/9/8/chartex" xmlns:cx2="http://schemas.microsoft.com/office/drawing/2015/10/21/chartex" xmlns:cx3="http://schemas.microsoft.com/office/drawing/2016/5/9/chartex" xmlns:cx4="http://schemas.microsoft.com/office/drawing/2016/5/10/chartex" xmlns:cx5="http://schemas.microsoft.com/office/drawing/2016/5/11/chartex" xmlns:cx6="http://schemas.microsoft.com/office/drawing/2016/5/12/chartex" xmlns:cx7="http://schemas.microsoft.com/office/drawing/2016/5/13/chartex" xmlns:cx8="http://schemas.microsoft.com/office/drawing/2016/5/14/chartex" xmlns:mc="http://schemas.openxmlformats.org/markup-compatibility/2006" xmlns:aink="http://schemas.microsoft.com/office/drawing/2016/ink" xmlns:am3d="http://schemas.microsoft.com/office/drawing/2017/model3d" xmlns:o="urn:schemas-microsoft-com:office:office" xmlns:oel="http://schemas.microsoft.com/office/2019/extlst" xmlns:r="http://schemas.openxmlformats.org/officeDocument/2006/relationships" xmlns:m="http://schemas.openxmlformats.org/officeDocument/2006/math" xmlns:v="urn:schemas-microsoft-com:vml" xmlns:wp14="http://schemas.microsoft.com/office/word/2010/wordprocessingDrawing" xmlns:wp="http://schemas.openxmlformats.org/drawingml/2006/wordprocessingDrawing" xmlns:w10="urn:schemas-microsoft-com:office:word" xmlns:w="http://schemas.openxmlformats.org/wordprocessingml/2006/main" xmlns:w14="http://schemas.microsoft.com/office/word/2010/wordml" xmlns:w15="http://schemas.microsoft.com/office/word/2012/wordml" xmlns:w16cex="http://schemas.microsoft.com/office/word/2018/wordml/cex" xmlns:w16cid="http://schemas.microsoft.com/office/word/2016/wordml/cid" xmlns:w16="http://schemas.microsoft.com/office/word/2018/wordml" xmlns:w16du="http://schemas.microsoft.com/office/word/2023/wordml/word16du" xmlns:w16sdtdh="http://schemas.microsoft.com/office/word/2020/wordml/sdtdatahash" xmlns:w16sdtfl="http://schemas.microsoft.com/office/word/2024/wordml/sdtformatlock" xmlns:w16se="http://schemas.microsoft.com/office/word/2015/wordml/symex" xmlns:wpg="http://schemas.microsoft.com/office/word/2010/wordprocessingGroup" xmlns:wpi="http://schemas.microsoft.com/office/word/2010/wordprocessingInk" xmlns:wne="http://schemas.microsoft.com/office/word/2006/wordml" xmlns:wps="http://schemas.microsoft.com/office/word/2010/wordprocessingShape" mc:Ignorable="w14 w15 w16se w16cid w16 w16cex w16sdtdh w16sdtfl w16du wp14">
+<w:hdr xmlns:wpc="http://schemas.microsoft.com/office/word/2010/wordprocessingCanvas" xmlns:cx="http://schemas.microsoft.com/office/drawing/2014/chartex" xmlns:cx1="http://schemas.microsoft.com/office/drawing/2015/9/8/chartex" xmlns:cx2="http://schemas.microsoft.com/office/drawing/2015/10/21/chartex" xmlns:cx3="http://schemas.microsoft.com/office/drawing/2016/5/9/chartex" xmlns:cx4="http://schemas.microsoft.com/office/drawing/2016/5/10/chartex" xmlns:cx5="http://schemas.microsoft.com/office/drawing/2016/5/11/chartex" xmlns:cx6="http://schemas.microsoft.com/office/drawing/2016/5/12/chartex" xmlns:cx7="http://schemas.microsoft.com/office/drawing/2016/5/13/chartex" xmlns:cx8="http://schemas.microsoft.com/office/drawing/2016/5/14/chartex" xmlns:mc="http://schemas.openxmlformats.org/markup-compatibility/2006" xmlns:aink="http://schemas.microsoft.com/office/drawing/2016/ink" xmlns:am3d="http://schemas.microsoft.com/office/drawing/2017/model3d" xmlns:o="urn:schemas-microsoft-com:office:office" xmlns:oel="http://schemas.microsoft.com/office/2019/extlst" xmlns:r="http://schemas.openxmlformats.org/officeDocument/2006/relationships" xmlns:m="http://schemas.openxmlformats.org/officeDocument/2006/math" xmlns:v="urn:schemas-microsoft-com:vml" xmlns:wp14="http://schemas.microsoft.com/office/word/2010/wordprocessingDrawing" xmlns:wp="http://schemas.openxmlformats.org/drawingml/2006/wordprocessingDrawing" xmlns:w10="urn:schemas-microsoft-com:office:word" xmlns:w="http://schemas.openxmlformats.org/wordprocessingml/2006/main" xmlns:w14="http://schemas.microsoft.com/office/word/2010/wordml" xmlns:w15="http://schemas.microsoft.com/office/word/2012/wordml" xmlns:w16cex="http://schemas.microsoft.com/office/word/2018/wordml/cex" xmlns:w16cid="http://schemas.microsoft.com/office/word/2016/wordml/cid" xmlns:w16="http://schemas.microsoft.com/office/word/2018/wordml" xmlns:w16sdtdh="http://schemas.microsoft.com/office/word/2020/wordml/sdtdatahash" xmlns:w16se="http://schemas.microsoft.com/office/word/2015/wordml/symex" xmlns:wpg="http://schemas.microsoft.com/office/word/2010/wordprocessingGroup" xmlns:wpi="http://schemas.microsoft.com/office/word/2010/wordprocessingInk" xmlns:wne="http://schemas.microsoft.com/office/word/2006/wordml" xmlns:wps="http://schemas.microsoft.com/office/word/2010/wordprocessingShape" mc:Ignorable="w14 w15 w16se w16cid w16 w16cex w16sdtdh wp14">
   <w:p>
     <w:pPr>
       <w:pStyle w:val="Header"/>
@@ -4064,7 +3980,7 @@
 </file>
 
 <file path=word/numbering.xml><?xml version="1.0" encoding="utf-8"?>
-<w:numbering xmlns:wpc="http://schemas.microsoft.com/office/word/2010/wordprocessingCanvas" xmlns:cx="http://schemas.microsoft.com/office/drawing/2014/chartex" xmlns:cx1="http://schemas.microsoft.com/office/drawing/2015/9/8/chartex" xmlns:cx2="http://schemas.microsoft.com/office/drawing/2015/10/21/chartex" xmlns:cx3="http://schemas.microsoft.com/office/drawing/2016/5/9/chartex" xmlns:cx4="http://schemas.microsoft.com/office/drawing/2016/5/10/chartex" xmlns:cx5="http://schemas.microsoft.com/office/drawing/2016/5/11/chartex" xmlns:cx6="http://schemas.microsoft.com/office/drawing/2016/5/12/chartex" xmlns:cx7="http://schemas.microsoft.com/office/drawing/2016/5/13/chartex" xmlns:cx8="http://schemas.microsoft.com/office/drawing/2016/5/14/chartex" xmlns:mc="http://schemas.openxmlformats.org/markup-compatibility/2006" xmlns:aink="http://schemas.microsoft.com/office/drawing/2016/ink" xmlns:am3d="http://schemas.microsoft.com/office/drawing/2017/model3d" xmlns:o="urn:schemas-microsoft-com:office:office" xmlns:oel="http://schemas.microsoft.com/office/2019/extlst" xmlns:r="http://schemas.openxmlformats.org/officeDocument/2006/relationships" xmlns:m="http://schemas.openxmlformats.org/officeDocument/2006/math" xmlns:v="urn:schemas-microsoft-com:vml" xmlns:wp14="http://schemas.microsoft.com/office/word/2010/wordprocessingDrawing" xmlns:wp="http://schemas.openxmlformats.org/drawingml/2006/wordprocessingDrawing" xmlns:w10="urn:schemas-microsoft-com:office:word" xmlns:w="http://schemas.openxmlformats.org/wordprocessingml/2006/main" xmlns:w14="http://schemas.microsoft.com/office/word/2010/wordml" xmlns:w15="http://schemas.microsoft.com/office/word/2012/wordml" xmlns:w16cex="http://schemas.microsoft.com/office/word/2018/wordml/cex" xmlns:w16cid="http://schemas.microsoft.com/office/word/2016/wordml/cid" xmlns:w16="http://schemas.microsoft.com/office/word/2018/wordml" xmlns:w16du="http://schemas.microsoft.com/office/word/2023/wordml/word16du" xmlns:w16sdtdh="http://schemas.microsoft.com/office/word/2020/wordml/sdtdatahash" xmlns:w16sdtfl="http://schemas.microsoft.com/office/word/2024/wordml/sdtformatlock" xmlns:w16se="http://schemas.microsoft.com/office/word/2015/wordml/symex" xmlns:wpg="http://schemas.microsoft.com/office/word/2010/wordprocessingGroup" xmlns:wpi="http://schemas.microsoft.com/office/word/2010/wordprocessingInk" xmlns:wne="http://schemas.microsoft.com/office/word/2006/wordml" xmlns:wps="http://schemas.microsoft.com/office/word/2010/wordprocessingShape" mc:Ignorable="w14 w15 w16se w16cid w16 w16cex w16sdtdh w16sdtfl w16du wp14">
+<w:numbering xmlns:wpc="http://schemas.microsoft.com/office/word/2010/wordprocessingCanvas" xmlns:cx="http://schemas.microsoft.com/office/drawing/2014/chartex" xmlns:cx1="http://schemas.microsoft.com/office/drawing/2015/9/8/chartex" xmlns:cx2="http://schemas.microsoft.com/office/drawing/2015/10/21/chartex" xmlns:cx3="http://schemas.microsoft.com/office/drawing/2016/5/9/chartex" xmlns:cx4="http://schemas.microsoft.com/office/drawing/2016/5/10/chartex" xmlns:cx5="http://schemas.microsoft.com/office/drawing/2016/5/11/chartex" xmlns:cx6="http://schemas.microsoft.com/office/drawing/2016/5/12/chartex" xmlns:cx7="http://schemas.microsoft.com/office/drawing/2016/5/13/chartex" xmlns:cx8="http://schemas.microsoft.com/office/drawing/2016/5/14/chartex" xmlns:mc="http://schemas.openxmlformats.org/markup-compatibility/2006" xmlns:aink="http://schemas.microsoft.com/office/drawing/2016/ink" xmlns:am3d="http://schemas.microsoft.com/office/drawing/2017/model3d" xmlns:o="urn:schemas-microsoft-com:office:office" xmlns:oel="http://schemas.microsoft.com/office/2019/extlst" xmlns:r="http://schemas.openxmlformats.org/officeDocument/2006/relationships" xmlns:m="http://schemas.openxmlformats.org/officeDocument/2006/math" xmlns:v="urn:schemas-microsoft-com:vml" xmlns:wp14="http://schemas.microsoft.com/office/word/2010/wordprocessingDrawing" xmlns:wp="http://schemas.openxmlformats.org/drawingml/2006/wordprocessingDrawing" xmlns:w10="urn:schemas-microsoft-com:office:word" xmlns:w="http://schemas.openxmlformats.org/wordprocessingml/2006/main" xmlns:w14="http://schemas.microsoft.com/office/word/2010/wordml" xmlns:w15="http://schemas.microsoft.com/office/word/2012/wordml" xmlns:w16cex="http://schemas.microsoft.com/office/word/2018/wordml/cex" xmlns:w16cid="http://schemas.microsoft.com/office/word/2016/wordml/cid" xmlns:w16="http://schemas.microsoft.com/office/word/2018/wordml" xmlns:w16sdtdh="http://schemas.microsoft.com/office/word/2020/wordml/sdtdatahash" xmlns:w16se="http://schemas.microsoft.com/office/word/2015/wordml/symex" xmlns:wpg="http://schemas.microsoft.com/office/word/2010/wordprocessingGroup" xmlns:wpi="http://schemas.microsoft.com/office/word/2010/wordprocessingInk" xmlns:wne="http://schemas.microsoft.com/office/word/2006/wordml" xmlns:wps="http://schemas.microsoft.com/office/word/2010/wordprocessingShape" mc:Ignorable="w14 w15 w16se w16cid w16 w16cex w16sdtdh wp14">
   <w:abstractNum w:abstractNumId="0" w15:restartNumberingAfterBreak="0">
     <w:nsid w:val="050A7406"/>
     <w:multiLevelType w:val="hybridMultilevel"/>
@@ -4393,7 +4309,7 @@
 </file>
 
 <file path=word/styles.xml><?xml version="1.0" encoding="utf-8"?>
-<w:styles xmlns:mc="http://schemas.openxmlformats.org/markup-compatibility/2006" xmlns:r="http://schemas.openxmlformats.org/officeDocument/2006/relationships" xmlns:w="http://schemas.openxmlformats.org/wordprocessingml/2006/main" xmlns:w14="http://schemas.microsoft.com/office/word/2010/wordml" xmlns:w15="http://schemas.microsoft.com/office/word/2012/wordml" xmlns:w16cex="http://schemas.microsoft.com/office/word/2018/wordml/cex" xmlns:w16cid="http://schemas.microsoft.com/office/word/2016/wordml/cid" xmlns:w16="http://schemas.microsoft.com/office/word/2018/wordml" xmlns:w16du="http://schemas.microsoft.com/office/word/2023/wordml/word16du" xmlns:w16sdtdh="http://schemas.microsoft.com/office/word/2020/wordml/sdtdatahash" xmlns:w16sdtfl="http://schemas.microsoft.com/office/word/2024/wordml/sdtformatlock" xmlns:w16se="http://schemas.microsoft.com/office/word/2015/wordml/symex" mc:Ignorable="w14 w15 w16se w16cid w16 w16cex w16sdtdh w16sdtfl w16du">
+<w:styles xmlns:mc="http://schemas.openxmlformats.org/markup-compatibility/2006" xmlns:r="http://schemas.openxmlformats.org/officeDocument/2006/relationships" xmlns:w="http://schemas.openxmlformats.org/wordprocessingml/2006/main" xmlns:w14="http://schemas.microsoft.com/office/word/2010/wordml" xmlns:w15="http://schemas.microsoft.com/office/word/2012/wordml" xmlns:w16cex="http://schemas.microsoft.com/office/word/2018/wordml/cex" xmlns:w16cid="http://schemas.microsoft.com/office/word/2016/wordml/cid" xmlns:w16="http://schemas.microsoft.com/office/word/2018/wordml" xmlns:w16sdtdh="http://schemas.microsoft.com/office/word/2020/wordml/sdtdatahash" xmlns:w16se="http://schemas.microsoft.com/office/word/2015/wordml/symex" mc:Ignorable="w14 w15 w16se w16cid w16 w16cex w16sdtdh">
   <w:docDefaults>
     <w:rPrDefault>
       <w:rPr>
@@ -5851,6 +5767,31 @@
 </file>
 
 <file path=customXml/item1.xml><?xml version="1.0" encoding="utf-8"?>
+<?mso-contentType ?>
+<FormTemplates xmlns="http://schemas.microsoft.com/sharepoint/v3/contenttype/forms">
+  <Display>DocumentLibraryForm</Display>
+  <Edit>DocumentLibraryForm</Edit>
+  <New>DocumentLibraryForm</New>
+</FormTemplates>
+</file>
+
+<file path=customXml/item2.xml><?xml version="1.0" encoding="utf-8"?>
+<b:Sources xmlns:b="http://schemas.openxmlformats.org/officeDocument/2006/bibliography" xmlns="http://schemas.openxmlformats.org/officeDocument/2006/bibliography" SelectedStyle="\APASixthEditionOfficeOnline.xsl" StyleName="APA" Version="6"/>
+</file>
+
+<file path=customXml/item3.xml><?xml version="1.0" encoding="utf-8"?>
+<p:properties xmlns:p="http://schemas.microsoft.com/office/2006/metadata/properties" xmlns:xsi="http://www.w3.org/2001/XMLSchema-instance" xmlns:pc="http://schemas.microsoft.com/office/infopath/2007/PartnerControls">
+  <documentManagement>
+    <_ip_UnifiedCompliancePolicyUIAction xmlns="http://schemas.microsoft.com/sharepoint/v3" xsi:nil="true"/>
+    <_ip_UnifiedCompliancePolicyProperties xmlns="http://schemas.microsoft.com/sharepoint/v3" xsi:nil="true"/>
+    <lcf76f155ced4ddcb4097134ff3c332f xmlns="7fe94300-ae1f-432c-a0c7-c92276cd6b11">
+      <Terms xmlns="http://schemas.microsoft.com/office/infopath/2007/PartnerControls"/>
+    </lcf76f155ced4ddcb4097134ff3c332f>
+  </documentManagement>
+</p:properties>
+</file>
+
+<file path=customXml/item4.xml><?xml version="1.0" encoding="utf-8"?>
 <ct:contentTypeSchema xmlns:ct="http://schemas.microsoft.com/office/2006/metadata/contentType" xmlns:ma="http://schemas.microsoft.com/office/2006/metadata/properties/metaAttributes" ct:_="" ma:_="" ma:contentTypeName="Document" ma:contentTypeID="0x0101004BD510331387CA4882261A26C07E9FC6" ma:contentTypeVersion="11" ma:contentTypeDescription="Create a new document." ma:contentTypeScope="" ma:versionID="1943df76117f3afec0c5c5195bd08355">
   <xsd:schema xmlns:xsd="http://www.w3.org/2001/XMLSchema" xmlns:xs="http://www.w3.org/2001/XMLSchema" xmlns:p="http://schemas.microsoft.com/office/2006/metadata/properties" xmlns:ns1="http://schemas.microsoft.com/sharepoint/v3" xmlns:ns2="7fe94300-ae1f-432c-a0c7-c92276cd6b11" targetNamespace="http://schemas.microsoft.com/office/2006/metadata/properties" ma:root="true" ma:fieldsID="555aa729886cb534cd210f418167216b" ns1:_="" ns2:_="">
     <xsd:import namespace="http://schemas.microsoft.com/sharepoint/v3"/>
@@ -6039,32 +5980,34 @@
 </ct:contentTypeSchema>
 </file>
 
-<file path=customXml/item2.xml><?xml version="1.0" encoding="utf-8"?>
-<?mso-contentType ?>
-<FormTemplates xmlns="http://schemas.microsoft.com/sharepoint/v3/contenttype/forms">
-  <Display>DocumentLibraryForm</Display>
-  <Edit>DocumentLibraryForm</Edit>
-  <New>DocumentLibraryForm</New>
-</FormTemplates>
+<file path=customXml/itemProps1.xml><?xml version="1.0" encoding="utf-8"?>
+<ds:datastoreItem xmlns:ds="http://schemas.openxmlformats.org/officeDocument/2006/customXml" ds:itemID="{1ACCD1CC-0EC1-4B1F-93F5-AF4A231D01D5}">
+  <ds:schemaRefs>
+    <ds:schemaRef ds:uri="http://schemas.microsoft.com/sharepoint/v3/contenttype/forms"/>
+  </ds:schemaRefs>
+</ds:datastoreItem>
 </file>
 
-<file path=customXml/item3.xml><?xml version="1.0" encoding="utf-8"?>
-<b:Sources xmlns:b="http://schemas.openxmlformats.org/officeDocument/2006/bibliography" xmlns="http://schemas.openxmlformats.org/officeDocument/2006/bibliography" SelectedStyle="\APASixthEditionOfficeOnline.xsl" StyleName="APA" Version="6"/>
+<file path=customXml/itemProps2.xml><?xml version="1.0" encoding="utf-8"?>
+<ds:datastoreItem xmlns:ds="http://schemas.openxmlformats.org/officeDocument/2006/customXml" ds:itemID="{376F12BC-4729-4247-B4DF-BBCADFB47336}">
+  <ds:schemaRefs>
+    <ds:schemaRef ds:uri="http://schemas.openxmlformats.org/officeDocument/2006/bibliography"/>
+  </ds:schemaRefs>
+</ds:datastoreItem>
 </file>
 
-<file path=customXml/item4.xml><?xml version="1.0" encoding="utf-8"?>
-<p:properties xmlns:p="http://schemas.microsoft.com/office/2006/metadata/properties" xmlns:xsi="http://www.w3.org/2001/XMLSchema-instance" xmlns:pc="http://schemas.microsoft.com/office/infopath/2007/PartnerControls">
-  <documentManagement>
-    <_ip_UnifiedCompliancePolicyUIAction xmlns="http://schemas.microsoft.com/sharepoint/v3" xsi:nil="true"/>
-    <_ip_UnifiedCompliancePolicyProperties xmlns="http://schemas.microsoft.com/sharepoint/v3" xsi:nil="true"/>
-    <lcf76f155ced4ddcb4097134ff3c332f xmlns="7fe94300-ae1f-432c-a0c7-c92276cd6b11">
-      <Terms xmlns="http://schemas.microsoft.com/office/infopath/2007/PartnerControls"/>
-    </lcf76f155ced4ddcb4097134ff3c332f>
-  </documentManagement>
-</p:properties>
+<file path=customXml/itemProps3.xml><?xml version="1.0" encoding="utf-8"?>
+<ds:datastoreItem xmlns:ds="http://schemas.openxmlformats.org/officeDocument/2006/customXml" ds:itemID="{3B1B371B-6DC3-44F9-B750-4DBBC266D900}">
+  <ds:schemaRefs>
+    <ds:schemaRef ds:uri="http://schemas.microsoft.com/office/2006/metadata/properties"/>
+    <ds:schemaRef ds:uri="http://schemas.microsoft.com/office/infopath/2007/PartnerControls"/>
+    <ds:schemaRef ds:uri="http://schemas.microsoft.com/sharepoint/v3"/>
+    <ds:schemaRef ds:uri="7fe94300-ae1f-432c-a0c7-c92276cd6b11"/>
+  </ds:schemaRefs>
+</ds:datastoreItem>
 </file>
 
-<file path=customXml/itemProps1.xml><?xml version="1.0" encoding="utf-8"?>
+<file path=customXml/itemProps4.xml><?xml version="1.0" encoding="utf-8"?>
 <ds:datastoreItem xmlns:ds="http://schemas.openxmlformats.org/officeDocument/2006/customXml" ds:itemID="{87235E95-322F-4025-A5D5-D740B1531764}">
   <ds:schemaRefs>
     <ds:schemaRef ds:uri="http://schemas.microsoft.com/office/2006/metadata/contentType"/>
@@ -6083,33 +6026,6 @@
 </ds:datastoreItem>
 </file>
 
-<file path=customXml/itemProps2.xml><?xml version="1.0" encoding="utf-8"?>
-<ds:datastoreItem xmlns:ds="http://schemas.openxmlformats.org/officeDocument/2006/customXml" ds:itemID="{1ACCD1CC-0EC1-4B1F-93F5-AF4A231D01D5}">
-  <ds:schemaRefs>
-    <ds:schemaRef ds:uri="http://schemas.microsoft.com/sharepoint/v3/contenttype/forms"/>
-  </ds:schemaRefs>
-</ds:datastoreItem>
-</file>
-
-<file path=customXml/itemProps3.xml><?xml version="1.0" encoding="utf-8"?>
-<ds:datastoreItem xmlns:ds="http://schemas.openxmlformats.org/officeDocument/2006/customXml" ds:itemID="{376F12BC-4729-4247-B4DF-BBCADFB47336}">
-  <ds:schemaRefs>
-    <ds:schemaRef ds:uri="http://schemas.openxmlformats.org/officeDocument/2006/bibliography"/>
-  </ds:schemaRefs>
-</ds:datastoreItem>
-</file>
-
-<file path=customXml/itemProps4.xml><?xml version="1.0" encoding="utf-8"?>
-<ds:datastoreItem xmlns:ds="http://schemas.openxmlformats.org/officeDocument/2006/customXml" ds:itemID="{3B1B371B-6DC3-44F9-B750-4DBBC266D900}">
-  <ds:schemaRefs>
-    <ds:schemaRef ds:uri="http://schemas.microsoft.com/office/2006/metadata/properties"/>
-    <ds:schemaRef ds:uri="http://schemas.microsoft.com/office/infopath/2007/PartnerControls"/>
-    <ds:schemaRef ds:uri="http://schemas.microsoft.com/sharepoint/v3"/>
-    <ds:schemaRef ds:uri="7fe94300-ae1f-432c-a0c7-c92276cd6b11"/>
-  </ds:schemaRefs>
-</ds:datastoreItem>
-</file>
-
 <file path=docMetadata/LabelInfo.xml><?xml version="1.0" encoding="utf-8"?>
 <clbl:labelList xmlns:clbl="http://schemas.microsoft.com/office/2020/mipLabelMetadata">
   <clbl:label id="{93a13704-be5e-4c4e-997b-ac174f3dc22e}" enabled="1" method="Privileged" siteId="{0ad5298e-296d-45ab-a446-c0d364c5b18b}" removed="0"/>

--- a/backend/src/assets/legal-templates/A0.docx
+++ b/backend/src/assets/legal-templates/A0.docx
@@ -3390,7 +3390,7 @@
           <w:szCs w:val="32"/>
           <w:u w:val="dotted"/>
         </w:rPr>
-        <w:t>{{org_officer.firstName}}</w:t>
+        <w:t>{{printedBy}}</w:t>
       </w:r>
       <w:proofErr w:type="spellStart"/>
       <w:r>
@@ -3427,7 +3427,7 @@
           <w:sz w:val="32"/>
           <w:szCs w:val="32"/>
         </w:rPr>
-        <w:t xml:space="preserve"> </w:t>
+        <w:t xml:space="preserve"/>
       </w:r>
       <w:r>
         <w:rPr>
@@ -3436,7 +3436,7 @@
           <w:szCs w:val="32"/>
           <w:u w:val="dotted"/>
         </w:rPr>
-        <w:t>{{org_officer.lastName}}</w:t>
+        <w:t/>
       </w:r>
       <w:proofErr w:type="spellStart"/>
       <w:r>
